--- a/entrega/Planificacion_DevOps_Dojo_Miguel_Guzman.docx
+++ b/entrega/Planificacion_DevOps_Dojo_Miguel_Guzman.docx
@@ -62,7 +62,7 @@
           <w:sz w:val="26"/>
           <w:szCs w:val="26"/>
         </w:rPr>
-        <w:t xml:space="preserve">Propuesta de implementación de un DevOps Dojo para mejorar el desarrollo y la entrega de software</w:t>
+        <w:t xml:space="preserve">DevOps Dojo orientado a la escalabilidad: de 10 servidores fijos a Kubernetes con autoescalado para una aplicación Laravel con MongoDB</w:t>
       </w:r>
     </w:p>
     <w:p>
@@ -165,7 +165,7 @@
           <w:b w:val="false"/>
           <w:bCs w:val="false"/>
         </w:rPr>
-        <w:t xml:space="preserve">1.1. Contexto de la organización</w:t>
+        <w:t xml:space="preserve">1.1. Contexto de la organización y reto del Dojo</w:t>
       </w:r>
       <w:r>
         <w:t xml:space="preserve">	1</w:t>
@@ -187,7 +187,7 @@
         <w:t xml:space="preserve">2. Ejercicio 1. Objetivos del DevOps Dojo</w:t>
       </w:r>
       <w:r>
-        <w:t xml:space="preserve">	1</w:t>
+        <w:t xml:space="preserve">	2</w:t>
       </w:r>
     </w:p>
     <w:p>
@@ -206,7 +206,7 @@
         <w:t xml:space="preserve">3. Ejercicio 1. Beneficios esperados</w:t>
       </w:r>
       <w:r>
-        <w:t xml:space="preserve">	2</w:t>
+        <w:t xml:space="preserve">	3</w:t>
       </w:r>
     </w:p>
     <w:p>
@@ -320,7 +320,7 @@
         <w:t xml:space="preserve">9. Conclusiones</w:t>
       </w:r>
       <w:r>
-        <w:t xml:space="preserve">	9</w:t>
+        <w:t xml:space="preserve">	10</w:t>
       </w:r>
     </w:p>
     <w:p>
@@ -371,7 +371,27 @@
         <w:jc w:val="both"/>
       </w:pPr>
       <w:r>
-        <w:t xml:space="preserve">Las organizaciones necesitan desarrollar, probar, desplegar y mantener aplicaciones de forma rápida, segura y confiable. Cuando los equipos de desarrollo, operaciones, calidad y seguridad trabajan de forma aislada, aparecen retrasos, despliegues fallidos, duplicación de esfuerzos y dificultades para resolver incidencias. La cultura DevOps propone integrar a estos equipos mediante la colaboración, la automatización, la medición y la mejora continua, entendiendo que no basta con adoptar herramientas: es necesario cambiar la forma en que las personas trabajan (Kim et al., 2016).</w:t>
+        <w:t xml:space="preserve">La cultura DevOps busca que los equipos de desarrollo, operaciones, bases de datos, calidad y seguridad compartan la responsabilidad del servicio y mejoren continuamente mediante la colaboración, la automatización y la medición (Kim et al., 2016). Un </w:t>
+      </w:r>
+      <w:r>
+        <w:rPr>
+          <w:b/>
+          <w:bCs/>
+        </w:rPr>
+        <w:t xml:space="preserve">DevOps Dojo</w:t>
+      </w:r>
+      <w:r>
+        <w:t xml:space="preserve"> es un entorno de aprendizaje inmersivo en el que los equipos adquieren estas competencias trabajando sobre un </w:t>
+      </w:r>
+      <w:r>
+        <w:rPr>
+          <w:b/>
+          <w:bCs/>
+        </w:rPr>
+        <w:t xml:space="preserve">reto real de su propio producto</w:t>
+      </w:r>
+      <w:r>
+        <w:t xml:space="preserve">, guiados por mentores y sin poner en riesgo la producción (Microsoft, 2021, s. f.).</w:t>
       </w:r>
     </w:p>
     <w:p>
@@ -380,17 +400,7 @@
         <w:jc w:val="both"/>
       </w:pPr>
       <w:r>
-        <w:t xml:space="preserve">Un </w:t>
-      </w:r>
-      <w:r>
-        <w:rPr>
-          <w:b/>
-          <w:bCs/>
-        </w:rPr>
-        <w:t xml:space="preserve">DevOps Dojo</w:t>
-      </w:r>
-      <w:r>
-        <w:t xml:space="preserve"> es un entorno de aprendizaje inmersivo en el que los equipos adquieren competencias resolviendo problemas reales o simulados, acompañados por mentores y sin poner en riesgo los sistemas de producción (Microsoft, s. f.). Este documento planifica un Dojo de 12 semanas para una organización ficticia, apoyándose en las capacidades técnicas y culturales que, según la investigación de DORA, se relacionan con un mejor rendimiento en la entrega de software (DORA, s. f.-b; Forsgren et al., 2018).</w:t>
+        <w:t xml:space="preserve">Este documento planifica un Dojo de 12 semanas para una organización ficticia cuya aplicación se cae al superar los 5 000 usuarios concurrentes. No es un proyecto de migración tradicional: el equipo aprende a diagnosticar, optimizar y operar la aplicación en Kubernetes, de modo que la solución y las competencias permanezcan en la organización (DORA, s. f.; Forsgren et al., 2018).</w:t>
       </w:r>
     </w:p>
     <w:p>
@@ -398,7 +408,7 @@
         <w:pStyle w:val="Heading2"/>
       </w:pPr>
       <w:r>
-        <w:t xml:space="preserve">1.1. Contexto de la organización</w:t>
+        <w:t xml:space="preserve">1.1. Contexto de la organización y reto del Dojo</w:t>
       </w:r>
     </w:p>
     <w:p>
@@ -414,7 +424,57 @@
         <w:t xml:space="preserve">NovaSoft Soluciones</w:t>
       </w:r>
       <w:r>
-        <w:t xml:space="preserve"> (organización ficticia) es una empresa de 120 empleados que desarrolla y opera un portal web de autoservicio para clientes, construido en PHP con base de datos MySQL. Su </w:t>
+        <w:t xml:space="preserve"> (organización ficticia, 120 empleados) opera un portal de autoservicio para clientes desarrollado en </w:t>
+      </w:r>
+      <w:r>
+        <w:rPr>
+          <w:b/>
+          <w:bCs/>
+        </w:rPr>
+        <w:t xml:space="preserve">Laravel</w:t>
+      </w:r>
+      <w:r>
+        <w:t xml:space="preserve">, desplegado en </w:t>
+      </w:r>
+      <w:r>
+        <w:rPr>
+          <w:b/>
+          <w:bCs/>
+        </w:rPr>
+        <w:t xml:space="preserve">10 servidores virtuales</w:t>
+      </w:r>
+      <w:r>
+        <w:t xml:space="preserve"> (4 vCPU y 8 GB cada uno) con PHP-FPM detrás de un </w:t>
+      </w:r>
+      <w:r>
+        <w:rPr>
+          <w:b/>
+          <w:bCs/>
+        </w:rPr>
+        <w:t xml:space="preserve">balanceador Nginx</w:t>
+      </w:r>
+      <w:r>
+        <w:t xml:space="preserve">, y con una base de datos </w:t>
+      </w:r>
+      <w:r>
+        <w:rPr>
+          <w:b/>
+          <w:bCs/>
+        </w:rPr>
+        <w:t xml:space="preserve">MongoDB en replica set</w:t>
+      </w:r>
+      <w:r>
+        <w:t xml:space="preserve"> de tres nodos (MongoDB, s. f.). En los picos de quincena y fin de mes el portal alcanza unos </w:t>
+      </w:r>
+      <w:r>
+        <w:rPr>
+          <w:b/>
+          <w:bCs/>
+        </w:rPr>
+        <w:t xml:space="preserve">5 000 usuarios concurrentes</w:t>
+      </w:r>
+      <w:r>
+        <w:t xml:space="preserve">; por encima de ese umbral los servidores se saturan de CPU, el nodo primario de MongoDB agota su memoria y se reinicia, y el servicio se interrumpe. El </w:t>
       </w:r>
       <w:r>
         <w:rPr>
@@ -424,7 +484,7 @@
         <w:t xml:space="preserve">objetivo estratégico para 2027</w:t>
       </w:r>
       <w:r>
-        <w:t xml:space="preserve"> es lanzar nuevas funcionalidades cada dos semanas y reducir las incidencias que afectan a los clientes. El diagnóstico previo, basado en las ocho semanas anteriores, muestra la siguiente situación:</w:t>
+        <w:t xml:space="preserve"> es soportar una campaña comercial que duplicará la demanda (10 000 usuarios concurrentes) con una disponibilidad del 99,9 %.</w:t>
       </w:r>
     </w:p>
     <w:tbl>
@@ -440,9 +500,9 @@
         </w:tblBorders>
       </w:tblPr>
       <w:tblGrid>
-        <w:gridCol w:w="3600"/>
-        <w:gridCol w:w="1100"/>
-        <w:gridCol w:w="4370"/>
+        <w:gridCol w:w="3350"/>
+        <w:gridCol w:w="1500"/>
+        <w:gridCol w:w="4220"/>
       </w:tblGrid>
       <w:tr>
         <w:trPr>
@@ -450,7 +510,7 @@
         </w:trPr>
         <w:tc>
           <w:tcPr>
-            <w:tcW w:type="dxa" w:w="3600"/>
+            <w:tcW w:type="dxa" w:w="3350"/>
             <w:tcBorders>
               <w:top w:val="single" w:color="8EA9C1" w:sz="4"/>
               <w:left w:val="single" w:color="8EA9C1" w:sz="4"/>
@@ -479,13 +539,13 @@
                 <w:sz w:val="18"/>
                 <w:szCs w:val="18"/>
               </w:rPr>
-              <w:t xml:space="preserve">Indicador actual (línea base preliminar)</w:t>
-            </w:r>
-          </w:p>
-        </w:tc>
-        <w:tc>
-          <w:tcPr>
-            <w:tcW w:type="dxa" w:w="1100"/>
+              <w:t xml:space="preserve">Indicador en el pico (línea base preliminar)</w:t>
+            </w:r>
+          </w:p>
+        </w:tc>
+        <w:tc>
+          <w:tcPr>
+            <w:tcW w:type="dxa" w:w="1500"/>
             <w:tcBorders>
               <w:top w:val="single" w:color="8EA9C1" w:sz="4"/>
               <w:left w:val="single" w:color="8EA9C1" w:sz="4"/>
@@ -520,7 +580,7 @@
         </w:tc>
         <w:tc>
           <w:tcPr>
-            <w:tcW w:type="dxa" w:w="4370"/>
+            <w:tcW w:type="dxa" w:w="4220"/>
             <w:tcBorders>
               <w:top w:val="single" w:color="8EA9C1" w:sz="4"/>
               <w:left w:val="single" w:color="8EA9C1" w:sz="4"/>
@@ -549,7 +609,7 @@
                 <w:sz w:val="18"/>
                 <w:szCs w:val="18"/>
               </w:rPr>
-              <w:t xml:space="preserve">Problema asociado</w:t>
+              <w:t xml:space="preserve">Causa probable observada</w:t>
             </w:r>
           </w:p>
         </w:tc>
@@ -560,94 +620,94 @@
         </w:trPr>
         <w:tc>
           <w:tcPr>
-            <w:tcW w:type="dxa" w:w="3600"/>
-            <w:tcBorders>
-              <w:top w:val="single" w:color="8EA9C1" w:sz="4"/>
-              <w:left w:val="single" w:color="8EA9C1" w:sz="4"/>
-              <w:bottom w:val="single" w:color="8EA9C1" w:sz="4"/>
-              <w:right w:val="single" w:color="8EA9C1" w:sz="4"/>
-            </w:tcBorders>
-            <w:tcMar>
-              <w:top w:type="dxa" w:w="50"/>
-              <w:left w:type="dxa" w:w="80"/>
-              <w:bottom w:type="dxa" w:w="50"/>
-              <w:right w:type="dxa" w:w="80"/>
-            </w:tcMar>
-            <w:vAlign w:val="top"/>
-          </w:tcPr>
-          <w:p>
-            <w:pPr>
-              <w:spacing w:after="0" w:before="0" w:line="240"/>
-              <w:jc w:val="left"/>
-            </w:pPr>
-            <w:r>
-              <w:rPr>
-                <w:sz w:val="18"/>
-                <w:szCs w:val="18"/>
-              </w:rPr>
-              <w:t xml:space="preserve">Mediana del tiempo de despliegue en pruebas</w:t>
-            </w:r>
-          </w:p>
-        </w:tc>
-        <w:tc>
-          <w:tcPr>
-            <w:tcW w:type="dxa" w:w="1100"/>
-            <w:tcBorders>
-              <w:top w:val="single" w:color="8EA9C1" w:sz="4"/>
-              <w:left w:val="single" w:color="8EA9C1" w:sz="4"/>
-              <w:bottom w:val="single" w:color="8EA9C1" w:sz="4"/>
-              <w:right w:val="single" w:color="8EA9C1" w:sz="4"/>
-            </w:tcBorders>
-            <w:tcMar>
-              <w:top w:type="dxa" w:w="50"/>
-              <w:left w:type="dxa" w:w="80"/>
-              <w:bottom w:type="dxa" w:w="50"/>
-              <w:right w:type="dxa" w:w="80"/>
-            </w:tcMar>
-            <w:vAlign w:val="top"/>
-          </w:tcPr>
-          <w:p>
-            <w:pPr>
-              <w:spacing w:after="0" w:before="0" w:line="240"/>
-              <w:jc w:val="left"/>
-            </w:pPr>
-            <w:r>
-              <w:rPr>
-                <w:sz w:val="18"/>
-                <w:szCs w:val="18"/>
-              </w:rPr>
-              <w:t xml:space="preserve">180 min</w:t>
-            </w:r>
-          </w:p>
-        </w:tc>
-        <w:tc>
-          <w:tcPr>
-            <w:tcW w:type="dxa" w:w="4370"/>
-            <w:tcBorders>
-              <w:top w:val="single" w:color="8EA9C1" w:sz="4"/>
-              <w:left w:val="single" w:color="8EA9C1" w:sz="4"/>
-              <w:bottom w:val="single" w:color="8EA9C1" w:sz="4"/>
-              <w:right w:val="single" w:color="8EA9C1" w:sz="4"/>
-            </w:tcBorders>
-            <w:tcMar>
-              <w:top w:type="dxa" w:w="50"/>
-              <w:left w:type="dxa" w:w="80"/>
-              <w:bottom w:type="dxa" w:w="50"/>
-              <w:right w:type="dxa" w:w="80"/>
-            </w:tcMar>
-            <w:vAlign w:val="top"/>
-          </w:tcPr>
-          <w:p>
-            <w:pPr>
-              <w:spacing w:after="0" w:before="0" w:line="240"/>
-              <w:jc w:val="left"/>
-            </w:pPr>
-            <w:r>
-              <w:rPr>
-                <w:sz w:val="18"/>
-                <w:szCs w:val="18"/>
-              </w:rPr>
-              <w:t xml:space="preserve">Despliegue manual con 25 pasos documentados en una hoja de cálculo.</w:t>
+            <w:tcW w:type="dxa" w:w="3350"/>
+            <w:tcBorders>
+              <w:top w:val="single" w:color="8EA9C1" w:sz="4"/>
+              <w:left w:val="single" w:color="8EA9C1" w:sz="4"/>
+              <w:bottom w:val="single" w:color="8EA9C1" w:sz="4"/>
+              <w:right w:val="single" w:color="8EA9C1" w:sz="4"/>
+            </w:tcBorders>
+            <w:tcMar>
+              <w:top w:type="dxa" w:w="50"/>
+              <w:left w:type="dxa" w:w="80"/>
+              <w:bottom w:type="dxa" w:w="50"/>
+              <w:right w:type="dxa" w:w="80"/>
+            </w:tcMar>
+            <w:vAlign w:val="top"/>
+          </w:tcPr>
+          <w:p>
+            <w:pPr>
+              <w:spacing w:after="0" w:before="0" w:line="240"/>
+              <w:jc w:val="left"/>
+            </w:pPr>
+            <w:r>
+              <w:rPr>
+                <w:sz w:val="18"/>
+                <w:szCs w:val="18"/>
+              </w:rPr>
+              <w:t xml:space="preserve">Punto de quiebre de la aplicación</w:t>
+            </w:r>
+          </w:p>
+        </w:tc>
+        <w:tc>
+          <w:tcPr>
+            <w:tcW w:type="dxa" w:w="1500"/>
+            <w:tcBorders>
+              <w:top w:val="single" w:color="8EA9C1" w:sz="4"/>
+              <w:left w:val="single" w:color="8EA9C1" w:sz="4"/>
+              <w:bottom w:val="single" w:color="8EA9C1" w:sz="4"/>
+              <w:right w:val="single" w:color="8EA9C1" w:sz="4"/>
+            </w:tcBorders>
+            <w:tcMar>
+              <w:top w:type="dxa" w:w="50"/>
+              <w:left w:type="dxa" w:w="80"/>
+              <w:bottom w:type="dxa" w:w="50"/>
+              <w:right w:type="dxa" w:w="80"/>
+            </w:tcMar>
+            <w:vAlign w:val="top"/>
+          </w:tcPr>
+          <w:p>
+            <w:pPr>
+              <w:spacing w:after="0" w:before="0" w:line="240"/>
+              <w:jc w:val="left"/>
+            </w:pPr>
+            <w:r>
+              <w:rPr>
+                <w:sz w:val="18"/>
+                <w:szCs w:val="18"/>
+              </w:rPr>
+              <w:t xml:space="preserve">≈ 5 000 usuarios</w:t>
+            </w:r>
+          </w:p>
+        </w:tc>
+        <w:tc>
+          <w:tcPr>
+            <w:tcW w:type="dxa" w:w="4220"/>
+            <w:tcBorders>
+              <w:top w:val="single" w:color="8EA9C1" w:sz="4"/>
+              <w:left w:val="single" w:color="8EA9C1" w:sz="4"/>
+              <w:bottom w:val="single" w:color="8EA9C1" w:sz="4"/>
+              <w:right w:val="single" w:color="8EA9C1" w:sz="4"/>
+            </w:tcBorders>
+            <w:tcMar>
+              <w:top w:type="dxa" w:w="50"/>
+              <w:left w:type="dxa" w:w="80"/>
+              <w:bottom w:type="dxa" w:w="50"/>
+              <w:right w:type="dxa" w:w="80"/>
+            </w:tcMar>
+            <w:vAlign w:val="top"/>
+          </w:tcPr>
+          <w:p>
+            <w:pPr>
+              <w:spacing w:after="0" w:before="0" w:line="240"/>
+              <w:jc w:val="left"/>
+            </w:pPr>
+            <w:r>
+              <w:rPr>
+                <w:sz w:val="18"/>
+                <w:szCs w:val="18"/>
+              </w:rPr>
+              <w:t xml:space="preserve">Capacidad fija: 10 nodos que no pueden crecer de forma automática.</w:t>
             </w:r>
           </w:p>
         </w:tc>
@@ -658,7 +718,7 @@
         </w:trPr>
         <w:tc>
           <w:tcPr>
-            <w:tcW w:type="dxa" w:w="3600"/>
+            <w:tcW w:type="dxa" w:w="3350"/>
             <w:tcBorders>
               <w:top w:val="single" w:color="8EA9C1" w:sz="4"/>
               <w:left w:val="single" w:color="8EA9C1" w:sz="4"/>
@@ -684,29 +744,13 @@
                 <w:sz w:val="18"/>
                 <w:szCs w:val="18"/>
               </w:rPr>
-              <w:t xml:space="preserve">Tiempo de entrega de cambios (</w:t>
-            </w:r>
-            <w:r>
-              <w:rPr>
-                <w:i/>
-                <w:iCs/>
-                <w:sz w:val="18"/>
-                <w:szCs w:val="18"/>
-              </w:rPr>
-              <w:t xml:space="preserve">commit</w:t>
-            </w:r>
-            <w:r>
-              <w:rPr>
-                <w:sz w:val="18"/>
-                <w:szCs w:val="18"/>
-              </w:rPr>
-              <w:t xml:space="preserve"> → pruebas)</w:t>
-            </w:r>
-          </w:p>
-        </w:tc>
-        <w:tc>
-          <w:tcPr>
-            <w:tcW w:type="dxa" w:w="1100"/>
+              <w:t xml:space="preserve">CPU de los nodos Laravel</w:t>
+            </w:r>
+          </w:p>
+        </w:tc>
+        <w:tc>
+          <w:tcPr>
+            <w:tcW w:type="dxa" w:w="1500"/>
             <w:tcBorders>
               <w:top w:val="single" w:color="8EA9C1" w:sz="4"/>
               <w:left w:val="single" w:color="8EA9C1" w:sz="4"/>
@@ -732,13 +776,13 @@
                 <w:sz w:val="18"/>
                 <w:szCs w:val="18"/>
               </w:rPr>
-              <w:t xml:space="preserve">5 días</w:t>
-            </w:r>
-          </w:p>
-        </w:tc>
-        <w:tc>
-          <w:tcPr>
-            <w:tcW w:type="dxa" w:w="4370"/>
+              <w:t xml:space="preserve">92–98 %</w:t>
+            </w:r>
+          </w:p>
+        </w:tc>
+        <w:tc>
+          <w:tcPr>
+            <w:tcW w:type="dxa" w:w="4220"/>
             <w:tcBorders>
               <w:top w:val="single" w:color="8EA9C1" w:sz="4"/>
               <w:left w:val="single" w:color="8EA9C1" w:sz="4"/>
@@ -764,7 +808,7 @@
                 <w:sz w:val="18"/>
                 <w:szCs w:val="18"/>
               </w:rPr>
-              <w:t xml:space="preserve">Los cambios esperan a ventanas de integración semanales.</w:t>
+              <w:t xml:space="preserve">Consultas repetidas sin caché y sesiones gestionadas en disco local.</w:t>
             </w:r>
           </w:p>
         </w:tc>
@@ -775,94 +819,94 @@
         </w:trPr>
         <w:tc>
           <w:tcPr>
-            <w:tcW w:type="dxa" w:w="3600"/>
-            <w:tcBorders>
-              <w:top w:val="single" w:color="8EA9C1" w:sz="4"/>
-              <w:left w:val="single" w:color="8EA9C1" w:sz="4"/>
-              <w:bottom w:val="single" w:color="8EA9C1" w:sz="4"/>
-              <w:right w:val="single" w:color="8EA9C1" w:sz="4"/>
-            </w:tcBorders>
-            <w:tcMar>
-              <w:top w:type="dxa" w:w="50"/>
-              <w:left w:type="dxa" w:w="80"/>
-              <w:bottom w:type="dxa" w:w="50"/>
-              <w:right w:type="dxa" w:w="80"/>
-            </w:tcMar>
-            <w:vAlign w:val="top"/>
-          </w:tcPr>
-          <w:p>
-            <w:pPr>
-              <w:spacing w:after="0" w:before="0" w:line="240"/>
-              <w:jc w:val="left"/>
-            </w:pPr>
-            <w:r>
-              <w:rPr>
-                <w:sz w:val="18"/>
-                <w:szCs w:val="18"/>
-              </w:rPr>
-              <w:t xml:space="preserve">Tasa de fallos de cambios</w:t>
-            </w:r>
-          </w:p>
-        </w:tc>
-        <w:tc>
-          <w:tcPr>
-            <w:tcW w:type="dxa" w:w="1100"/>
-            <w:tcBorders>
-              <w:top w:val="single" w:color="8EA9C1" w:sz="4"/>
-              <w:left w:val="single" w:color="8EA9C1" w:sz="4"/>
-              <w:bottom w:val="single" w:color="8EA9C1" w:sz="4"/>
-              <w:right w:val="single" w:color="8EA9C1" w:sz="4"/>
-            </w:tcBorders>
-            <w:tcMar>
-              <w:top w:type="dxa" w:w="50"/>
-              <w:left w:type="dxa" w:w="80"/>
-              <w:bottom w:type="dxa" w:w="50"/>
-              <w:right w:type="dxa" w:w="80"/>
-            </w:tcMar>
-            <w:vAlign w:val="top"/>
-          </w:tcPr>
-          <w:p>
-            <w:pPr>
-              <w:spacing w:after="0" w:before="0" w:line="240"/>
-              <w:jc w:val="left"/>
-            </w:pPr>
-            <w:r>
-              <w:rPr>
-                <w:sz w:val="18"/>
-                <w:szCs w:val="18"/>
-              </w:rPr>
-              <w:t xml:space="preserve">24 %</w:t>
-            </w:r>
-          </w:p>
-        </w:tc>
-        <w:tc>
-          <w:tcPr>
-            <w:tcW w:type="dxa" w:w="4370"/>
-            <w:tcBorders>
-              <w:top w:val="single" w:color="8EA9C1" w:sz="4"/>
-              <w:left w:val="single" w:color="8EA9C1" w:sz="4"/>
-              <w:bottom w:val="single" w:color="8EA9C1" w:sz="4"/>
-              <w:right w:val="single" w:color="8EA9C1" w:sz="4"/>
-            </w:tcBorders>
-            <w:tcMar>
-              <w:top w:type="dxa" w:w="50"/>
-              <w:left w:type="dxa" w:w="80"/>
-              <w:bottom w:type="dxa" w:w="50"/>
-              <w:right w:type="dxa" w:w="80"/>
-            </w:tcMar>
-            <w:vAlign w:val="top"/>
-          </w:tcPr>
-          <w:p>
-            <w:pPr>
-              <w:spacing w:after="0" w:before="0" w:line="240"/>
-              <w:jc w:val="left"/>
-            </w:pPr>
-            <w:r>
-              <w:rPr>
-                <w:sz w:val="18"/>
-                <w:szCs w:val="18"/>
-              </w:rPr>
-              <w:t xml:space="preserve">No hay pruebas automatizadas; la cobertura es del 35 %.</w:t>
+            <w:tcW w:type="dxa" w:w="3350"/>
+            <w:tcBorders>
+              <w:top w:val="single" w:color="8EA9C1" w:sz="4"/>
+              <w:left w:val="single" w:color="8EA9C1" w:sz="4"/>
+              <w:bottom w:val="single" w:color="8EA9C1" w:sz="4"/>
+              <w:right w:val="single" w:color="8EA9C1" w:sz="4"/>
+            </w:tcBorders>
+            <w:tcMar>
+              <w:top w:type="dxa" w:w="50"/>
+              <w:left w:type="dxa" w:w="80"/>
+              <w:bottom w:type="dxa" w:w="50"/>
+              <w:right w:type="dxa" w:w="80"/>
+            </w:tcMar>
+            <w:vAlign w:val="top"/>
+          </w:tcPr>
+          <w:p>
+            <w:pPr>
+              <w:spacing w:after="0" w:before="0" w:line="240"/>
+              <w:jc w:val="left"/>
+            </w:pPr>
+            <w:r>
+              <w:rPr>
+                <w:sz w:val="18"/>
+                <w:szCs w:val="18"/>
+              </w:rPr>
+              <w:t xml:space="preserve">Latencia p95 / errores 5xx</w:t>
+            </w:r>
+          </w:p>
+        </w:tc>
+        <w:tc>
+          <w:tcPr>
+            <w:tcW w:type="dxa" w:w="1500"/>
+            <w:tcBorders>
+              <w:top w:val="single" w:color="8EA9C1" w:sz="4"/>
+              <w:left w:val="single" w:color="8EA9C1" w:sz="4"/>
+              <w:bottom w:val="single" w:color="8EA9C1" w:sz="4"/>
+              <w:right w:val="single" w:color="8EA9C1" w:sz="4"/>
+            </w:tcBorders>
+            <w:tcMar>
+              <w:top w:type="dxa" w:w="50"/>
+              <w:left w:type="dxa" w:w="80"/>
+              <w:bottom w:type="dxa" w:w="50"/>
+              <w:right w:type="dxa" w:w="80"/>
+            </w:tcMar>
+            <w:vAlign w:val="top"/>
+          </w:tcPr>
+          <w:p>
+            <w:pPr>
+              <w:spacing w:after="0" w:before="0" w:line="240"/>
+              <w:jc w:val="left"/>
+            </w:pPr>
+            <w:r>
+              <w:rPr>
+                <w:sz w:val="18"/>
+                <w:szCs w:val="18"/>
+              </w:rPr>
+              <w:t xml:space="preserve">1 900 ms / 12 %</w:t>
+            </w:r>
+          </w:p>
+        </w:tc>
+        <w:tc>
+          <w:tcPr>
+            <w:tcW w:type="dxa" w:w="4220"/>
+            <w:tcBorders>
+              <w:top w:val="single" w:color="8EA9C1" w:sz="4"/>
+              <w:left w:val="single" w:color="8EA9C1" w:sz="4"/>
+              <w:bottom w:val="single" w:color="8EA9C1" w:sz="4"/>
+              <w:right w:val="single" w:color="8EA9C1" w:sz="4"/>
+            </w:tcBorders>
+            <w:tcMar>
+              <w:top w:type="dxa" w:w="50"/>
+              <w:left w:type="dxa" w:w="80"/>
+              <w:bottom w:type="dxa" w:w="50"/>
+              <w:right w:type="dxa" w:w="80"/>
+            </w:tcMar>
+            <w:vAlign w:val="top"/>
+          </w:tcPr>
+          <w:p>
+            <w:pPr>
+              <w:spacing w:after="0" w:before="0" w:line="240"/>
+              <w:jc w:val="left"/>
+            </w:pPr>
+            <w:r>
+              <w:rPr>
+                <w:sz w:val="18"/>
+                <w:szCs w:val="18"/>
+              </w:rPr>
+              <w:t xml:space="preserve">Procesos PHP-FPM bloqueados esperando respuesta de MongoDB.</w:t>
             </w:r>
           </w:p>
         </w:tc>
@@ -873,7 +917,7 @@
         </w:trPr>
         <w:tc>
           <w:tcPr>
-            <w:tcW w:type="dxa" w:w="3600"/>
+            <w:tcW w:type="dxa" w:w="3350"/>
             <w:tcBorders>
               <w:top w:val="single" w:color="8EA9C1" w:sz="4"/>
               <w:left w:val="single" w:color="8EA9C1" w:sz="4"/>
@@ -899,13 +943,13 @@
                 <w:sz w:val="18"/>
                 <w:szCs w:val="18"/>
               </w:rPr>
-              <w:t xml:space="preserve">Tiempo de recuperación de incidencias</w:t>
-            </w:r>
-          </w:p>
-        </w:tc>
-        <w:tc>
-          <w:tcPr>
-            <w:tcW w:type="dxa" w:w="1100"/>
+              <w:t xml:space="preserve">Conexiones al primario de MongoDB</w:t>
+            </w:r>
+          </w:p>
+        </w:tc>
+        <w:tc>
+          <w:tcPr>
+            <w:tcW w:type="dxa" w:w="1500"/>
             <w:tcBorders>
               <w:top w:val="single" w:color="8EA9C1" w:sz="4"/>
               <w:left w:val="single" w:color="8EA9C1" w:sz="4"/>
@@ -931,13 +975,13 @@
                 <w:sz w:val="18"/>
                 <w:szCs w:val="18"/>
               </w:rPr>
-              <w:t xml:space="preserve">300 min</w:t>
-            </w:r>
-          </w:p>
-        </w:tc>
-        <w:tc>
-          <w:tcPr>
-            <w:tcW w:type="dxa" w:w="4370"/>
+              <w:t xml:space="preserve">≈ 1 800</w:t>
+            </w:r>
+          </w:p>
+        </w:tc>
+        <w:tc>
+          <w:tcPr>
+            <w:tcW w:type="dxa" w:w="4220"/>
             <w:tcBorders>
               <w:top w:val="single" w:color="8EA9C1" w:sz="4"/>
               <w:left w:val="single" w:color="8EA9C1" w:sz="4"/>
@@ -963,7 +1007,7 @@
                 <w:sz w:val="18"/>
                 <w:szCs w:val="18"/>
               </w:rPr>
-              <w:t xml:space="preserve">No existe monitoreo centralizado ni procedimiento de reversión.</w:t>
+              <w:t xml:space="preserve">Cada proceso PHP-FPM abre conexiones propias; todas las lecturas van al primario.</w:t>
             </w:r>
           </w:p>
         </w:tc>
@@ -974,94 +1018,293 @@
         </w:trPr>
         <w:tc>
           <w:tcPr>
-            <w:tcW w:type="dxa" w:w="3600"/>
-            <w:tcBorders>
-              <w:top w:val="single" w:color="8EA9C1" w:sz="4"/>
-              <w:left w:val="single" w:color="8EA9C1" w:sz="4"/>
-              <w:bottom w:val="single" w:color="8EA9C1" w:sz="4"/>
-              <w:right w:val="single" w:color="8EA9C1" w:sz="4"/>
-            </w:tcBorders>
-            <w:tcMar>
-              <w:top w:type="dxa" w:w="50"/>
-              <w:left w:type="dxa" w:w="80"/>
-              <w:bottom w:type="dxa" w:w="50"/>
-              <w:right w:type="dxa" w:w="80"/>
-            </w:tcMar>
-            <w:vAlign w:val="top"/>
-          </w:tcPr>
-          <w:p>
-            <w:pPr>
-              <w:spacing w:after="0" w:before="0" w:line="240"/>
-              <w:jc w:val="left"/>
-            </w:pPr>
-            <w:r>
-              <w:rPr>
-                <w:sz w:val="18"/>
-                <w:szCs w:val="18"/>
-              </w:rPr>
-              <w:t xml:space="preserve">Horas semanales dedicadas a tareas manuales</w:t>
-            </w:r>
-          </w:p>
-        </w:tc>
-        <w:tc>
-          <w:tcPr>
-            <w:tcW w:type="dxa" w:w="1100"/>
-            <w:tcBorders>
-              <w:top w:val="single" w:color="8EA9C1" w:sz="4"/>
-              <w:left w:val="single" w:color="8EA9C1" w:sz="4"/>
-              <w:bottom w:val="single" w:color="8EA9C1" w:sz="4"/>
-              <w:right w:val="single" w:color="8EA9C1" w:sz="4"/>
-            </w:tcBorders>
-            <w:tcMar>
-              <w:top w:type="dxa" w:w="50"/>
-              <w:left w:type="dxa" w:w="80"/>
-              <w:bottom w:type="dxa" w:w="50"/>
-              <w:right w:type="dxa" w:w="80"/>
-            </w:tcMar>
-            <w:vAlign w:val="top"/>
-          </w:tcPr>
-          <w:p>
-            <w:pPr>
-              <w:spacing w:after="0" w:before="0" w:line="240"/>
-              <w:jc w:val="left"/>
-            </w:pPr>
-            <w:r>
-              <w:rPr>
-                <w:sz w:val="18"/>
-                <w:szCs w:val="18"/>
-              </w:rPr>
-              <w:t xml:space="preserve">12 h</w:t>
-            </w:r>
-          </w:p>
-        </w:tc>
-        <w:tc>
-          <w:tcPr>
-            <w:tcW w:type="dxa" w:w="4370"/>
-            <w:tcBorders>
-              <w:top w:val="single" w:color="8EA9C1" w:sz="4"/>
-              <w:left w:val="single" w:color="8EA9C1" w:sz="4"/>
-              <w:bottom w:val="single" w:color="8EA9C1" w:sz="4"/>
-              <w:right w:val="single" w:color="8EA9C1" w:sz="4"/>
-            </w:tcBorders>
-            <w:tcMar>
-              <w:top w:type="dxa" w:w="50"/>
-              <w:left w:type="dxa" w:w="80"/>
-              <w:bottom w:type="dxa" w:w="50"/>
-              <w:right w:type="dxa" w:w="80"/>
-            </w:tcMar>
-            <w:vAlign w:val="top"/>
-          </w:tcPr>
-          <w:p>
-            <w:pPr>
-              <w:spacing w:after="0" w:before="0" w:line="240"/>
-              <w:jc w:val="left"/>
-            </w:pPr>
-            <w:r>
-              <w:rPr>
-                <w:sz w:val="18"/>
-                <w:szCs w:val="18"/>
-              </w:rPr>
-              <w:t xml:space="preserve">Configuraciones y despliegues repetitivos realizados por Operaciones.</w:t>
+            <w:tcW w:type="dxa" w:w="3350"/>
+            <w:tcBorders>
+              <w:top w:val="single" w:color="8EA9C1" w:sz="4"/>
+              <w:left w:val="single" w:color="8EA9C1" w:sz="4"/>
+              <w:bottom w:val="single" w:color="8EA9C1" w:sz="4"/>
+              <w:right w:val="single" w:color="8EA9C1" w:sz="4"/>
+            </w:tcBorders>
+            <w:tcMar>
+              <w:top w:type="dxa" w:w="50"/>
+              <w:left w:type="dxa" w:w="80"/>
+              <w:bottom w:type="dxa" w:w="50"/>
+              <w:right w:type="dxa" w:w="80"/>
+            </w:tcMar>
+            <w:vAlign w:val="top"/>
+          </w:tcPr>
+          <w:p>
+            <w:pPr>
+              <w:spacing w:after="0" w:before="0" w:line="240"/>
+              <w:jc w:val="left"/>
+            </w:pPr>
+            <w:r>
+              <w:rPr>
+                <w:sz w:val="18"/>
+                <w:szCs w:val="18"/>
+              </w:rPr>
+              <w:t xml:space="preserve">Caídas del servicio / tiempo de recuperación</w:t>
+            </w:r>
+          </w:p>
+        </w:tc>
+        <w:tc>
+          <w:tcPr>
+            <w:tcW w:type="dxa" w:w="1500"/>
+            <w:tcBorders>
+              <w:top w:val="single" w:color="8EA9C1" w:sz="4"/>
+              <w:left w:val="single" w:color="8EA9C1" w:sz="4"/>
+              <w:bottom w:val="single" w:color="8EA9C1" w:sz="4"/>
+              <w:right w:val="single" w:color="8EA9C1" w:sz="4"/>
+            </w:tcBorders>
+            <w:tcMar>
+              <w:top w:type="dxa" w:w="50"/>
+              <w:left w:type="dxa" w:w="80"/>
+              <w:bottom w:type="dxa" w:w="50"/>
+              <w:right w:type="dxa" w:w="80"/>
+            </w:tcMar>
+            <w:vAlign w:val="top"/>
+          </w:tcPr>
+          <w:p>
+            <w:pPr>
+              <w:spacing w:after="0" w:before="0" w:line="240"/>
+              <w:jc w:val="left"/>
+            </w:pPr>
+            <w:r>
+              <w:rPr>
+                <w:sz w:val="18"/>
+                <w:szCs w:val="18"/>
+              </w:rPr>
+              <w:t xml:space="preserve">6 al mes / 95 min</w:t>
+            </w:r>
+          </w:p>
+        </w:tc>
+        <w:tc>
+          <w:tcPr>
+            <w:tcW w:type="dxa" w:w="4220"/>
+            <w:tcBorders>
+              <w:top w:val="single" w:color="8EA9C1" w:sz="4"/>
+              <w:left w:val="single" w:color="8EA9C1" w:sz="4"/>
+              <w:bottom w:val="single" w:color="8EA9C1" w:sz="4"/>
+              <w:right w:val="single" w:color="8EA9C1" w:sz="4"/>
+            </w:tcBorders>
+            <w:tcMar>
+              <w:top w:type="dxa" w:w="50"/>
+              <w:left w:type="dxa" w:w="80"/>
+              <w:bottom w:type="dxa" w:w="50"/>
+              <w:right w:type="dxa" w:w="80"/>
+            </w:tcMar>
+            <w:vAlign w:val="top"/>
+          </w:tcPr>
+          <w:p>
+            <w:pPr>
+              <w:spacing w:after="0" w:before="0" w:line="240"/>
+              <w:jc w:val="left"/>
+            </w:pPr>
+            <w:r>
+              <w:rPr>
+                <w:sz w:val="18"/>
+                <w:szCs w:val="18"/>
+              </w:rPr>
+              <w:t xml:space="preserve">Sin alertas tempranas; recuperación manual nodo por nodo.</w:t>
+            </w:r>
+          </w:p>
+        </w:tc>
+      </w:tr>
+      <w:tr>
+        <w:trPr>
+          <w:cantSplit/>
+        </w:trPr>
+        <w:tc>
+          <w:tcPr>
+            <w:tcW w:type="dxa" w:w="3350"/>
+            <w:tcBorders>
+              <w:top w:val="single" w:color="8EA9C1" w:sz="4"/>
+              <w:left w:val="single" w:color="8EA9C1" w:sz="4"/>
+              <w:bottom w:val="single" w:color="8EA9C1" w:sz="4"/>
+              <w:right w:val="single" w:color="8EA9C1" w:sz="4"/>
+            </w:tcBorders>
+            <w:shd w:fill="F3F7FB" w:color="auto" w:val="clear"/>
+            <w:tcMar>
+              <w:top w:type="dxa" w:w="50"/>
+              <w:left w:type="dxa" w:w="80"/>
+              <w:bottom w:type="dxa" w:w="50"/>
+              <w:right w:type="dxa" w:w="80"/>
+            </w:tcMar>
+            <w:vAlign w:val="top"/>
+          </w:tcPr>
+          <w:p>
+            <w:pPr>
+              <w:spacing w:after="0" w:before="0" w:line="240"/>
+              <w:jc w:val="left"/>
+            </w:pPr>
+            <w:r>
+              <w:rPr>
+                <w:sz w:val="18"/>
+                <w:szCs w:val="18"/>
+              </w:rPr>
+              <w:t xml:space="preserve">Tiempo para añadir capacidad</w:t>
+            </w:r>
+          </w:p>
+        </w:tc>
+        <w:tc>
+          <w:tcPr>
+            <w:tcW w:type="dxa" w:w="1500"/>
+            <w:tcBorders>
+              <w:top w:val="single" w:color="8EA9C1" w:sz="4"/>
+              <w:left w:val="single" w:color="8EA9C1" w:sz="4"/>
+              <w:bottom w:val="single" w:color="8EA9C1" w:sz="4"/>
+              <w:right w:val="single" w:color="8EA9C1" w:sz="4"/>
+            </w:tcBorders>
+            <w:shd w:fill="F3F7FB" w:color="auto" w:val="clear"/>
+            <w:tcMar>
+              <w:top w:type="dxa" w:w="50"/>
+              <w:left w:type="dxa" w:w="80"/>
+              <w:bottom w:type="dxa" w:w="50"/>
+              <w:right w:type="dxa" w:w="80"/>
+            </w:tcMar>
+            <w:vAlign w:val="top"/>
+          </w:tcPr>
+          <w:p>
+            <w:pPr>
+              <w:spacing w:after="0" w:before="0" w:line="240"/>
+              <w:jc w:val="left"/>
+            </w:pPr>
+            <w:r>
+              <w:rPr>
+                <w:sz w:val="18"/>
+                <w:szCs w:val="18"/>
+              </w:rPr>
+              <w:t xml:space="preserve">2 días</w:t>
+            </w:r>
+          </w:p>
+        </w:tc>
+        <w:tc>
+          <w:tcPr>
+            <w:tcW w:type="dxa" w:w="4220"/>
+            <w:tcBorders>
+              <w:top w:val="single" w:color="8EA9C1" w:sz="4"/>
+              <w:left w:val="single" w:color="8EA9C1" w:sz="4"/>
+              <w:bottom w:val="single" w:color="8EA9C1" w:sz="4"/>
+              <w:right w:val="single" w:color="8EA9C1" w:sz="4"/>
+            </w:tcBorders>
+            <w:shd w:fill="F3F7FB" w:color="auto" w:val="clear"/>
+            <w:tcMar>
+              <w:top w:type="dxa" w:w="50"/>
+              <w:left w:type="dxa" w:w="80"/>
+              <w:bottom w:type="dxa" w:w="50"/>
+              <w:right w:type="dxa" w:w="80"/>
+            </w:tcMar>
+            <w:vAlign w:val="top"/>
+          </w:tcPr>
+          <w:p>
+            <w:pPr>
+              <w:spacing w:after="0" w:before="0" w:line="240"/>
+              <w:jc w:val="left"/>
+            </w:pPr>
+            <w:r>
+              <w:rPr>
+                <w:sz w:val="18"/>
+                <w:szCs w:val="18"/>
+              </w:rPr>
+              <w:t xml:space="preserve">Alta manual de servidores y reconfiguración de Nginx.</w:t>
+            </w:r>
+          </w:p>
+        </w:tc>
+      </w:tr>
+      <w:tr>
+        <w:trPr>
+          <w:cantSplit/>
+        </w:trPr>
+        <w:tc>
+          <w:tcPr>
+            <w:tcW w:type="dxa" w:w="3350"/>
+            <w:tcBorders>
+              <w:top w:val="single" w:color="8EA9C1" w:sz="4"/>
+              <w:left w:val="single" w:color="8EA9C1" w:sz="4"/>
+              <w:bottom w:val="single" w:color="8EA9C1" w:sz="4"/>
+              <w:right w:val="single" w:color="8EA9C1" w:sz="4"/>
+            </w:tcBorders>
+            <w:tcMar>
+              <w:top w:type="dxa" w:w="50"/>
+              <w:left w:type="dxa" w:w="80"/>
+              <w:bottom w:type="dxa" w:w="50"/>
+              <w:right w:type="dxa" w:w="80"/>
+            </w:tcMar>
+            <w:vAlign w:val="top"/>
+          </w:tcPr>
+          <w:p>
+            <w:pPr>
+              <w:spacing w:after="0" w:before="0" w:line="240"/>
+              <w:jc w:val="left"/>
+            </w:pPr>
+            <w:r>
+              <w:rPr>
+                <w:sz w:val="18"/>
+                <w:szCs w:val="18"/>
+              </w:rPr>
+              <w:t xml:space="preserve">Tiempo de despliegue</w:t>
+            </w:r>
+          </w:p>
+        </w:tc>
+        <w:tc>
+          <w:tcPr>
+            <w:tcW w:type="dxa" w:w="1500"/>
+            <w:tcBorders>
+              <w:top w:val="single" w:color="8EA9C1" w:sz="4"/>
+              <w:left w:val="single" w:color="8EA9C1" w:sz="4"/>
+              <w:bottom w:val="single" w:color="8EA9C1" w:sz="4"/>
+              <w:right w:val="single" w:color="8EA9C1" w:sz="4"/>
+            </w:tcBorders>
+            <w:tcMar>
+              <w:top w:type="dxa" w:w="50"/>
+              <w:left w:type="dxa" w:w="80"/>
+              <w:bottom w:type="dxa" w:w="50"/>
+              <w:right w:type="dxa" w:w="80"/>
+            </w:tcMar>
+            <w:vAlign w:val="top"/>
+          </w:tcPr>
+          <w:p>
+            <w:pPr>
+              <w:spacing w:after="0" w:before="0" w:line="240"/>
+              <w:jc w:val="left"/>
+            </w:pPr>
+            <w:r>
+              <w:rPr>
+                <w:sz w:val="18"/>
+                <w:szCs w:val="18"/>
+              </w:rPr>
+              <w:t xml:space="preserve">120 min</w:t>
+            </w:r>
+          </w:p>
+        </w:tc>
+        <w:tc>
+          <w:tcPr>
+            <w:tcW w:type="dxa" w:w="4220"/>
+            <w:tcBorders>
+              <w:top w:val="single" w:color="8EA9C1" w:sz="4"/>
+              <w:left w:val="single" w:color="8EA9C1" w:sz="4"/>
+              <w:bottom w:val="single" w:color="8EA9C1" w:sz="4"/>
+              <w:right w:val="single" w:color="8EA9C1" w:sz="4"/>
+            </w:tcBorders>
+            <w:tcMar>
+              <w:top w:type="dxa" w:w="50"/>
+              <w:left w:type="dxa" w:w="80"/>
+              <w:bottom w:type="dxa" w:w="50"/>
+              <w:right w:type="dxa" w:w="80"/>
+            </w:tcMar>
+            <w:vAlign w:val="top"/>
+          </w:tcPr>
+          <w:p>
+            <w:pPr>
+              <w:spacing w:after="0" w:before="0" w:line="240"/>
+              <w:jc w:val="left"/>
+            </w:pPr>
+            <w:r>
+              <w:rPr>
+                <w:sz w:val="18"/>
+                <w:szCs w:val="18"/>
+              </w:rPr>
+              <w:t xml:space="preserve">Despliegue manual en 10 servidores con 10 min de indisponibilidad.</w:t>
             </w:r>
           </w:p>
         </w:tc>
@@ -1069,7 +1312,7 @@
     </w:tbl>
     <w:p>
       <w:pPr>
-        <w:spacing w:after="160" w:before="60"/>
+        <w:spacing w:after="100" w:before="40"/>
         <w:jc w:val="center"/>
       </w:pPr>
       <w:r>
@@ -1080,7 +1323,70 @@
           <w:sz w:val="20"/>
           <w:szCs w:val="20"/>
         </w:rPr>
-        <w:t xml:space="preserve">Tabla 1. Situación inicial de NovaSoft Soluciones.</w:t>
+        <w:t xml:space="preserve">Tabla 1. Situación inicial de NovaSoft Soluciones (datos ficticios).</w:t>
+      </w:r>
+    </w:p>
+    <w:p>
+      <w:pPr>
+        <w:keepNext/>
+        <w:spacing w:after="0" w:before="120" w:line="240" w:lineRule="auto"/>
+        <w:jc w:val="center"/>
+      </w:pPr>
+      <w:r>
+        <w:drawing>
+          <wp:inline distT="0" distB="0" distL="0" distR="0">
+            <wp:extent cx="5143500" cy="1714500"/>
+            <wp:effectExtent t="0" r="0" b="0" l="0"/>
+            <wp:docPr id="1" name="" descr="" title=""/>
+            <wp:cNvGraphicFramePr>
+              <a:graphicFrameLocks xmlns:a="http://schemas.openxmlformats.org/drawingml/2006/main" noChangeAspect="1"/>
+            </wp:cNvGraphicFramePr>
+            <a:graphic xmlns:a="http://schemas.openxmlformats.org/drawingml/2006/main">
+              <a:graphicData uri="http://schemas.openxmlformats.org/drawingml/2006/picture">
+                <pic:pic xmlns:pic="http://schemas.openxmlformats.org/drawingml/2006/picture">
+                  <pic:nvPicPr>
+                    <pic:cNvPr id="0" name="" descr=""/>
+                    <pic:cNvPicPr>
+                      <a:picLocks noChangeAspect="1" noChangeArrowheads="1"/>
+                    </pic:cNvPicPr>
+                  </pic:nvPicPr>
+                  <pic:blipFill>
+                    <a:blip r:embed="rId8" cstate="none"/>
+                    <a:srcRect/>
+                    <a:stretch>
+                      <a:fillRect/>
+                    </a:stretch>
+                  </pic:blipFill>
+                  <pic:spPr bwMode="auto">
+                    <a:xfrm>
+                      <a:off x="0" y="0"/>
+                      <a:ext cx="5143500" cy="1714500"/>
+                    </a:xfrm>
+                    <a:prstGeom prst="rect">
+                      <a:avLst/>
+                    </a:prstGeom>
+                  </pic:spPr>
+                </pic:pic>
+              </a:graphicData>
+            </a:graphic>
+          </wp:inline>
+        </w:drawing>
+      </w:r>
+    </w:p>
+    <w:p>
+      <w:pPr>
+        <w:spacing w:after="100" w:before="40"/>
+        <w:jc w:val="center"/>
+      </w:pPr>
+      <w:r>
+        <w:rPr>
+          <w:i/>
+          <w:iCs/>
+          <w:color w:val="404040"/>
+          <w:sz w:val="20"/>
+          <w:szCs w:val="20"/>
+        </w:rPr>
+        <w:t xml:space="preserve">Figura 1. Arquitectura actual frente a la arquitectura objetivo que construirá el equipo durante el Dojo.</w:t>
       </w:r>
     </w:p>
     <w:p>
@@ -1105,27 +1411,47 @@
         <w:jc w:val="both"/>
       </w:pPr>
       <w:r>
-        <w:t xml:space="preserve">Diseñar e implementar un DevOps Dojo de 12 semanas que fortalezca las competencias técnicas y colaborativas de los equipos de desarrollo, operaciones, calidad y seguridad de NovaSoft, mediante prácticas de integración y entrega continuas, contenedores, seguridad y observabilidad aplicadas al portal de clientes, para </w:t>
+        <w:t xml:space="preserve">Desarrollar, en 12 semanas, las competencias del equipo del portal para diagnosticar problemas de rendimiento, optimizar el acceso a MongoDB y operar la aplicación Laravel en Kubernetes con autoescalado, de forma que, al finalizar el programa, el entorno de pre-producción </w:t>
       </w:r>
       <w:r>
         <w:rPr>
           <w:b/>
           <w:bCs/>
         </w:rPr>
-        <w:t xml:space="preserve">reducir al menos un 30 % la mediana del tiempo de despliegue</w:t>
-      </w:r>
-      <w:r>
-        <w:t xml:space="preserve"> (de 180 a 126 minutos o menos) y </w:t>
+        <w:t xml:space="preserve">soporte 10 000 usuarios concurrentes</w:t>
+      </w:r>
+      <w:r>
+        <w:t xml:space="preserve"> (el doble del punto de quiebre actual) con una </w:t>
       </w:r>
       <w:r>
         <w:rPr>
           <w:b/>
           <w:bCs/>
         </w:rPr>
-        <w:t xml:space="preserve">un 25 % la tasa de fallos de cambios</w:t>
-      </w:r>
-      <w:r>
-        <w:t xml:space="preserve"> (del 24 % al 18 % o menos) al terminar el programa. Este objetivo se alinea directamente con la meta estratégica de entregar valor cada dos semanas con menos incidencias.</w:t>
+        <w:t xml:space="preserve">latencia p95 inferior a 800 ms</w:t>
+      </w:r>
+      <w:r>
+        <w:t xml:space="preserve">, </w:t>
+      </w:r>
+      <w:r>
+        <w:rPr>
+          <w:b/>
+          <w:bCs/>
+        </w:rPr>
+        <w:t xml:space="preserve">menos del 1 % de errores</w:t>
+      </w:r>
+      <w:r>
+        <w:t xml:space="preserve"> y </w:t>
+      </w:r>
+      <w:r>
+        <w:rPr>
+          <w:b/>
+          <w:bCs/>
+        </w:rPr>
+        <w:t xml:space="preserve">sin caídas del replica set</w:t>
+      </w:r>
+      <w:r>
+        <w:t xml:space="preserve">. Este objetivo responde directamente a la meta estratégica de la campaña de 2027.</w:t>
       </w:r>
     </w:p>
     <w:p>
@@ -1134,15 +1460,6 @@
       </w:pPr>
       <w:r>
         <w:t xml:space="preserve">2.2. Objetivos específicos</w:t>
-      </w:r>
-    </w:p>
-    <w:p>
-      <w:pPr>
-        <w:spacing w:after="120"/>
-        <w:jc w:val="both"/>
-      </w:pPr>
-      <w:r>
-        <w:t xml:space="preserve">Cada objetivo específico cumple los criterios SMART (específico, medible, alcanzable, relevante y con plazo):</w:t>
       </w:r>
     </w:p>
     <w:tbl>
@@ -1158,8 +1475,8 @@
         </w:tblBorders>
       </w:tblPr>
       <w:tblGrid>
-        <w:gridCol w:w="3870"/>
-        <w:gridCol w:w="4100"/>
+        <w:gridCol w:w="3500"/>
+        <w:gridCol w:w="4470"/>
         <w:gridCol w:w="1100"/>
       </w:tblGrid>
       <w:tr>
@@ -1168,7 +1485,7 @@
         </w:trPr>
         <w:tc>
           <w:tcPr>
-            <w:tcW w:type="dxa" w:w="3870"/>
+            <w:tcW w:type="dxa" w:w="3500"/>
             <w:tcBorders>
               <w:top w:val="single" w:color="8EA9C1" w:sz="4"/>
               <w:left w:val="single" w:color="8EA9C1" w:sz="4"/>
@@ -1197,13 +1514,13 @@
                 <w:sz w:val="18"/>
                 <w:szCs w:val="18"/>
               </w:rPr>
-              <w:t xml:space="preserve">Objetivo específico</w:t>
-            </w:r>
-          </w:p>
-        </w:tc>
-        <w:tc>
-          <w:tcPr>
-            <w:tcW w:type="dxa" w:w="4100"/>
+              <w:t xml:space="preserve">Objetivo específico (SMART)</w:t>
+            </w:r>
+          </w:p>
+        </w:tc>
+        <w:tc>
+          <w:tcPr>
+            <w:tcW w:type="dxa" w:w="4470"/>
             <w:tcBorders>
               <w:top w:val="single" w:color="8EA9C1" w:sz="4"/>
               <w:left w:val="single" w:color="8EA9C1" w:sz="4"/>
@@ -1278,7 +1595,7 @@
         </w:trPr>
         <w:tc>
           <w:tcPr>
-            <w:tcW w:type="dxa" w:w="3870"/>
+            <w:tcW w:type="dxa" w:w="3500"/>
             <w:tcBorders>
               <w:top w:val="single" w:color="8EA9C1" w:sz="4"/>
               <w:left w:val="single" w:color="8EA9C1" w:sz="4"/>
@@ -1305,45 +1622,45 @@
                 <w:sz w:val="18"/>
                 <w:szCs w:val="18"/>
               </w:rPr>
-              <w:t xml:space="preserve">OE1. Diagnosticar</w:t>
-            </w:r>
-            <w:r>
-              <w:rPr>
-                <w:sz w:val="18"/>
-                <w:szCs w:val="18"/>
-              </w:rPr>
-              <w:t xml:space="preserve"> el nivel de madurez DevOps del equipo piloto mediante encuesta, entrevistas y una prueba técnica.</w:t>
-            </w:r>
-          </w:p>
-        </w:tc>
-        <w:tc>
-          <w:tcPr>
-            <w:tcW w:type="dxa" w:w="4100"/>
-            <w:tcBorders>
-              <w:top w:val="single" w:color="8EA9C1" w:sz="4"/>
-              <w:left w:val="single" w:color="8EA9C1" w:sz="4"/>
-              <w:bottom w:val="single" w:color="8EA9C1" w:sz="4"/>
-              <w:right w:val="single" w:color="8EA9C1" w:sz="4"/>
-            </w:tcBorders>
-            <w:tcMar>
-              <w:top w:type="dxa" w:w="50"/>
-              <w:left w:type="dxa" w:w="80"/>
-              <w:bottom w:type="dxa" w:w="50"/>
-              <w:right w:type="dxa" w:w="80"/>
-            </w:tcMar>
-            <w:vAlign w:val="top"/>
-          </w:tcPr>
-          <w:p>
-            <w:pPr>
-              <w:spacing w:after="0" w:before="0" w:line="240"/>
-              <w:jc w:val="left"/>
-            </w:pPr>
-            <w:r>
-              <w:rPr>
-                <w:sz w:val="18"/>
-                <w:szCs w:val="18"/>
-              </w:rPr>
-              <w:t xml:space="preserve">Diagnóstico aprobado por el patrocinador y línea base de las 9 métricas de la sección 7.</w:t>
+              <w:t xml:space="preserve">OE1. Diagnosticar con datos</w:t>
+            </w:r>
+            <w:r>
+              <w:rPr>
+                <w:sz w:val="18"/>
+                <w:szCs w:val="18"/>
+              </w:rPr>
+              <w:t xml:space="preserve"> el comportamiento del portal bajo carga.</w:t>
+            </w:r>
+          </w:p>
+        </w:tc>
+        <w:tc>
+          <w:tcPr>
+            <w:tcW w:type="dxa" w:w="4470"/>
+            <w:tcBorders>
+              <w:top w:val="single" w:color="8EA9C1" w:sz="4"/>
+              <w:left w:val="single" w:color="8EA9C1" w:sz="4"/>
+              <w:bottom w:val="single" w:color="8EA9C1" w:sz="4"/>
+              <w:right w:val="single" w:color="8EA9C1" w:sz="4"/>
+            </w:tcBorders>
+            <w:tcMar>
+              <w:top w:type="dxa" w:w="50"/>
+              <w:left w:type="dxa" w:w="80"/>
+              <w:bottom w:type="dxa" w:w="50"/>
+              <w:right w:type="dxa" w:w="80"/>
+            </w:tcMar>
+            <w:vAlign w:val="top"/>
+          </w:tcPr>
+          <w:p>
+            <w:pPr>
+              <w:spacing w:after="0" w:before="0" w:line="240"/>
+              <w:jc w:val="left"/>
+            </w:pPr>
+            <w:r>
+              <w:rPr>
+                <w:sz w:val="18"/>
+                <w:szCs w:val="18"/>
+              </w:rPr>
+              <w:t xml:space="preserve">Panel de observabilidad (Laravel, nodos y MongoDB) y prueba de carga que reproduce la caída a ≈ 5 000 usuarios.</w:t>
             </w:r>
           </w:p>
         </w:tc>
@@ -1385,7 +1702,7 @@
         </w:trPr>
         <w:tc>
           <w:tcPr>
-            <w:tcW w:type="dxa" w:w="3870"/>
+            <w:tcW w:type="dxa" w:w="3500"/>
             <w:tcBorders>
               <w:top w:val="single" w:color="8EA9C1" w:sz="4"/>
               <w:left w:val="single" w:color="8EA9C1" w:sz="4"/>
@@ -1413,20 +1730,20 @@
                 <w:sz w:val="18"/>
                 <w:szCs w:val="18"/>
               </w:rPr>
-              <w:t xml:space="preserve">OE2. Automatizar la integración</w:t>
-            </w:r>
-            <w:r>
-              <w:rPr>
-                <w:sz w:val="18"/>
-                <w:szCs w:val="18"/>
-              </w:rPr>
-              <w:t xml:space="preserve"> con una canalización que ejecute pruebas y análisis estático en cada cambio.</w:t>
-            </w:r>
-          </w:p>
-        </w:tc>
-        <w:tc>
-          <w:tcPr>
-            <w:tcW w:type="dxa" w:w="4100"/>
+              <w:t xml:space="preserve">OE2. Optimizar el acceso a MongoDB</w:t>
+            </w:r>
+            <w:r>
+              <w:rPr>
+                <w:sz w:val="18"/>
+                <w:szCs w:val="18"/>
+              </w:rPr>
+              <w:t xml:space="preserve"> con índices, caché y lecturas en secundarios.</w:t>
+            </w:r>
+          </w:p>
+        </w:tc>
+        <w:tc>
+          <w:tcPr>
+            <w:tcW w:type="dxa" w:w="4470"/>
             <w:tcBorders>
               <w:top w:val="single" w:color="8EA9C1" w:sz="4"/>
               <w:left w:val="single" w:color="8EA9C1" w:sz="4"/>
@@ -1452,7 +1769,7 @@
                 <w:sz w:val="18"/>
                 <w:szCs w:val="18"/>
               </w:rPr>
-              <w:t xml:space="preserve">El 100 % de las solicitudes de integración ejecutan la canalización; cobertura ≥ 50 %.</w:t>
+              <w:t xml:space="preserve">Consultas p95 &lt; 100 ms en las 20 más frecuentes; ≤ 800 conexiones al primario con 5 000 usuarios.</w:t>
             </w:r>
           </w:p>
         </w:tc>
@@ -1484,7 +1801,7 @@
                 <w:sz w:val="18"/>
                 <w:szCs w:val="18"/>
               </w:rPr>
-              <w:t xml:space="preserve">Semana 5</w:t>
+              <w:t xml:space="preserve">Semana 4</w:t>
             </w:r>
           </w:p>
         </w:tc>
@@ -1495,7 +1812,7 @@
         </w:trPr>
         <w:tc>
           <w:tcPr>
-            <w:tcW w:type="dxa" w:w="3870"/>
+            <w:tcW w:type="dxa" w:w="3500"/>
             <w:tcBorders>
               <w:top w:val="single" w:color="8EA9C1" w:sz="4"/>
               <w:left w:val="single" w:color="8EA9C1" w:sz="4"/>
@@ -1522,45 +1839,45 @@
                 <w:sz w:val="18"/>
                 <w:szCs w:val="18"/>
               </w:rPr>
-              <w:t xml:space="preserve">OE3. Estandarizar los despliegues</w:t>
-            </w:r>
-            <w:r>
-              <w:rPr>
-                <w:sz w:val="18"/>
-                <w:szCs w:val="18"/>
-              </w:rPr>
-              <w:t xml:space="preserve"> mediante entrega continua al entorno de pruebas con procedimiento de reversión.</w:t>
-            </w:r>
-          </w:p>
-        </w:tc>
-        <w:tc>
-          <w:tcPr>
-            <w:tcW w:type="dxa" w:w="4100"/>
-            <w:tcBorders>
-              <w:top w:val="single" w:color="8EA9C1" w:sz="4"/>
-              <w:left w:val="single" w:color="8EA9C1" w:sz="4"/>
-              <w:bottom w:val="single" w:color="8EA9C1" w:sz="4"/>
-              <w:right w:val="single" w:color="8EA9C1" w:sz="4"/>
-            </w:tcBorders>
-            <w:tcMar>
-              <w:top w:type="dxa" w:w="50"/>
-              <w:left w:type="dxa" w:w="80"/>
-              <w:bottom w:type="dxa" w:w="50"/>
-              <w:right w:type="dxa" w:w="80"/>
-            </w:tcMar>
-            <w:vAlign w:val="top"/>
-          </w:tcPr>
-          <w:p>
-            <w:pPr>
-              <w:spacing w:after="0" w:before="0" w:line="240"/>
-              <w:jc w:val="left"/>
-            </w:pPr>
-            <w:r>
-              <w:rPr>
-                <w:sz w:val="18"/>
-                <w:szCs w:val="18"/>
-              </w:rPr>
-              <w:t xml:space="preserve">El 100 % de los despliegues en pruebas son automáticos; reversión probada en ≤ 15 min.</w:t>
+              <w:t xml:space="preserve">OE3. Contenerizar</w:t>
+            </w:r>
+            <w:r>
+              <w:rPr>
+                <w:sz w:val="18"/>
+                <w:szCs w:val="18"/>
+              </w:rPr>
+              <w:t xml:space="preserve"> la aplicación sin estado e integrarla en una canalización de CI.</w:t>
+            </w:r>
+          </w:p>
+        </w:tc>
+        <w:tc>
+          <w:tcPr>
+            <w:tcW w:type="dxa" w:w="4470"/>
+            <w:tcBorders>
+              <w:top w:val="single" w:color="8EA9C1" w:sz="4"/>
+              <w:left w:val="single" w:color="8EA9C1" w:sz="4"/>
+              <w:bottom w:val="single" w:color="8EA9C1" w:sz="4"/>
+              <w:right w:val="single" w:color="8EA9C1" w:sz="4"/>
+            </w:tcBorders>
+            <w:tcMar>
+              <w:top w:type="dxa" w:w="50"/>
+              <w:left w:type="dxa" w:w="80"/>
+              <w:bottom w:type="dxa" w:w="50"/>
+              <w:right w:type="dxa" w:w="80"/>
+            </w:tcMar>
+            <w:vAlign w:val="top"/>
+          </w:tcPr>
+          <w:p>
+            <w:pPr>
+              <w:spacing w:after="0" w:before="0" w:line="240"/>
+              <w:jc w:val="left"/>
+            </w:pPr>
+            <w:r>
+              <w:rPr>
+                <w:sz w:val="18"/>
+                <w:szCs w:val="18"/>
+              </w:rPr>
+              <w:t xml:space="preserve">Sesiones, caché y colas en Redis; imagen construida y probada en el 100 % de los cambios.</w:t>
             </w:r>
           </w:p>
         </w:tc>
@@ -1591,7 +1908,7 @@
                 <w:sz w:val="18"/>
                 <w:szCs w:val="18"/>
               </w:rPr>
-              <w:t xml:space="preserve">Semana 8</w:t>
+              <w:t xml:space="preserve">Semana 5</w:t>
             </w:r>
           </w:p>
         </w:tc>
@@ -1602,7 +1919,7 @@
         </w:trPr>
         <w:tc>
           <w:tcPr>
-            <w:tcW w:type="dxa" w:w="3870"/>
+            <w:tcW w:type="dxa" w:w="3500"/>
             <w:tcBorders>
               <w:top w:val="single" w:color="8EA9C1" w:sz="4"/>
               <w:left w:val="single" w:color="8EA9C1" w:sz="4"/>
@@ -1630,20 +1947,20 @@
                 <w:sz w:val="18"/>
                 <w:szCs w:val="18"/>
               </w:rPr>
-              <w:t xml:space="preserve">OE4. Integrar la seguridad</w:t>
-            </w:r>
-            <w:r>
-              <w:rPr>
-                <w:sz w:val="18"/>
-                <w:szCs w:val="18"/>
-              </w:rPr>
-              <w:t xml:space="preserve"> en el ciclo de entrega (secretos, dependencias e imágenes).</w:t>
-            </w:r>
-          </w:p>
-        </w:tc>
-        <w:tc>
-          <w:tcPr>
-            <w:tcW w:type="dxa" w:w="4100"/>
+              <w:t xml:space="preserve">OE4. Desplegar en Kubernetes</w:t>
+            </w:r>
+            <w:r>
+              <w:rPr>
+                <w:sz w:val="18"/>
+                <w:szCs w:val="18"/>
+              </w:rPr>
+              <w:t xml:space="preserve"> con entrega continua.</w:t>
+            </w:r>
+          </w:p>
+        </w:tc>
+        <w:tc>
+          <w:tcPr>
+            <w:tcW w:type="dxa" w:w="4470"/>
             <w:tcBorders>
               <w:top w:val="single" w:color="8EA9C1" w:sz="4"/>
               <w:left w:val="single" w:color="8EA9C1" w:sz="4"/>
@@ -1669,7 +1986,7 @@
                 <w:sz w:val="18"/>
                 <w:szCs w:val="18"/>
               </w:rPr>
-              <w:t xml:space="preserve">Cero secretos en el repositorio; análisis de vulnerabilidades en el 100 % de las imágenes; cero vulnerabilidades críticas abiertas.</w:t>
+              <w:t xml:space="preserve">Despliegue automatizado con Helm en ≤ 15 min, sin indisponibilidad; reversión en ≤ 5 min.</w:t>
             </w:r>
           </w:p>
         </w:tc>
@@ -1712,7 +2029,7 @@
         </w:trPr>
         <w:tc>
           <w:tcPr>
-            <w:tcW w:type="dxa" w:w="3870"/>
+            <w:tcW w:type="dxa" w:w="3500"/>
             <w:tcBorders>
               <w:top w:val="single" w:color="8EA9C1" w:sz="4"/>
               <w:left w:val="single" w:color="8EA9C1" w:sz="4"/>
@@ -1739,45 +2056,45 @@
                 <w:sz w:val="18"/>
                 <w:szCs w:val="18"/>
               </w:rPr>
-              <w:t xml:space="preserve">OE5. Implantar observabilidad</w:t>
-            </w:r>
-            <w:r>
-              <w:rPr>
-                <w:sz w:val="18"/>
-                <w:szCs w:val="18"/>
-              </w:rPr>
-              <w:t xml:space="preserve"> con registros, métricas y alertas para el portal.</w:t>
-            </w:r>
-          </w:p>
-        </w:tc>
-        <w:tc>
-          <w:tcPr>
-            <w:tcW w:type="dxa" w:w="4100"/>
-            <w:tcBorders>
-              <w:top w:val="single" w:color="8EA9C1" w:sz="4"/>
-              <w:left w:val="single" w:color="8EA9C1" w:sz="4"/>
-              <w:bottom w:val="single" w:color="8EA9C1" w:sz="4"/>
-              <w:right w:val="single" w:color="8EA9C1" w:sz="4"/>
-            </w:tcBorders>
-            <w:tcMar>
-              <w:top w:type="dxa" w:w="50"/>
-              <w:left w:type="dxa" w:w="80"/>
-              <w:bottom w:type="dxa" w:w="50"/>
-              <w:right w:type="dxa" w:w="80"/>
-            </w:tcMar>
-            <w:vAlign w:val="top"/>
-          </w:tcPr>
-          <w:p>
-            <w:pPr>
-              <w:spacing w:after="0" w:before="0" w:line="240"/>
-              <w:jc w:val="left"/>
-            </w:pPr>
-            <w:r>
-              <w:rPr>
-                <w:sz w:val="18"/>
-                <w:szCs w:val="18"/>
-              </w:rPr>
-              <w:t xml:space="preserve">Panel con 4 señales clave (latencia, tráfico, errores, saturación) y alertas para el 100 % de los servicios.</w:t>
+              <w:t xml:space="preserve">OE5. Escalar automáticamente</w:t>
+            </w:r>
+            <w:r>
+              <w:rPr>
+                <w:sz w:val="18"/>
+                <w:szCs w:val="18"/>
+              </w:rPr>
+              <w:t xml:space="preserve"> según la demanda.</w:t>
+            </w:r>
+          </w:p>
+        </w:tc>
+        <w:tc>
+          <w:tcPr>
+            <w:tcW w:type="dxa" w:w="4470"/>
+            <w:tcBorders>
+              <w:top w:val="single" w:color="8EA9C1" w:sz="4"/>
+              <w:left w:val="single" w:color="8EA9C1" w:sz="4"/>
+              <w:bottom w:val="single" w:color="8EA9C1" w:sz="4"/>
+              <w:right w:val="single" w:color="8EA9C1" w:sz="4"/>
+            </w:tcBorders>
+            <w:tcMar>
+              <w:top w:type="dxa" w:w="50"/>
+              <w:left w:type="dxa" w:w="80"/>
+              <w:bottom w:type="dxa" w:w="50"/>
+              <w:right w:type="dxa" w:w="80"/>
+            </w:tcMar>
+            <w:vAlign w:val="top"/>
+          </w:tcPr>
+          <w:p>
+            <w:pPr>
+              <w:spacing w:after="0" w:before="0" w:line="240"/>
+              <w:jc w:val="left"/>
+            </w:pPr>
+            <w:r>
+              <w:rPr>
+                <w:sz w:val="18"/>
+                <w:szCs w:val="18"/>
+              </w:rPr>
+              <w:t xml:space="preserve">HPA de 4 a 30 pods; nueva capacidad en &lt; 3 min; 10 000 usuarios con p95 &lt; 800 ms.</w:t>
             </w:r>
           </w:p>
         </w:tc>
@@ -1808,7 +2125,7 @@
                 <w:sz w:val="18"/>
                 <w:szCs w:val="18"/>
               </w:rPr>
-              <w:t xml:space="preserve">Semana 10</w:t>
+              <w:t xml:space="preserve">Semana 9</w:t>
             </w:r>
           </w:p>
         </w:tc>
@@ -1819,7 +2136,7 @@
         </w:trPr>
         <w:tc>
           <w:tcPr>
-            <w:tcW w:type="dxa" w:w="3870"/>
+            <w:tcW w:type="dxa" w:w="3500"/>
             <w:tcBorders>
               <w:top w:val="single" w:color="8EA9C1" w:sz="4"/>
               <w:left w:val="single" w:color="8EA9C1" w:sz="4"/>
@@ -1847,20 +2164,20 @@
                 <w:sz w:val="18"/>
                 <w:szCs w:val="18"/>
               </w:rPr>
-              <w:t xml:space="preserve">OE6. Fortalecer la colaboración</w:t>
-            </w:r>
-            <w:r>
-              <w:rPr>
-                <w:sz w:val="18"/>
-                <w:szCs w:val="18"/>
-              </w:rPr>
-              <w:t xml:space="preserve"> entre áreas mediante sesiones y retrospectivas conjuntas.</w:t>
-            </w:r>
-          </w:p>
-        </w:tc>
-        <w:tc>
-          <w:tcPr>
-            <w:tcW w:type="dxa" w:w="4100"/>
+              <w:t xml:space="preserve">OE6. Asegurar el clúster</w:t>
+            </w:r>
+            <w:r>
+              <w:rPr>
+                <w:sz w:val="18"/>
+                <w:szCs w:val="18"/>
+              </w:rPr>
+              <w:t xml:space="preserve"> y la cadena de entrega.</w:t>
+            </w:r>
+          </w:p>
+        </w:tc>
+        <w:tc>
+          <w:tcPr>
+            <w:tcW w:type="dxa" w:w="4470"/>
             <w:tcBorders>
               <w:top w:val="single" w:color="8EA9C1" w:sz="4"/>
               <w:left w:val="single" w:color="8EA9C1" w:sz="4"/>
@@ -1886,7 +2203,7 @@
                 <w:sz w:val="18"/>
                 <w:szCs w:val="18"/>
               </w:rPr>
-              <w:t xml:space="preserve">Asistencia ≥ 85 %; ≥ 80 % de las acciones de mejora completadas a tiempo.</w:t>
+              <w:t xml:space="preserve">RBAC mínimo, secretos cifrados, políticas de red y cero vulnerabilidades críticas.</w:t>
             </w:r>
           </w:p>
         </w:tc>
@@ -1918,7 +2235,7 @@
                 <w:sz w:val="18"/>
                 <w:szCs w:val="18"/>
               </w:rPr>
-              <w:t xml:space="preserve">Semanas 1-12</w:t>
+              <w:t xml:space="preserve">Semana 10</w:t>
             </w:r>
           </w:p>
         </w:tc>
@@ -1929,7 +2246,7 @@
         </w:trPr>
         <w:tc>
           <w:tcPr>
-            <w:tcW w:type="dxa" w:w="3870"/>
+            <w:tcW w:type="dxa" w:w="3500"/>
             <w:tcBorders>
               <w:top w:val="single" w:color="8EA9C1" w:sz="4"/>
               <w:left w:val="single" w:color="8EA9C1" w:sz="4"/>
@@ -1956,45 +2273,45 @@
                 <w:sz w:val="18"/>
                 <w:szCs w:val="18"/>
               </w:rPr>
-              <w:t xml:space="preserve">OE7. Evaluar resultados</w:t>
-            </w:r>
-            <w:r>
-              <w:rPr>
-                <w:sz w:val="18"/>
-                <w:szCs w:val="18"/>
-              </w:rPr>
-              <w:t xml:space="preserve"> comparando la línea base con la medición final.</w:t>
-            </w:r>
-          </w:p>
-        </w:tc>
-        <w:tc>
-          <w:tcPr>
-            <w:tcW w:type="dxa" w:w="4100"/>
-            <w:tcBorders>
-              <w:top w:val="single" w:color="8EA9C1" w:sz="4"/>
-              <w:left w:val="single" w:color="8EA9C1" w:sz="4"/>
-              <w:bottom w:val="single" w:color="8EA9C1" w:sz="4"/>
-              <w:right w:val="single" w:color="8EA9C1" w:sz="4"/>
-            </w:tcBorders>
-            <w:tcMar>
-              <w:top w:type="dxa" w:w="50"/>
-              <w:left w:type="dxa" w:w="80"/>
-              <w:bottom w:type="dxa" w:w="50"/>
-              <w:right w:type="dxa" w:w="80"/>
-            </w:tcMar>
-            <w:vAlign w:val="top"/>
-          </w:tcPr>
-          <w:p>
-            <w:pPr>
-              <w:spacing w:after="0" w:before="0" w:line="240"/>
-              <w:jc w:val="left"/>
-            </w:pPr>
-            <w:r>
-              <w:rPr>
-                <w:sz w:val="18"/>
-                <w:szCs w:val="18"/>
-              </w:rPr>
-              <w:t xml:space="preserve">Informe final con las metas de la sección 7 y decisión de ampliación.</w:t>
+              <w:t xml:space="preserve">OE7. Garantizar la resiliencia</w:t>
+            </w:r>
+            <w:r>
+              <w:rPr>
+                <w:sz w:val="18"/>
+                <w:szCs w:val="18"/>
+              </w:rPr>
+              <w:t xml:space="preserve"> ante fallos.</w:t>
+            </w:r>
+          </w:p>
+        </w:tc>
+        <w:tc>
+          <w:tcPr>
+            <w:tcW w:type="dxa" w:w="4470"/>
+            <w:tcBorders>
+              <w:top w:val="single" w:color="8EA9C1" w:sz="4"/>
+              <w:left w:val="single" w:color="8EA9C1" w:sz="4"/>
+              <w:bottom w:val="single" w:color="8EA9C1" w:sz="4"/>
+              <w:right w:val="single" w:color="8EA9C1" w:sz="4"/>
+            </w:tcBorders>
+            <w:tcMar>
+              <w:top w:type="dxa" w:w="50"/>
+              <w:left w:type="dxa" w:w="80"/>
+              <w:bottom w:type="dxa" w:w="50"/>
+              <w:right w:type="dxa" w:w="80"/>
+            </w:tcMar>
+            <w:vAlign w:val="top"/>
+          </w:tcPr>
+          <w:p>
+            <w:pPr>
+              <w:spacing w:after="0" w:before="0" w:line="240"/>
+              <w:jc w:val="left"/>
+            </w:pPr>
+            <w:r>
+              <w:rPr>
+                <w:sz w:val="18"/>
+                <w:szCs w:val="18"/>
+              </w:rPr>
+              <w:t xml:space="preserve">Ante la caída de un pod, un nodo o el primario de MongoDB, recuperación en &lt; 1 min con errores &lt; 1 %.</w:t>
             </w:r>
           </w:p>
         </w:tc>
@@ -2025,7 +2342,117 @@
                 <w:sz w:val="18"/>
                 <w:szCs w:val="18"/>
               </w:rPr>
-              <w:t xml:space="preserve">Semana 12</w:t>
+              <w:t xml:space="preserve">Semana 11</w:t>
+            </w:r>
+          </w:p>
+        </w:tc>
+      </w:tr>
+      <w:tr>
+        <w:trPr>
+          <w:cantSplit/>
+        </w:trPr>
+        <w:tc>
+          <w:tcPr>
+            <w:tcW w:type="dxa" w:w="3500"/>
+            <w:tcBorders>
+              <w:top w:val="single" w:color="8EA9C1" w:sz="4"/>
+              <w:left w:val="single" w:color="8EA9C1" w:sz="4"/>
+              <w:bottom w:val="single" w:color="8EA9C1" w:sz="4"/>
+              <w:right w:val="single" w:color="8EA9C1" w:sz="4"/>
+            </w:tcBorders>
+            <w:shd w:fill="F3F7FB" w:color="auto" w:val="clear"/>
+            <w:tcMar>
+              <w:top w:type="dxa" w:w="50"/>
+              <w:left w:type="dxa" w:w="80"/>
+              <w:bottom w:type="dxa" w:w="50"/>
+              <w:right w:type="dxa" w:w="80"/>
+            </w:tcMar>
+            <w:vAlign w:val="top"/>
+          </w:tcPr>
+          <w:p>
+            <w:pPr>
+              <w:spacing w:after="0" w:before="0" w:line="240"/>
+              <w:jc w:val="left"/>
+            </w:pPr>
+            <w:r>
+              <w:rPr>
+                <w:b/>
+                <w:bCs/>
+                <w:sz w:val="18"/>
+                <w:szCs w:val="18"/>
+              </w:rPr>
+              <w:t xml:space="preserve">OE8. Desarrollar competencias y colaboración</w:t>
+            </w:r>
+            <w:r>
+              <w:rPr>
+                <w:sz w:val="18"/>
+                <w:szCs w:val="18"/>
+              </w:rPr>
+              <w:t xml:space="preserve"> entre áreas.</w:t>
+            </w:r>
+          </w:p>
+        </w:tc>
+        <w:tc>
+          <w:tcPr>
+            <w:tcW w:type="dxa" w:w="4470"/>
+            <w:tcBorders>
+              <w:top w:val="single" w:color="8EA9C1" w:sz="4"/>
+              <w:left w:val="single" w:color="8EA9C1" w:sz="4"/>
+              <w:bottom w:val="single" w:color="8EA9C1" w:sz="4"/>
+              <w:right w:val="single" w:color="8EA9C1" w:sz="4"/>
+            </w:tcBorders>
+            <w:shd w:fill="F3F7FB" w:color="auto" w:val="clear"/>
+            <w:tcMar>
+              <w:top w:type="dxa" w:w="50"/>
+              <w:left w:type="dxa" w:w="80"/>
+              <w:bottom w:type="dxa" w:w="50"/>
+              <w:right w:type="dxa" w:w="80"/>
+            </w:tcMar>
+            <w:vAlign w:val="top"/>
+          </w:tcPr>
+          <w:p>
+            <w:pPr>
+              <w:spacing w:after="0" w:before="0" w:line="240"/>
+              <w:jc w:val="left"/>
+            </w:pPr>
+            <w:r>
+              <w:rPr>
+                <w:sz w:val="18"/>
+                <w:szCs w:val="18"/>
+              </w:rPr>
+              <w:t xml:space="preserve">Evaluación técnica +25 %; asistencia ≥ 85 %; ≥ 80 % de acciones de mejora a tiempo.</w:t>
+            </w:r>
+          </w:p>
+        </w:tc>
+        <w:tc>
+          <w:tcPr>
+            <w:tcW w:type="dxa" w:w="1100"/>
+            <w:tcBorders>
+              <w:top w:val="single" w:color="8EA9C1" w:sz="4"/>
+              <w:left w:val="single" w:color="8EA9C1" w:sz="4"/>
+              <w:bottom w:val="single" w:color="8EA9C1" w:sz="4"/>
+              <w:right w:val="single" w:color="8EA9C1" w:sz="4"/>
+            </w:tcBorders>
+            <w:shd w:fill="F3F7FB" w:color="auto" w:val="clear"/>
+            <w:tcMar>
+              <w:top w:type="dxa" w:w="50"/>
+              <w:left w:type="dxa" w:w="80"/>
+              <w:bottom w:type="dxa" w:w="50"/>
+              <w:right w:type="dxa" w:w="80"/>
+            </w:tcMar>
+            <w:vAlign w:val="top"/>
+          </w:tcPr>
+          <w:p>
+            <w:pPr>
+              <w:spacing w:after="0" w:before="0" w:line="240"/>
+              <w:jc w:val="left"/>
+            </w:pPr>
+            <w:r>
+              <w:rPr>
+                <w:sz w:val="18"/>
+                <w:szCs w:val="18"/>
+              </w:rPr>
+              <w:t xml:space="preserve">Semanas 1-12</w:t>
             </w:r>
           </w:p>
         </w:tc>
@@ -2033,7 +2460,7 @@
     </w:tbl>
     <w:p>
       <w:pPr>
-        <w:spacing w:after="160" w:before="60"/>
+        <w:spacing w:after="100" w:before="40"/>
         <w:jc w:val="center"/>
       </w:pPr>
       <w:r>
@@ -2053,7 +2480,7 @@
         <w:jc w:val="both"/>
       </w:pPr>
       <w:r>
-        <w:t xml:space="preserve">Los objetivos son alcanzables porque se limitan a una aplicación piloto, a un entorno de pruebas y a un equipo de nueve personas, con dedicación reservada por la dirección. La línea base se confirmará en las semanas 1 y 2; si difiere de la preliminar, las metas se ajustarán con el patrocinador.</w:t>
+        <w:t xml:space="preserve">Los objetivos son alcanzables porque se trabaja sobre una sola aplicación, en pre-producción y con MongoDB fuera del clúster. La línea base se confirmará en las semanas 1 y 2.</w:t>
       </w:r>
     </w:p>
     <w:p>
@@ -2062,15 +2489,6 @@
       </w:pPr>
       <w:r>
         <w:t xml:space="preserve">3. Ejercicio 1. Beneficios esperados</w:t>
-      </w:r>
-    </w:p>
-    <w:p>
-      <w:pPr>
-        <w:spacing w:after="120"/>
-        <w:jc w:val="both"/>
-      </w:pPr>
-      <w:r>
-        <w:t xml:space="preserve">La siguiente tabla explica qué beneficios se esperan, cómo contribuye cada uno al objetivo estratégico de NovaSoft y cómo se comprobará:</w:t>
       </w:r>
     </w:p>
     <w:tbl>
@@ -2233,7 +2651,7 @@
                 <w:sz w:val="18"/>
                 <w:szCs w:val="18"/>
               </w:rPr>
-              <w:t xml:space="preserve">Entregas más rápidas</w:t>
+              <w:t xml:space="preserve">Escalabilidad bajo demanda</w:t>
             </w:r>
           </w:p>
         </w:tc>
@@ -2264,7 +2682,7 @@
                 <w:sz w:val="18"/>
                 <w:szCs w:val="18"/>
               </w:rPr>
-              <w:t xml:space="preserve">La automatización de compilación, pruebas y despliegue elimina pasos manuales y esperas. Permite cumplir la meta de publicar funcionalidades cada dos semanas y responder antes a los clientes.</w:t>
+              <w:t xml:space="preserve">El autoescalado añade pods en minutos en lugar de servidores en días, lo que permite atender la campaña de 2027 sin sobredimensionar la infraestructura todo el año.</w:t>
             </w:r>
           </w:p>
         </w:tc>
@@ -2295,7 +2713,7 @@
                 <w:sz w:val="18"/>
                 <w:szCs w:val="18"/>
               </w:rPr>
-              <w:t xml:space="preserve">Tiempo de despliegue y tiempo de entrega de cambios.</w:t>
+              <w:t xml:space="preserve">Usuarios concurrentes soportados; tiempo de escalado.</w:t>
             </w:r>
           </w:p>
         </w:tc>
@@ -2334,7 +2752,7 @@
                 <w:sz w:val="18"/>
                 <w:szCs w:val="18"/>
               </w:rPr>
-              <w:t xml:space="preserve">Menos errores en los despliegues</w:t>
+              <w:t xml:space="preserve">Disponibilidad y rendimiento</w:t>
             </w:r>
           </w:p>
         </w:tc>
@@ -2366,7 +2784,7 @@
                 <w:sz w:val="18"/>
                 <w:szCs w:val="18"/>
               </w:rPr>
-              <w:t xml:space="preserve">Las pruebas automatizadas y las revisiones de código detectan defectos antes de que lleguen al cliente, lo que reduce las incidencias y las correcciones urgentes.</w:t>
+              <w:t xml:space="preserve">Al reducir la carga y las conexiones a MongoDB se elimina la causa de las caídas, Kubernetes reinicia los pods que fallan y las páginas responden rápido en el pico. Protege los ingresos y la reputación.</w:t>
             </w:r>
           </w:p>
         </w:tc>
@@ -2398,7 +2816,7 @@
                 <w:sz w:val="18"/>
                 <w:szCs w:val="18"/>
               </w:rPr>
-              <w:t xml:space="preserve">Tasa de fallos de cambios y número de reversiones.</w:t>
+              <w:t xml:space="preserve">Caídas al mes; errores 5xx; latencia p95.</w:t>
             </w:r>
           </w:p>
         </w:tc>
@@ -2436,7 +2854,7 @@
                 <w:sz w:val="18"/>
                 <w:szCs w:val="18"/>
               </w:rPr>
-              <w:t xml:space="preserve">Mayor confiabilidad</w:t>
+              <w:t xml:space="preserve">Uso eficiente de recursos</w:t>
             </w:r>
           </w:p>
         </w:tc>
@@ -2467,7 +2885,7 @@
                 <w:sz w:val="18"/>
                 <w:szCs w:val="18"/>
               </w:rPr>
-              <w:t xml:space="preserve">Los registros, métricas y alertas permiten detectar problemas antes de que los reporten los clientes y recuperar el servicio en menos tiempo, lo que protege la reputación y la continuidad del negocio.</w:t>
+              <w:t xml:space="preserve">Hoy los 10 servidores funcionan todo el día aunque el pico dure pocas horas; con el HPA se usan 4 pods en horas valle y se crece solo cuando hace falta.</w:t>
             </w:r>
           </w:p>
         </w:tc>
@@ -2498,7 +2916,7 @@
                 <w:sz w:val="18"/>
                 <w:szCs w:val="18"/>
               </w:rPr>
-              <w:t xml:space="preserve">Tiempo de recuperación de incidencias.</w:t>
+              <w:t xml:space="preserve">CPU media; horas de cómputo consumidas.</w:t>
             </w:r>
           </w:p>
         </w:tc>
@@ -2537,7 +2955,7 @@
                 <w:sz w:val="18"/>
                 <w:szCs w:val="18"/>
               </w:rPr>
-              <w:t xml:space="preserve">Seguridad desde el inicio</w:t>
+              <w:t xml:space="preserve">Despliegues sin interrupción</w:t>
             </w:r>
           </w:p>
         </w:tc>
@@ -2569,7 +2987,7 @@
                 <w:sz w:val="18"/>
                 <w:szCs w:val="18"/>
               </w:rPr>
-              <w:t xml:space="preserve">Revisar secretos, dependencias e imágenes durante la entrega evita vulnerabilidades costosas de corregir después y reduce el riesgo de exposición de datos de clientes.</w:t>
+              <w:t xml:space="preserve">Las actualizaciones progresivas de Kubernetes eliminan los 10 minutos de corte por despliegue y permiten publicar cambios con más frecuencia.</w:t>
             </w:r>
           </w:p>
         </w:tc>
@@ -2601,7 +3019,7 @@
                 <w:sz w:val="18"/>
                 <w:szCs w:val="18"/>
               </w:rPr>
-              <w:t xml:space="preserve">Vulnerabilidades críticas abiertas y secretos detectados.</w:t>
+              <w:t xml:space="preserve">Tiempo de despliegue; indisponibilidad.</w:t>
             </w:r>
           </w:p>
         </w:tc>
@@ -2639,7 +3057,7 @@
                 <w:sz w:val="18"/>
                 <w:szCs w:val="18"/>
               </w:rPr>
-              <w:t xml:space="preserve">Desarrollo de competencias</w:t>
+              <w:t xml:space="preserve">Recuperación más rápida</w:t>
             </w:r>
           </w:p>
         </w:tc>
@@ -2670,7 +3088,7 @@
                 <w:sz w:val="18"/>
                 <w:szCs w:val="18"/>
               </w:rPr>
-              <w:t xml:space="preserve">Los participantes aprenden haciendo, lo que reduce la dependencia de uno o dos especialistas y crea agentes de cambio que podrán formar a otros equipos.</w:t>
+              <w:t xml:space="preserve">Alertas tempranas, procedimientos documentados y prácticas de caos preparan al equipo para resolver incidencias en minutos.</w:t>
             </w:r>
           </w:p>
         </w:tc>
@@ -2701,7 +3119,7 @@
                 <w:sz w:val="18"/>
                 <w:szCs w:val="18"/>
               </w:rPr>
-              <w:t xml:space="preserve">Evaluación técnica inicial y final.</w:t>
+              <w:t xml:space="preserve">Tiempo de recuperación (MTTR).</w:t>
             </w:r>
           </w:p>
         </w:tc>
@@ -2740,7 +3158,7 @@
                 <w:sz w:val="18"/>
                 <w:szCs w:val="18"/>
               </w:rPr>
-              <w:t xml:space="preserve">Mejor colaboración</w:t>
+              <w:t xml:space="preserve">Competencias propias</w:t>
             </w:r>
           </w:p>
         </w:tc>
@@ -2772,7 +3190,7 @@
                 <w:sz w:val="18"/>
                 <w:szCs w:val="18"/>
               </w:rPr>
-              <w:t xml:space="preserve">Al trabajar juntos desde la planificación, los equipos identifican dependencias y comparten la responsabilidad del servicio en lugar de transferir problemas entre áreas.</w:t>
+              <w:t xml:space="preserve">El equipo aprende Kubernetes, rendimiento y MongoDB haciendo, lo que reduce la dependencia de consultores externos.</w:t>
             </w:r>
           </w:p>
         </w:tc>
@@ -2804,7 +3222,7 @@
                 <w:sz w:val="18"/>
                 <w:szCs w:val="18"/>
               </w:rPr>
-              <w:t xml:space="preserve">Encuesta de colaboración y asistencia.</w:t>
+              <w:t xml:space="preserve">Evaluación técnica inicial y final.</w:t>
             </w:r>
           </w:p>
         </w:tc>
@@ -2842,7 +3260,7 @@
                 <w:sz w:val="18"/>
                 <w:szCs w:val="18"/>
               </w:rPr>
-              <w:t xml:space="preserve">Mejor uso de los recursos</w:t>
+              <w:t xml:space="preserve">Colaboración Dev-Ops-DBA</w:t>
             </w:r>
           </w:p>
         </w:tc>
@@ -2873,7 +3291,7 @@
                 <w:sz w:val="18"/>
                 <w:szCs w:val="18"/>
               </w:rPr>
-              <w:t xml:space="preserve">Liberar horas de trabajo manual permite a Operaciones dedicarse a tareas de mayor valor, como la capacidad, la seguridad o la mejora de la plataforma.</w:t>
+              <w:t xml:space="preserve">El problema es compartido: las consultas son de Desarrollo, la configuración es del DBA y la capacidad es de Operaciones. Resolverlo juntos rompe los silos.</w:t>
             </w:r>
           </w:p>
         </w:tc>
@@ -2904,110 +3322,7 @@
                 <w:sz w:val="18"/>
                 <w:szCs w:val="18"/>
               </w:rPr>
-              <w:t xml:space="preserve">Horas semanales en tareas manuales (meta: de 12 h a ≤ 6 h).</w:t>
-            </w:r>
-          </w:p>
-        </w:tc>
-      </w:tr>
-      <w:tr>
-        <w:trPr>
-          <w:cantSplit/>
-        </w:trPr>
-        <w:tc>
-          <w:tcPr>
-            <w:tcW w:type="dxa" w:w="2050"/>
-            <w:tcBorders>
-              <w:top w:val="single" w:color="8EA9C1" w:sz="4"/>
-              <w:left w:val="single" w:color="8EA9C1" w:sz="4"/>
-              <w:bottom w:val="single" w:color="8EA9C1" w:sz="4"/>
-              <w:right w:val="single" w:color="8EA9C1" w:sz="4"/>
-            </w:tcBorders>
-            <w:shd w:fill="F3F7FB" w:color="auto" w:val="clear"/>
-            <w:tcMar>
-              <w:top w:type="dxa" w:w="50"/>
-              <w:left w:type="dxa" w:w="80"/>
-              <w:bottom w:type="dxa" w:w="50"/>
-              <w:right w:type="dxa" w:w="80"/>
-            </w:tcMar>
-            <w:vAlign w:val="top"/>
-          </w:tcPr>
-          <w:p>
-            <w:pPr>
-              <w:spacing w:after="0" w:before="0" w:line="240"/>
-              <w:jc w:val="left"/>
-            </w:pPr>
-            <w:r>
-              <w:rPr>
-                <w:b/>
-                <w:bCs/>
-                <w:sz w:val="18"/>
-                <w:szCs w:val="18"/>
-              </w:rPr>
-              <w:t xml:space="preserve">Cultura de mejora continua</w:t>
-            </w:r>
-          </w:p>
-        </w:tc>
-        <w:tc>
-          <w:tcPr>
-            <w:tcW w:type="dxa" w:w="5070"/>
-            <w:tcBorders>
-              <w:top w:val="single" w:color="8EA9C1" w:sz="4"/>
-              <w:left w:val="single" w:color="8EA9C1" w:sz="4"/>
-              <w:bottom w:val="single" w:color="8EA9C1" w:sz="4"/>
-              <w:right w:val="single" w:color="8EA9C1" w:sz="4"/>
-            </w:tcBorders>
-            <w:shd w:fill="F3F7FB" w:color="auto" w:val="clear"/>
-            <w:tcMar>
-              <w:top w:type="dxa" w:w="50"/>
-              <w:left w:type="dxa" w:w="80"/>
-              <w:bottom w:type="dxa" w:w="50"/>
-              <w:right w:type="dxa" w:w="80"/>
-            </w:tcMar>
-            <w:vAlign w:val="top"/>
-          </w:tcPr>
-          <w:p>
-            <w:pPr>
-              <w:spacing w:after="0" w:before="0" w:line="240"/>
-              <w:jc w:val="left"/>
-            </w:pPr>
-            <w:r>
-              <w:rPr>
-                <w:sz w:val="18"/>
-                <w:szCs w:val="18"/>
-              </w:rPr>
-              <w:t xml:space="preserve">Las retrospectivas sin culpables convierten los errores en aprendizaje y generan prácticas reutilizables para el resto de la organización.</w:t>
-            </w:r>
-          </w:p>
-        </w:tc>
-        <w:tc>
-          <w:tcPr>
-            <w:tcW w:type="dxa" w:w="1950"/>
-            <w:tcBorders>
-              <w:top w:val="single" w:color="8EA9C1" w:sz="4"/>
-              <w:left w:val="single" w:color="8EA9C1" w:sz="4"/>
-              <w:bottom w:val="single" w:color="8EA9C1" w:sz="4"/>
-              <w:right w:val="single" w:color="8EA9C1" w:sz="4"/>
-            </w:tcBorders>
-            <w:shd w:fill="F3F7FB" w:color="auto" w:val="clear"/>
-            <w:tcMar>
-              <w:top w:type="dxa" w:w="50"/>
-              <w:left w:type="dxa" w:w="80"/>
-              <w:bottom w:type="dxa" w:w="50"/>
-              <w:right w:type="dxa" w:w="80"/>
-            </w:tcMar>
-            <w:vAlign w:val="top"/>
-          </w:tcPr>
-          <w:p>
-            <w:pPr>
-              <w:spacing w:after="0" w:before="0" w:line="240"/>
-              <w:jc w:val="left"/>
-            </w:pPr>
-            <w:r>
-              <w:rPr>
-                <w:sz w:val="18"/>
-                <w:szCs w:val="18"/>
-              </w:rPr>
-              <w:t xml:space="preserve">Acciones de mejora completadas a tiempo.</w:t>
+              <w:t xml:space="preserve">Encuesta de colaboración; acciones completadas.</w:t>
             </w:r>
           </w:p>
         </w:tc>
@@ -3015,7 +3330,7 @@
     </w:tbl>
     <w:p>
       <w:pPr>
-        <w:spacing w:after="160" w:before="60"/>
+        <w:spacing w:after="100" w:before="40"/>
         <w:jc w:val="center"/>
       </w:pPr>
       <w:r>
@@ -3051,27 +3366,37 @@
         <w:jc w:val="both"/>
       </w:pPr>
       <w:r>
-        <w:t xml:space="preserve">El Dojo se aplicará al </w:t>
+        <w:t xml:space="preserve">El Dojo abarca el </w:t>
       </w:r>
       <w:r>
         <w:rPr>
           <w:b/>
           <w:bCs/>
         </w:rPr>
-        <w:t xml:space="preserve">portal web de autoservicio de clientes</w:t>
-      </w:r>
-      <w:r>
-        <w:t xml:space="preserve"> y a las cuatro áreas que intervienen en su ciclo de vida: Desarrollo, Operaciones, Calidad (QA) y Seguridad. Todas las prácticas se realizarán en un </w:t>
+        <w:t xml:space="preserve">portal Laravel</w:t>
+      </w:r>
+      <w:r>
+        <w:t xml:space="preserve">, su </w:t>
       </w:r>
       <w:r>
         <w:rPr>
           <w:b/>
           <w:bCs/>
         </w:rPr>
-        <w:t xml:space="preserve">entorno aislado de pruebas</w:t>
-      </w:r>
-      <w:r>
-        <w:t xml:space="preserve"> con datos ficticios; cualquier cambio posterior en producción seguirá el proceso de gestión de cambios de la empresa.</w:t>
+        <w:t xml:space="preserve">replica set de MongoDB</w:t>
+      </w:r>
+      <w:r>
+        <w:t xml:space="preserve"> (solo optimización y monitoreo) y las cinco áreas que intervienen en su ciclo de vida: Desarrollo, Operaciones, Bases de datos, Calidad y Seguridad. Las prácticas se realizan en un </w:t>
+      </w:r>
+      <w:r>
+        <w:rPr>
+          <w:b/>
+          <w:bCs/>
+        </w:rPr>
+        <w:t xml:space="preserve">clúster Kubernetes de pre-producción</w:t>
+      </w:r>
+      <w:r>
+        <w:t xml:space="preserve"> y en una copia del replica set con datos anonimizados.</w:t>
       </w:r>
     </w:p>
     <w:p>
@@ -3095,9 +3420,9 @@
         </w:tblBorders>
       </w:tblPr>
       <w:tblGrid>
-        <w:gridCol w:w="2100"/>
-        <w:gridCol w:w="3970"/>
-        <w:gridCol w:w="3000"/>
+        <w:gridCol w:w="2200"/>
+        <w:gridCol w:w="4070"/>
+        <w:gridCol w:w="2800"/>
       </w:tblGrid>
       <w:tr>
         <w:trPr>
@@ -3105,7 +3430,7 @@
         </w:trPr>
         <w:tc>
           <w:tcPr>
-            <w:tcW w:type="dxa" w:w="2100"/>
+            <w:tcW w:type="dxa" w:w="2200"/>
             <w:tcBorders>
               <w:top w:val="single" w:color="8EA9C1" w:sz="4"/>
               <w:left w:val="single" w:color="8EA9C1" w:sz="4"/>
@@ -3140,7 +3465,7 @@
         </w:tc>
         <w:tc>
           <w:tcPr>
-            <w:tcW w:type="dxa" w:w="3970"/>
+            <w:tcW w:type="dxa" w:w="4070"/>
             <w:tcBorders>
               <w:top w:val="single" w:color="8EA9C1" w:sz="4"/>
               <w:left w:val="single" w:color="8EA9C1" w:sz="4"/>
@@ -3175,7 +3500,7 @@
         </w:tc>
         <w:tc>
           <w:tcPr>
-            <w:tcW w:type="dxa" w:w="3000"/>
+            <w:tcW w:type="dxa" w:w="2800"/>
             <w:tcBorders>
               <w:top w:val="single" w:color="8EA9C1" w:sz="4"/>
               <w:left w:val="single" w:color="8EA9C1" w:sz="4"/>
@@ -3204,7 +3529,7 @@
                 <w:sz w:val="18"/>
                 <w:szCs w:val="18"/>
               </w:rPr>
-              <w:t xml:space="preserve">Competencia que se espera desarrollar</w:t>
+              <w:t xml:space="preserve">Competencia esperada</w:t>
             </w:r>
           </w:p>
         </w:tc>
@@ -3215,7 +3540,7 @@
         </w:trPr>
         <w:tc>
           <w:tcPr>
-            <w:tcW w:type="dxa" w:w="2100"/>
+            <w:tcW w:type="dxa" w:w="2200"/>
             <w:tcBorders>
               <w:top w:val="single" w:color="8EA9C1" w:sz="4"/>
               <w:left w:val="single" w:color="8EA9C1" w:sz="4"/>
@@ -3242,69 +3567,69 @@
                 <w:sz w:val="18"/>
                 <w:szCs w:val="18"/>
               </w:rPr>
-              <w:t xml:space="preserve">Cultura DevOps</w:t>
-            </w:r>
-          </w:p>
-        </w:tc>
-        <w:tc>
-          <w:tcPr>
-            <w:tcW w:type="dxa" w:w="3970"/>
-            <w:tcBorders>
-              <w:top w:val="single" w:color="8EA9C1" w:sz="4"/>
-              <w:left w:val="single" w:color="8EA9C1" w:sz="4"/>
-              <w:bottom w:val="single" w:color="8EA9C1" w:sz="4"/>
-              <w:right w:val="single" w:color="8EA9C1" w:sz="4"/>
-            </w:tcBorders>
-            <w:tcMar>
-              <w:top w:type="dxa" w:w="50"/>
-              <w:left w:type="dxa" w:w="80"/>
-              <w:bottom w:type="dxa" w:w="50"/>
-              <w:right w:type="dxa" w:w="80"/>
-            </w:tcMar>
-            <w:vAlign w:val="top"/>
-          </w:tcPr>
-          <w:p>
-            <w:pPr>
-              <w:spacing w:after="0" w:before="0" w:line="240"/>
-              <w:jc w:val="left"/>
-            </w:pPr>
-            <w:r>
-              <w:rPr>
-                <w:sz w:val="18"/>
-                <w:szCs w:val="18"/>
-              </w:rPr>
-              <w:t xml:space="preserve">Responsabilidad compartida, lotes pequeños, retrospectivas sin culpables.</w:t>
-            </w:r>
-          </w:p>
-        </w:tc>
-        <w:tc>
-          <w:tcPr>
-            <w:tcW w:type="dxa" w:w="3000"/>
-            <w:tcBorders>
-              <w:top w:val="single" w:color="8EA9C1" w:sz="4"/>
-              <w:left w:val="single" w:color="8EA9C1" w:sz="4"/>
-              <w:bottom w:val="single" w:color="8EA9C1" w:sz="4"/>
-              <w:right w:val="single" w:color="8EA9C1" w:sz="4"/>
-            </w:tcBorders>
-            <w:tcMar>
-              <w:top w:type="dxa" w:w="50"/>
-              <w:left w:type="dxa" w:w="80"/>
-              <w:bottom w:type="dxa" w:w="50"/>
-              <w:right w:type="dxa" w:w="80"/>
-            </w:tcMar>
-            <w:vAlign w:val="top"/>
-          </w:tcPr>
-          <w:p>
-            <w:pPr>
-              <w:spacing w:after="0" w:before="0" w:line="240"/>
-              <w:jc w:val="left"/>
-            </w:pPr>
-            <w:r>
-              <w:rPr>
-                <w:sz w:val="18"/>
-                <w:szCs w:val="18"/>
-              </w:rPr>
-              <w:t xml:space="preserve">Colaborar entre áreas y proponer mejoras.</w:t>
+              <w:t xml:space="preserve">Observabilidad y rendimiento</w:t>
+            </w:r>
+          </w:p>
+        </w:tc>
+        <w:tc>
+          <w:tcPr>
+            <w:tcW w:type="dxa" w:w="4070"/>
+            <w:tcBorders>
+              <w:top w:val="single" w:color="8EA9C1" w:sz="4"/>
+              <w:left w:val="single" w:color="8EA9C1" w:sz="4"/>
+              <w:bottom w:val="single" w:color="8EA9C1" w:sz="4"/>
+              <w:right w:val="single" w:color="8EA9C1" w:sz="4"/>
+            </w:tcBorders>
+            <w:tcMar>
+              <w:top w:type="dxa" w:w="50"/>
+              <w:left w:type="dxa" w:w="80"/>
+              <w:bottom w:type="dxa" w:w="50"/>
+              <w:right w:type="dxa" w:w="80"/>
+            </w:tcMar>
+            <w:vAlign w:val="top"/>
+          </w:tcPr>
+          <w:p>
+            <w:pPr>
+              <w:spacing w:after="0" w:before="0" w:line="240"/>
+              <w:jc w:val="left"/>
+            </w:pPr>
+            <w:r>
+              <w:rPr>
+                <w:sz w:val="18"/>
+                <w:szCs w:val="18"/>
+              </w:rPr>
+              <w:t xml:space="preserve">Métricas, registros, paneles, pruebas de carga con k6 y punto de quiebre.</w:t>
+            </w:r>
+          </w:p>
+        </w:tc>
+        <w:tc>
+          <w:tcPr>
+            <w:tcW w:type="dxa" w:w="2800"/>
+            <w:tcBorders>
+              <w:top w:val="single" w:color="8EA9C1" w:sz="4"/>
+              <w:left w:val="single" w:color="8EA9C1" w:sz="4"/>
+              <w:bottom w:val="single" w:color="8EA9C1" w:sz="4"/>
+              <w:right w:val="single" w:color="8EA9C1" w:sz="4"/>
+            </w:tcBorders>
+            <w:tcMar>
+              <w:top w:type="dxa" w:w="50"/>
+              <w:left w:type="dxa" w:w="80"/>
+              <w:bottom w:type="dxa" w:w="50"/>
+              <w:right w:type="dxa" w:w="80"/>
+            </w:tcMar>
+            <w:vAlign w:val="top"/>
+          </w:tcPr>
+          <w:p>
+            <w:pPr>
+              <w:spacing w:after="0" w:before="0" w:line="240"/>
+              <w:jc w:val="left"/>
+            </w:pPr>
+            <w:r>
+              <w:rPr>
+                <w:sz w:val="18"/>
+                <w:szCs w:val="18"/>
+              </w:rPr>
+              <w:t xml:space="preserve">Diagnosticar cuellos de botella con datos.</w:t>
             </w:r>
           </w:p>
         </w:tc>
@@ -3315,7 +3640,7 @@
         </w:trPr>
         <w:tc>
           <w:tcPr>
-            <w:tcW w:type="dxa" w:w="2100"/>
+            <w:tcW w:type="dxa" w:w="2200"/>
             <w:tcBorders>
               <w:top w:val="single" w:color="8EA9C1" w:sz="4"/>
               <w:left w:val="single" w:color="8EA9C1" w:sz="4"/>
@@ -3343,13 +3668,13 @@
                 <w:sz w:val="18"/>
                 <w:szCs w:val="18"/>
               </w:rPr>
-              <w:t xml:space="preserve">Control de versiones</w:t>
-            </w:r>
-          </w:p>
-        </w:tc>
-        <w:tc>
-          <w:tcPr>
-            <w:tcW w:type="dxa" w:w="3970"/>
+              <w:t xml:space="preserve">MongoDB</w:t>
+            </w:r>
+          </w:p>
+        </w:tc>
+        <w:tc>
+          <w:tcPr>
+            <w:tcW w:type="dxa" w:w="4070"/>
             <w:tcBorders>
               <w:top w:val="single" w:color="8EA9C1" w:sz="4"/>
               <w:left w:val="single" w:color="8EA9C1" w:sz="4"/>
@@ -3375,13 +3700,29 @@
                 <w:sz w:val="18"/>
                 <w:szCs w:val="18"/>
               </w:rPr>
-              <w:t xml:space="preserve">Git, estrategia de ramas, solicitudes de integración y revisión de código.</w:t>
-            </w:r>
-          </w:p>
-        </w:tc>
-        <w:tc>
-          <w:tcPr>
-            <w:tcW w:type="dxa" w:w="3000"/>
+              <w:t xml:space="preserve">Perfilador, </w:t>
+            </w:r>
+            <w:r>
+              <w:rPr>
+                <w:i/>
+                <w:iCs/>
+                <w:sz w:val="18"/>
+                <w:szCs w:val="18"/>
+              </w:rPr>
+              <w:t xml:space="preserve">explain()</w:t>
+            </w:r>
+            <w:r>
+              <w:rPr>
+                <w:sz w:val="18"/>
+                <w:szCs w:val="18"/>
+              </w:rPr>
+              <w:t xml:space="preserve">, índices, conexiones, preferencias de lectura y elecciones de primario.</w:t>
+            </w:r>
+          </w:p>
+        </w:tc>
+        <w:tc>
+          <w:tcPr>
+            <w:tcW w:type="dxa" w:w="2800"/>
             <w:tcBorders>
               <w:top w:val="single" w:color="8EA9C1" w:sz="4"/>
               <w:left w:val="single" w:color="8EA9C1" w:sz="4"/>
@@ -3407,7 +3748,7 @@
                 <w:sz w:val="18"/>
                 <w:szCs w:val="18"/>
               </w:rPr>
-              <w:t xml:space="preserve">Integrar cambios pequeños de forma frecuente y revisada.</w:t>
+              <w:t xml:space="preserve">Optimizar consultas y configurar el acceso al replica set.</w:t>
             </w:r>
           </w:p>
         </w:tc>
@@ -3418,7 +3759,7 @@
         </w:trPr>
         <w:tc>
           <w:tcPr>
-            <w:tcW w:type="dxa" w:w="2100"/>
+            <w:tcW w:type="dxa" w:w="2200"/>
             <w:tcBorders>
               <w:top w:val="single" w:color="8EA9C1" w:sz="4"/>
               <w:left w:val="single" w:color="8EA9C1" w:sz="4"/>
@@ -3445,69 +3786,69 @@
                 <w:sz w:val="18"/>
                 <w:szCs w:val="18"/>
               </w:rPr>
-              <w:t xml:space="preserve">Integración continua y pruebas</w:t>
-            </w:r>
-          </w:p>
-        </w:tc>
-        <w:tc>
-          <w:tcPr>
-            <w:tcW w:type="dxa" w:w="3970"/>
-            <w:tcBorders>
-              <w:top w:val="single" w:color="8EA9C1" w:sz="4"/>
-              <w:left w:val="single" w:color="8EA9C1" w:sz="4"/>
-              <w:bottom w:val="single" w:color="8EA9C1" w:sz="4"/>
-              <w:right w:val="single" w:color="8EA9C1" w:sz="4"/>
-            </w:tcBorders>
-            <w:tcMar>
-              <w:top w:type="dxa" w:w="50"/>
-              <w:left w:type="dxa" w:w="80"/>
-              <w:bottom w:type="dxa" w:w="50"/>
-              <w:right w:type="dxa" w:w="80"/>
-            </w:tcMar>
-            <w:vAlign w:val="top"/>
-          </w:tcPr>
-          <w:p>
-            <w:pPr>
-              <w:spacing w:after="0" w:before="0" w:line="240"/>
-              <w:jc w:val="left"/>
-            </w:pPr>
-            <w:r>
-              <w:rPr>
-                <w:sz w:val="18"/>
-                <w:szCs w:val="18"/>
-              </w:rPr>
-              <w:t xml:space="preserve">Canalizaciones, pruebas unitarias y de integración, análisis estático.</w:t>
-            </w:r>
-          </w:p>
-        </w:tc>
-        <w:tc>
-          <w:tcPr>
-            <w:tcW w:type="dxa" w:w="3000"/>
-            <w:tcBorders>
-              <w:top w:val="single" w:color="8EA9C1" w:sz="4"/>
-              <w:left w:val="single" w:color="8EA9C1" w:sz="4"/>
-              <w:bottom w:val="single" w:color="8EA9C1" w:sz="4"/>
-              <w:right w:val="single" w:color="8EA9C1" w:sz="4"/>
-            </w:tcBorders>
-            <w:tcMar>
-              <w:top w:type="dxa" w:w="50"/>
-              <w:left w:type="dxa" w:w="80"/>
-              <w:bottom w:type="dxa" w:w="50"/>
-              <w:right w:type="dxa" w:w="80"/>
-            </w:tcMar>
-            <w:vAlign w:val="top"/>
-          </w:tcPr>
-          <w:p>
-            <w:pPr>
-              <w:spacing w:after="0" w:before="0" w:line="240"/>
-              <w:jc w:val="left"/>
-            </w:pPr>
-            <w:r>
-              <w:rPr>
-                <w:sz w:val="18"/>
-                <w:szCs w:val="18"/>
-              </w:rPr>
-              <w:t xml:space="preserve">Construir y mantener una canalización de CI.</w:t>
+              <w:t xml:space="preserve">Laravel sin estado</w:t>
+            </w:r>
+          </w:p>
+        </w:tc>
+        <w:tc>
+          <w:tcPr>
+            <w:tcW w:type="dxa" w:w="4070"/>
+            <w:tcBorders>
+              <w:top w:val="single" w:color="8EA9C1" w:sz="4"/>
+              <w:left w:val="single" w:color="8EA9C1" w:sz="4"/>
+              <w:bottom w:val="single" w:color="8EA9C1" w:sz="4"/>
+              <w:right w:val="single" w:color="8EA9C1" w:sz="4"/>
+            </w:tcBorders>
+            <w:tcMar>
+              <w:top w:type="dxa" w:w="50"/>
+              <w:left w:type="dxa" w:w="80"/>
+              <w:bottom w:type="dxa" w:w="50"/>
+              <w:right w:type="dxa" w:w="80"/>
+            </w:tcMar>
+            <w:vAlign w:val="top"/>
+          </w:tcPr>
+          <w:p>
+            <w:pPr>
+              <w:spacing w:after="0" w:before="0" w:line="240"/>
+              <w:jc w:val="left"/>
+            </w:pPr>
+            <w:r>
+              <w:rPr>
+                <w:sz w:val="18"/>
+                <w:szCs w:val="18"/>
+              </w:rPr>
+              <w:t xml:space="preserve">Sesiones, caché y colas en Redis; configuración por variables; ajuste de PHP-FPM.</w:t>
+            </w:r>
+          </w:p>
+        </w:tc>
+        <w:tc>
+          <w:tcPr>
+            <w:tcW w:type="dxa" w:w="2800"/>
+            <w:tcBorders>
+              <w:top w:val="single" w:color="8EA9C1" w:sz="4"/>
+              <w:left w:val="single" w:color="8EA9C1" w:sz="4"/>
+              <w:bottom w:val="single" w:color="8EA9C1" w:sz="4"/>
+              <w:right w:val="single" w:color="8EA9C1" w:sz="4"/>
+            </w:tcBorders>
+            <w:tcMar>
+              <w:top w:type="dxa" w:w="50"/>
+              <w:left w:type="dxa" w:w="80"/>
+              <w:bottom w:type="dxa" w:w="50"/>
+              <w:right w:type="dxa" w:w="80"/>
+            </w:tcMar>
+            <w:vAlign w:val="top"/>
+          </w:tcPr>
+          <w:p>
+            <w:pPr>
+              <w:spacing w:after="0" w:before="0" w:line="240"/>
+              <w:jc w:val="left"/>
+            </w:pPr>
+            <w:r>
+              <w:rPr>
+                <w:sz w:val="18"/>
+                <w:szCs w:val="18"/>
+              </w:rPr>
+              <w:t xml:space="preserve">Preparar la aplicación para escalar horizontalmente.</w:t>
             </w:r>
           </w:p>
         </w:tc>
@@ -3518,7 +3859,7 @@
         </w:trPr>
         <w:tc>
           <w:tcPr>
-            <w:tcW w:type="dxa" w:w="2100"/>
+            <w:tcW w:type="dxa" w:w="2200"/>
             <w:tcBorders>
               <w:top w:val="single" w:color="8EA9C1" w:sz="4"/>
               <w:left w:val="single" w:color="8EA9C1" w:sz="4"/>
@@ -3546,13 +3887,13 @@
                 <w:sz w:val="18"/>
                 <w:szCs w:val="18"/>
               </w:rPr>
-              <w:t xml:space="preserve">Contenedores</w:t>
-            </w:r>
-          </w:p>
-        </w:tc>
-        <w:tc>
-          <w:tcPr>
-            <w:tcW w:type="dxa" w:w="3970"/>
+              <w:t xml:space="preserve">Contenedores e integración continua</w:t>
+            </w:r>
+          </w:p>
+        </w:tc>
+        <w:tc>
+          <w:tcPr>
+            <w:tcW w:type="dxa" w:w="4070"/>
             <w:tcBorders>
               <w:top w:val="single" w:color="8EA9C1" w:sz="4"/>
               <w:left w:val="single" w:color="8EA9C1" w:sz="4"/>
@@ -3578,13 +3919,13 @@
                 <w:sz w:val="18"/>
                 <w:szCs w:val="18"/>
               </w:rPr>
-              <w:t xml:space="preserve">Imágenes, configuración por variables, registro de artefactos.</w:t>
-            </w:r>
-          </w:p>
-        </w:tc>
-        <w:tc>
-          <w:tcPr>
-            <w:tcW w:type="dxa" w:w="3000"/>
+              <w:t xml:space="preserve">Imagen multietapa, pruebas con PHPUnit, análisis estático y registro de imágenes.</w:t>
+            </w:r>
+          </w:p>
+        </w:tc>
+        <w:tc>
+          <w:tcPr>
+            <w:tcW w:type="dxa" w:w="2800"/>
             <w:tcBorders>
               <w:top w:val="single" w:color="8EA9C1" w:sz="4"/>
               <w:left w:val="single" w:color="8EA9C1" w:sz="4"/>
@@ -3610,7 +3951,7 @@
                 <w:sz w:val="18"/>
                 <w:szCs w:val="18"/>
               </w:rPr>
-              <w:t xml:space="preserve">Ejecutar la aplicación de forma reproducible.</w:t>
+              <w:t xml:space="preserve">Construir artefactos reproducibles y probados.</w:t>
             </w:r>
           </w:p>
         </w:tc>
@@ -3621,7 +3962,7 @@
         </w:trPr>
         <w:tc>
           <w:tcPr>
-            <w:tcW w:type="dxa" w:w="2100"/>
+            <w:tcW w:type="dxa" w:w="2200"/>
             <w:tcBorders>
               <w:top w:val="single" w:color="8EA9C1" w:sz="4"/>
               <w:left w:val="single" w:color="8EA9C1" w:sz="4"/>
@@ -3648,69 +3989,69 @@
                 <w:sz w:val="18"/>
                 <w:szCs w:val="18"/>
               </w:rPr>
-              <w:t xml:space="preserve">Entrega continua</w:t>
-            </w:r>
-          </w:p>
-        </w:tc>
-        <w:tc>
-          <w:tcPr>
-            <w:tcW w:type="dxa" w:w="3970"/>
-            <w:tcBorders>
-              <w:top w:val="single" w:color="8EA9C1" w:sz="4"/>
-              <w:left w:val="single" w:color="8EA9C1" w:sz="4"/>
-              <w:bottom w:val="single" w:color="8EA9C1" w:sz="4"/>
-              <w:right w:val="single" w:color="8EA9C1" w:sz="4"/>
-            </w:tcBorders>
-            <w:tcMar>
-              <w:top w:type="dxa" w:w="50"/>
-              <w:left w:type="dxa" w:w="80"/>
-              <w:bottom w:type="dxa" w:w="50"/>
-              <w:right w:type="dxa" w:w="80"/>
-            </w:tcMar>
-            <w:vAlign w:val="top"/>
-          </w:tcPr>
-          <w:p>
-            <w:pPr>
-              <w:spacing w:after="0" w:before="0" w:line="240"/>
-              <w:jc w:val="left"/>
-            </w:pPr>
-            <w:r>
-              <w:rPr>
-                <w:sz w:val="18"/>
-                <w:szCs w:val="18"/>
-              </w:rPr>
-              <w:t xml:space="preserve">Despliegue automatizado, validación posterior y reversión.</w:t>
-            </w:r>
-          </w:p>
-        </w:tc>
-        <w:tc>
-          <w:tcPr>
-            <w:tcW w:type="dxa" w:w="3000"/>
-            <w:tcBorders>
-              <w:top w:val="single" w:color="8EA9C1" w:sz="4"/>
-              <w:left w:val="single" w:color="8EA9C1" w:sz="4"/>
-              <w:bottom w:val="single" w:color="8EA9C1" w:sz="4"/>
-              <w:right w:val="single" w:color="8EA9C1" w:sz="4"/>
-            </w:tcBorders>
-            <w:tcMar>
-              <w:top w:type="dxa" w:w="50"/>
-              <w:left w:type="dxa" w:w="80"/>
-              <w:bottom w:type="dxa" w:w="50"/>
-              <w:right w:type="dxa" w:w="80"/>
-            </w:tcMar>
-            <w:vAlign w:val="top"/>
-          </w:tcPr>
-          <w:p>
-            <w:pPr>
-              <w:spacing w:after="0" w:before="0" w:line="240"/>
-              <w:jc w:val="left"/>
-            </w:pPr>
-            <w:r>
-              <w:rPr>
-                <w:sz w:val="18"/>
-                <w:szCs w:val="18"/>
-              </w:rPr>
-              <w:t xml:space="preserve">Desplegar y revertir sin intervención manual.</w:t>
+              <w:t xml:space="preserve">Kubernetes</w:t>
+            </w:r>
+          </w:p>
+        </w:tc>
+        <w:tc>
+          <w:tcPr>
+            <w:tcW w:type="dxa" w:w="4070"/>
+            <w:tcBorders>
+              <w:top w:val="single" w:color="8EA9C1" w:sz="4"/>
+              <w:left w:val="single" w:color="8EA9C1" w:sz="4"/>
+              <w:bottom w:val="single" w:color="8EA9C1" w:sz="4"/>
+              <w:right w:val="single" w:color="8EA9C1" w:sz="4"/>
+            </w:tcBorders>
+            <w:tcMar>
+              <w:top w:type="dxa" w:w="50"/>
+              <w:left w:type="dxa" w:w="80"/>
+              <w:bottom w:type="dxa" w:w="50"/>
+              <w:right w:type="dxa" w:w="80"/>
+            </w:tcMar>
+            <w:vAlign w:val="top"/>
+          </w:tcPr>
+          <w:p>
+            <w:pPr>
+              <w:spacing w:after="0" w:before="0" w:line="240"/>
+              <w:jc w:val="left"/>
+            </w:pPr>
+            <w:r>
+              <w:rPr>
+                <w:sz w:val="18"/>
+                <w:szCs w:val="18"/>
+              </w:rPr>
+              <w:t xml:space="preserve">Pods, Deployments, Services, Gateway API, ConfigMaps, Secrets, sondas, Jobs y CronJobs.</w:t>
+            </w:r>
+          </w:p>
+        </w:tc>
+        <w:tc>
+          <w:tcPr>
+            <w:tcW w:type="dxa" w:w="2800"/>
+            <w:tcBorders>
+              <w:top w:val="single" w:color="8EA9C1" w:sz="4"/>
+              <w:left w:val="single" w:color="8EA9C1" w:sz="4"/>
+              <w:bottom w:val="single" w:color="8EA9C1" w:sz="4"/>
+              <w:right w:val="single" w:color="8EA9C1" w:sz="4"/>
+            </w:tcBorders>
+            <w:tcMar>
+              <w:top w:type="dxa" w:w="50"/>
+              <w:left w:type="dxa" w:w="80"/>
+              <w:bottom w:type="dxa" w:w="50"/>
+              <w:right w:type="dxa" w:w="80"/>
+            </w:tcMar>
+            <w:vAlign w:val="top"/>
+          </w:tcPr>
+          <w:p>
+            <w:pPr>
+              <w:spacing w:after="0" w:before="0" w:line="240"/>
+              <w:jc w:val="left"/>
+            </w:pPr>
+            <w:r>
+              <w:rPr>
+                <w:sz w:val="18"/>
+                <w:szCs w:val="18"/>
+              </w:rPr>
+              <w:t xml:space="preserve">Desplegar y operar la aplicación en un clúster.</w:t>
             </w:r>
           </w:p>
         </w:tc>
@@ -3721,7 +4062,7 @@
         </w:trPr>
         <w:tc>
           <w:tcPr>
-            <w:tcW w:type="dxa" w:w="2100"/>
+            <w:tcW w:type="dxa" w:w="2200"/>
             <w:tcBorders>
               <w:top w:val="single" w:color="8EA9C1" w:sz="4"/>
               <w:left w:val="single" w:color="8EA9C1" w:sz="4"/>
@@ -3749,13 +4090,13 @@
                 <w:sz w:val="18"/>
                 <w:szCs w:val="18"/>
               </w:rPr>
-              <w:t xml:space="preserve">DevSecOps</w:t>
-            </w:r>
-          </w:p>
-        </w:tc>
-        <w:tc>
-          <w:tcPr>
-            <w:tcW w:type="dxa" w:w="3970"/>
+              <w:t xml:space="preserve">Entrega continua</w:t>
+            </w:r>
+          </w:p>
+        </w:tc>
+        <w:tc>
+          <w:tcPr>
+            <w:tcW w:type="dxa" w:w="4070"/>
             <w:tcBorders>
               <w:top w:val="single" w:color="8EA9C1" w:sz="4"/>
               <w:left w:val="single" w:color="8EA9C1" w:sz="4"/>
@@ -3781,13 +4122,13 @@
                 <w:sz w:val="18"/>
                 <w:szCs w:val="18"/>
               </w:rPr>
-              <w:t xml:space="preserve">Gestión de secretos, análisis de dependencias e imágenes, permisos mínimos.</w:t>
-            </w:r>
-          </w:p>
-        </w:tc>
-        <w:tc>
-          <w:tcPr>
-            <w:tcW w:type="dxa" w:w="3000"/>
+              <w:t xml:space="preserve">Helm, despliegue progresivo y reversión.</w:t>
+            </w:r>
+          </w:p>
+        </w:tc>
+        <w:tc>
+          <w:tcPr>
+            <w:tcW w:type="dxa" w:w="2800"/>
             <w:tcBorders>
               <w:top w:val="single" w:color="8EA9C1" w:sz="4"/>
               <w:left w:val="single" w:color="8EA9C1" w:sz="4"/>
@@ -3813,7 +4154,7 @@
                 <w:sz w:val="18"/>
                 <w:szCs w:val="18"/>
               </w:rPr>
-              <w:t xml:space="preserve">Incorporar controles de seguridad en la canalización.</w:t>
+              <w:t xml:space="preserve">Publicar cambios sin interrupción.</w:t>
             </w:r>
           </w:p>
         </w:tc>
@@ -3824,7 +4165,7 @@
         </w:trPr>
         <w:tc>
           <w:tcPr>
-            <w:tcW w:type="dxa" w:w="2100"/>
+            <w:tcW w:type="dxa" w:w="2200"/>
             <w:tcBorders>
               <w:top w:val="single" w:color="8EA9C1" w:sz="4"/>
               <w:left w:val="single" w:color="8EA9C1" w:sz="4"/>
@@ -3851,69 +4192,94 @@
                 <w:sz w:val="18"/>
                 <w:szCs w:val="18"/>
               </w:rPr>
-              <w:t xml:space="preserve">Infraestructura como código</w:t>
-            </w:r>
-          </w:p>
-        </w:tc>
-        <w:tc>
-          <w:tcPr>
-            <w:tcW w:type="dxa" w:w="3970"/>
-            <w:tcBorders>
-              <w:top w:val="single" w:color="8EA9C1" w:sz="4"/>
-              <w:left w:val="single" w:color="8EA9C1" w:sz="4"/>
-              <w:bottom w:val="single" w:color="8EA9C1" w:sz="4"/>
-              <w:right w:val="single" w:color="8EA9C1" w:sz="4"/>
-            </w:tcBorders>
-            <w:tcMar>
-              <w:top w:type="dxa" w:w="50"/>
-              <w:left w:type="dxa" w:w="80"/>
-              <w:bottom w:type="dxa" w:w="50"/>
-              <w:right w:type="dxa" w:w="80"/>
-            </w:tcMar>
-            <w:vAlign w:val="top"/>
-          </w:tcPr>
-          <w:p>
-            <w:pPr>
-              <w:spacing w:after="0" w:before="0" w:line="240"/>
-              <w:jc w:val="left"/>
-            </w:pPr>
-            <w:r>
-              <w:rPr>
-                <w:sz w:val="18"/>
-                <w:szCs w:val="18"/>
-              </w:rPr>
-              <w:t xml:space="preserve">Automatización de la configuración de servidores y entornos.</w:t>
-            </w:r>
-          </w:p>
-        </w:tc>
-        <w:tc>
-          <w:tcPr>
-            <w:tcW w:type="dxa" w:w="3000"/>
-            <w:tcBorders>
-              <w:top w:val="single" w:color="8EA9C1" w:sz="4"/>
-              <w:left w:val="single" w:color="8EA9C1" w:sz="4"/>
-              <w:bottom w:val="single" w:color="8EA9C1" w:sz="4"/>
-              <w:right w:val="single" w:color="8EA9C1" w:sz="4"/>
-            </w:tcBorders>
-            <w:tcMar>
-              <w:top w:type="dxa" w:w="50"/>
-              <w:left w:type="dxa" w:w="80"/>
-              <w:bottom w:type="dxa" w:w="50"/>
-              <w:right w:type="dxa" w:w="80"/>
-            </w:tcMar>
-            <w:vAlign w:val="top"/>
-          </w:tcPr>
-          <w:p>
-            <w:pPr>
-              <w:spacing w:after="0" w:before="0" w:line="240"/>
-              <w:jc w:val="left"/>
-            </w:pPr>
-            <w:r>
-              <w:rPr>
-                <w:sz w:val="18"/>
-                <w:szCs w:val="18"/>
-              </w:rPr>
-              <w:t xml:space="preserve">Recrear un entorno a partir de código.</w:t>
+              <w:t xml:space="preserve">Autoescalado</w:t>
+            </w:r>
+          </w:p>
+        </w:tc>
+        <w:tc>
+          <w:tcPr>
+            <w:tcW w:type="dxa" w:w="4070"/>
+            <w:tcBorders>
+              <w:top w:val="single" w:color="8EA9C1" w:sz="4"/>
+              <w:left w:val="single" w:color="8EA9C1" w:sz="4"/>
+              <w:bottom w:val="single" w:color="8EA9C1" w:sz="4"/>
+              <w:right w:val="single" w:color="8EA9C1" w:sz="4"/>
+            </w:tcBorders>
+            <w:tcMar>
+              <w:top w:type="dxa" w:w="50"/>
+              <w:left w:type="dxa" w:w="80"/>
+              <w:bottom w:type="dxa" w:w="50"/>
+              <w:right w:type="dxa" w:w="80"/>
+            </w:tcMar>
+            <w:vAlign w:val="top"/>
+          </w:tcPr>
+          <w:p>
+            <w:pPr>
+              <w:spacing w:after="0" w:before="0" w:line="240"/>
+              <w:jc w:val="left"/>
+            </w:pPr>
+            <w:r>
+              <w:rPr>
+                <w:i/>
+                <w:iCs/>
+                <w:sz w:val="18"/>
+                <w:szCs w:val="18"/>
+              </w:rPr>
+              <w:t xml:space="preserve">Requests</w:t>
+            </w:r>
+            <w:r>
+              <w:rPr>
+                <w:sz w:val="18"/>
+                <w:szCs w:val="18"/>
+              </w:rPr>
+              <w:t xml:space="preserve"> y </w:t>
+            </w:r>
+            <w:r>
+              <w:rPr>
+                <w:i/>
+                <w:iCs/>
+                <w:sz w:val="18"/>
+                <w:szCs w:val="18"/>
+              </w:rPr>
+              <w:t xml:space="preserve">limits</w:t>
+            </w:r>
+            <w:r>
+              <w:rPr>
+                <w:sz w:val="18"/>
+                <w:szCs w:val="18"/>
+              </w:rPr>
+              <w:t xml:space="preserve">, HPA, PodDisruptionBudget y planificación de capacidad.</w:t>
+            </w:r>
+          </w:p>
+        </w:tc>
+        <w:tc>
+          <w:tcPr>
+            <w:tcW w:type="dxa" w:w="2800"/>
+            <w:tcBorders>
+              <w:top w:val="single" w:color="8EA9C1" w:sz="4"/>
+              <w:left w:val="single" w:color="8EA9C1" w:sz="4"/>
+              <w:bottom w:val="single" w:color="8EA9C1" w:sz="4"/>
+              <w:right w:val="single" w:color="8EA9C1" w:sz="4"/>
+            </w:tcBorders>
+            <w:tcMar>
+              <w:top w:type="dxa" w:w="50"/>
+              <w:left w:type="dxa" w:w="80"/>
+              <w:bottom w:type="dxa" w:w="50"/>
+              <w:right w:type="dxa" w:w="80"/>
+            </w:tcMar>
+            <w:vAlign w:val="top"/>
+          </w:tcPr>
+          <w:p>
+            <w:pPr>
+              <w:spacing w:after="0" w:before="0" w:line="240"/>
+              <w:jc w:val="left"/>
+            </w:pPr>
+            <w:r>
+              <w:rPr>
+                <w:sz w:val="18"/>
+                <w:szCs w:val="18"/>
+              </w:rPr>
+              <w:t xml:space="preserve">Ajustar la capacidad a la demanda.</w:t>
             </w:r>
           </w:p>
         </w:tc>
@@ -3924,7 +4290,7 @@
         </w:trPr>
         <w:tc>
           <w:tcPr>
-            <w:tcW w:type="dxa" w:w="2100"/>
+            <w:tcW w:type="dxa" w:w="2200"/>
             <w:tcBorders>
               <w:top w:val="single" w:color="8EA9C1" w:sz="4"/>
               <w:left w:val="single" w:color="8EA9C1" w:sz="4"/>
@@ -3952,13 +4318,13 @@
                 <w:sz w:val="18"/>
                 <w:szCs w:val="18"/>
               </w:rPr>
-              <w:t xml:space="preserve">Observabilidad</w:t>
-            </w:r>
-          </w:p>
-        </w:tc>
-        <w:tc>
-          <w:tcPr>
-            <w:tcW w:type="dxa" w:w="3970"/>
+              <w:t xml:space="preserve">DevSecOps</w:t>
+            </w:r>
+          </w:p>
+        </w:tc>
+        <w:tc>
+          <w:tcPr>
+            <w:tcW w:type="dxa" w:w="4070"/>
             <w:tcBorders>
               <w:top w:val="single" w:color="8EA9C1" w:sz="4"/>
               <w:left w:val="single" w:color="8EA9C1" w:sz="4"/>
@@ -3984,13 +4350,13 @@
                 <w:sz w:val="18"/>
                 <w:szCs w:val="18"/>
               </w:rPr>
-              <w:t xml:space="preserve">Registros, métricas, alertas, paneles y objetivos de nivel de servicio.</w:t>
-            </w:r>
-          </w:p>
-        </w:tc>
-        <w:tc>
-          <w:tcPr>
-            <w:tcW w:type="dxa" w:w="3000"/>
+              <w:t xml:space="preserve">RBAC, políticas de red, secretos, análisis de imágenes.</w:t>
+            </w:r>
+          </w:p>
+        </w:tc>
+        <w:tc>
+          <w:tcPr>
+            <w:tcW w:type="dxa" w:w="2800"/>
             <w:tcBorders>
               <w:top w:val="single" w:color="8EA9C1" w:sz="4"/>
               <w:left w:val="single" w:color="8EA9C1" w:sz="4"/>
@@ -4016,7 +4382,7 @@
                 <w:sz w:val="18"/>
                 <w:szCs w:val="18"/>
               </w:rPr>
-              <w:t xml:space="preserve">Detectar y diagnosticar incidencias.</w:t>
+              <w:t xml:space="preserve">Aplicar seguridad en el clúster y la canalización.</w:t>
             </w:r>
           </w:p>
         </w:tc>
@@ -4027,7 +4393,7 @@
         </w:trPr>
         <w:tc>
           <w:tcPr>
-            <w:tcW w:type="dxa" w:w="2100"/>
+            <w:tcW w:type="dxa" w:w="2200"/>
             <w:tcBorders>
               <w:top w:val="single" w:color="8EA9C1" w:sz="4"/>
               <w:left w:val="single" w:color="8EA9C1" w:sz="4"/>
@@ -4054,69 +4420,69 @@
                 <w:sz w:val="18"/>
                 <w:szCs w:val="18"/>
               </w:rPr>
-              <w:t xml:space="preserve">Medición y mejora</w:t>
-            </w:r>
-          </w:p>
-        </w:tc>
-        <w:tc>
-          <w:tcPr>
-            <w:tcW w:type="dxa" w:w="3970"/>
-            <w:tcBorders>
-              <w:top w:val="single" w:color="8EA9C1" w:sz="4"/>
-              <w:left w:val="single" w:color="8EA9C1" w:sz="4"/>
-              <w:bottom w:val="single" w:color="8EA9C1" w:sz="4"/>
-              <w:right w:val="single" w:color="8EA9C1" w:sz="4"/>
-            </w:tcBorders>
-            <w:tcMar>
-              <w:top w:type="dxa" w:w="50"/>
-              <w:left w:type="dxa" w:w="80"/>
-              <w:bottom w:type="dxa" w:w="50"/>
-              <w:right w:type="dxa" w:w="80"/>
-            </w:tcMar>
-            <w:vAlign w:val="top"/>
-          </w:tcPr>
-          <w:p>
-            <w:pPr>
-              <w:spacing w:after="0" w:before="0" w:line="240"/>
-              <w:jc w:val="left"/>
-            </w:pPr>
-            <w:r>
-              <w:rPr>
-                <w:sz w:val="18"/>
-                <w:szCs w:val="18"/>
-              </w:rPr>
-              <w:t xml:space="preserve">Métricas DORA, análisis de tendencias y plan de mejora.</w:t>
-            </w:r>
-          </w:p>
-        </w:tc>
-        <w:tc>
-          <w:tcPr>
-            <w:tcW w:type="dxa" w:w="3000"/>
-            <w:tcBorders>
-              <w:top w:val="single" w:color="8EA9C1" w:sz="4"/>
-              <w:left w:val="single" w:color="8EA9C1" w:sz="4"/>
-              <w:bottom w:val="single" w:color="8EA9C1" w:sz="4"/>
-              <w:right w:val="single" w:color="8EA9C1" w:sz="4"/>
-            </w:tcBorders>
-            <w:tcMar>
-              <w:top w:type="dxa" w:w="50"/>
-              <w:left w:type="dxa" w:w="80"/>
-              <w:bottom w:type="dxa" w:w="50"/>
-              <w:right w:type="dxa" w:w="80"/>
-            </w:tcMar>
-            <w:vAlign w:val="top"/>
-          </w:tcPr>
-          <w:p>
-            <w:pPr>
-              <w:spacing w:after="0" w:before="0" w:line="240"/>
-              <w:jc w:val="left"/>
-            </w:pPr>
-            <w:r>
-              <w:rPr>
-                <w:sz w:val="18"/>
-                <w:szCs w:val="18"/>
-              </w:rPr>
-              <w:t xml:space="preserve">Usar datos para tomar decisiones.</w:t>
+              <w:t xml:space="preserve">Resiliencia y cultura</w:t>
+            </w:r>
+          </w:p>
+        </w:tc>
+        <w:tc>
+          <w:tcPr>
+            <w:tcW w:type="dxa" w:w="4070"/>
+            <w:tcBorders>
+              <w:top w:val="single" w:color="8EA9C1" w:sz="4"/>
+              <w:left w:val="single" w:color="8EA9C1" w:sz="4"/>
+              <w:bottom w:val="single" w:color="8EA9C1" w:sz="4"/>
+              <w:right w:val="single" w:color="8EA9C1" w:sz="4"/>
+            </w:tcBorders>
+            <w:tcMar>
+              <w:top w:type="dxa" w:w="50"/>
+              <w:left w:type="dxa" w:w="80"/>
+              <w:bottom w:type="dxa" w:w="50"/>
+              <w:right w:type="dxa" w:w="80"/>
+            </w:tcMar>
+            <w:vAlign w:val="top"/>
+          </w:tcPr>
+          <w:p>
+            <w:pPr>
+              <w:spacing w:after="0" w:before="0" w:line="240"/>
+              <w:jc w:val="left"/>
+            </w:pPr>
+            <w:r>
+              <w:rPr>
+                <w:sz w:val="18"/>
+                <w:szCs w:val="18"/>
+              </w:rPr>
+              <w:t xml:space="preserve">Pruebas de caos, procedimientos de incidencias, retrospectivas sin culpables.</w:t>
+            </w:r>
+          </w:p>
+        </w:tc>
+        <w:tc>
+          <w:tcPr>
+            <w:tcW w:type="dxa" w:w="2800"/>
+            <w:tcBorders>
+              <w:top w:val="single" w:color="8EA9C1" w:sz="4"/>
+              <w:left w:val="single" w:color="8EA9C1" w:sz="4"/>
+              <w:bottom w:val="single" w:color="8EA9C1" w:sz="4"/>
+              <w:right w:val="single" w:color="8EA9C1" w:sz="4"/>
+            </w:tcBorders>
+            <w:tcMar>
+              <w:top w:type="dxa" w:w="50"/>
+              <w:left w:type="dxa" w:w="80"/>
+              <w:bottom w:type="dxa" w:w="50"/>
+              <w:right w:type="dxa" w:w="80"/>
+            </w:tcMar>
+            <w:vAlign w:val="top"/>
+          </w:tcPr>
+          <w:p>
+            <w:pPr>
+              <w:spacing w:after="0" w:before="0" w:line="240"/>
+              <w:jc w:val="left"/>
+            </w:pPr>
+            <w:r>
+              <w:rPr>
+                <w:sz w:val="18"/>
+                <w:szCs w:val="18"/>
+              </w:rPr>
+              <w:t xml:space="preserve">Responder a fallos y aprender de ellos.</w:t>
             </w:r>
           </w:p>
         </w:tc>
@@ -4124,7 +4490,7 @@
     </w:tbl>
     <w:p>
       <w:pPr>
-        <w:spacing w:after="160" w:before="60"/>
+        <w:spacing w:after="100" w:before="40"/>
         <w:jc w:val="center"/>
       </w:pPr>
       <w:r>
@@ -4159,7 +4525,27 @@
         <w:t xml:space="preserve">Entregables:</w:t>
       </w:r>
       <w:r>
-        <w:t xml:space="preserve"> diagnóstico y línea base; repositorio con reglas de colaboración; canalización de CI/CD funcional; aplicación contenedorizada; controles de seguridad; panel de monitoreo; manual de operación con procedimiento de reversión; e informe final con plan de mejora.</w:t>
+        <w:t xml:space="preserve"> diagnóstico y línea base de carga; índices y configuración optimizada de MongoDB; aplicación sin estado en contenedores; canalización CI/CD con </w:t>
+      </w:r>
+      <w:r>
+        <w:rPr>
+          <w:i/>
+          <w:iCs/>
+        </w:rPr>
+        <w:t xml:space="preserve">chart</w:t>
+      </w:r>
+      <w:r>
+        <w:t xml:space="preserve"> de Helm; despliegue en Kubernetes con autoescalado; controles de seguridad; panel y alertas; procedimientos de incidencias; e informe final con un </w:t>
+      </w:r>
+      <w:r>
+        <w:rPr>
+          <w:b/>
+          <w:bCs/>
+        </w:rPr>
+        <w:t xml:space="preserve">plan de migración a producción</w:t>
+      </w:r>
+      <w:r>
+        <w:t xml:space="preserve"> y criterios de decisión.</w:t>
       </w:r>
     </w:p>
     <w:p>
@@ -4175,7 +4561,17 @@
         <w:t xml:space="preserve">Fuera del alcance:</w:t>
       </w:r>
       <w:r>
-        <w:t xml:space="preserve"> cambios directos en producción, migración de otros sistemas, sustitución obligatoria de herramientas ya licenciadas e implantación de orquestación de contenedores (Kubernetes) en producción. Estos puntos se evaluarán en una segunda fase según los resultados del piloto.</w:t>
+        <w:t xml:space="preserve"> la migración a producción (se hará en una segunda fase con despliegue gradual), ejecutar MongoDB dentro de Kubernetes, fragmentar la base de datos (</w:t>
+      </w:r>
+      <w:r>
+        <w:rPr>
+          <w:i/>
+          <w:iCs/>
+        </w:rPr>
+        <w:t xml:space="preserve">sharding</w:t>
+      </w:r>
+      <w:r>
+        <w:t xml:space="preserve">), reescribir la aplicación e implantar varias regiones. Si tras la optimización el primario sigue por encima del 70 % de CPU, se recomendará evaluar su escalado en la segunda fase.</w:t>
       </w:r>
     </w:p>
     <w:p>
@@ -4202,7 +4598,7 @@
         <w:t xml:space="preserve">nueve personas</w:t>
       </w:r>
       <w:r>
-        <w:t xml:space="preserve">, más tres roles de apoyo, seleccionados según los criterios de la sección 5.1:</w:t>
+        <w:t xml:space="preserve"> y tres roles de apoyo:</w:t>
       </w:r>
     </w:p>
     <w:tbl>
@@ -4437,7 +4833,7 @@
                 <w:sz w:val="18"/>
                 <w:szCs w:val="18"/>
               </w:rPr>
-              <w:t xml:space="preserve">Desarrollo</w:t>
+              <w:t xml:space="preserve">Desarrollo Laravel</w:t>
             </w:r>
           </w:p>
         </w:tc>
@@ -4499,7 +4895,23 @@
                 <w:sz w:val="18"/>
                 <w:szCs w:val="18"/>
               </w:rPr>
-              <w:t xml:space="preserve">Gestionar el código, crear pruebas y mantener la canalización.</w:t>
+              <w:t xml:space="preserve">Hacer la aplicación sin estado, optimizar consultas, crear pruebas y el </w:t>
+            </w:r>
+            <w:r>
+              <w:rPr>
+                <w:i/>
+                <w:iCs/>
+                <w:sz w:val="18"/>
+                <w:szCs w:val="18"/>
+              </w:rPr>
+              <w:t xml:space="preserve">chart</w:t>
+            </w:r>
+            <w:r>
+              <w:rPr>
+                <w:sz w:val="18"/>
+                <w:szCs w:val="18"/>
+              </w:rPr>
+              <w:t xml:space="preserve"> de Helm.</w:t>
             </w:r>
           </w:p>
         </w:tc>
@@ -4530,7 +4942,7 @@
                 <w:sz w:val="18"/>
                 <w:szCs w:val="18"/>
               </w:rPr>
-              <w:t xml:space="preserve">Construyen el portal y generan el mayor número de cambios.</w:t>
+              <w:t xml:space="preserve">Escriben las consultas que saturan MongoDB y generan la mayoría de los cambios.</w:t>
             </w:r>
           </w:p>
         </w:tc>
@@ -4561,7 +4973,7 @@
                 <w:sz w:val="18"/>
                 <w:szCs w:val="18"/>
               </w:rPr>
-              <w:t xml:space="preserve">Integrar con más rapidez y recibir retroalimentación inmediata.</w:t>
+              <w:t xml:space="preserve">Diseñar aplicaciones escalables y entender su impacto en producción.</w:t>
             </w:r>
           </w:p>
         </w:tc>
@@ -4600,7 +5012,7 @@
                 <w:sz w:val="18"/>
                 <w:szCs w:val="18"/>
               </w:rPr>
-              <w:t xml:space="preserve">Operaciones</w:t>
+              <w:t xml:space="preserve">Operaciones y plataforma</w:t>
             </w:r>
           </w:p>
         </w:tc>
@@ -4664,7 +5076,7 @@
                 <w:sz w:val="18"/>
                 <w:szCs w:val="18"/>
               </w:rPr>
-              <w:t xml:space="preserve">Preparar entornos, contenedores, despliegues y reversión.</w:t>
+              <w:t xml:space="preserve">Construir el clúster, la entrada de tráfico, el autoescalado y la observabilidad.</w:t>
             </w:r>
           </w:p>
         </w:tc>
@@ -4696,7 +5108,7 @@
                 <w:sz w:val="18"/>
                 <w:szCs w:val="18"/>
               </w:rPr>
-              <w:t xml:space="preserve">Realizan hoy los despliegues manuales y atienden las incidencias.</w:t>
+              <w:t xml:space="preserve">Administran hoy los 10 servidores y el balanceador Nginx.</w:t>
             </w:r>
           </w:p>
         </w:tc>
@@ -4728,7 +5140,7 @@
                 <w:sz w:val="18"/>
                 <w:szCs w:val="18"/>
               </w:rPr>
-              <w:t xml:space="preserve">Menos trabajo manual y entornos reproducibles.</w:t>
+              <w:t xml:space="preserve">Pasar de administrar servidores a operar una plataforma automatizada.</w:t>
             </w:r>
           </w:p>
         </w:tc>
@@ -4766,7 +5178,7 @@
                 <w:sz w:val="18"/>
                 <w:szCs w:val="18"/>
               </w:rPr>
-              <w:t xml:space="preserve">Calidad (QA)</w:t>
+              <w:t xml:space="preserve">Base de datos (DBA)</w:t>
             </w:r>
           </w:p>
         </w:tc>
@@ -4797,7 +5209,7 @@
                 <w:sz w:val="18"/>
                 <w:szCs w:val="18"/>
               </w:rPr>
-              <w:t xml:space="preserve">2</w:t>
+              <w:t xml:space="preserve">1</w:t>
             </w:r>
           </w:p>
         </w:tc>
@@ -4828,7 +5240,7 @@
                 <w:sz w:val="18"/>
                 <w:szCs w:val="18"/>
               </w:rPr>
-              <w:t xml:space="preserve">Diseñar pruebas automatizadas y criterios de aceptación.</w:t>
+              <w:t xml:space="preserve">Analizar consultas, crear índices y configurar el replica set.</w:t>
             </w:r>
           </w:p>
         </w:tc>
@@ -4859,7 +5271,7 @@
                 <w:sz w:val="18"/>
                 <w:szCs w:val="18"/>
               </w:rPr>
-              <w:t xml:space="preserve">Validan cada versión y conocen los defectos más frecuentes.</w:t>
+              <w:t xml:space="preserve">MongoDB es el punto de fallo principal.</w:t>
             </w:r>
           </w:p>
         </w:tc>
@@ -4890,7 +5302,7 @@
                 <w:sz w:val="18"/>
                 <w:szCs w:val="18"/>
               </w:rPr>
-              <w:t xml:space="preserve">Pasar de pruebas manuales a pruebas automatizadas.</w:t>
+              <w:t xml:space="preserve">Trabajar con Desarrollo desde el diseño y no solo al resolver caídas.</w:t>
             </w:r>
           </w:p>
         </w:tc>
@@ -4929,7 +5341,7 @@
                 <w:sz w:val="18"/>
                 <w:szCs w:val="18"/>
               </w:rPr>
-              <w:t xml:space="preserve">Seguridad</w:t>
+              <w:t xml:space="preserve">Calidad y rendimiento</w:t>
             </w:r>
           </w:p>
         </w:tc>
@@ -4993,7 +5405,7 @@
                 <w:sz w:val="18"/>
                 <w:szCs w:val="18"/>
               </w:rPr>
-              <w:t xml:space="preserve">Definir controles de secretos, dependencias y permisos.</w:t>
+              <w:t xml:space="preserve">Diseñar las pruebas de carga y los criterios de aceptación.</w:t>
             </w:r>
           </w:p>
         </w:tc>
@@ -5025,7 +5437,7 @@
                 <w:sz w:val="18"/>
                 <w:szCs w:val="18"/>
               </w:rPr>
-              <w:t xml:space="preserve">Es responsable de proteger los datos de los clientes.</w:t>
+              <w:t xml:space="preserve">Validará con datos si se cumple la meta de 10 000 usuarios.</w:t>
             </w:r>
           </w:p>
         </w:tc>
@@ -5057,7 +5469,7 @@
                 <w:sz w:val="18"/>
                 <w:szCs w:val="18"/>
               </w:rPr>
-              <w:t xml:space="preserve">Detectar riesgos en etapas tempranas.</w:t>
+              <w:t xml:space="preserve">Automatizar pruebas de rendimiento en la canalización.</w:t>
             </w:r>
           </w:p>
         </w:tc>
@@ -5095,7 +5507,7 @@
                 <w:sz w:val="18"/>
                 <w:szCs w:val="18"/>
               </w:rPr>
-              <w:t xml:space="preserve">Patrocinador (gerente de TI)</w:t>
+              <w:t xml:space="preserve">Seguridad</w:t>
             </w:r>
           </w:p>
         </w:tc>
@@ -5157,7 +5569,7 @@
                 <w:sz w:val="18"/>
                 <w:szCs w:val="18"/>
               </w:rPr>
-              <w:t xml:space="preserve">Aprobar recursos, eliminar obstáculos y revisar resultados.</w:t>
+              <w:t xml:space="preserve">Definir RBAC, políticas de red y gestión de secretos.</w:t>
             </w:r>
           </w:p>
         </w:tc>
@@ -5188,7 +5600,7 @@
                 <w:sz w:val="18"/>
                 <w:szCs w:val="18"/>
               </w:rPr>
-              <w:t xml:space="preserve">Tiene autoridad sobre presupuesto y prioridades.</w:t>
+              <w:t xml:space="preserve">Kubernetes introduce nuevos riesgos de acceso.</w:t>
             </w:r>
           </w:p>
         </w:tc>
@@ -5219,7 +5631,7 @@
                 <w:sz w:val="18"/>
                 <w:szCs w:val="18"/>
               </w:rPr>
-              <w:t xml:space="preserve">Datos objetivos para decidir la ampliación.</w:t>
+              <w:t xml:space="preserve">Integrar la seguridad desde el inicio.</w:t>
             </w:r>
           </w:p>
         </w:tc>
@@ -5258,7 +5670,7 @@
                 <w:sz w:val="18"/>
                 <w:szCs w:val="18"/>
               </w:rPr>
-              <w:t xml:space="preserve">Coordinador del Dojo</w:t>
+              <w:t xml:space="preserve">Patrocinador (gerente de TI)</w:t>
             </w:r>
           </w:p>
         </w:tc>
@@ -5322,7 +5734,7 @@
                 <w:sz w:val="18"/>
                 <w:szCs w:val="18"/>
               </w:rPr>
-              <w:t xml:space="preserve">Planificar sesiones, medir indicadores y gestionar la retroalimentación.</w:t>
+              <w:t xml:space="preserve">Aprobar recursos y decidir la migración a producción.</w:t>
             </w:r>
           </w:p>
         </w:tc>
@@ -5354,7 +5766,7 @@
                 <w:sz w:val="18"/>
                 <w:szCs w:val="18"/>
               </w:rPr>
-              <w:t xml:space="preserve">Líder técnico con experiencia en gestión de proyectos.</w:t>
+              <w:t xml:space="preserve">Autoridad sobre presupuesto y prioridades.</w:t>
             </w:r>
           </w:p>
         </w:tc>
@@ -5386,7 +5798,7 @@
                 <w:sz w:val="18"/>
                 <w:szCs w:val="18"/>
               </w:rPr>
-              <w:t xml:space="preserve">Desarrolla capacidad para replicar el Dojo.</w:t>
+              <w:t xml:space="preserve">Decidir con evidencias.</w:t>
             </w:r>
           </w:p>
         </w:tc>
@@ -5424,7 +5836,7 @@
                 <w:sz w:val="18"/>
                 <w:szCs w:val="18"/>
               </w:rPr>
-              <w:t xml:space="preserve">Mentor DevOps (externo)</w:t>
+              <w:t xml:space="preserve">Coordinador del Dojo</w:t>
             </w:r>
           </w:p>
         </w:tc>
@@ -5486,7 +5898,7 @@
                 <w:sz w:val="18"/>
                 <w:szCs w:val="18"/>
               </w:rPr>
-              <w:t xml:space="preserve">Guiar las prácticas y resolver dudas técnicas.</w:t>
+              <w:t xml:space="preserve">Planificar sesiones, medir y gestionar la retroalimentación.</w:t>
             </w:r>
           </w:p>
         </w:tc>
@@ -5517,7 +5929,7 @@
                 <w:sz w:val="18"/>
                 <w:szCs w:val="18"/>
               </w:rPr>
-              <w:t xml:space="preserve">Aporta experiencia que el equipo no tiene todavía.</w:t>
+              <w:t xml:space="preserve">Líder técnico con experiencia en proyectos.</w:t>
             </w:r>
           </w:p>
         </w:tc>
@@ -5548,7 +5960,174 @@
                 <w:sz w:val="18"/>
                 <w:szCs w:val="18"/>
               </w:rPr>
-              <w:t xml:space="preserve">Transfiere conocimiento al coordinador.</w:t>
+              <w:t xml:space="preserve">Capacidad para replicar el Dojo.</w:t>
+            </w:r>
+          </w:p>
+        </w:tc>
+      </w:tr>
+      <w:tr>
+        <w:trPr>
+          <w:cantSplit/>
+        </w:trPr>
+        <w:tc>
+          <w:tcPr>
+            <w:tcW w:type="dxa" w:w="1500"/>
+            <w:tcBorders>
+              <w:top w:val="single" w:color="8EA9C1" w:sz="4"/>
+              <w:left w:val="single" w:color="8EA9C1" w:sz="4"/>
+              <w:bottom w:val="single" w:color="8EA9C1" w:sz="4"/>
+              <w:right w:val="single" w:color="8EA9C1" w:sz="4"/>
+            </w:tcBorders>
+            <w:shd w:fill="F3F7FB" w:color="auto" w:val="clear"/>
+            <w:tcMar>
+              <w:top w:type="dxa" w:w="50"/>
+              <w:left w:type="dxa" w:w="80"/>
+              <w:bottom w:type="dxa" w:w="50"/>
+              <w:right w:type="dxa" w:w="80"/>
+            </w:tcMar>
+            <w:vAlign w:val="top"/>
+          </w:tcPr>
+          <w:p>
+            <w:pPr>
+              <w:spacing w:after="0" w:before="0" w:line="240"/>
+              <w:jc w:val="left"/>
+            </w:pPr>
+            <w:r>
+              <w:rPr>
+                <w:b/>
+                <w:bCs/>
+                <w:sz w:val="18"/>
+                <w:szCs w:val="18"/>
+              </w:rPr>
+              <w:t xml:space="preserve">Mentor Kubernetes (externo)</w:t>
+            </w:r>
+          </w:p>
+        </w:tc>
+        <w:tc>
+          <w:tcPr>
+            <w:tcW w:type="dxa" w:w="450"/>
+            <w:tcBorders>
+              <w:top w:val="single" w:color="8EA9C1" w:sz="4"/>
+              <w:left w:val="single" w:color="8EA9C1" w:sz="4"/>
+              <w:bottom w:val="single" w:color="8EA9C1" w:sz="4"/>
+              <w:right w:val="single" w:color="8EA9C1" w:sz="4"/>
+            </w:tcBorders>
+            <w:shd w:fill="F3F7FB" w:color="auto" w:val="clear"/>
+            <w:tcMar>
+              <w:top w:type="dxa" w:w="50"/>
+              <w:left w:type="dxa" w:w="80"/>
+              <w:bottom w:type="dxa" w:w="50"/>
+              <w:right w:type="dxa" w:w="80"/>
+            </w:tcMar>
+            <w:vAlign w:val="top"/>
+          </w:tcPr>
+          <w:p>
+            <w:pPr>
+              <w:spacing w:after="0" w:before="0" w:line="240"/>
+              <w:jc w:val="left"/>
+            </w:pPr>
+            <w:r>
+              <w:rPr>
+                <w:sz w:val="18"/>
+                <w:szCs w:val="18"/>
+              </w:rPr>
+              <w:t xml:space="preserve">1</w:t>
+            </w:r>
+          </w:p>
+        </w:tc>
+        <w:tc>
+          <w:tcPr>
+            <w:tcW w:type="dxa" w:w="2420"/>
+            <w:tcBorders>
+              <w:top w:val="single" w:color="8EA9C1" w:sz="4"/>
+              <w:left w:val="single" w:color="8EA9C1" w:sz="4"/>
+              <w:bottom w:val="single" w:color="8EA9C1" w:sz="4"/>
+              <w:right w:val="single" w:color="8EA9C1" w:sz="4"/>
+            </w:tcBorders>
+            <w:shd w:fill="F3F7FB" w:color="auto" w:val="clear"/>
+            <w:tcMar>
+              <w:top w:type="dxa" w:w="50"/>
+              <w:left w:type="dxa" w:w="80"/>
+              <w:bottom w:type="dxa" w:w="50"/>
+              <w:right w:type="dxa" w:w="80"/>
+            </w:tcMar>
+            <w:vAlign w:val="top"/>
+          </w:tcPr>
+          <w:p>
+            <w:pPr>
+              <w:spacing w:after="0" w:before="0" w:line="240"/>
+              <w:jc w:val="left"/>
+            </w:pPr>
+            <w:r>
+              <w:rPr>
+                <w:sz w:val="18"/>
+                <w:szCs w:val="18"/>
+              </w:rPr>
+              <w:t xml:space="preserve">Guiar las prácticas y revisar la arquitectura.</w:t>
+            </w:r>
+          </w:p>
+        </w:tc>
+        <w:tc>
+          <w:tcPr>
+            <w:tcW w:type="dxa" w:w="2400"/>
+            <w:tcBorders>
+              <w:top w:val="single" w:color="8EA9C1" w:sz="4"/>
+              <w:left w:val="single" w:color="8EA9C1" w:sz="4"/>
+              <w:bottom w:val="single" w:color="8EA9C1" w:sz="4"/>
+              <w:right w:val="single" w:color="8EA9C1" w:sz="4"/>
+            </w:tcBorders>
+            <w:shd w:fill="F3F7FB" w:color="auto" w:val="clear"/>
+            <w:tcMar>
+              <w:top w:type="dxa" w:w="50"/>
+              <w:left w:type="dxa" w:w="80"/>
+              <w:bottom w:type="dxa" w:w="50"/>
+              <w:right w:type="dxa" w:w="80"/>
+            </w:tcMar>
+            <w:vAlign w:val="top"/>
+          </w:tcPr>
+          <w:p>
+            <w:pPr>
+              <w:spacing w:after="0" w:before="0" w:line="240"/>
+              <w:jc w:val="left"/>
+            </w:pPr>
+            <w:r>
+              <w:rPr>
+                <w:sz w:val="18"/>
+                <w:szCs w:val="18"/>
+              </w:rPr>
+              <w:t xml:space="preserve">Aporta experiencia que el equipo aún no tiene.</w:t>
+            </w:r>
+          </w:p>
+        </w:tc>
+        <w:tc>
+          <w:tcPr>
+            <w:tcW w:type="dxa" w:w="2300"/>
+            <w:tcBorders>
+              <w:top w:val="single" w:color="8EA9C1" w:sz="4"/>
+              <w:left w:val="single" w:color="8EA9C1" w:sz="4"/>
+              <w:bottom w:val="single" w:color="8EA9C1" w:sz="4"/>
+              <w:right w:val="single" w:color="8EA9C1" w:sz="4"/>
+            </w:tcBorders>
+            <w:shd w:fill="F3F7FB" w:color="auto" w:val="clear"/>
+            <w:tcMar>
+              <w:top w:type="dxa" w:w="50"/>
+              <w:left w:type="dxa" w:w="80"/>
+              <w:bottom w:type="dxa" w:w="50"/>
+              <w:right w:type="dxa" w:w="80"/>
+            </w:tcMar>
+            <w:vAlign w:val="top"/>
+          </w:tcPr>
+          <w:p>
+            <w:pPr>
+              <w:spacing w:after="0" w:before="0" w:line="240"/>
+              <w:jc w:val="left"/>
+            </w:pPr>
+            <w:r>
+              <w:rPr>
+                <w:sz w:val="18"/>
+                <w:szCs w:val="18"/>
+              </w:rPr>
+              <w:t xml:space="preserve">Transfiere conocimiento al equipo.</w:t>
             </w:r>
           </w:p>
         </w:tc>
@@ -5556,7 +6135,7 @@
     </w:tbl>
     <w:p>
       <w:pPr>
-        <w:spacing w:after="160" w:before="60"/>
+        <w:spacing w:after="100" w:before="40"/>
         <w:jc w:val="center"/>
       </w:pPr>
       <w:r>
@@ -5575,99 +6154,7 @@
         <w:pStyle w:val="Heading2"/>
       </w:pPr>
       <w:r>
-        <w:t xml:space="preserve">5.1. Criterios de selección</w:t>
-      </w:r>
-    </w:p>
-    <w:p>
-      <w:pPr>
-        <w:pStyle w:val="ListParagraph"/>
-        <w:numPr>
-          <w:ilvl w:val="0"/>
-          <w:numId w:val="2"/>
-        </w:numPr>
-        <w:spacing w:after="40"/>
-        <w:jc w:val="both"/>
-      </w:pPr>
-      <w:r>
-        <w:rPr>
-          <w:b/>
-          <w:bCs/>
-        </w:rPr>
-        <w:t xml:space="preserve">Relación directa</w:t>
-      </w:r>
-      <w:r>
-        <w:t xml:space="preserve"> con el ciclo de vida del portal de clientes.</w:t>
-      </w:r>
-    </w:p>
-    <w:p>
-      <w:pPr>
-        <w:pStyle w:val="ListParagraph"/>
-        <w:numPr>
-          <w:ilvl w:val="0"/>
-          <w:numId w:val="2"/>
-        </w:numPr>
-        <w:spacing w:after="40"/>
-        <w:jc w:val="both"/>
-      </w:pPr>
-      <w:r>
-        <w:rPr>
-          <w:b/>
-          <w:bCs/>
-        </w:rPr>
-        <w:t xml:space="preserve">Combinación de perfiles</w:t>
-      </w:r>
-      <w:r>
-        <w:t xml:space="preserve"> júnior y sénior, para que el aprendizaje sea mutuo y no dependa de una sola persona.</w:t>
-      </w:r>
-    </w:p>
-    <w:p>
-      <w:pPr>
-        <w:pStyle w:val="ListParagraph"/>
-        <w:numPr>
-          <w:ilvl w:val="0"/>
-          <w:numId w:val="2"/>
-        </w:numPr>
-        <w:spacing w:after="40"/>
-        <w:jc w:val="both"/>
-      </w:pPr>
-      <w:r>
-        <w:rPr>
-          <w:b/>
-          <w:bCs/>
-        </w:rPr>
-        <w:t xml:space="preserve">Disponibilidad</w:t>
-      </w:r>
-      <w:r>
-        <w:t xml:space="preserve"> de 6 horas semanales (4 h de sesión y 2 h de práctica), acordada con cada jefe de área.</w:t>
-      </w:r>
-    </w:p>
-    <w:p>
-      <w:pPr>
-        <w:pStyle w:val="ListParagraph"/>
-        <w:numPr>
-          <w:ilvl w:val="0"/>
-          <w:numId w:val="2"/>
-        </w:numPr>
-        <w:spacing w:after="40"/>
-        <w:jc w:val="both"/>
-      </w:pPr>
-      <w:r>
-        <w:rPr>
-          <w:b/>
-          <w:bCs/>
-        </w:rPr>
-        <w:t xml:space="preserve">Disposición para actuar como agentes de cambio</w:t>
-      </w:r>
-      <w:r>
-        <w:t xml:space="preserve"> y replicar lo aprendido en otros equipos en la segunda fase.</w:t>
-      </w:r>
-    </w:p>
-    <w:p>
-      <w:pPr>
-        <w:pStyle w:val="Heading2"/>
-      </w:pPr>
-      <w:r>
-        <w:t xml:space="preserve">5.2. Coordinación</w:t>
+        <w:t xml:space="preserve">5.1. Criterios de selección y coordinación</w:t>
       </w:r>
     </w:p>
     <w:p>
@@ -5676,7 +6163,47 @@
         <w:jc w:val="both"/>
       </w:pPr>
       <w:r>
-        <w:t xml:space="preserve">Habrá una sesión semanal conjunta, una reunión de seguimiento de 15 minutos a mitad de semana y un tablero de tareas con responsable, fecha y criterio de aceptación de cada actividad. Las decisiones técnicas se documentarán en el repositorio y los obstáculos que requieran recursos o cambios de alcance se escalarán al patrocinador.</w:t>
+        <w:t xml:space="preserve">Se seleccionó a quienes tienen </w:t>
+      </w:r>
+      <w:r>
+        <w:rPr>
+          <w:b/>
+          <w:bCs/>
+        </w:rPr>
+        <w:t xml:space="preserve">relación directa</w:t>
+      </w:r>
+      <w:r>
+        <w:t xml:space="preserve"> con el portal o sus incidencias, combinando </w:t>
+      </w:r>
+      <w:r>
+        <w:rPr>
+          <w:b/>
+          <w:bCs/>
+        </w:rPr>
+        <w:t xml:space="preserve">perfiles júnior y sénior</w:t>
+      </w:r>
+      <w:r>
+        <w:t xml:space="preserve">, con </w:t>
+      </w:r>
+      <w:r>
+        <w:rPr>
+          <w:b/>
+          <w:bCs/>
+        </w:rPr>
+        <w:t xml:space="preserve">disponibilidad</w:t>
+      </w:r>
+      <w:r>
+        <w:t xml:space="preserve"> de 6 horas semanales acordada con cada jefe de área y </w:t>
+      </w:r>
+      <w:r>
+        <w:rPr>
+          <w:b/>
+          <w:bCs/>
+        </w:rPr>
+        <w:t xml:space="preserve">disposición para actuar como agentes de cambio</w:t>
+      </w:r>
+      <w:r>
+        <w:t xml:space="preserve"> en la segunda fase. El equipo trabajará en tríos mixtos (desarrollo, operaciones y DBA o calidad), con una reunión de seguimiento de 15 minutos a mitad de semana y un tablero con responsable, fecha y criterio de aceptación de cada tarea. Los obstáculos que requieran recursos se escalarán al patrocinador.</w:t>
       </w:r>
     </w:p>
     <w:p>
@@ -5711,7 +6238,17 @@
         <w:t xml:space="preserve">12 de abril al 2 de julio de 2027</w:t>
       </w:r>
       <w:r>
-        <w:t xml:space="preserve">, con una sesión semanal los miércoles de 9:00 a 13:00 h (48 horas de sesión en total) más 2 horas semanales de práctica en el proyecto piloto.</w:t>
+        <w:t xml:space="preserve">, con una sesión semanal los miércoles de 9:00 a 13:00 h (48 horas) y 2 horas semanales de práctica. La secuencia es deliberada: </w:t>
+      </w:r>
+      <w:r>
+        <w:rPr>
+          <w:b/>
+          <w:bCs/>
+        </w:rPr>
+        <w:t xml:space="preserve">primero medir, después optimizar y por último escalar</w:t>
+      </w:r>
+      <w:r>
+        <w:t xml:space="preserve"> con el HPA (Kubernetes, s. f.), porque escalar una aplicación ineficiente solo multiplica las conexiones a MongoDB.</w:t>
       </w:r>
     </w:p>
     <w:tbl>
@@ -5729,8 +6266,8 @@
       <w:tblGrid>
         <w:gridCol w:w="550"/>
         <w:gridCol w:w="1200"/>
-        <w:gridCol w:w="3170"/>
-        <w:gridCol w:w="2650"/>
+        <w:gridCol w:w="3070"/>
+        <w:gridCol w:w="2750"/>
         <w:gridCol w:w="1500"/>
       </w:tblGrid>
       <w:tr>
@@ -5809,7 +6346,7 @@
         </w:tc>
         <w:tc>
           <w:tcPr>
-            <w:tcW w:type="dxa" w:w="3170"/>
+            <w:tcW w:type="dxa" w:w="3070"/>
             <w:tcBorders>
               <w:top w:val="single" w:color="8EA9C1" w:sz="4"/>
               <w:left w:val="single" w:color="8EA9C1" w:sz="4"/>
@@ -5844,7 +6381,7 @@
         </w:tc>
         <w:tc>
           <w:tcPr>
-            <w:tcW w:type="dxa" w:w="2650"/>
+            <w:tcW w:type="dxa" w:w="2750"/>
             <w:tcBorders>
               <w:top w:val="single" w:color="8EA9C1" w:sz="4"/>
               <w:left w:val="single" w:color="8EA9C1" w:sz="4"/>
@@ -5981,7 +6518,7 @@
         </w:tc>
         <w:tc>
           <w:tcPr>
-            <w:tcW w:type="dxa" w:w="3170"/>
+            <w:tcW w:type="dxa" w:w="3070"/>
             <w:tcBorders>
               <w:top w:val="single" w:color="8EA9C1" w:sz="4"/>
               <w:left w:val="single" w:color="8EA9C1" w:sz="4"/>
@@ -6008,45 +6545,45 @@
                 <w:sz w:val="18"/>
                 <w:szCs w:val="18"/>
               </w:rPr>
-              <w:t xml:space="preserve">Introducción y diagnóstico.</w:t>
-            </w:r>
-            <w:r>
-              <w:rPr>
-                <w:sz w:val="18"/>
-                <w:szCs w:val="18"/>
-              </w:rPr>
-              <w:t xml:space="preserve"> Comprender los principios DevOps y el estado actual del proceso.</w:t>
-            </w:r>
-          </w:p>
-        </w:tc>
-        <w:tc>
-          <w:tcPr>
-            <w:tcW w:type="dxa" w:w="2650"/>
-            <w:tcBorders>
-              <w:top w:val="single" w:color="8EA9C1" w:sz="4"/>
-              <w:left w:val="single" w:color="8EA9C1" w:sz="4"/>
-              <w:bottom w:val="single" w:color="8EA9C1" w:sz="4"/>
-              <w:right w:val="single" w:color="8EA9C1" w:sz="4"/>
-            </w:tcBorders>
-            <w:tcMar>
-              <w:top w:type="dxa" w:w="50"/>
-              <w:left w:type="dxa" w:w="80"/>
-              <w:bottom w:type="dxa" w:w="50"/>
-              <w:right w:type="dxa" w:w="80"/>
-            </w:tcMar>
-            <w:vAlign w:val="top"/>
-          </w:tcPr>
-          <w:p>
-            <w:pPr>
-              <w:spacing w:after="0" w:before="0" w:line="240"/>
-              <w:jc w:val="left"/>
-            </w:pPr>
-            <w:r>
-              <w:rPr>
-                <w:sz w:val="18"/>
-                <w:szCs w:val="18"/>
-              </w:rPr>
-              <w:t xml:space="preserve">Encuesta, entrevistas y mapa del flujo de valor actual.</w:t>
+              <w:t xml:space="preserve">Observabilidad.</w:t>
+            </w:r>
+            <w:r>
+              <w:rPr>
+                <w:sz w:val="18"/>
+                <w:szCs w:val="18"/>
+              </w:rPr>
+              <w:t xml:space="preserve"> Medir el comportamiento del sistema.</w:t>
+            </w:r>
+          </w:p>
+        </w:tc>
+        <w:tc>
+          <w:tcPr>
+            <w:tcW w:type="dxa" w:w="2750"/>
+            <w:tcBorders>
+              <w:top w:val="single" w:color="8EA9C1" w:sz="4"/>
+              <w:left w:val="single" w:color="8EA9C1" w:sz="4"/>
+              <w:bottom w:val="single" w:color="8EA9C1" w:sz="4"/>
+              <w:right w:val="single" w:color="8EA9C1" w:sz="4"/>
+            </w:tcBorders>
+            <w:tcMar>
+              <w:top w:type="dxa" w:w="50"/>
+              <w:left w:type="dxa" w:w="80"/>
+              <w:bottom w:type="dxa" w:w="50"/>
+              <w:right w:type="dxa" w:w="80"/>
+            </w:tcMar>
+            <w:vAlign w:val="top"/>
+          </w:tcPr>
+          <w:p>
+            <w:pPr>
+              <w:spacing w:after="0" w:before="0" w:line="240"/>
+              <w:jc w:val="left"/>
+            </w:pPr>
+            <w:r>
+              <w:rPr>
+                <w:sz w:val="18"/>
+                <w:szCs w:val="18"/>
+              </w:rPr>
+              <w:t xml:space="preserve">Instalar Prometheus, Grafana, Loki y el exportador de MongoDB.</w:t>
             </w:r>
           </w:p>
         </w:tc>
@@ -6077,7 +6614,7 @@
                 <w:sz w:val="18"/>
                 <w:szCs w:val="18"/>
               </w:rPr>
-              <w:t xml:space="preserve">Diagnóstico</w:t>
+              <w:t xml:space="preserve">Panel inicial</w:t>
             </w:r>
           </w:p>
         </w:tc>
@@ -6152,7 +6689,7 @@
         </w:tc>
         <w:tc>
           <w:tcPr>
-            <w:tcW w:type="dxa" w:w="3170"/>
+            <w:tcW w:type="dxa" w:w="3070"/>
             <w:tcBorders>
               <w:top w:val="single" w:color="8EA9C1" w:sz="4"/>
               <w:left w:val="single" w:color="8EA9C1" w:sz="4"/>
@@ -6180,20 +6717,20 @@
                 <w:sz w:val="18"/>
                 <w:szCs w:val="18"/>
               </w:rPr>
-              <w:t xml:space="preserve">Git y colaboración.</w:t>
-            </w:r>
-            <w:r>
-              <w:rPr>
-                <w:sz w:val="18"/>
-                <w:szCs w:val="18"/>
-              </w:rPr>
-              <w:t xml:space="preserve"> Trabajar con ramas cortas y revisiones de código.</w:t>
-            </w:r>
-          </w:p>
-        </w:tc>
-        <w:tc>
-          <w:tcPr>
-            <w:tcW w:type="dxa" w:w="2650"/>
+              <w:t xml:space="preserve">Pruebas de carga.</w:t>
+            </w:r>
+            <w:r>
+              <w:rPr>
+                <w:sz w:val="18"/>
+                <w:szCs w:val="18"/>
+              </w:rPr>
+              <w:t xml:space="preserve"> Encontrar el punto de quiebre.</w:t>
+            </w:r>
+          </w:p>
+        </w:tc>
+        <w:tc>
+          <w:tcPr>
+            <w:tcW w:type="dxa" w:w="2750"/>
             <w:tcBorders>
               <w:top w:val="single" w:color="8EA9C1" w:sz="4"/>
               <w:left w:val="single" w:color="8EA9C1" w:sz="4"/>
@@ -6219,7 +6756,7 @@
                 <w:sz w:val="18"/>
                 <w:szCs w:val="18"/>
               </w:rPr>
-              <w:t xml:space="preserve">Definir la estrategia de ramas y revisar cambios en parejas.</w:t>
+              <w:t xml:space="preserve">Crear escenarios k6 y reproducir la caída con 5 000 usuarios.</w:t>
             </w:r>
           </w:p>
         </w:tc>
@@ -6251,7 +6788,7 @@
                 <w:sz w:val="18"/>
                 <w:szCs w:val="18"/>
               </w:rPr>
-              <w:t xml:space="preserve">Repositorio y reglas; línea base</w:t>
+              <w:t xml:space="preserve">Línea base</w:t>
             </w:r>
           </w:p>
         </w:tc>
@@ -6324,7 +6861,7 @@
         </w:tc>
         <w:tc>
           <w:tcPr>
-            <w:tcW w:type="dxa" w:w="3170"/>
+            <w:tcW w:type="dxa" w:w="3070"/>
             <w:tcBorders>
               <w:top w:val="single" w:color="8EA9C1" w:sz="4"/>
               <w:left w:val="single" w:color="8EA9C1" w:sz="4"/>
@@ -6351,45 +6888,61 @@
                 <w:sz w:val="18"/>
                 <w:szCs w:val="18"/>
               </w:rPr>
-              <w:t xml:space="preserve">Fundamentos de CI.</w:t>
-            </w:r>
-            <w:r>
-              <w:rPr>
-                <w:sz w:val="18"/>
-                <w:szCs w:val="18"/>
-              </w:rPr>
-              <w:t xml:space="preserve"> Diseñar las etapas de una canalización.</w:t>
-            </w:r>
-          </w:p>
-        </w:tc>
-        <w:tc>
-          <w:tcPr>
-            <w:tcW w:type="dxa" w:w="2650"/>
-            <w:tcBorders>
-              <w:top w:val="single" w:color="8EA9C1" w:sz="4"/>
-              <w:left w:val="single" w:color="8EA9C1" w:sz="4"/>
-              <w:bottom w:val="single" w:color="8EA9C1" w:sz="4"/>
-              <w:right w:val="single" w:color="8EA9C1" w:sz="4"/>
-            </w:tcBorders>
-            <w:tcMar>
-              <w:top w:type="dxa" w:w="50"/>
-              <w:left w:type="dxa" w:w="80"/>
-              <w:bottom w:type="dxa" w:w="50"/>
-              <w:right w:type="dxa" w:w="80"/>
-            </w:tcMar>
-            <w:vAlign w:val="top"/>
-          </w:tcPr>
-          <w:p>
-            <w:pPr>
-              <w:spacing w:after="0" w:before="0" w:line="240"/>
-              <w:jc w:val="left"/>
-            </w:pPr>
-            <w:r>
-              <w:rPr>
-                <w:sz w:val="18"/>
-                <w:szCs w:val="18"/>
-              </w:rPr>
-              <w:t xml:space="preserve">Crear la canalización con compilación y análisis estático.</w:t>
+              <w:t xml:space="preserve">MongoDB.</w:t>
+            </w:r>
+            <w:r>
+              <w:rPr>
+                <w:sz w:val="18"/>
+                <w:szCs w:val="18"/>
+              </w:rPr>
+              <w:t xml:space="preserve"> Optimizar consultas y conexiones.</w:t>
+            </w:r>
+          </w:p>
+        </w:tc>
+        <w:tc>
+          <w:tcPr>
+            <w:tcW w:type="dxa" w:w="2750"/>
+            <w:tcBorders>
+              <w:top w:val="single" w:color="8EA9C1" w:sz="4"/>
+              <w:left w:val="single" w:color="8EA9C1" w:sz="4"/>
+              <w:bottom w:val="single" w:color="8EA9C1" w:sz="4"/>
+              <w:right w:val="single" w:color="8EA9C1" w:sz="4"/>
+            </w:tcBorders>
+            <w:tcMar>
+              <w:top w:type="dxa" w:w="50"/>
+              <w:left w:type="dxa" w:w="80"/>
+              <w:bottom w:type="dxa" w:w="50"/>
+              <w:right w:type="dxa" w:w="80"/>
+            </w:tcMar>
+            <w:vAlign w:val="top"/>
+          </w:tcPr>
+          <w:p>
+            <w:pPr>
+              <w:spacing w:after="0" w:before="0" w:line="240"/>
+              <w:jc w:val="left"/>
+            </w:pPr>
+            <w:r>
+              <w:rPr>
+                <w:sz w:val="18"/>
+                <w:szCs w:val="18"/>
+              </w:rPr>
+              <w:t xml:space="preserve">Usar el perfilador y </w:t>
+            </w:r>
+            <w:r>
+              <w:rPr>
+                <w:i/>
+                <w:iCs/>
+                <w:sz w:val="18"/>
+                <w:szCs w:val="18"/>
+              </w:rPr>
+              <w:t xml:space="preserve">explain()</w:t>
+            </w:r>
+            <w:r>
+              <w:rPr>
+                <w:sz w:val="18"/>
+                <w:szCs w:val="18"/>
+              </w:rPr>
+              <w:t xml:space="preserve">, crear índices y configurar lecturas en secundarios.</w:t>
             </w:r>
           </w:p>
         </w:tc>
@@ -6420,7 +6973,7 @@
                 <w:sz w:val="18"/>
                 <w:szCs w:val="18"/>
               </w:rPr>
-              <w:t xml:space="preserve">Canalización inicial</w:t>
+              <w:t xml:space="preserve">Índices y configuración</w:t>
             </w:r>
           </w:p>
         </w:tc>
@@ -6495,7 +7048,7 @@
         </w:tc>
         <w:tc>
           <w:tcPr>
-            <w:tcW w:type="dxa" w:w="3170"/>
+            <w:tcW w:type="dxa" w:w="3070"/>
             <w:tcBorders>
               <w:top w:val="single" w:color="8EA9C1" w:sz="4"/>
               <w:left w:val="single" w:color="8EA9C1" w:sz="4"/>
@@ -6523,20 +7076,20 @@
                 <w:sz w:val="18"/>
                 <w:szCs w:val="18"/>
               </w:rPr>
-              <w:t xml:space="preserve">Pruebas automatizadas.</w:t>
-            </w:r>
-            <w:r>
-              <w:rPr>
-                <w:sz w:val="18"/>
-                <w:szCs w:val="18"/>
-              </w:rPr>
-              <w:t xml:space="preserve"> Escribir pruebas unitarias y de integración.</w:t>
-            </w:r>
-          </w:p>
-        </w:tc>
-        <w:tc>
-          <w:tcPr>
-            <w:tcW w:type="dxa" w:w="2650"/>
+              <w:t xml:space="preserve">Laravel sin estado.</w:t>
+            </w:r>
+            <w:r>
+              <w:rPr>
+                <w:sz w:val="18"/>
+                <w:szCs w:val="18"/>
+              </w:rPr>
+              <w:t xml:space="preserve"> Preparar la aplicación para escalar.</w:t>
+            </w:r>
+          </w:p>
+        </w:tc>
+        <w:tc>
+          <w:tcPr>
+            <w:tcW w:type="dxa" w:w="2750"/>
             <w:tcBorders>
               <w:top w:val="single" w:color="8EA9C1" w:sz="4"/>
               <w:left w:val="single" w:color="8EA9C1" w:sz="4"/>
@@ -6562,7 +7115,7 @@
                 <w:sz w:val="18"/>
                 <w:szCs w:val="18"/>
               </w:rPr>
-              <w:t xml:space="preserve">Añadir pruebas con PHPUnit y umbral de cobertura.</w:t>
+              <w:t xml:space="preserve">Mover sesiones, caché y colas a Redis; ajustar PHP-FPM; repetir la prueba.</w:t>
             </w:r>
           </w:p>
         </w:tc>
@@ -6594,7 +7147,7 @@
                 <w:sz w:val="18"/>
                 <w:szCs w:val="18"/>
               </w:rPr>
-              <w:t xml:space="preserve">Pruebas en la canalización</w:t>
+              <w:t xml:space="preserve">Segunda medición</w:t>
             </w:r>
           </w:p>
         </w:tc>
@@ -6667,7 +7220,7 @@
         </w:tc>
         <w:tc>
           <w:tcPr>
-            <w:tcW w:type="dxa" w:w="3170"/>
+            <w:tcW w:type="dxa" w:w="3070"/>
             <w:tcBorders>
               <w:top w:val="single" w:color="8EA9C1" w:sz="4"/>
               <w:left w:val="single" w:color="8EA9C1" w:sz="4"/>
@@ -6694,45 +7247,45 @@
                 <w:sz w:val="18"/>
                 <w:szCs w:val="18"/>
               </w:rPr>
-              <w:t xml:space="preserve">Artefactos.</w:t>
-            </w:r>
-            <w:r>
-              <w:rPr>
-                <w:sz w:val="18"/>
-                <w:szCs w:val="18"/>
-              </w:rPr>
-              <w:t xml:space="preserve"> Versionar y publicar artefactos reproducibles.</w:t>
-            </w:r>
-          </w:p>
-        </w:tc>
-        <w:tc>
-          <w:tcPr>
-            <w:tcW w:type="dxa" w:w="2650"/>
-            <w:tcBorders>
-              <w:top w:val="single" w:color="8EA9C1" w:sz="4"/>
-              <w:left w:val="single" w:color="8EA9C1" w:sz="4"/>
-              <w:bottom w:val="single" w:color="8EA9C1" w:sz="4"/>
-              <w:right w:val="single" w:color="8EA9C1" w:sz="4"/>
-            </w:tcBorders>
-            <w:tcMar>
-              <w:top w:type="dxa" w:w="50"/>
-              <w:left w:type="dxa" w:w="80"/>
-              <w:bottom w:type="dxa" w:w="50"/>
-              <w:right w:type="dxa" w:w="80"/>
-            </w:tcMar>
-            <w:vAlign w:val="top"/>
-          </w:tcPr>
-          <w:p>
-            <w:pPr>
-              <w:spacing w:after="0" w:before="0" w:line="240"/>
-              <w:jc w:val="left"/>
-            </w:pPr>
-            <w:r>
-              <w:rPr>
-                <w:sz w:val="18"/>
-                <w:szCs w:val="18"/>
-              </w:rPr>
-              <w:t xml:space="preserve">Publicar versiones etiquetadas en el registro.</w:t>
+              <w:t xml:space="preserve">Contenedores y CI.</w:t>
+            </w:r>
+            <w:r>
+              <w:rPr>
+                <w:sz w:val="18"/>
+                <w:szCs w:val="18"/>
+              </w:rPr>
+              <w:t xml:space="preserve"> Construir artefactos probados.</w:t>
+            </w:r>
+          </w:p>
+        </w:tc>
+        <w:tc>
+          <w:tcPr>
+            <w:tcW w:type="dxa" w:w="2750"/>
+            <w:tcBorders>
+              <w:top w:val="single" w:color="8EA9C1" w:sz="4"/>
+              <w:left w:val="single" w:color="8EA9C1" w:sz="4"/>
+              <w:bottom w:val="single" w:color="8EA9C1" w:sz="4"/>
+              <w:right w:val="single" w:color="8EA9C1" w:sz="4"/>
+            </w:tcBorders>
+            <w:tcMar>
+              <w:top w:type="dxa" w:w="50"/>
+              <w:left w:type="dxa" w:w="80"/>
+              <w:bottom w:type="dxa" w:w="50"/>
+              <w:right w:type="dxa" w:w="80"/>
+            </w:tcMar>
+            <w:vAlign w:val="top"/>
+          </w:tcPr>
+          <w:p>
+            <w:pPr>
+              <w:spacing w:after="0" w:before="0" w:line="240"/>
+              <w:jc w:val="left"/>
+            </w:pPr>
+            <w:r>
+              <w:rPr>
+                <w:sz w:val="18"/>
+                <w:szCs w:val="18"/>
+              </w:rPr>
+              <w:t xml:space="preserve">Crear la imagen multietapa y la canalización con PHPUnit.</w:t>
             </w:r>
           </w:p>
         </w:tc>
@@ -6763,7 +7316,7 @@
                 <w:sz w:val="18"/>
                 <w:szCs w:val="18"/>
               </w:rPr>
-              <w:t xml:space="preserve">Artefacto versionado</w:t>
+              <w:t xml:space="preserve">Imagen versionada</w:t>
             </w:r>
           </w:p>
         </w:tc>
@@ -6838,7 +7391,7 @@
         </w:tc>
         <w:tc>
           <w:tcPr>
-            <w:tcW w:type="dxa" w:w="3170"/>
+            <w:tcW w:type="dxa" w:w="3070"/>
             <w:tcBorders>
               <w:top w:val="single" w:color="8EA9C1" w:sz="4"/>
               <w:left w:val="single" w:color="8EA9C1" w:sz="4"/>
@@ -6866,20 +7419,20 @@
                 <w:sz w:val="18"/>
                 <w:szCs w:val="18"/>
               </w:rPr>
-              <w:t xml:space="preserve">Contenedores.</w:t>
-            </w:r>
-            <w:r>
-              <w:rPr>
-                <w:sz w:val="18"/>
-                <w:szCs w:val="18"/>
-              </w:rPr>
-              <w:t xml:space="preserve"> Ejecutar la aplicación en contenedores.</w:t>
-            </w:r>
-          </w:p>
-        </w:tc>
-        <w:tc>
-          <w:tcPr>
-            <w:tcW w:type="dxa" w:w="2650"/>
+              <w:t xml:space="preserve">Fundamentos de Kubernetes.</w:t>
+            </w:r>
+            <w:r>
+              <w:rPr>
+                <w:sz w:val="18"/>
+                <w:szCs w:val="18"/>
+              </w:rPr>
+              <w:t xml:space="preserve"> Comprender sus objetos.</w:t>
+            </w:r>
+          </w:p>
+        </w:tc>
+        <w:tc>
+          <w:tcPr>
+            <w:tcW w:type="dxa" w:w="2750"/>
             <w:tcBorders>
               <w:top w:val="single" w:color="8EA9C1" w:sz="4"/>
               <w:left w:val="single" w:color="8EA9C1" w:sz="4"/>
@@ -6905,23 +7458,7 @@
                 <w:sz w:val="18"/>
                 <w:szCs w:val="18"/>
               </w:rPr>
-              <w:t xml:space="preserve">Crear el </w:t>
-            </w:r>
-            <w:r>
-              <w:rPr>
-                <w:i/>
-                <w:iCs/>
-                <w:sz w:val="18"/>
-                <w:szCs w:val="18"/>
-              </w:rPr>
-              <w:t xml:space="preserve">Containerfile</w:t>
-            </w:r>
-            <w:r>
-              <w:rPr>
-                <w:sz w:val="18"/>
-                <w:szCs w:val="18"/>
-              </w:rPr>
-              <w:t xml:space="preserve"> y la composición de servicios.</w:t>
+              <w:t xml:space="preserve">Desplegar el portal en un clúster local (kind).</w:t>
             </w:r>
           </w:p>
         </w:tc>
@@ -6953,7 +7490,7 @@
                 <w:sz w:val="18"/>
                 <w:szCs w:val="18"/>
               </w:rPr>
-              <w:t xml:space="preserve">Portal contenedorizado</w:t>
+              <w:t xml:space="preserve">Manifiestos base</w:t>
             </w:r>
           </w:p>
         </w:tc>
@@ -7026,7 +7563,7 @@
         </w:tc>
         <w:tc>
           <w:tcPr>
-            <w:tcW w:type="dxa" w:w="3170"/>
+            <w:tcW w:type="dxa" w:w="3070"/>
             <w:tcBorders>
               <w:top w:val="single" w:color="8EA9C1" w:sz="4"/>
               <w:left w:val="single" w:color="8EA9C1" w:sz="4"/>
@@ -7053,45 +7590,45 @@
                 <w:sz w:val="18"/>
                 <w:szCs w:val="18"/>
               </w:rPr>
-              <w:t xml:space="preserve">Entrega continua.</w:t>
-            </w:r>
-            <w:r>
-              <w:rPr>
-                <w:sz w:val="18"/>
-                <w:szCs w:val="18"/>
-              </w:rPr>
-              <w:t xml:space="preserve"> Desplegar y revertir automáticamente.</w:t>
-            </w:r>
-          </w:p>
-        </w:tc>
-        <w:tc>
-          <w:tcPr>
-            <w:tcW w:type="dxa" w:w="2650"/>
-            <w:tcBorders>
-              <w:top w:val="single" w:color="8EA9C1" w:sz="4"/>
-              <w:left w:val="single" w:color="8EA9C1" w:sz="4"/>
-              <w:bottom w:val="single" w:color="8EA9C1" w:sz="4"/>
-              <w:right w:val="single" w:color="8EA9C1" w:sz="4"/>
-            </w:tcBorders>
-            <w:tcMar>
-              <w:top w:type="dxa" w:w="50"/>
-              <w:left w:type="dxa" w:w="80"/>
-              <w:bottom w:type="dxa" w:w="50"/>
-              <w:right w:type="dxa" w:w="80"/>
-            </w:tcMar>
-            <w:vAlign w:val="top"/>
-          </w:tcPr>
-          <w:p>
-            <w:pPr>
-              <w:spacing w:after="0" w:before="0" w:line="240"/>
-              <w:jc w:val="left"/>
-            </w:pPr>
-            <w:r>
-              <w:rPr>
-                <w:sz w:val="18"/>
-                <w:szCs w:val="18"/>
-              </w:rPr>
-              <w:t xml:space="preserve">Automatizar el despliegue en pruebas y la verificación.</w:t>
+              <w:t xml:space="preserve">Kubernetes en pre-producción.</w:t>
+            </w:r>
+            <w:r>
+              <w:rPr>
+                <w:sz w:val="18"/>
+                <w:szCs w:val="18"/>
+              </w:rPr>
+              <w:t xml:space="preserve"> Operar la aplicación completa.</w:t>
+            </w:r>
+          </w:p>
+        </w:tc>
+        <w:tc>
+          <w:tcPr>
+            <w:tcW w:type="dxa" w:w="2750"/>
+            <w:tcBorders>
+              <w:top w:val="single" w:color="8EA9C1" w:sz="4"/>
+              <w:left w:val="single" w:color="8EA9C1" w:sz="4"/>
+              <w:bottom w:val="single" w:color="8EA9C1" w:sz="4"/>
+              <w:right w:val="single" w:color="8EA9C1" w:sz="4"/>
+            </w:tcBorders>
+            <w:tcMar>
+              <w:top w:type="dxa" w:w="50"/>
+              <w:left w:type="dxa" w:w="80"/>
+              <w:bottom w:type="dxa" w:w="50"/>
+              <w:right w:type="dxa" w:w="80"/>
+            </w:tcMar>
+            <w:vAlign w:val="top"/>
+          </w:tcPr>
+          <w:p>
+            <w:pPr>
+              <w:spacing w:after="0" w:before="0" w:line="240"/>
+              <w:jc w:val="left"/>
+            </w:pPr>
+            <w:r>
+              <w:rPr>
+                <w:sz w:val="18"/>
+                <w:szCs w:val="18"/>
+              </w:rPr>
+              <w:t xml:space="preserve">Configurar Gateway API, workers, CronJob y migraciones como Job.</w:t>
             </w:r>
           </w:p>
         </w:tc>
@@ -7122,7 +7659,7 @@
                 <w:sz w:val="18"/>
                 <w:szCs w:val="18"/>
               </w:rPr>
-              <w:t xml:space="preserve">Despliegue automático</w:t>
+              <w:t xml:space="preserve">Portal en el clúster</w:t>
             </w:r>
           </w:p>
         </w:tc>
@@ -7197,7 +7734,7 @@
         </w:tc>
         <w:tc>
           <w:tcPr>
-            <w:tcW w:type="dxa" w:w="3170"/>
+            <w:tcW w:type="dxa" w:w="3070"/>
             <w:tcBorders>
               <w:top w:val="single" w:color="8EA9C1" w:sz="4"/>
               <w:left w:val="single" w:color="8EA9C1" w:sz="4"/>
@@ -7225,20 +7762,20 @@
                 <w:sz w:val="18"/>
                 <w:szCs w:val="18"/>
               </w:rPr>
-              <w:t xml:space="preserve">DevSecOps.</w:t>
-            </w:r>
-            <w:r>
-              <w:rPr>
-                <w:sz w:val="18"/>
-                <w:szCs w:val="18"/>
-              </w:rPr>
-              <w:t xml:space="preserve"> Integrar controles de seguridad.</w:t>
-            </w:r>
-          </w:p>
-        </w:tc>
-        <w:tc>
-          <w:tcPr>
-            <w:tcW w:type="dxa" w:w="2650"/>
+              <w:t xml:space="preserve">Helm y entrega continua.</w:t>
+            </w:r>
+            <w:r>
+              <w:rPr>
+                <w:sz w:val="18"/>
+                <w:szCs w:val="18"/>
+              </w:rPr>
+              <w:t xml:space="preserve"> Desplegar sin interrupción.</w:t>
+            </w:r>
+          </w:p>
+        </w:tc>
+        <w:tc>
+          <w:tcPr>
+            <w:tcW w:type="dxa" w:w="2750"/>
             <w:tcBorders>
               <w:top w:val="single" w:color="8EA9C1" w:sz="4"/>
               <w:left w:val="single" w:color="8EA9C1" w:sz="4"/>
@@ -7264,7 +7801,23 @@
                 <w:sz w:val="18"/>
                 <w:szCs w:val="18"/>
               </w:rPr>
-              <w:t xml:space="preserve">Análisis de dependencias e imágenes con Trivy; gestor de secretos.</w:t>
+              <w:t xml:space="preserve">Crear el </w:t>
+            </w:r>
+            <w:r>
+              <w:rPr>
+                <w:i/>
+                <w:iCs/>
+                <w:sz w:val="18"/>
+                <w:szCs w:val="18"/>
+              </w:rPr>
+              <w:t xml:space="preserve">chart</w:t>
+            </w:r>
+            <w:r>
+              <w:rPr>
+                <w:sz w:val="18"/>
+                <w:szCs w:val="18"/>
+              </w:rPr>
+              <w:t xml:space="preserve"> y automatizar el despliegue y la reversión.</w:t>
             </w:r>
           </w:p>
         </w:tc>
@@ -7296,7 +7849,7 @@
                 <w:sz w:val="18"/>
                 <w:szCs w:val="18"/>
               </w:rPr>
-              <w:t xml:space="preserve">Informe de seguridad</w:t>
+              <w:t xml:space="preserve">Canalización CD</w:t>
             </w:r>
           </w:p>
         </w:tc>
@@ -7369,7 +7922,7 @@
         </w:tc>
         <w:tc>
           <w:tcPr>
-            <w:tcW w:type="dxa" w:w="3170"/>
+            <w:tcW w:type="dxa" w:w="3070"/>
             <w:tcBorders>
               <w:top w:val="single" w:color="8EA9C1" w:sz="4"/>
               <w:left w:val="single" w:color="8EA9C1" w:sz="4"/>
@@ -7396,45 +7949,45 @@
                 <w:sz w:val="18"/>
                 <w:szCs w:val="18"/>
               </w:rPr>
-              <w:t xml:space="preserve">Infraestructura como código.</w:t>
-            </w:r>
-            <w:r>
-              <w:rPr>
-                <w:sz w:val="18"/>
-                <w:szCs w:val="18"/>
-              </w:rPr>
-              <w:t xml:space="preserve"> Recrear entornos desde código.</w:t>
-            </w:r>
-          </w:p>
-        </w:tc>
-        <w:tc>
-          <w:tcPr>
-            <w:tcW w:type="dxa" w:w="2650"/>
-            <w:tcBorders>
-              <w:top w:val="single" w:color="8EA9C1" w:sz="4"/>
-              <w:left w:val="single" w:color="8EA9C1" w:sz="4"/>
-              <w:bottom w:val="single" w:color="8EA9C1" w:sz="4"/>
-              <w:right w:val="single" w:color="8EA9C1" w:sz="4"/>
-            </w:tcBorders>
-            <w:tcMar>
-              <w:top w:type="dxa" w:w="50"/>
-              <w:left w:type="dxa" w:w="80"/>
-              <w:bottom w:type="dxa" w:w="50"/>
-              <w:right w:type="dxa" w:w="80"/>
-            </w:tcMar>
-            <w:vAlign w:val="top"/>
-          </w:tcPr>
-          <w:p>
-            <w:pPr>
-              <w:spacing w:after="0" w:before="0" w:line="240"/>
-              <w:jc w:val="left"/>
-            </w:pPr>
-            <w:r>
-              <w:rPr>
-                <w:sz w:val="18"/>
-                <w:szCs w:val="18"/>
-              </w:rPr>
-              <w:t xml:space="preserve">Crear </w:t>
+              <w:t xml:space="preserve">Autoescalado.</w:t>
+            </w:r>
+            <w:r>
+              <w:rPr>
+                <w:sz w:val="18"/>
+                <w:szCs w:val="18"/>
+              </w:rPr>
+              <w:t xml:space="preserve"> Ajustar la capacidad a la demanda.</w:t>
+            </w:r>
+          </w:p>
+        </w:tc>
+        <w:tc>
+          <w:tcPr>
+            <w:tcW w:type="dxa" w:w="2750"/>
+            <w:tcBorders>
+              <w:top w:val="single" w:color="8EA9C1" w:sz="4"/>
+              <w:left w:val="single" w:color="8EA9C1" w:sz="4"/>
+              <w:bottom w:val="single" w:color="8EA9C1" w:sz="4"/>
+              <w:right w:val="single" w:color="8EA9C1" w:sz="4"/>
+            </w:tcBorders>
+            <w:tcMar>
+              <w:top w:type="dxa" w:w="50"/>
+              <w:left w:type="dxa" w:w="80"/>
+              <w:bottom w:type="dxa" w:w="50"/>
+              <w:right w:type="dxa" w:w="80"/>
+            </w:tcMar>
+            <w:vAlign w:val="top"/>
+          </w:tcPr>
+          <w:p>
+            <w:pPr>
+              <w:spacing w:after="0" w:before="0" w:line="240"/>
+              <w:jc w:val="left"/>
+            </w:pPr>
+            <w:r>
+              <w:rPr>
+                <w:sz w:val="18"/>
+                <w:szCs w:val="18"/>
+              </w:rPr>
+              <w:t xml:space="preserve">Definir </w:t>
             </w:r>
             <w:r>
               <w:rPr>
@@ -7443,14 +7996,14 @@
                 <w:sz w:val="18"/>
                 <w:szCs w:val="18"/>
               </w:rPr>
-              <w:t xml:space="preserve">playbooks</w:t>
-            </w:r>
-            <w:r>
-              <w:rPr>
-                <w:sz w:val="18"/>
-                <w:szCs w:val="18"/>
-              </w:rPr>
-              <w:t xml:space="preserve"> de Ansible para el entorno de pruebas.</w:t>
+              <w:t xml:space="preserve">requests</w:t>
+            </w:r>
+            <w:r>
+              <w:rPr>
+                <w:sz w:val="18"/>
+                <w:szCs w:val="18"/>
+              </w:rPr>
+              <w:t xml:space="preserve"> y el HPA; prueba escalonada de 5 000 a 10 000 usuarios.</w:t>
             </w:r>
           </w:p>
         </w:tc>
@@ -7481,7 +8034,7 @@
                 <w:sz w:val="18"/>
                 <w:szCs w:val="18"/>
               </w:rPr>
-              <w:t xml:space="preserve">Entorno reproducible</w:t>
+              <w:t xml:space="preserve">HPA validado</w:t>
             </w:r>
           </w:p>
         </w:tc>
@@ -7556,7 +8109,7 @@
         </w:tc>
         <w:tc>
           <w:tcPr>
-            <w:tcW w:type="dxa" w:w="3170"/>
+            <w:tcW w:type="dxa" w:w="3070"/>
             <w:tcBorders>
               <w:top w:val="single" w:color="8EA9C1" w:sz="4"/>
               <w:left w:val="single" w:color="8EA9C1" w:sz="4"/>
@@ -7584,20 +8137,20 @@
                 <w:sz w:val="18"/>
                 <w:szCs w:val="18"/>
               </w:rPr>
-              <w:t xml:space="preserve">Observabilidad.</w:t>
-            </w:r>
-            <w:r>
-              <w:rPr>
-                <w:sz w:val="18"/>
-                <w:szCs w:val="18"/>
-              </w:rPr>
-              <w:t xml:space="preserve"> Medir y alertar sobre el servicio.</w:t>
-            </w:r>
-          </w:p>
-        </w:tc>
-        <w:tc>
-          <w:tcPr>
-            <w:tcW w:type="dxa" w:w="2650"/>
+              <w:t xml:space="preserve">DevSecOps.</w:t>
+            </w:r>
+            <w:r>
+              <w:rPr>
+                <w:sz w:val="18"/>
+                <w:szCs w:val="18"/>
+              </w:rPr>
+              <w:t xml:space="preserve"> Proteger el clúster.</w:t>
+            </w:r>
+          </w:p>
+        </w:tc>
+        <w:tc>
+          <w:tcPr>
+            <w:tcW w:type="dxa" w:w="2750"/>
             <w:tcBorders>
               <w:top w:val="single" w:color="8EA9C1" w:sz="4"/>
               <w:left w:val="single" w:color="8EA9C1" w:sz="4"/>
@@ -7623,7 +8176,7 @@
                 <w:sz w:val="18"/>
                 <w:szCs w:val="18"/>
               </w:rPr>
-              <w:t xml:space="preserve">Configurar Prometheus, Grafana y alertas.</w:t>
+              <w:t xml:space="preserve">RBAC, políticas de red hacia MongoDB, secretos y Trivy.</w:t>
             </w:r>
           </w:p>
         </w:tc>
@@ -7655,7 +8208,7 @@
                 <w:sz w:val="18"/>
                 <w:szCs w:val="18"/>
               </w:rPr>
-              <w:t xml:space="preserve">Panel de monitoreo</w:t>
+              <w:t xml:space="preserve">Informe de seguridad</w:t>
             </w:r>
           </w:p>
         </w:tc>
@@ -7728,7 +8281,7 @@
         </w:tc>
         <w:tc>
           <w:tcPr>
-            <w:tcW w:type="dxa" w:w="3170"/>
+            <w:tcW w:type="dxa" w:w="3070"/>
             <w:tcBorders>
               <w:top w:val="single" w:color="8EA9C1" w:sz="4"/>
               <w:left w:val="single" w:color="8EA9C1" w:sz="4"/>
@@ -7755,45 +8308,45 @@
                 <w:sz w:val="18"/>
                 <w:szCs w:val="18"/>
               </w:rPr>
-              <w:t xml:space="preserve">Gestión de incidencias.</w:t>
-            </w:r>
-            <w:r>
-              <w:rPr>
-                <w:sz w:val="18"/>
-                <w:szCs w:val="18"/>
-              </w:rPr>
-              <w:t xml:space="preserve"> Diagnosticar y recuperar el servicio.</w:t>
-            </w:r>
-          </w:p>
-        </w:tc>
-        <w:tc>
-          <w:tcPr>
-            <w:tcW w:type="dxa" w:w="2650"/>
-            <w:tcBorders>
-              <w:top w:val="single" w:color="8EA9C1" w:sz="4"/>
-              <w:left w:val="single" w:color="8EA9C1" w:sz="4"/>
-              <w:bottom w:val="single" w:color="8EA9C1" w:sz="4"/>
-              <w:right w:val="single" w:color="8EA9C1" w:sz="4"/>
-            </w:tcBorders>
-            <w:tcMar>
-              <w:top w:type="dxa" w:w="50"/>
-              <w:left w:type="dxa" w:w="80"/>
-              <w:bottom w:type="dxa" w:w="50"/>
-              <w:right w:type="dxa" w:w="80"/>
-            </w:tcMar>
-            <w:vAlign w:val="top"/>
-          </w:tcPr>
-          <w:p>
-            <w:pPr>
-              <w:spacing w:after="0" w:before="0" w:line="240"/>
-              <w:jc w:val="left"/>
-            </w:pPr>
-            <w:r>
-              <w:rPr>
-                <w:sz w:val="18"/>
-                <w:szCs w:val="18"/>
-              </w:rPr>
-              <w:t xml:space="preserve">Simular una falla, revertir y redactar el análisis posterior.</w:t>
+              <w:t xml:space="preserve">Resiliencia.</w:t>
+            </w:r>
+            <w:r>
+              <w:rPr>
+                <w:sz w:val="18"/>
+                <w:szCs w:val="18"/>
+              </w:rPr>
+              <w:t xml:space="preserve"> Responder a fallos.</w:t>
+            </w:r>
+          </w:p>
+        </w:tc>
+        <w:tc>
+          <w:tcPr>
+            <w:tcW w:type="dxa" w:w="2750"/>
+            <w:tcBorders>
+              <w:top w:val="single" w:color="8EA9C1" w:sz="4"/>
+              <w:left w:val="single" w:color="8EA9C1" w:sz="4"/>
+              <w:bottom w:val="single" w:color="8EA9C1" w:sz="4"/>
+              <w:right w:val="single" w:color="8EA9C1" w:sz="4"/>
+            </w:tcBorders>
+            <w:tcMar>
+              <w:top w:type="dxa" w:w="50"/>
+              <w:left w:type="dxa" w:w="80"/>
+              <w:bottom w:type="dxa" w:w="50"/>
+              <w:right w:type="dxa" w:w="80"/>
+            </w:tcMar>
+            <w:vAlign w:val="top"/>
+          </w:tcPr>
+          <w:p>
+            <w:pPr>
+              <w:spacing w:after="0" w:before="0" w:line="240"/>
+              <w:jc w:val="left"/>
+            </w:pPr>
+            <w:r>
+              <w:rPr>
+                <w:sz w:val="18"/>
+                <w:szCs w:val="18"/>
+              </w:rPr>
+              <w:t xml:space="preserve">Eliminar pods, drenar un nodo y forzar una elección de primario en MongoDB.</w:t>
             </w:r>
           </w:p>
         </w:tc>
@@ -7824,7 +8377,7 @@
                 <w:sz w:val="18"/>
                 <w:szCs w:val="18"/>
               </w:rPr>
-              <w:t xml:space="preserve">Informe de incidencia</w:t>
+              <w:t xml:space="preserve">Procedimientos de incidencias</w:t>
             </w:r>
           </w:p>
         </w:tc>
@@ -7899,7 +8452,7 @@
         </w:tc>
         <w:tc>
           <w:tcPr>
-            <w:tcW w:type="dxa" w:w="3170"/>
+            <w:tcW w:type="dxa" w:w="3070"/>
             <w:tcBorders>
               <w:top w:val="single" w:color="8EA9C1" w:sz="4"/>
               <w:left w:val="single" w:color="8EA9C1" w:sz="4"/>
@@ -7934,13 +8487,13 @@
                 <w:sz w:val="18"/>
                 <w:szCs w:val="18"/>
               </w:rPr>
-              <w:t xml:space="preserve"> Analizar resultados y planificar la siguiente fase.</w:t>
-            </w:r>
-          </w:p>
-        </w:tc>
-        <w:tc>
-          <w:tcPr>
-            <w:tcW w:type="dxa" w:w="2650"/>
+              <w:t xml:space="preserve"> Demostrar los resultados.</w:t>
+            </w:r>
+          </w:p>
+        </w:tc>
+        <w:tc>
+          <w:tcPr>
+            <w:tcW w:type="dxa" w:w="2750"/>
             <w:tcBorders>
               <w:top w:val="single" w:color="8EA9C1" w:sz="4"/>
               <w:left w:val="single" w:color="8EA9C1" w:sz="4"/>
@@ -7966,7 +8519,7 @@
                 <w:sz w:val="18"/>
                 <w:szCs w:val="18"/>
               </w:rPr>
-              <w:t xml:space="preserve">Evaluación final, comparación de métricas y presentación.</w:t>
+              <w:t xml:space="preserve">Prueba final con 10 000 usuarios, comparación y presentación.</w:t>
             </w:r>
           </w:p>
         </w:tc>
@@ -7998,7 +8551,7 @@
                 <w:sz w:val="18"/>
                 <w:szCs w:val="18"/>
               </w:rPr>
-              <w:t xml:space="preserve">Informe final</w:t>
+              <w:t xml:space="preserve">Informe y plan de migración</w:t>
             </w:r>
           </w:p>
         </w:tc>
@@ -8006,7 +8559,7 @@
     </w:tbl>
     <w:p>
       <w:pPr>
-        <w:spacing w:after="160" w:before="60"/>
+        <w:spacing w:after="100" w:before="40"/>
         <w:jc w:val="center"/>
       </w:pPr>
       <w:r>
@@ -8532,7 +9085,7 @@
                 <w:sz w:val="18"/>
                 <w:szCs w:val="18"/>
               </w:rPr>
-              <w:t xml:space="preserve">Diagnóstico y línea base</w:t>
+              <w:t xml:space="preserve">Observabilidad y línea base</w:t>
             </w:r>
           </w:p>
         </w:tc>
@@ -8855,7 +9408,7 @@
                 <w:sz w:val="18"/>
                 <w:szCs w:val="18"/>
               </w:rPr>
-              <w:t xml:space="preserve">Git y colaboración</w:t>
+              <w:t xml:space="preserve">Optimización de MongoDB y Laravel</w:t>
             </w:r>
           </w:p>
         </w:tc>
@@ -8892,6 +9445,30 @@
               <w:bottom w:val="single" w:color="8EA9C1" w:sz="4"/>
               <w:right w:val="single" w:color="8EA9C1" w:sz="4"/>
             </w:tcBorders>
+            <w:tcMar>
+              <w:top w:type="dxa" w:w="50"/>
+              <w:left w:type="dxa" w:w="80"/>
+              <w:bottom w:type="dxa" w:w="50"/>
+              <w:right w:type="dxa" w:w="80"/>
+            </w:tcMar>
+            <w:vAlign w:val="top"/>
+          </w:tcPr>
+          <w:p>
+            <w:pPr>
+              <w:spacing w:after="0" w:before="0" w:line="240"/>
+              <w:jc w:val="left"/>
+            </w:pPr>
+          </w:p>
+        </w:tc>
+        <w:tc>
+          <w:tcPr>
+            <w:tcW w:type="dxa" w:w="510"/>
+            <w:tcBorders>
+              <w:top w:val="single" w:color="8EA9C1" w:sz="4"/>
+              <w:left w:val="single" w:color="8EA9C1" w:sz="4"/>
+              <w:bottom w:val="single" w:color="8EA9C1" w:sz="4"/>
+              <w:right w:val="single" w:color="8EA9C1" w:sz="4"/>
+            </w:tcBorders>
             <w:shd w:fill="1F4E79" w:color="auto" w:val="clear"/>
             <w:tcMar>
               <w:top w:type="dxa" w:w="50"/>
@@ -8917,30 +9494,7 @@
               <w:bottom w:val="single" w:color="8EA9C1" w:sz="4"/>
               <w:right w:val="single" w:color="8EA9C1" w:sz="4"/>
             </w:tcBorders>
-            <w:tcMar>
-              <w:top w:type="dxa" w:w="50"/>
-              <w:left w:type="dxa" w:w="80"/>
-              <w:bottom w:type="dxa" w:w="50"/>
-              <w:right w:type="dxa" w:w="80"/>
-            </w:tcMar>
-            <w:vAlign w:val="top"/>
-          </w:tcPr>
-          <w:p>
-            <w:pPr>
-              <w:spacing w:after="0" w:before="0" w:line="240"/>
-              <w:jc w:val="left"/>
-            </w:pPr>
-          </w:p>
-        </w:tc>
-        <w:tc>
-          <w:tcPr>
-            <w:tcW w:type="dxa" w:w="510"/>
-            <w:tcBorders>
-              <w:top w:val="single" w:color="8EA9C1" w:sz="4"/>
-              <w:left w:val="single" w:color="8EA9C1" w:sz="4"/>
-              <w:bottom w:val="single" w:color="8EA9C1" w:sz="4"/>
-              <w:right w:val="single" w:color="8EA9C1" w:sz="4"/>
-            </w:tcBorders>
+            <w:shd w:fill="1F4E79" w:color="auto" w:val="clear"/>
             <w:tcMar>
               <w:top w:type="dxa" w:w="50"/>
               <w:left w:type="dxa" w:w="80"/>
@@ -9177,7 +9731,7 @@
                 <w:sz w:val="18"/>
                 <w:szCs w:val="18"/>
               </w:rPr>
-              <w:t xml:space="preserve">Integración continua y pruebas</w:t>
+              <w:t xml:space="preserve">Contenedores e integración continua</w:t>
             </w:r>
           </w:p>
         </w:tc>
@@ -9238,7 +9792,6 @@
               <w:bottom w:val="single" w:color="8EA9C1" w:sz="4"/>
               <w:right w:val="single" w:color="8EA9C1" w:sz="4"/>
             </w:tcBorders>
-            <w:shd w:fill="1F4E79" w:color="auto" w:val="clear"/>
             <w:tcMar>
               <w:top w:type="dxa" w:w="50"/>
               <w:left w:type="dxa" w:w="80"/>
@@ -9263,7 +9816,6 @@
               <w:bottom w:val="single" w:color="8EA9C1" w:sz="4"/>
               <w:right w:val="single" w:color="8EA9C1" w:sz="4"/>
             </w:tcBorders>
-            <w:shd w:fill="1F4E79" w:color="auto" w:val="clear"/>
             <w:tcMar>
               <w:top w:type="dxa" w:w="50"/>
               <w:left w:type="dxa" w:w="80"/>
@@ -9501,7 +10053,7 @@
                 <w:sz w:val="18"/>
                 <w:szCs w:val="18"/>
               </w:rPr>
-              <w:t xml:space="preserve">Contenedores</w:t>
+              <w:t xml:space="preserve">Kubernetes</w:t>
             </w:r>
           </w:p>
         </w:tc>
@@ -9659,6 +10211,7 @@
               <w:bottom w:val="single" w:color="8EA9C1" w:sz="4"/>
               <w:right w:val="single" w:color="8EA9C1" w:sz="4"/>
             </w:tcBorders>
+            <w:shd w:fill="1F4E79" w:color="auto" w:val="clear"/>
             <w:tcMar>
               <w:top w:type="dxa" w:w="50"/>
               <w:left w:type="dxa" w:w="80"/>
@@ -9823,7 +10376,7 @@
                 <w:sz w:val="18"/>
                 <w:szCs w:val="18"/>
               </w:rPr>
-              <w:t xml:space="preserve">Entrega continua</w:t>
+              <w:t xml:space="preserve">Helm y entrega continua</w:t>
             </w:r>
           </w:p>
         </w:tc>
@@ -9980,31 +10533,31 @@
               <w:bottom w:val="single" w:color="8EA9C1" w:sz="4"/>
               <w:right w:val="single" w:color="8EA9C1" w:sz="4"/>
             </w:tcBorders>
+            <w:tcMar>
+              <w:top w:type="dxa" w:w="50"/>
+              <w:left w:type="dxa" w:w="80"/>
+              <w:bottom w:type="dxa" w:w="50"/>
+              <w:right w:type="dxa" w:w="80"/>
+            </w:tcMar>
+            <w:vAlign w:val="top"/>
+          </w:tcPr>
+          <w:p>
+            <w:pPr>
+              <w:spacing w:after="0" w:before="0" w:line="240"/>
+              <w:jc w:val="left"/>
+            </w:pPr>
+          </w:p>
+        </w:tc>
+        <w:tc>
+          <w:tcPr>
+            <w:tcW w:type="dxa" w:w="510"/>
+            <w:tcBorders>
+              <w:top w:val="single" w:color="8EA9C1" w:sz="4"/>
+              <w:left w:val="single" w:color="8EA9C1" w:sz="4"/>
+              <w:bottom w:val="single" w:color="8EA9C1" w:sz="4"/>
+              <w:right w:val="single" w:color="8EA9C1" w:sz="4"/>
+            </w:tcBorders>
             <w:shd w:fill="1F4E79" w:color="auto" w:val="clear"/>
-            <w:tcMar>
-              <w:top w:type="dxa" w:w="50"/>
-              <w:left w:type="dxa" w:w="80"/>
-              <w:bottom w:type="dxa" w:w="50"/>
-              <w:right w:type="dxa" w:w="80"/>
-            </w:tcMar>
-            <w:vAlign w:val="top"/>
-          </w:tcPr>
-          <w:p>
-            <w:pPr>
-              <w:spacing w:after="0" w:before="0" w:line="240"/>
-              <w:jc w:val="left"/>
-            </w:pPr>
-          </w:p>
-        </w:tc>
-        <w:tc>
-          <w:tcPr>
-            <w:tcW w:type="dxa" w:w="510"/>
-            <w:tcBorders>
-              <w:top w:val="single" w:color="8EA9C1" w:sz="4"/>
-              <w:left w:val="single" w:color="8EA9C1" w:sz="4"/>
-              <w:bottom w:val="single" w:color="8EA9C1" w:sz="4"/>
-              <w:right w:val="single" w:color="8EA9C1" w:sz="4"/>
-            </w:tcBorders>
             <w:tcMar>
               <w:top w:type="dxa" w:w="50"/>
               <w:left w:type="dxa" w:w="80"/>
@@ -10145,7 +10698,7 @@
                 <w:sz w:val="18"/>
                 <w:szCs w:val="18"/>
               </w:rPr>
-              <w:t xml:space="preserve">DevSecOps</w:t>
+              <w:t xml:space="preserve">Autoescalado</w:t>
             </w:r>
           </w:p>
         </w:tc>
@@ -10326,31 +10879,31 @@
               <w:bottom w:val="single" w:color="8EA9C1" w:sz="4"/>
               <w:right w:val="single" w:color="8EA9C1" w:sz="4"/>
             </w:tcBorders>
+            <w:tcMar>
+              <w:top w:type="dxa" w:w="50"/>
+              <w:left w:type="dxa" w:w="80"/>
+              <w:bottom w:type="dxa" w:w="50"/>
+              <w:right w:type="dxa" w:w="80"/>
+            </w:tcMar>
+            <w:vAlign w:val="top"/>
+          </w:tcPr>
+          <w:p>
+            <w:pPr>
+              <w:spacing w:after="0" w:before="0" w:line="240"/>
+              <w:jc w:val="left"/>
+            </w:pPr>
+          </w:p>
+        </w:tc>
+        <w:tc>
+          <w:tcPr>
+            <w:tcW w:type="dxa" w:w="510"/>
+            <w:tcBorders>
+              <w:top w:val="single" w:color="8EA9C1" w:sz="4"/>
+              <w:left w:val="single" w:color="8EA9C1" w:sz="4"/>
+              <w:bottom w:val="single" w:color="8EA9C1" w:sz="4"/>
+              <w:right w:val="single" w:color="8EA9C1" w:sz="4"/>
+            </w:tcBorders>
             <w:shd w:fill="1F4E79" w:color="auto" w:val="clear"/>
-            <w:tcMar>
-              <w:top w:type="dxa" w:w="50"/>
-              <w:left w:type="dxa" w:w="80"/>
-              <w:bottom w:type="dxa" w:w="50"/>
-              <w:right w:type="dxa" w:w="80"/>
-            </w:tcMar>
-            <w:vAlign w:val="top"/>
-          </w:tcPr>
-          <w:p>
-            <w:pPr>
-              <w:spacing w:after="0" w:before="0" w:line="240"/>
-              <w:jc w:val="left"/>
-            </w:pPr>
-          </w:p>
-        </w:tc>
-        <w:tc>
-          <w:tcPr>
-            <w:tcW w:type="dxa" w:w="510"/>
-            <w:tcBorders>
-              <w:top w:val="single" w:color="8EA9C1" w:sz="4"/>
-              <w:left w:val="single" w:color="8EA9C1" w:sz="4"/>
-              <w:bottom w:val="single" w:color="8EA9C1" w:sz="4"/>
-              <w:right w:val="single" w:color="8EA9C1" w:sz="4"/>
-            </w:tcBorders>
             <w:tcMar>
               <w:top w:type="dxa" w:w="50"/>
               <w:left w:type="dxa" w:w="80"/>
@@ -10467,7 +11020,7 @@
                 <w:sz w:val="18"/>
                 <w:szCs w:val="18"/>
               </w:rPr>
-              <w:t xml:space="preserve">Infraestructura como código</w:t>
+              <w:t xml:space="preserve">DevSecOps</w:t>
             </w:r>
           </w:p>
         </w:tc>
@@ -10672,31 +11225,31 @@
               <w:bottom w:val="single" w:color="8EA9C1" w:sz="4"/>
               <w:right w:val="single" w:color="8EA9C1" w:sz="4"/>
             </w:tcBorders>
+            <w:tcMar>
+              <w:top w:type="dxa" w:w="50"/>
+              <w:left w:type="dxa" w:w="80"/>
+              <w:bottom w:type="dxa" w:w="50"/>
+              <w:right w:type="dxa" w:w="80"/>
+            </w:tcMar>
+            <w:vAlign w:val="top"/>
+          </w:tcPr>
+          <w:p>
+            <w:pPr>
+              <w:spacing w:after="0" w:before="0" w:line="240"/>
+              <w:jc w:val="left"/>
+            </w:pPr>
+          </w:p>
+        </w:tc>
+        <w:tc>
+          <w:tcPr>
+            <w:tcW w:type="dxa" w:w="510"/>
+            <w:tcBorders>
+              <w:top w:val="single" w:color="8EA9C1" w:sz="4"/>
+              <w:left w:val="single" w:color="8EA9C1" w:sz="4"/>
+              <w:bottom w:val="single" w:color="8EA9C1" w:sz="4"/>
+              <w:right w:val="single" w:color="8EA9C1" w:sz="4"/>
+            </w:tcBorders>
             <w:shd w:fill="1F4E79" w:color="auto" w:val="clear"/>
-            <w:tcMar>
-              <w:top w:type="dxa" w:w="50"/>
-              <w:left w:type="dxa" w:w="80"/>
-              <w:bottom w:type="dxa" w:w="50"/>
-              <w:right w:type="dxa" w:w="80"/>
-            </w:tcMar>
-            <w:vAlign w:val="top"/>
-          </w:tcPr>
-          <w:p>
-            <w:pPr>
-              <w:spacing w:after="0" w:before="0" w:line="240"/>
-              <w:jc w:val="left"/>
-            </w:pPr>
-          </w:p>
-        </w:tc>
-        <w:tc>
-          <w:tcPr>
-            <w:tcW w:type="dxa" w:w="510"/>
-            <w:tcBorders>
-              <w:top w:val="single" w:color="8EA9C1" w:sz="4"/>
-              <w:left w:val="single" w:color="8EA9C1" w:sz="4"/>
-              <w:bottom w:val="single" w:color="8EA9C1" w:sz="4"/>
-              <w:right w:val="single" w:color="8EA9C1" w:sz="4"/>
-            </w:tcBorders>
             <w:tcMar>
               <w:top w:type="dxa" w:w="50"/>
               <w:left w:type="dxa" w:w="80"/>
@@ -10789,7 +11342,7 @@
                 <w:sz w:val="18"/>
                 <w:szCs w:val="18"/>
               </w:rPr>
-              <w:t xml:space="preserve">Observabilidad e incidencias</w:t>
+              <w:t xml:space="preserve">Resiliencia e incidencias</w:t>
             </w:r>
           </w:p>
         </w:tc>
@@ -11018,7 +11571,6 @@
               <w:bottom w:val="single" w:color="8EA9C1" w:sz="4"/>
               <w:right w:val="single" w:color="8EA9C1" w:sz="4"/>
             </w:tcBorders>
-            <w:shd w:fill="1F4E79" w:color="auto" w:val="clear"/>
             <w:tcMar>
               <w:top w:type="dxa" w:w="50"/>
               <w:left w:type="dxa" w:w="80"/>
@@ -11390,6 +11942,331 @@
               <w:right w:val="single" w:color="8EA9C1" w:sz="4"/>
             </w:tcBorders>
             <w:shd w:fill="1F4E79" w:color="auto" w:val="clear"/>
+            <w:tcMar>
+              <w:top w:type="dxa" w:w="50"/>
+              <w:left w:type="dxa" w:w="80"/>
+              <w:bottom w:type="dxa" w:w="50"/>
+              <w:right w:type="dxa" w:w="80"/>
+            </w:tcMar>
+            <w:vAlign w:val="top"/>
+          </w:tcPr>
+          <w:p>
+            <w:pPr>
+              <w:spacing w:after="0" w:before="0" w:line="240"/>
+              <w:jc w:val="left"/>
+            </w:pPr>
+          </w:p>
+        </w:tc>
+      </w:tr>
+      <w:tr>
+        <w:tc>
+          <w:tcPr>
+            <w:tcW w:type="dxa" w:w="2950"/>
+            <w:tcBorders>
+              <w:top w:val="single" w:color="8EA9C1" w:sz="4"/>
+              <w:left w:val="single" w:color="8EA9C1" w:sz="4"/>
+              <w:bottom w:val="single" w:color="8EA9C1" w:sz="4"/>
+              <w:right w:val="single" w:color="8EA9C1" w:sz="4"/>
+            </w:tcBorders>
+            <w:tcMar>
+              <w:top w:type="dxa" w:w="50"/>
+              <w:left w:type="dxa" w:w="80"/>
+              <w:bottom w:type="dxa" w:w="50"/>
+              <w:right w:type="dxa" w:w="80"/>
+            </w:tcMar>
+            <w:vAlign w:val="top"/>
+          </w:tcPr>
+          <w:p>
+            <w:pPr>
+              <w:spacing w:after="0" w:before="0" w:line="240"/>
+              <w:jc w:val="left"/>
+            </w:pPr>
+            <w:r>
+              <w:rPr>
+                <w:sz w:val="18"/>
+                <w:szCs w:val="18"/>
+              </w:rPr>
+              <w:t xml:space="preserve">Pruebas de carga (medición)</w:t>
+            </w:r>
+          </w:p>
+        </w:tc>
+        <w:tc>
+          <w:tcPr>
+            <w:tcW w:type="dxa" w:w="510"/>
+            <w:tcBorders>
+              <w:top w:val="single" w:color="8EA9C1" w:sz="4"/>
+              <w:left w:val="single" w:color="8EA9C1" w:sz="4"/>
+              <w:bottom w:val="single" w:color="8EA9C1" w:sz="4"/>
+              <w:right w:val="single" w:color="8EA9C1" w:sz="4"/>
+            </w:tcBorders>
+            <w:tcMar>
+              <w:top w:type="dxa" w:w="50"/>
+              <w:left w:type="dxa" w:w="80"/>
+              <w:bottom w:type="dxa" w:w="50"/>
+              <w:right w:type="dxa" w:w="80"/>
+            </w:tcMar>
+            <w:vAlign w:val="top"/>
+          </w:tcPr>
+          <w:p>
+            <w:pPr>
+              <w:spacing w:after="0" w:before="0" w:line="240"/>
+              <w:jc w:val="left"/>
+            </w:pPr>
+          </w:p>
+        </w:tc>
+        <w:tc>
+          <w:tcPr>
+            <w:tcW w:type="dxa" w:w="510"/>
+            <w:tcBorders>
+              <w:top w:val="single" w:color="8EA9C1" w:sz="4"/>
+              <w:left w:val="single" w:color="8EA9C1" w:sz="4"/>
+              <w:bottom w:val="single" w:color="8EA9C1" w:sz="4"/>
+              <w:right w:val="single" w:color="8EA9C1" w:sz="4"/>
+            </w:tcBorders>
+            <w:shd w:fill="7FA7CF" w:color="auto" w:val="clear"/>
+            <w:tcMar>
+              <w:top w:type="dxa" w:w="50"/>
+              <w:left w:type="dxa" w:w="80"/>
+              <w:bottom w:type="dxa" w:w="50"/>
+              <w:right w:type="dxa" w:w="80"/>
+            </w:tcMar>
+            <w:vAlign w:val="top"/>
+          </w:tcPr>
+          <w:p>
+            <w:pPr>
+              <w:spacing w:after="0" w:before="0" w:line="240"/>
+              <w:jc w:val="left"/>
+            </w:pPr>
+          </w:p>
+        </w:tc>
+        <w:tc>
+          <w:tcPr>
+            <w:tcW w:type="dxa" w:w="510"/>
+            <w:tcBorders>
+              <w:top w:val="single" w:color="8EA9C1" w:sz="4"/>
+              <w:left w:val="single" w:color="8EA9C1" w:sz="4"/>
+              <w:bottom w:val="single" w:color="8EA9C1" w:sz="4"/>
+              <w:right w:val="single" w:color="8EA9C1" w:sz="4"/>
+            </w:tcBorders>
+            <w:tcMar>
+              <w:top w:type="dxa" w:w="50"/>
+              <w:left w:type="dxa" w:w="80"/>
+              <w:bottom w:type="dxa" w:w="50"/>
+              <w:right w:type="dxa" w:w="80"/>
+            </w:tcMar>
+            <w:vAlign w:val="top"/>
+          </w:tcPr>
+          <w:p>
+            <w:pPr>
+              <w:spacing w:after="0" w:before="0" w:line="240"/>
+              <w:jc w:val="left"/>
+            </w:pPr>
+          </w:p>
+        </w:tc>
+        <w:tc>
+          <w:tcPr>
+            <w:tcW w:type="dxa" w:w="510"/>
+            <w:tcBorders>
+              <w:top w:val="single" w:color="8EA9C1" w:sz="4"/>
+              <w:left w:val="single" w:color="8EA9C1" w:sz="4"/>
+              <w:bottom w:val="single" w:color="8EA9C1" w:sz="4"/>
+              <w:right w:val="single" w:color="8EA9C1" w:sz="4"/>
+            </w:tcBorders>
+            <w:shd w:fill="7FA7CF" w:color="auto" w:val="clear"/>
+            <w:tcMar>
+              <w:top w:type="dxa" w:w="50"/>
+              <w:left w:type="dxa" w:w="80"/>
+              <w:bottom w:type="dxa" w:w="50"/>
+              <w:right w:type="dxa" w:w="80"/>
+            </w:tcMar>
+            <w:vAlign w:val="top"/>
+          </w:tcPr>
+          <w:p>
+            <w:pPr>
+              <w:spacing w:after="0" w:before="0" w:line="240"/>
+              <w:jc w:val="left"/>
+            </w:pPr>
+          </w:p>
+        </w:tc>
+        <w:tc>
+          <w:tcPr>
+            <w:tcW w:type="dxa" w:w="510"/>
+            <w:tcBorders>
+              <w:top w:val="single" w:color="8EA9C1" w:sz="4"/>
+              <w:left w:val="single" w:color="8EA9C1" w:sz="4"/>
+              <w:bottom w:val="single" w:color="8EA9C1" w:sz="4"/>
+              <w:right w:val="single" w:color="8EA9C1" w:sz="4"/>
+            </w:tcBorders>
+            <w:tcMar>
+              <w:top w:type="dxa" w:w="50"/>
+              <w:left w:type="dxa" w:w="80"/>
+              <w:bottom w:type="dxa" w:w="50"/>
+              <w:right w:type="dxa" w:w="80"/>
+            </w:tcMar>
+            <w:vAlign w:val="top"/>
+          </w:tcPr>
+          <w:p>
+            <w:pPr>
+              <w:spacing w:after="0" w:before="0" w:line="240"/>
+              <w:jc w:val="left"/>
+            </w:pPr>
+          </w:p>
+        </w:tc>
+        <w:tc>
+          <w:tcPr>
+            <w:tcW w:type="dxa" w:w="510"/>
+            <w:tcBorders>
+              <w:top w:val="single" w:color="8EA9C1" w:sz="4"/>
+              <w:left w:val="single" w:color="8EA9C1" w:sz="4"/>
+              <w:bottom w:val="single" w:color="8EA9C1" w:sz="4"/>
+              <w:right w:val="single" w:color="8EA9C1" w:sz="4"/>
+            </w:tcBorders>
+            <w:tcMar>
+              <w:top w:type="dxa" w:w="50"/>
+              <w:left w:type="dxa" w:w="80"/>
+              <w:bottom w:type="dxa" w:w="50"/>
+              <w:right w:type="dxa" w:w="80"/>
+            </w:tcMar>
+            <w:vAlign w:val="top"/>
+          </w:tcPr>
+          <w:p>
+            <w:pPr>
+              <w:spacing w:after="0" w:before="0" w:line="240"/>
+              <w:jc w:val="left"/>
+            </w:pPr>
+          </w:p>
+        </w:tc>
+        <w:tc>
+          <w:tcPr>
+            <w:tcW w:type="dxa" w:w="510"/>
+            <w:tcBorders>
+              <w:top w:val="single" w:color="8EA9C1" w:sz="4"/>
+              <w:left w:val="single" w:color="8EA9C1" w:sz="4"/>
+              <w:bottom w:val="single" w:color="8EA9C1" w:sz="4"/>
+              <w:right w:val="single" w:color="8EA9C1" w:sz="4"/>
+            </w:tcBorders>
+            <w:tcMar>
+              <w:top w:type="dxa" w:w="50"/>
+              <w:left w:type="dxa" w:w="80"/>
+              <w:bottom w:type="dxa" w:w="50"/>
+              <w:right w:type="dxa" w:w="80"/>
+            </w:tcMar>
+            <w:vAlign w:val="top"/>
+          </w:tcPr>
+          <w:p>
+            <w:pPr>
+              <w:spacing w:after="0" w:before="0" w:line="240"/>
+              <w:jc w:val="left"/>
+            </w:pPr>
+          </w:p>
+        </w:tc>
+        <w:tc>
+          <w:tcPr>
+            <w:tcW w:type="dxa" w:w="510"/>
+            <w:tcBorders>
+              <w:top w:val="single" w:color="8EA9C1" w:sz="4"/>
+              <w:left w:val="single" w:color="8EA9C1" w:sz="4"/>
+              <w:bottom w:val="single" w:color="8EA9C1" w:sz="4"/>
+              <w:right w:val="single" w:color="8EA9C1" w:sz="4"/>
+            </w:tcBorders>
+            <w:tcMar>
+              <w:top w:type="dxa" w:w="50"/>
+              <w:left w:type="dxa" w:w="80"/>
+              <w:bottom w:type="dxa" w:w="50"/>
+              <w:right w:type="dxa" w:w="80"/>
+            </w:tcMar>
+            <w:vAlign w:val="top"/>
+          </w:tcPr>
+          <w:p>
+            <w:pPr>
+              <w:spacing w:after="0" w:before="0" w:line="240"/>
+              <w:jc w:val="left"/>
+            </w:pPr>
+          </w:p>
+        </w:tc>
+        <w:tc>
+          <w:tcPr>
+            <w:tcW w:type="dxa" w:w="510"/>
+            <w:tcBorders>
+              <w:top w:val="single" w:color="8EA9C1" w:sz="4"/>
+              <w:left w:val="single" w:color="8EA9C1" w:sz="4"/>
+              <w:bottom w:val="single" w:color="8EA9C1" w:sz="4"/>
+              <w:right w:val="single" w:color="8EA9C1" w:sz="4"/>
+            </w:tcBorders>
+            <w:shd w:fill="7FA7CF" w:color="auto" w:val="clear"/>
+            <w:tcMar>
+              <w:top w:type="dxa" w:w="50"/>
+              <w:left w:type="dxa" w:w="80"/>
+              <w:bottom w:type="dxa" w:w="50"/>
+              <w:right w:type="dxa" w:w="80"/>
+            </w:tcMar>
+            <w:vAlign w:val="top"/>
+          </w:tcPr>
+          <w:p>
+            <w:pPr>
+              <w:spacing w:after="0" w:before="0" w:line="240"/>
+              <w:jc w:val="left"/>
+            </w:pPr>
+          </w:p>
+        </w:tc>
+        <w:tc>
+          <w:tcPr>
+            <w:tcW w:type="dxa" w:w="510"/>
+            <w:tcBorders>
+              <w:top w:val="single" w:color="8EA9C1" w:sz="4"/>
+              <w:left w:val="single" w:color="8EA9C1" w:sz="4"/>
+              <w:bottom w:val="single" w:color="8EA9C1" w:sz="4"/>
+              <w:right w:val="single" w:color="8EA9C1" w:sz="4"/>
+            </w:tcBorders>
+            <w:tcMar>
+              <w:top w:type="dxa" w:w="50"/>
+              <w:left w:type="dxa" w:w="80"/>
+              <w:bottom w:type="dxa" w:w="50"/>
+              <w:right w:type="dxa" w:w="80"/>
+            </w:tcMar>
+            <w:vAlign w:val="top"/>
+          </w:tcPr>
+          <w:p>
+            <w:pPr>
+              <w:spacing w:after="0" w:before="0" w:line="240"/>
+              <w:jc w:val="left"/>
+            </w:pPr>
+          </w:p>
+        </w:tc>
+        <w:tc>
+          <w:tcPr>
+            <w:tcW w:type="dxa" w:w="510"/>
+            <w:tcBorders>
+              <w:top w:val="single" w:color="8EA9C1" w:sz="4"/>
+              <w:left w:val="single" w:color="8EA9C1" w:sz="4"/>
+              <w:bottom w:val="single" w:color="8EA9C1" w:sz="4"/>
+              <w:right w:val="single" w:color="8EA9C1" w:sz="4"/>
+            </w:tcBorders>
+            <w:tcMar>
+              <w:top w:type="dxa" w:w="50"/>
+              <w:left w:type="dxa" w:w="80"/>
+              <w:bottom w:type="dxa" w:w="50"/>
+              <w:right w:type="dxa" w:w="80"/>
+            </w:tcMar>
+            <w:vAlign w:val="top"/>
+          </w:tcPr>
+          <w:p>
+            <w:pPr>
+              <w:spacing w:after="0" w:before="0" w:line="240"/>
+              <w:jc w:val="left"/>
+            </w:pPr>
+          </w:p>
+        </w:tc>
+        <w:tc>
+          <w:tcPr>
+            <w:tcW w:type="dxa" w:w="510"/>
+            <w:tcBorders>
+              <w:top w:val="single" w:color="8EA9C1" w:sz="4"/>
+              <w:left w:val="single" w:color="8EA9C1" w:sz="4"/>
+              <w:bottom w:val="single" w:color="8EA9C1" w:sz="4"/>
+              <w:right w:val="single" w:color="8EA9C1" w:sz="4"/>
+            </w:tcBorders>
+            <w:shd w:fill="7FA7CF" w:color="auto" w:val="clear"/>
             <w:tcMar>
               <w:top w:type="dxa" w:w="50"/>
               <w:left w:type="dxa" w:w="80"/>
@@ -12069,7 +12946,7 @@
     </w:tbl>
     <w:p>
       <w:pPr>
-        <w:spacing w:after="160" w:before="60"/>
+        <w:spacing w:after="100" w:before="40"/>
         <w:jc w:val="center"/>
       </w:pPr>
       <w:r>
@@ -12080,7 +12957,7 @@
           <w:sz w:val="20"/>
           <w:szCs w:val="20"/>
         </w:rPr>
-        <w:t xml:space="preserve">Figura 1. Diagrama de Gantt del DevOps Dojo.</w:t>
+        <w:t xml:space="preserve">Figura 2. Diagrama de Gantt del DevOps Dojo.</w:t>
       </w:r>
     </w:p>
     <w:p>
@@ -12097,7 +12974,7 @@
         <w:jc w:val="both"/>
       </w:pPr>
       <w:r>
-        <w:t xml:space="preserve">Cada sesión de 4 horas sigue la misma secuencia: </w:t>
+        <w:t xml:space="preserve">Cada sesión sigue la secuencia: </w:t>
       </w:r>
       <w:r>
         <w:rPr>
@@ -12114,7 +12991,7 @@
           <w:b/>
           <w:bCs/>
         </w:rPr>
-        <w:t xml:space="preserve">demostración guiada</w:t>
+        <w:t xml:space="preserve">demostración</w:t>
       </w:r>
       <w:r>
         <w:t xml:space="preserve"> (30 min), </w:t>
@@ -12127,7 +13004,7 @@
         <w:t xml:space="preserve">ejercicio práctico</w:t>
       </w:r>
       <w:r>
-        <w:t xml:space="preserve"> en parejas o tríos multidisciplinarios (120 min), </w:t>
+        <w:t xml:space="preserve"> en tríos (120 min), </w:t>
       </w:r>
       <w:r>
         <w:rPr>
@@ -12137,14 +13014,14 @@
         <w:t xml:space="preserve">revisión de entregables</w:t>
       </w:r>
       <w:r>
-        <w:t xml:space="preserve"> contra los criterios de aceptación (30 min) y </w:t>
+        <w:t xml:space="preserve"> (30 min) y </w:t>
       </w:r>
       <w:r>
         <w:rPr>
           <w:b/>
           <w:bCs/>
         </w:rPr>
-        <w:t xml:space="preserve">retrospectiva con encuesta de cierre</w:t>
+        <w:t xml:space="preserve">retrospectiva con encuesta</w:t>
       </w:r>
       <w:r>
         <w:t xml:space="preserve"> (30 min).</w:t>
@@ -12171,8 +13048,8 @@
         </w:tblBorders>
       </w:tblPr>
       <w:tblGrid>
-        <w:gridCol w:w="1700"/>
-        <w:gridCol w:w="7370"/>
+        <w:gridCol w:w="1900"/>
+        <w:gridCol w:w="7170"/>
       </w:tblGrid>
       <w:tr>
         <w:trPr>
@@ -12180,7 +13057,7 @@
         </w:trPr>
         <w:tc>
           <w:tcPr>
-            <w:tcW w:type="dxa" w:w="1700"/>
+            <w:tcW w:type="dxa" w:w="1900"/>
             <w:tcBorders>
               <w:top w:val="single" w:color="8EA9C1" w:sz="4"/>
               <w:left w:val="single" w:color="8EA9C1" w:sz="4"/>
@@ -12215,7 +13092,7 @@
         </w:tc>
         <w:tc>
           <w:tcPr>
-            <w:tcW w:type="dxa" w:w="7370"/>
+            <w:tcW w:type="dxa" w:w="7170"/>
             <w:tcBorders>
               <w:top w:val="single" w:color="8EA9C1" w:sz="4"/>
               <w:left w:val="single" w:color="8EA9C1" w:sz="4"/>
@@ -12255,7 +13132,7 @@
         </w:trPr>
         <w:tc>
           <w:tcPr>
-            <w:tcW w:type="dxa" w:w="1700"/>
+            <w:tcW w:type="dxa" w:w="1900"/>
             <w:tcBorders>
               <w:top w:val="single" w:color="8EA9C1" w:sz="4"/>
               <w:left w:val="single" w:color="8EA9C1" w:sz="4"/>
@@ -12288,7 +13165,7 @@
         </w:tc>
         <w:tc>
           <w:tcPr>
-            <w:tcW w:type="dxa" w:w="7370"/>
+            <w:tcW w:type="dxa" w:w="7170"/>
             <w:tcBorders>
               <w:top w:val="single" w:color="8EA9C1" w:sz="4"/>
               <w:left w:val="single" w:color="8EA9C1" w:sz="4"/>
@@ -12324,7 +13201,7 @@
         </w:trPr>
         <w:tc>
           <w:tcPr>
-            <w:tcW w:type="dxa" w:w="1700"/>
+            <w:tcW w:type="dxa" w:w="1900"/>
             <w:tcBorders>
               <w:top w:val="single" w:color="8EA9C1" w:sz="4"/>
               <w:left w:val="single" w:color="8EA9C1" w:sz="4"/>
@@ -12352,13 +13229,13 @@
                 <w:sz w:val="18"/>
                 <w:szCs w:val="18"/>
               </w:rPr>
-              <w:t xml:space="preserve">Físicos</w:t>
-            </w:r>
-          </w:p>
-        </w:tc>
-        <w:tc>
-          <w:tcPr>
-            <w:tcW w:type="dxa" w:w="7370"/>
+              <w:t xml:space="preserve">Infraestructura</w:t>
+            </w:r>
+          </w:p>
+        </w:tc>
+        <w:tc>
+          <w:tcPr>
+            <w:tcW w:type="dxa" w:w="7170"/>
             <w:tcBorders>
               <w:top w:val="single" w:color="8EA9C1" w:sz="4"/>
               <w:left w:val="single" w:color="8EA9C1" w:sz="4"/>
@@ -12384,7 +13261,7 @@
                 <w:sz w:val="18"/>
                 <w:szCs w:val="18"/>
               </w:rPr>
-              <w:t xml:space="preserve">Sala con proyector y pizarra; equipos portátiles con herramientas de desarrollo.</w:t>
+              <w:t xml:space="preserve">Clúster Kubernetes de pre-producción (3 nodos de control y 6 de trabajo de 8 vCPU y 16 GB), copia del replica set de MongoDB con datos anonimizados, servidor Redis y 2 máquinas generadoras de carga.</w:t>
             </w:r>
           </w:p>
         </w:tc>
@@ -12395,7 +13272,7 @@
         </w:trPr>
         <w:tc>
           <w:tcPr>
-            <w:tcW w:type="dxa" w:w="1700"/>
+            <w:tcW w:type="dxa" w:w="1900"/>
             <w:tcBorders>
               <w:top w:val="single" w:color="8EA9C1" w:sz="4"/>
               <w:left w:val="single" w:color="8EA9C1" w:sz="4"/>
@@ -12422,109 +13299,38 @@
                 <w:sz w:val="18"/>
                 <w:szCs w:val="18"/>
               </w:rPr>
-              <w:t xml:space="preserve">Tecnológicos</w:t>
-            </w:r>
-          </w:p>
-        </w:tc>
-        <w:tc>
-          <w:tcPr>
-            <w:tcW w:type="dxa" w:w="7370"/>
-            <w:tcBorders>
-              <w:top w:val="single" w:color="8EA9C1" w:sz="4"/>
-              <w:left w:val="single" w:color="8EA9C1" w:sz="4"/>
-              <w:bottom w:val="single" w:color="8EA9C1" w:sz="4"/>
-              <w:right w:val="single" w:color="8EA9C1" w:sz="4"/>
-            </w:tcBorders>
-            <w:tcMar>
-              <w:top w:type="dxa" w:w="50"/>
-              <w:left w:type="dxa" w:w="80"/>
-              <w:bottom w:type="dxa" w:w="50"/>
-              <w:right w:type="dxa" w:w="80"/>
-            </w:tcMar>
-            <w:vAlign w:val="top"/>
-          </w:tcPr>
-          <w:p>
-            <w:pPr>
-              <w:spacing w:after="0" w:before="0" w:line="240"/>
-              <w:jc w:val="left"/>
-            </w:pPr>
-            <w:r>
-              <w:rPr>
-                <w:sz w:val="18"/>
-                <w:szCs w:val="18"/>
-              </w:rPr>
-              <w:t xml:space="preserve">Repositorio Git, ejecutores de CI/CD, entorno aislado de pruebas (2 máquinas virtuales), registro de imágenes, plataforma de monitoreo.</w:t>
-            </w:r>
-          </w:p>
-        </w:tc>
-      </w:tr>
-      <w:tr>
-        <w:trPr>
-          <w:cantSplit/>
-        </w:trPr>
-        <w:tc>
-          <w:tcPr>
-            <w:tcW w:type="dxa" w:w="1700"/>
-            <w:tcBorders>
-              <w:top w:val="single" w:color="8EA9C1" w:sz="4"/>
-              <w:left w:val="single" w:color="8EA9C1" w:sz="4"/>
-              <w:bottom w:val="single" w:color="8EA9C1" w:sz="4"/>
-              <w:right w:val="single" w:color="8EA9C1" w:sz="4"/>
-            </w:tcBorders>
-            <w:shd w:fill="F3F7FB" w:color="auto" w:val="clear"/>
-            <w:tcMar>
-              <w:top w:type="dxa" w:w="50"/>
-              <w:left w:type="dxa" w:w="80"/>
-              <w:bottom w:type="dxa" w:w="50"/>
-              <w:right w:type="dxa" w:w="80"/>
-            </w:tcMar>
-            <w:vAlign w:val="top"/>
-          </w:tcPr>
-          <w:p>
-            <w:pPr>
-              <w:spacing w:after="0" w:before="0" w:line="240"/>
-              <w:jc w:val="left"/>
-            </w:pPr>
-            <w:r>
-              <w:rPr>
-                <w:b/>
-                <w:bCs/>
-                <w:sz w:val="18"/>
-                <w:szCs w:val="18"/>
-              </w:rPr>
-              <w:t xml:space="preserve">Documentales</w:t>
-            </w:r>
-          </w:p>
-        </w:tc>
-        <w:tc>
-          <w:tcPr>
-            <w:tcW w:type="dxa" w:w="7370"/>
-            <w:tcBorders>
-              <w:top w:val="single" w:color="8EA9C1" w:sz="4"/>
-              <w:left w:val="single" w:color="8EA9C1" w:sz="4"/>
-              <w:bottom w:val="single" w:color="8EA9C1" w:sz="4"/>
-              <w:right w:val="single" w:color="8EA9C1" w:sz="4"/>
-            </w:tcBorders>
-            <w:shd w:fill="F3F7FB" w:color="auto" w:val="clear"/>
-            <w:tcMar>
-              <w:top w:type="dxa" w:w="50"/>
-              <w:left w:type="dxa" w:w="80"/>
-              <w:bottom w:type="dxa" w:w="50"/>
-              <w:right w:type="dxa" w:w="80"/>
-            </w:tcMar>
-            <w:vAlign w:val="top"/>
-          </w:tcPr>
-          <w:p>
-            <w:pPr>
-              <w:spacing w:after="0" w:before="0" w:line="240"/>
-              <w:jc w:val="left"/>
-            </w:pPr>
-            <w:r>
-              <w:rPr>
-                <w:sz w:val="18"/>
-                <w:szCs w:val="18"/>
-              </w:rPr>
-              <w:t xml:space="preserve">Guías de laboratorio, criterios de aceptación, plantillas de retrospectiva y de análisis de incidencias.</w:t>
+              <w:t xml:space="preserve">Físicos y documentales</w:t>
+            </w:r>
+          </w:p>
+        </w:tc>
+        <w:tc>
+          <w:tcPr>
+            <w:tcW w:type="dxa" w:w="7170"/>
+            <w:tcBorders>
+              <w:top w:val="single" w:color="8EA9C1" w:sz="4"/>
+              <w:left w:val="single" w:color="8EA9C1" w:sz="4"/>
+              <w:bottom w:val="single" w:color="8EA9C1" w:sz="4"/>
+              <w:right w:val="single" w:color="8EA9C1" w:sz="4"/>
+            </w:tcBorders>
+            <w:tcMar>
+              <w:top w:type="dxa" w:w="50"/>
+              <w:left w:type="dxa" w:w="80"/>
+              <w:bottom w:type="dxa" w:w="50"/>
+              <w:right w:type="dxa" w:w="80"/>
+            </w:tcMar>
+            <w:vAlign w:val="top"/>
+          </w:tcPr>
+          <w:p>
+            <w:pPr>
+              <w:spacing w:after="0" w:before="0" w:line="240"/>
+              <w:jc w:val="left"/>
+            </w:pPr>
+            <w:r>
+              <w:rPr>
+                <w:sz w:val="18"/>
+                <w:szCs w:val="18"/>
+              </w:rPr>
+              <w:t xml:space="preserve">Sala con proyector; portátiles con Docker y kind; guías de laboratorio, criterios de aceptación y plantillas de retrospectiva y de incidencias.</w:t>
             </w:r>
           </w:p>
         </w:tc>
@@ -12532,7 +13338,7 @@
     </w:tbl>
     <w:p>
       <w:pPr>
-        <w:spacing w:after="160" w:before="60"/>
+        <w:spacing w:after="100" w:before="40"/>
         <w:jc w:val="center"/>
       </w:pPr>
       <w:r>
@@ -12559,9 +13365,9 @@
         </w:tblBorders>
       </w:tblPr>
       <w:tblGrid>
-        <w:gridCol w:w="2300"/>
-        <w:gridCol w:w="2900"/>
-        <w:gridCol w:w="3870"/>
+        <w:gridCol w:w="2000"/>
+        <w:gridCol w:w="3270"/>
+        <w:gridCol w:w="3800"/>
       </w:tblGrid>
       <w:tr>
         <w:trPr>
@@ -12569,7 +13375,7 @@
         </w:trPr>
         <w:tc>
           <w:tcPr>
-            <w:tcW w:type="dxa" w:w="2300"/>
+            <w:tcW w:type="dxa" w:w="2000"/>
             <w:tcBorders>
               <w:top w:val="single" w:color="8EA9C1" w:sz="4"/>
               <w:left w:val="single" w:color="8EA9C1" w:sz="4"/>
@@ -12604,7 +13410,7 @@
         </w:tc>
         <w:tc>
           <w:tcPr>
-            <w:tcW w:type="dxa" w:w="2900"/>
+            <w:tcW w:type="dxa" w:w="3270"/>
             <w:tcBorders>
               <w:top w:val="single" w:color="8EA9C1" w:sz="4"/>
               <w:left w:val="single" w:color="8EA9C1" w:sz="4"/>
@@ -12639,7 +13445,7 @@
         </w:tc>
         <w:tc>
           <w:tcPr>
-            <w:tcW w:type="dxa" w:w="3870"/>
+            <w:tcW w:type="dxa" w:w="3800"/>
             <w:tcBorders>
               <w:top w:val="single" w:color="8EA9C1" w:sz="4"/>
               <w:left w:val="single" w:color="8EA9C1" w:sz="4"/>
@@ -12679,7 +13485,7 @@
         </w:trPr>
         <w:tc>
           <w:tcPr>
-            <w:tcW w:type="dxa" w:w="2300"/>
+            <w:tcW w:type="dxa" w:w="2000"/>
             <w:tcBorders>
               <w:top w:val="single" w:color="8EA9C1" w:sz="4"/>
               <w:left w:val="single" w:color="8EA9C1" w:sz="4"/>
@@ -12706,69 +13512,69 @@
                 <w:sz w:val="18"/>
                 <w:szCs w:val="18"/>
               </w:rPr>
-              <w:t xml:space="preserve">Control de versiones</w:t>
-            </w:r>
-          </w:p>
-        </w:tc>
-        <w:tc>
-          <w:tcPr>
-            <w:tcW w:type="dxa" w:w="2900"/>
-            <w:tcBorders>
-              <w:top w:val="single" w:color="8EA9C1" w:sz="4"/>
-              <w:left w:val="single" w:color="8EA9C1" w:sz="4"/>
-              <w:bottom w:val="single" w:color="8EA9C1" w:sz="4"/>
-              <w:right w:val="single" w:color="8EA9C1" w:sz="4"/>
-            </w:tcBorders>
-            <w:tcMar>
-              <w:top w:type="dxa" w:w="50"/>
-              <w:left w:type="dxa" w:w="80"/>
-              <w:bottom w:type="dxa" w:w="50"/>
-              <w:right w:type="dxa" w:w="80"/>
-            </w:tcMar>
-            <w:vAlign w:val="top"/>
-          </w:tcPr>
-          <w:p>
-            <w:pPr>
-              <w:spacing w:after="0" w:before="0" w:line="240"/>
-              <w:jc w:val="left"/>
-            </w:pPr>
-            <w:r>
-              <w:rPr>
-                <w:sz w:val="18"/>
-                <w:szCs w:val="18"/>
-              </w:rPr>
-              <w:t xml:space="preserve">GitLab</w:t>
-            </w:r>
-          </w:p>
-        </w:tc>
-        <w:tc>
-          <w:tcPr>
-            <w:tcW w:type="dxa" w:w="3870"/>
-            <w:tcBorders>
-              <w:top w:val="single" w:color="8EA9C1" w:sz="4"/>
-              <w:left w:val="single" w:color="8EA9C1" w:sz="4"/>
-              <w:bottom w:val="single" w:color="8EA9C1" w:sz="4"/>
-              <w:right w:val="single" w:color="8EA9C1" w:sz="4"/>
-            </w:tcBorders>
-            <w:tcMar>
-              <w:top w:type="dxa" w:w="50"/>
-              <w:left w:type="dxa" w:w="80"/>
-              <w:bottom w:type="dxa" w:w="50"/>
-              <w:right w:type="dxa" w:w="80"/>
-            </w:tcMar>
-            <w:vAlign w:val="top"/>
-          </w:tcPr>
-          <w:p>
-            <w:pPr>
-              <w:spacing w:after="0" w:before="0" w:line="240"/>
-              <w:jc w:val="left"/>
-            </w:pPr>
-            <w:r>
-              <w:rPr>
-                <w:sz w:val="18"/>
-                <w:szCs w:val="18"/>
-              </w:rPr>
-              <w:t xml:space="preserve">Código, revisiones e incidencias.</w:t>
+              <w:t xml:space="preserve">Código y CI/CD</w:t>
+            </w:r>
+          </w:p>
+        </w:tc>
+        <w:tc>
+          <w:tcPr>
+            <w:tcW w:type="dxa" w:w="3270"/>
+            <w:tcBorders>
+              <w:top w:val="single" w:color="8EA9C1" w:sz="4"/>
+              <w:left w:val="single" w:color="8EA9C1" w:sz="4"/>
+              <w:bottom w:val="single" w:color="8EA9C1" w:sz="4"/>
+              <w:right w:val="single" w:color="8EA9C1" w:sz="4"/>
+            </w:tcBorders>
+            <w:tcMar>
+              <w:top w:type="dxa" w:w="50"/>
+              <w:left w:type="dxa" w:w="80"/>
+              <w:bottom w:type="dxa" w:w="50"/>
+              <w:right w:type="dxa" w:w="80"/>
+            </w:tcMar>
+            <w:vAlign w:val="top"/>
+          </w:tcPr>
+          <w:p>
+            <w:pPr>
+              <w:spacing w:after="0" w:before="0" w:line="240"/>
+              <w:jc w:val="left"/>
+            </w:pPr>
+            <w:r>
+              <w:rPr>
+                <w:sz w:val="18"/>
+                <w:szCs w:val="18"/>
+              </w:rPr>
+              <w:t xml:space="preserve">GitLab y GitLab CI/CD</w:t>
+            </w:r>
+          </w:p>
+        </w:tc>
+        <w:tc>
+          <w:tcPr>
+            <w:tcW w:type="dxa" w:w="3800"/>
+            <w:tcBorders>
+              <w:top w:val="single" w:color="8EA9C1" w:sz="4"/>
+              <w:left w:val="single" w:color="8EA9C1" w:sz="4"/>
+              <w:bottom w:val="single" w:color="8EA9C1" w:sz="4"/>
+              <w:right w:val="single" w:color="8EA9C1" w:sz="4"/>
+            </w:tcBorders>
+            <w:tcMar>
+              <w:top w:type="dxa" w:w="50"/>
+              <w:left w:type="dxa" w:w="80"/>
+              <w:bottom w:type="dxa" w:w="50"/>
+              <w:right w:type="dxa" w:w="80"/>
+            </w:tcMar>
+            <w:vAlign w:val="top"/>
+          </w:tcPr>
+          <w:p>
+            <w:pPr>
+              <w:spacing w:after="0" w:before="0" w:line="240"/>
+              <w:jc w:val="left"/>
+            </w:pPr>
+            <w:r>
+              <w:rPr>
+                <w:sz w:val="18"/>
+                <w:szCs w:val="18"/>
+              </w:rPr>
+              <w:t xml:space="preserve">Repositorio, revisiones, canalizaciones y registro de imágenes.</w:t>
             </w:r>
           </w:p>
         </w:tc>
@@ -12779,7 +13585,7 @@
         </w:trPr>
         <w:tc>
           <w:tcPr>
-            <w:tcW w:type="dxa" w:w="2300"/>
+            <w:tcW w:type="dxa" w:w="2000"/>
             <w:tcBorders>
               <w:top w:val="single" w:color="8EA9C1" w:sz="4"/>
               <w:left w:val="single" w:color="8EA9C1" w:sz="4"/>
@@ -12807,13 +13613,13 @@
                 <w:sz w:val="18"/>
                 <w:szCs w:val="18"/>
               </w:rPr>
-              <w:t xml:space="preserve">CI/CD</w:t>
-            </w:r>
-          </w:p>
-        </w:tc>
-        <w:tc>
-          <w:tcPr>
-            <w:tcW w:type="dxa" w:w="2900"/>
+              <w:t xml:space="preserve">Calidad</w:t>
+            </w:r>
+          </w:p>
+        </w:tc>
+        <w:tc>
+          <w:tcPr>
+            <w:tcW w:type="dxa" w:w="3270"/>
             <w:tcBorders>
               <w:top w:val="single" w:color="8EA9C1" w:sz="4"/>
               <w:left w:val="single" w:color="8EA9C1" w:sz="4"/>
@@ -12839,13 +13645,13 @@
                 <w:sz w:val="18"/>
                 <w:szCs w:val="18"/>
               </w:rPr>
-              <w:t xml:space="preserve">GitLab CI/CD</w:t>
-            </w:r>
-          </w:p>
-        </w:tc>
-        <w:tc>
-          <w:tcPr>
-            <w:tcW w:type="dxa" w:w="3870"/>
+              <w:t xml:space="preserve">PHPUnit y Larastan</w:t>
+            </w:r>
+          </w:p>
+        </w:tc>
+        <w:tc>
+          <w:tcPr>
+            <w:tcW w:type="dxa" w:w="3800"/>
             <w:tcBorders>
               <w:top w:val="single" w:color="8EA9C1" w:sz="4"/>
               <w:left w:val="single" w:color="8EA9C1" w:sz="4"/>
@@ -12871,7 +13677,7 @@
                 <w:sz w:val="18"/>
                 <w:szCs w:val="18"/>
               </w:rPr>
-              <w:t xml:space="preserve">Automatización de pruebas, construcción y despliegue.</w:t>
+              <w:t xml:space="preserve">Pruebas automatizadas y análisis estático de Laravel.</w:t>
             </w:r>
           </w:p>
         </w:tc>
@@ -12882,7 +13688,7 @@
         </w:trPr>
         <w:tc>
           <w:tcPr>
-            <w:tcW w:type="dxa" w:w="2300"/>
+            <w:tcW w:type="dxa" w:w="2000"/>
             <w:tcBorders>
               <w:top w:val="single" w:color="8EA9C1" w:sz="4"/>
               <w:left w:val="single" w:color="8EA9C1" w:sz="4"/>
@@ -12909,69 +13715,69 @@
                 <w:sz w:val="18"/>
                 <w:szCs w:val="18"/>
               </w:rPr>
-              <w:t xml:space="preserve">Calidad</w:t>
-            </w:r>
-          </w:p>
-        </w:tc>
-        <w:tc>
-          <w:tcPr>
-            <w:tcW w:type="dxa" w:w="2900"/>
-            <w:tcBorders>
-              <w:top w:val="single" w:color="8EA9C1" w:sz="4"/>
-              <w:left w:val="single" w:color="8EA9C1" w:sz="4"/>
-              <w:bottom w:val="single" w:color="8EA9C1" w:sz="4"/>
-              <w:right w:val="single" w:color="8EA9C1" w:sz="4"/>
-            </w:tcBorders>
-            <w:tcMar>
-              <w:top w:type="dxa" w:w="50"/>
-              <w:left w:type="dxa" w:w="80"/>
-              <w:bottom w:type="dxa" w:w="50"/>
-              <w:right w:type="dxa" w:w="80"/>
-            </w:tcMar>
-            <w:vAlign w:val="top"/>
-          </w:tcPr>
-          <w:p>
-            <w:pPr>
-              <w:spacing w:after="0" w:before="0" w:line="240"/>
-              <w:jc w:val="left"/>
-            </w:pPr>
-            <w:r>
-              <w:rPr>
-                <w:sz w:val="18"/>
-                <w:szCs w:val="18"/>
-              </w:rPr>
-              <w:t xml:space="preserve">PHPUnit y SonarQube</w:t>
-            </w:r>
-          </w:p>
-        </w:tc>
-        <w:tc>
-          <w:tcPr>
-            <w:tcW w:type="dxa" w:w="3870"/>
-            <w:tcBorders>
-              <w:top w:val="single" w:color="8EA9C1" w:sz="4"/>
-              <w:left w:val="single" w:color="8EA9C1" w:sz="4"/>
-              <w:bottom w:val="single" w:color="8EA9C1" w:sz="4"/>
-              <w:right w:val="single" w:color="8EA9C1" w:sz="4"/>
-            </w:tcBorders>
-            <w:tcMar>
-              <w:top w:type="dxa" w:w="50"/>
-              <w:left w:type="dxa" w:w="80"/>
-              <w:bottom w:type="dxa" w:w="50"/>
-              <w:right w:type="dxa" w:w="80"/>
-            </w:tcMar>
-            <w:vAlign w:val="top"/>
-          </w:tcPr>
-          <w:p>
-            <w:pPr>
-              <w:spacing w:after="0" w:before="0" w:line="240"/>
-              <w:jc w:val="left"/>
-            </w:pPr>
-            <w:r>
-              <w:rPr>
-                <w:sz w:val="18"/>
-                <w:szCs w:val="18"/>
-              </w:rPr>
-              <w:t xml:space="preserve">Pruebas, cobertura y análisis estático.</w:t>
+              <w:t xml:space="preserve">Contenedores</w:t>
+            </w:r>
+          </w:p>
+        </w:tc>
+        <w:tc>
+          <w:tcPr>
+            <w:tcW w:type="dxa" w:w="3270"/>
+            <w:tcBorders>
+              <w:top w:val="single" w:color="8EA9C1" w:sz="4"/>
+              <w:left w:val="single" w:color="8EA9C1" w:sz="4"/>
+              <w:bottom w:val="single" w:color="8EA9C1" w:sz="4"/>
+              <w:right w:val="single" w:color="8EA9C1" w:sz="4"/>
+            </w:tcBorders>
+            <w:tcMar>
+              <w:top w:type="dxa" w:w="50"/>
+              <w:left w:type="dxa" w:w="80"/>
+              <w:bottom w:type="dxa" w:w="50"/>
+              <w:right w:type="dxa" w:w="80"/>
+            </w:tcMar>
+            <w:vAlign w:val="top"/>
+          </w:tcPr>
+          <w:p>
+            <w:pPr>
+              <w:spacing w:after="0" w:before="0" w:line="240"/>
+              <w:jc w:val="left"/>
+            </w:pPr>
+            <w:r>
+              <w:rPr>
+                <w:sz w:val="18"/>
+                <w:szCs w:val="18"/>
+              </w:rPr>
+              <w:t xml:space="preserve">Docker (kind para prácticas locales)</w:t>
+            </w:r>
+          </w:p>
+        </w:tc>
+        <w:tc>
+          <w:tcPr>
+            <w:tcW w:type="dxa" w:w="3800"/>
+            <w:tcBorders>
+              <w:top w:val="single" w:color="8EA9C1" w:sz="4"/>
+              <w:left w:val="single" w:color="8EA9C1" w:sz="4"/>
+              <w:bottom w:val="single" w:color="8EA9C1" w:sz="4"/>
+              <w:right w:val="single" w:color="8EA9C1" w:sz="4"/>
+            </w:tcBorders>
+            <w:tcMar>
+              <w:top w:type="dxa" w:w="50"/>
+              <w:left w:type="dxa" w:w="80"/>
+              <w:bottom w:type="dxa" w:w="50"/>
+              <w:right w:type="dxa" w:w="80"/>
+            </w:tcMar>
+            <w:vAlign w:val="top"/>
+          </w:tcPr>
+          <w:p>
+            <w:pPr>
+              <w:spacing w:after="0" w:before="0" w:line="240"/>
+              <w:jc w:val="left"/>
+            </w:pPr>
+            <w:r>
+              <w:rPr>
+                <w:sz w:val="18"/>
+                <w:szCs w:val="18"/>
+              </w:rPr>
+              <w:t xml:space="preserve">Imagen PHP-FPM y Nginx reproducible.</w:t>
             </w:r>
           </w:p>
         </w:tc>
@@ -12982,7 +13788,7 @@
         </w:trPr>
         <w:tc>
           <w:tcPr>
-            <w:tcW w:type="dxa" w:w="2300"/>
+            <w:tcW w:type="dxa" w:w="2000"/>
             <w:tcBorders>
               <w:top w:val="single" w:color="8EA9C1" w:sz="4"/>
               <w:left w:val="single" w:color="8EA9C1" w:sz="4"/>
@@ -13010,13 +13816,13 @@
                 <w:sz w:val="18"/>
                 <w:szCs w:val="18"/>
               </w:rPr>
-              <w:t xml:space="preserve">Contenedores</w:t>
-            </w:r>
-          </w:p>
-        </w:tc>
-        <w:tc>
-          <w:tcPr>
-            <w:tcW w:type="dxa" w:w="2900"/>
+              <w:t xml:space="preserve">Orquestación</w:t>
+            </w:r>
+          </w:p>
+        </w:tc>
+        <w:tc>
+          <w:tcPr>
+            <w:tcW w:type="dxa" w:w="3270"/>
             <w:tcBorders>
               <w:top w:val="single" w:color="8EA9C1" w:sz="4"/>
               <w:left w:val="single" w:color="8EA9C1" w:sz="4"/>
@@ -13042,13 +13848,13 @@
                 <w:sz w:val="18"/>
                 <w:szCs w:val="18"/>
               </w:rPr>
-              <w:t xml:space="preserve">Podman o Docker</w:t>
-            </w:r>
-          </w:p>
-        </w:tc>
-        <w:tc>
-          <w:tcPr>
-            <w:tcW w:type="dxa" w:w="3870"/>
+              <w:t xml:space="preserve">Kubernetes (RKE2), Helm y Gateway API</w:t>
+            </w:r>
+          </w:p>
+        </w:tc>
+        <w:tc>
+          <w:tcPr>
+            <w:tcW w:type="dxa" w:w="3800"/>
             <w:tcBorders>
               <w:top w:val="single" w:color="8EA9C1" w:sz="4"/>
               <w:left w:val="single" w:color="8EA9C1" w:sz="4"/>
@@ -13074,7 +13880,7 @@
                 <w:sz w:val="18"/>
                 <w:szCs w:val="18"/>
               </w:rPr>
-              <w:t xml:space="preserve">Ejecución reproducible del portal.</w:t>
+              <w:t xml:space="preserve">Despliegue, entrada de tráfico y versionado de la configuración.</w:t>
             </w:r>
           </w:p>
         </w:tc>
@@ -13085,7 +13891,7 @@
         </w:trPr>
         <w:tc>
           <w:tcPr>
-            <w:tcW w:type="dxa" w:w="2300"/>
+            <w:tcW w:type="dxa" w:w="2000"/>
             <w:tcBorders>
               <w:top w:val="single" w:color="8EA9C1" w:sz="4"/>
               <w:left w:val="single" w:color="8EA9C1" w:sz="4"/>
@@ -13112,69 +13918,69 @@
                 <w:sz w:val="18"/>
                 <w:szCs w:val="18"/>
               </w:rPr>
-              <w:t xml:space="preserve">Seguridad</w:t>
-            </w:r>
-          </w:p>
-        </w:tc>
-        <w:tc>
-          <w:tcPr>
-            <w:tcW w:type="dxa" w:w="2900"/>
-            <w:tcBorders>
-              <w:top w:val="single" w:color="8EA9C1" w:sz="4"/>
-              <w:left w:val="single" w:color="8EA9C1" w:sz="4"/>
-              <w:bottom w:val="single" w:color="8EA9C1" w:sz="4"/>
-              <w:right w:val="single" w:color="8EA9C1" w:sz="4"/>
-            </w:tcBorders>
-            <w:tcMar>
-              <w:top w:type="dxa" w:w="50"/>
-              <w:left w:type="dxa" w:w="80"/>
-              <w:bottom w:type="dxa" w:w="50"/>
-              <w:right w:type="dxa" w:w="80"/>
-            </w:tcMar>
-            <w:vAlign w:val="top"/>
-          </w:tcPr>
-          <w:p>
-            <w:pPr>
-              <w:spacing w:after="0" w:before="0" w:line="240"/>
-              <w:jc w:val="left"/>
-            </w:pPr>
-            <w:r>
-              <w:rPr>
-                <w:sz w:val="18"/>
-                <w:szCs w:val="18"/>
-              </w:rPr>
-              <w:t xml:space="preserve">Trivy, Gitleaks y GitLab Secrets</w:t>
-            </w:r>
-          </w:p>
-        </w:tc>
-        <w:tc>
-          <w:tcPr>
-            <w:tcW w:type="dxa" w:w="3870"/>
-            <w:tcBorders>
-              <w:top w:val="single" w:color="8EA9C1" w:sz="4"/>
-              <w:left w:val="single" w:color="8EA9C1" w:sz="4"/>
-              <w:bottom w:val="single" w:color="8EA9C1" w:sz="4"/>
-              <w:right w:val="single" w:color="8EA9C1" w:sz="4"/>
-            </w:tcBorders>
-            <w:tcMar>
-              <w:top w:type="dxa" w:w="50"/>
-              <w:left w:type="dxa" w:w="80"/>
-              <w:bottom w:type="dxa" w:w="50"/>
-              <w:right w:type="dxa" w:w="80"/>
-            </w:tcMar>
-            <w:vAlign w:val="top"/>
-          </w:tcPr>
-          <w:p>
-            <w:pPr>
-              <w:spacing w:after="0" w:before="0" w:line="240"/>
-              <w:jc w:val="left"/>
-            </w:pPr>
-            <w:r>
-              <w:rPr>
-                <w:sz w:val="18"/>
-                <w:szCs w:val="18"/>
-              </w:rPr>
-              <w:t xml:space="preserve">Vulnerabilidades, detección y protección de secretos.</w:t>
+              <w:t xml:space="preserve">Escalado</w:t>
+            </w:r>
+          </w:p>
+        </w:tc>
+        <w:tc>
+          <w:tcPr>
+            <w:tcW w:type="dxa" w:w="3270"/>
+            <w:tcBorders>
+              <w:top w:val="single" w:color="8EA9C1" w:sz="4"/>
+              <w:left w:val="single" w:color="8EA9C1" w:sz="4"/>
+              <w:bottom w:val="single" w:color="8EA9C1" w:sz="4"/>
+              <w:right w:val="single" w:color="8EA9C1" w:sz="4"/>
+            </w:tcBorders>
+            <w:tcMar>
+              <w:top w:type="dxa" w:w="50"/>
+              <w:left w:type="dxa" w:w="80"/>
+              <w:bottom w:type="dxa" w:w="50"/>
+              <w:right w:type="dxa" w:w="80"/>
+            </w:tcMar>
+            <w:vAlign w:val="top"/>
+          </w:tcPr>
+          <w:p>
+            <w:pPr>
+              <w:spacing w:after="0" w:before="0" w:line="240"/>
+              <w:jc w:val="left"/>
+            </w:pPr>
+            <w:r>
+              <w:rPr>
+                <w:sz w:val="18"/>
+                <w:szCs w:val="18"/>
+              </w:rPr>
+              <w:t xml:space="preserve">HPA y metrics-server</w:t>
+            </w:r>
+          </w:p>
+        </w:tc>
+        <w:tc>
+          <w:tcPr>
+            <w:tcW w:type="dxa" w:w="3800"/>
+            <w:tcBorders>
+              <w:top w:val="single" w:color="8EA9C1" w:sz="4"/>
+              <w:left w:val="single" w:color="8EA9C1" w:sz="4"/>
+              <w:bottom w:val="single" w:color="8EA9C1" w:sz="4"/>
+              <w:right w:val="single" w:color="8EA9C1" w:sz="4"/>
+            </w:tcBorders>
+            <w:tcMar>
+              <w:top w:type="dxa" w:w="50"/>
+              <w:left w:type="dxa" w:w="80"/>
+              <w:bottom w:type="dxa" w:w="50"/>
+              <w:right w:type="dxa" w:w="80"/>
+            </w:tcMar>
+            <w:vAlign w:val="top"/>
+          </w:tcPr>
+          <w:p>
+            <w:pPr>
+              <w:spacing w:after="0" w:before="0" w:line="240"/>
+              <w:jc w:val="left"/>
+            </w:pPr>
+            <w:r>
+              <w:rPr>
+                <w:sz w:val="18"/>
+                <w:szCs w:val="18"/>
+              </w:rPr>
+              <w:t xml:space="preserve">Ajuste automático del número de pods según la CPU.</w:t>
             </w:r>
           </w:p>
         </w:tc>
@@ -13185,7 +13991,7 @@
         </w:trPr>
         <w:tc>
           <w:tcPr>
-            <w:tcW w:type="dxa" w:w="2300"/>
+            <w:tcW w:type="dxa" w:w="2000"/>
             <w:tcBorders>
               <w:top w:val="single" w:color="8EA9C1" w:sz="4"/>
               <w:left w:val="single" w:color="8EA9C1" w:sz="4"/>
@@ -13213,13 +14019,13 @@
                 <w:sz w:val="18"/>
                 <w:szCs w:val="18"/>
               </w:rPr>
-              <w:t xml:space="preserve">Infraestructura como código</w:t>
-            </w:r>
-          </w:p>
-        </w:tc>
-        <w:tc>
-          <w:tcPr>
-            <w:tcW w:type="dxa" w:w="2900"/>
+              <w:t xml:space="preserve">Datos</w:t>
+            </w:r>
+          </w:p>
+        </w:tc>
+        <w:tc>
+          <w:tcPr>
+            <w:tcW w:type="dxa" w:w="3270"/>
             <w:tcBorders>
               <w:top w:val="single" w:color="8EA9C1" w:sz="4"/>
               <w:left w:val="single" w:color="8EA9C1" w:sz="4"/>
@@ -13245,13 +14051,13 @@
                 <w:sz w:val="18"/>
                 <w:szCs w:val="18"/>
               </w:rPr>
-              <w:t xml:space="preserve">Ansible</w:t>
-            </w:r>
-          </w:p>
-        </w:tc>
-        <w:tc>
-          <w:tcPr>
-            <w:tcW w:type="dxa" w:w="3870"/>
+              <w:t xml:space="preserve">MongoDB 7 (replica set) y Redis</w:t>
+            </w:r>
+          </w:p>
+        </w:tc>
+        <w:tc>
+          <w:tcPr>
+            <w:tcW w:type="dxa" w:w="3800"/>
             <w:tcBorders>
               <w:top w:val="single" w:color="8EA9C1" w:sz="4"/>
               <w:left w:val="single" w:color="8EA9C1" w:sz="4"/>
@@ -13277,7 +14083,7 @@
                 <w:sz w:val="18"/>
                 <w:szCs w:val="18"/>
               </w:rPr>
-              <w:t xml:space="preserve">Configuración automatizada del entorno de pruebas.</w:t>
+              <w:t xml:space="preserve">Base de datos optimizada; sesiones, caché y colas.</w:t>
             </w:r>
           </w:p>
         </w:tc>
@@ -13288,7 +14094,7 @@
         </w:trPr>
         <w:tc>
           <w:tcPr>
-            <w:tcW w:type="dxa" w:w="2300"/>
+            <w:tcW w:type="dxa" w:w="2000"/>
             <w:tcBorders>
               <w:top w:val="single" w:color="8EA9C1" w:sz="4"/>
               <w:left w:val="single" w:color="8EA9C1" w:sz="4"/>
@@ -13315,69 +14121,69 @@
                 <w:sz w:val="18"/>
                 <w:szCs w:val="18"/>
               </w:rPr>
-              <w:t xml:space="preserve">Observabilidad</w:t>
-            </w:r>
-          </w:p>
-        </w:tc>
-        <w:tc>
-          <w:tcPr>
-            <w:tcW w:type="dxa" w:w="2900"/>
-            <w:tcBorders>
-              <w:top w:val="single" w:color="8EA9C1" w:sz="4"/>
-              <w:left w:val="single" w:color="8EA9C1" w:sz="4"/>
-              <w:bottom w:val="single" w:color="8EA9C1" w:sz="4"/>
-              <w:right w:val="single" w:color="8EA9C1" w:sz="4"/>
-            </w:tcBorders>
-            <w:tcMar>
-              <w:top w:type="dxa" w:w="50"/>
-              <w:left w:type="dxa" w:w="80"/>
-              <w:bottom w:type="dxa" w:w="50"/>
-              <w:right w:type="dxa" w:w="80"/>
-            </w:tcMar>
-            <w:vAlign w:val="top"/>
-          </w:tcPr>
-          <w:p>
-            <w:pPr>
-              <w:spacing w:after="0" w:before="0" w:line="240"/>
-              <w:jc w:val="left"/>
-            </w:pPr>
-            <w:r>
-              <w:rPr>
-                <w:sz w:val="18"/>
-                <w:szCs w:val="18"/>
-              </w:rPr>
-              <w:t xml:space="preserve">Prometheus, Grafana y Loki</w:t>
-            </w:r>
-          </w:p>
-        </w:tc>
-        <w:tc>
-          <w:tcPr>
-            <w:tcW w:type="dxa" w:w="3870"/>
-            <w:tcBorders>
-              <w:top w:val="single" w:color="8EA9C1" w:sz="4"/>
-              <w:left w:val="single" w:color="8EA9C1" w:sz="4"/>
-              <w:bottom w:val="single" w:color="8EA9C1" w:sz="4"/>
-              <w:right w:val="single" w:color="8EA9C1" w:sz="4"/>
-            </w:tcBorders>
-            <w:tcMar>
-              <w:top w:type="dxa" w:w="50"/>
-              <w:left w:type="dxa" w:w="80"/>
-              <w:bottom w:type="dxa" w:w="50"/>
-              <w:right w:type="dxa" w:w="80"/>
-            </w:tcMar>
-            <w:vAlign w:val="top"/>
-          </w:tcPr>
-          <w:p>
-            <w:pPr>
-              <w:spacing w:after="0" w:before="0" w:line="240"/>
-              <w:jc w:val="left"/>
-            </w:pPr>
-            <w:r>
-              <w:rPr>
-                <w:sz w:val="18"/>
-                <w:szCs w:val="18"/>
-              </w:rPr>
-              <w:t xml:space="preserve">Métricas, registros, paneles y alertas.</w:t>
+              <w:t xml:space="preserve">Pruebas de carga</w:t>
+            </w:r>
+          </w:p>
+        </w:tc>
+        <w:tc>
+          <w:tcPr>
+            <w:tcW w:type="dxa" w:w="3270"/>
+            <w:tcBorders>
+              <w:top w:val="single" w:color="8EA9C1" w:sz="4"/>
+              <w:left w:val="single" w:color="8EA9C1" w:sz="4"/>
+              <w:bottom w:val="single" w:color="8EA9C1" w:sz="4"/>
+              <w:right w:val="single" w:color="8EA9C1" w:sz="4"/>
+            </w:tcBorders>
+            <w:tcMar>
+              <w:top w:type="dxa" w:w="50"/>
+              <w:left w:type="dxa" w:w="80"/>
+              <w:bottom w:type="dxa" w:w="50"/>
+              <w:right w:type="dxa" w:w="80"/>
+            </w:tcMar>
+            <w:vAlign w:val="top"/>
+          </w:tcPr>
+          <w:p>
+            <w:pPr>
+              <w:spacing w:after="0" w:before="0" w:line="240"/>
+              <w:jc w:val="left"/>
+            </w:pPr>
+            <w:r>
+              <w:rPr>
+                <w:sz w:val="18"/>
+                <w:szCs w:val="18"/>
+              </w:rPr>
+              <w:t xml:space="preserve">k6</w:t>
+            </w:r>
+          </w:p>
+        </w:tc>
+        <w:tc>
+          <w:tcPr>
+            <w:tcW w:type="dxa" w:w="3800"/>
+            <w:tcBorders>
+              <w:top w:val="single" w:color="8EA9C1" w:sz="4"/>
+              <w:left w:val="single" w:color="8EA9C1" w:sz="4"/>
+              <w:bottom w:val="single" w:color="8EA9C1" w:sz="4"/>
+              <w:right w:val="single" w:color="8EA9C1" w:sz="4"/>
+            </w:tcBorders>
+            <w:tcMar>
+              <w:top w:type="dxa" w:w="50"/>
+              <w:left w:type="dxa" w:w="80"/>
+              <w:bottom w:type="dxa" w:w="50"/>
+              <w:right w:type="dxa" w:w="80"/>
+            </w:tcMar>
+            <w:vAlign w:val="top"/>
+          </w:tcPr>
+          <w:p>
+            <w:pPr>
+              <w:spacing w:after="0" w:before="0" w:line="240"/>
+              <w:jc w:val="left"/>
+            </w:pPr>
+            <w:r>
+              <w:rPr>
+                <w:sz w:val="18"/>
+                <w:szCs w:val="18"/>
+              </w:rPr>
+              <w:t xml:space="preserve">Simulación de 5 000 a 10 000 usuarios concurrentes.</w:t>
             </w:r>
           </w:p>
         </w:tc>
@@ -13388,7 +14194,7 @@
         </w:trPr>
         <w:tc>
           <w:tcPr>
-            <w:tcW w:type="dxa" w:w="2300"/>
+            <w:tcW w:type="dxa" w:w="2000"/>
             <w:tcBorders>
               <w:top w:val="single" w:color="8EA9C1" w:sz="4"/>
               <w:left w:val="single" w:color="8EA9C1" w:sz="4"/>
@@ -13416,13 +14222,13 @@
                 <w:sz w:val="18"/>
                 <w:szCs w:val="18"/>
               </w:rPr>
-              <w:t xml:space="preserve">Gestión del trabajo</w:t>
-            </w:r>
-          </w:p>
-        </w:tc>
-        <w:tc>
-          <w:tcPr>
-            <w:tcW w:type="dxa" w:w="2900"/>
+              <w:t xml:space="preserve">Observabilidad</w:t>
+            </w:r>
+          </w:p>
+        </w:tc>
+        <w:tc>
+          <w:tcPr>
+            <w:tcW w:type="dxa" w:w="3270"/>
             <w:tcBorders>
               <w:top w:val="single" w:color="8EA9C1" w:sz="4"/>
               <w:left w:val="single" w:color="8EA9C1" w:sz="4"/>
@@ -13448,13 +14254,13 @@
                 <w:sz w:val="18"/>
                 <w:szCs w:val="18"/>
               </w:rPr>
-              <w:t xml:space="preserve">GitLab Issues (tablero)</w:t>
-            </w:r>
-          </w:p>
-        </w:tc>
-        <w:tc>
-          <w:tcPr>
-            <w:tcW w:type="dxa" w:w="3870"/>
+              <w:t xml:space="preserve">Prometheus, Grafana, Loki y MongoDB Exporter</w:t>
+            </w:r>
+          </w:p>
+        </w:tc>
+        <w:tc>
+          <w:tcPr>
+            <w:tcW w:type="dxa" w:w="3800"/>
             <w:tcBorders>
               <w:top w:val="single" w:color="8EA9C1" w:sz="4"/>
               <w:left w:val="single" w:color="8EA9C1" w:sz="4"/>
@@ -13480,7 +14286,107 @@
                 <w:sz w:val="18"/>
                 <w:szCs w:val="18"/>
               </w:rPr>
-              <w:t xml:space="preserve">Tareas, responsables y acciones de mejora.</w:t>
+              <w:t xml:space="preserve">Métricas, registros, paneles y alertas.</w:t>
+            </w:r>
+          </w:p>
+        </w:tc>
+      </w:tr>
+      <w:tr>
+        <w:trPr>
+          <w:cantSplit/>
+        </w:trPr>
+        <w:tc>
+          <w:tcPr>
+            <w:tcW w:type="dxa" w:w="2000"/>
+            <w:tcBorders>
+              <w:top w:val="single" w:color="8EA9C1" w:sz="4"/>
+              <w:left w:val="single" w:color="8EA9C1" w:sz="4"/>
+              <w:bottom w:val="single" w:color="8EA9C1" w:sz="4"/>
+              <w:right w:val="single" w:color="8EA9C1" w:sz="4"/>
+            </w:tcBorders>
+            <w:tcMar>
+              <w:top w:type="dxa" w:w="50"/>
+              <w:left w:type="dxa" w:w="80"/>
+              <w:bottom w:type="dxa" w:w="50"/>
+              <w:right w:type="dxa" w:w="80"/>
+            </w:tcMar>
+            <w:vAlign w:val="top"/>
+          </w:tcPr>
+          <w:p>
+            <w:pPr>
+              <w:spacing w:after="0" w:before="0" w:line="240"/>
+              <w:jc w:val="left"/>
+            </w:pPr>
+            <w:r>
+              <w:rPr>
+                <w:b/>
+                <w:bCs/>
+                <w:sz w:val="18"/>
+                <w:szCs w:val="18"/>
+              </w:rPr>
+              <w:t xml:space="preserve">Seguridad</w:t>
+            </w:r>
+          </w:p>
+        </w:tc>
+        <w:tc>
+          <w:tcPr>
+            <w:tcW w:type="dxa" w:w="3270"/>
+            <w:tcBorders>
+              <w:top w:val="single" w:color="8EA9C1" w:sz="4"/>
+              <w:left w:val="single" w:color="8EA9C1" w:sz="4"/>
+              <w:bottom w:val="single" w:color="8EA9C1" w:sz="4"/>
+              <w:right w:val="single" w:color="8EA9C1" w:sz="4"/>
+            </w:tcBorders>
+            <w:tcMar>
+              <w:top w:type="dxa" w:w="50"/>
+              <w:left w:type="dxa" w:w="80"/>
+              <w:bottom w:type="dxa" w:w="50"/>
+              <w:right w:type="dxa" w:w="80"/>
+            </w:tcMar>
+            <w:vAlign w:val="top"/>
+          </w:tcPr>
+          <w:p>
+            <w:pPr>
+              <w:spacing w:after="0" w:before="0" w:line="240"/>
+              <w:jc w:val="left"/>
+            </w:pPr>
+            <w:r>
+              <w:rPr>
+                <w:sz w:val="18"/>
+                <w:szCs w:val="18"/>
+              </w:rPr>
+              <w:t xml:space="preserve">Trivy, Sealed Secrets y NetworkPolicies</w:t>
+            </w:r>
+          </w:p>
+        </w:tc>
+        <w:tc>
+          <w:tcPr>
+            <w:tcW w:type="dxa" w:w="3800"/>
+            <w:tcBorders>
+              <w:top w:val="single" w:color="8EA9C1" w:sz="4"/>
+              <w:left w:val="single" w:color="8EA9C1" w:sz="4"/>
+              <w:bottom w:val="single" w:color="8EA9C1" w:sz="4"/>
+              <w:right w:val="single" w:color="8EA9C1" w:sz="4"/>
+            </w:tcBorders>
+            <w:tcMar>
+              <w:top w:type="dxa" w:w="50"/>
+              <w:left w:type="dxa" w:w="80"/>
+              <w:bottom w:type="dxa" w:w="50"/>
+              <w:right w:type="dxa" w:w="80"/>
+            </w:tcMar>
+            <w:vAlign w:val="top"/>
+          </w:tcPr>
+          <w:p>
+            <w:pPr>
+              <w:spacing w:after="0" w:before="0" w:line="240"/>
+              <w:jc w:val="left"/>
+            </w:pPr>
+            <w:r>
+              <w:rPr>
+                <w:sz w:val="18"/>
+                <w:szCs w:val="18"/>
+              </w:rPr>
+              <w:t xml:space="preserve">Vulnerabilidades, secretos cifrados y aislamiento de red.</w:t>
             </w:r>
           </w:p>
         </w:tc>
@@ -13488,7 +14394,7 @@
     </w:tbl>
     <w:p>
       <w:pPr>
-        <w:spacing w:after="160" w:before="60"/>
+        <w:spacing w:after="100" w:before="40"/>
         <w:jc w:val="center"/>
       </w:pPr>
       <w:r>
@@ -13504,15 +14410,6 @@
     </w:p>
     <w:p>
       <w:pPr>
-        <w:spacing w:after="120"/>
-        <w:jc w:val="both"/>
-      </w:pPr>
-      <w:r>
-        <w:t xml:space="preserve">Se eligieron herramientas de código abierto compatibles con PHP para reducir costos de licencias y concentrar la plataforma en GitLab, de modo que los participantes aprendan un flujo integrado en lugar de muchas herramientas aisladas.</w:t>
-      </w:r>
-    </w:p>
-    <w:p>
-      <w:pPr>
         <w:pStyle w:val="Heading1"/>
       </w:pPr>
       <w:r>
@@ -13525,7 +14422,37 @@
         <w:jc w:val="both"/>
       </w:pPr>
       <w:r>
-        <w:t xml:space="preserve">Las métricas combinan las cuatro métricas DORA de entrega de software (Forsgren et al., 2018) con indicadores de aprendizaje y participación. Cada una está vinculada a un objetivo específico:</w:t>
+        <w:t xml:space="preserve">Las métricas combinan indicadores de </w:t>
+      </w:r>
+      <w:r>
+        <w:rPr>
+          <w:b/>
+          <w:bCs/>
+        </w:rPr>
+        <w:t xml:space="preserve">capacidad y confiabilidad</w:t>
+      </w:r>
+      <w:r>
+        <w:t xml:space="preserve"> del portal, las </w:t>
+      </w:r>
+      <w:r>
+        <w:rPr>
+          <w:b/>
+          <w:bCs/>
+        </w:rPr>
+        <w:t xml:space="preserve">métricas DORA</w:t>
+      </w:r>
+      <w:r>
+        <w:t xml:space="preserve"> de entrega de software (Forsgren et al., 2018) y los indicadores de </w:t>
+      </w:r>
+      <w:r>
+        <w:rPr>
+          <w:b/>
+          <w:bCs/>
+        </w:rPr>
+        <w:t xml:space="preserve">aprendizaje</w:t>
+      </w:r>
+      <w:r>
+        <w:t xml:space="preserve">. Todas las pruebas de carga se ejecutan con el mismo escenario k6 para que los resultados sean comparables:</w:t>
       </w:r>
     </w:p>
     <w:tbl>
@@ -13794,7 +14721,7 @@
                 <w:sz w:val="18"/>
                 <w:szCs w:val="18"/>
               </w:rPr>
-              <w:t xml:space="preserve">Tiempo de despliegue (OG, OE3)</w:t>
+              <w:t xml:space="preserve">Usuarios concurrentes soportados (OG, OE5)</w:t>
             </w:r>
           </w:p>
         </w:tc>
@@ -13825,7 +14752,7 @@
                 <w:sz w:val="18"/>
                 <w:szCs w:val="18"/>
               </w:rPr>
-              <w:t xml:space="preserve">Mediana de minutos desde el inicio del despliegue hasta superar la verificación.</w:t>
+              <w:t xml:space="preserve">Máximo de usuarios con p95 &lt; 800 ms y errores &lt; 1 % en la prueba escalonada.</w:t>
             </w:r>
           </w:p>
         </w:tc>
@@ -13856,7 +14783,7 @@
                 <w:sz w:val="18"/>
                 <w:szCs w:val="18"/>
               </w:rPr>
-              <w:t xml:space="preserve">180 min</w:t>
+              <w:t xml:space="preserve">≈ 5 000</w:t>
             </w:r>
           </w:p>
         </w:tc>
@@ -13887,7 +14814,7 @@
                 <w:sz w:val="18"/>
                 <w:szCs w:val="18"/>
               </w:rPr>
-              <w:t xml:space="preserve">≤ 126 min (−30 %)</w:t>
+              <w:t xml:space="preserve">≥ 10 000</w:t>
             </w:r>
           </w:p>
         </w:tc>
@@ -13918,7 +14845,7 @@
                 <w:sz w:val="18"/>
                 <w:szCs w:val="18"/>
               </w:rPr>
-              <w:t xml:space="preserve">GitLab CI/CD</w:t>
+              <w:t xml:space="preserve">k6</w:t>
             </w:r>
           </w:p>
         </w:tc>
@@ -13949,7 +14876,7 @@
                 <w:sz w:val="18"/>
                 <w:szCs w:val="18"/>
               </w:rPr>
-              <w:t xml:space="preserve">Semanal</w:t>
+              <w:t xml:space="preserve">S2, S4, S9, S12</w:t>
             </w:r>
           </w:p>
         </w:tc>
@@ -13986,7 +14913,7 @@
                 <w:sz w:val="18"/>
                 <w:szCs w:val="18"/>
               </w:rPr>
-              <w:t xml:space="preserve">Tiempo de entrega de cambios (OE2)</w:t>
+              <w:t xml:space="preserve">Latencia p95 en el pico (OG)</w:t>
             </w:r>
           </w:p>
         </w:tc>
@@ -14018,23 +14945,7 @@
                 <w:sz w:val="18"/>
                 <w:szCs w:val="18"/>
               </w:rPr>
-              <w:t xml:space="preserve">Mediana del tiempo desde el </w:t>
-            </w:r>
-            <w:r>
-              <w:rPr>
-                <w:i/>
-                <w:iCs/>
-                <w:sz w:val="18"/>
-                <w:szCs w:val="18"/>
-              </w:rPr>
-              <w:t xml:space="preserve">commit</w:t>
-            </w:r>
-            <w:r>
-              <w:rPr>
-                <w:sz w:val="18"/>
-                <w:szCs w:val="18"/>
-              </w:rPr>
-              <w:t xml:space="preserve"> hasta su despliegue en pruebas.</w:t>
+              <w:t xml:space="preserve">Percentil 95 del tiempo de respuesta con 5 000 usuarios.</w:t>
             </w:r>
           </w:p>
         </w:tc>
@@ -14066,7 +14977,7 @@
                 <w:sz w:val="18"/>
                 <w:szCs w:val="18"/>
               </w:rPr>
-              <w:t xml:space="preserve">5 días</w:t>
+              <w:t xml:space="preserve">1 900 ms</w:t>
             </w:r>
           </w:p>
         </w:tc>
@@ -14098,7 +15009,7 @@
                 <w:sz w:val="18"/>
                 <w:szCs w:val="18"/>
               </w:rPr>
-              <w:t xml:space="preserve">≤ 2 días</w:t>
+              <w:t xml:space="preserve">&lt; 500 ms</w:t>
             </w:r>
           </w:p>
         </w:tc>
@@ -14130,7 +15041,7 @@
                 <w:sz w:val="18"/>
                 <w:szCs w:val="18"/>
               </w:rPr>
-              <w:t xml:space="preserve">GitLab</w:t>
+              <w:t xml:space="preserve">k6 y Grafana</w:t>
             </w:r>
           </w:p>
         </w:tc>
@@ -14162,7 +15073,7 @@
                 <w:sz w:val="18"/>
                 <w:szCs w:val="18"/>
               </w:rPr>
-              <w:t xml:space="preserve">Semanal</w:t>
+              <w:t xml:space="preserve">Por prueba</w:t>
             </w:r>
           </w:p>
         </w:tc>
@@ -14198,7 +15109,7 @@
                 <w:sz w:val="18"/>
                 <w:szCs w:val="18"/>
               </w:rPr>
-              <w:t xml:space="preserve">Frecuencia de despliegue (OE3)</w:t>
+              <w:t xml:space="preserve">Tasa de errores 5xx (OG)</w:t>
             </w:r>
           </w:p>
         </w:tc>
@@ -14229,7 +15140,7 @@
                 <w:sz w:val="18"/>
                 <w:szCs w:val="18"/>
               </w:rPr>
-              <w:t xml:space="preserve">Despliegues exitosos en pruebas por semana.</w:t>
+              <w:t xml:space="preserve">Respuestas 5xx ÷ total de respuestas × 100.</w:t>
             </w:r>
           </w:p>
         </w:tc>
@@ -14260,7 +15171,7 @@
                 <w:sz w:val="18"/>
                 <w:szCs w:val="18"/>
               </w:rPr>
-              <w:t xml:space="preserve">2</w:t>
+              <w:t xml:space="preserve">12 %</w:t>
             </w:r>
           </w:p>
         </w:tc>
@@ -14291,7 +15202,7 @@
                 <w:sz w:val="18"/>
                 <w:szCs w:val="18"/>
               </w:rPr>
-              <w:t xml:space="preserve">≥ 5</w:t>
+              <w:t xml:space="preserve">&lt; 1 %</w:t>
             </w:r>
           </w:p>
         </w:tc>
@@ -14322,7 +15233,7 @@
                 <w:sz w:val="18"/>
                 <w:szCs w:val="18"/>
               </w:rPr>
-              <w:t xml:space="preserve">GitLab CI/CD</w:t>
+              <w:t xml:space="preserve">Gateway y Prometheus</w:t>
             </w:r>
           </w:p>
         </w:tc>
@@ -14353,7 +15264,7 @@
                 <w:sz w:val="18"/>
                 <w:szCs w:val="18"/>
               </w:rPr>
-              <w:t xml:space="preserve">Semanal</w:t>
+              <w:t xml:space="preserve">Por prueba</w:t>
             </w:r>
           </w:p>
         </w:tc>
@@ -14390,7 +15301,7 @@
                 <w:sz w:val="18"/>
                 <w:szCs w:val="18"/>
               </w:rPr>
-              <w:t xml:space="preserve">Tasa de fallos de cambios (OG)</w:t>
+              <w:t xml:space="preserve">Conexiones al primario (OE2)</w:t>
             </w:r>
           </w:p>
         </w:tc>
@@ -14422,7 +15333,7 @@
                 <w:sz w:val="18"/>
                 <w:szCs w:val="18"/>
               </w:rPr>
-              <w:t xml:space="preserve">(Despliegues con fallo o reversión ÷ total) × 100.</w:t>
+              <w:t xml:space="preserve">Máximo de conexiones activas con 5 000 usuarios.</w:t>
             </w:r>
           </w:p>
         </w:tc>
@@ -14454,7 +15365,7 @@
                 <w:sz w:val="18"/>
                 <w:szCs w:val="18"/>
               </w:rPr>
-              <w:t xml:space="preserve">24 %</w:t>
+              <w:t xml:space="preserve">≈ 1 800</w:t>
             </w:r>
           </w:p>
         </w:tc>
@@ -14486,7 +15397,7 @@
                 <w:sz w:val="18"/>
                 <w:szCs w:val="18"/>
               </w:rPr>
-              <w:t xml:space="preserve">≤ 18 % (−25 %)</w:t>
+              <w:t xml:space="preserve">≤ 800</w:t>
             </w:r>
           </w:p>
         </w:tc>
@@ -14518,7 +15429,7 @@
                 <w:sz w:val="18"/>
                 <w:szCs w:val="18"/>
               </w:rPr>
-              <w:t xml:space="preserve">GitLab e incidencias</w:t>
+              <w:t xml:space="preserve">MongoDB Exporter</w:t>
             </w:r>
           </w:p>
         </w:tc>
@@ -14550,7 +15461,7 @@
                 <w:sz w:val="18"/>
                 <w:szCs w:val="18"/>
               </w:rPr>
-              <w:t xml:space="preserve">Semanal</w:t>
+              <w:t xml:space="preserve">Por prueba</w:t>
             </w:r>
           </w:p>
         </w:tc>
@@ -14586,7 +15497,7 @@
                 <w:sz w:val="18"/>
                 <w:szCs w:val="18"/>
               </w:rPr>
-              <w:t xml:space="preserve">Tiempo de recuperación (OE5)</w:t>
+              <w:t xml:space="preserve">Tiempo de escalado (OE5)</w:t>
             </w:r>
           </w:p>
         </w:tc>
@@ -14617,7 +15528,7 @@
                 <w:sz w:val="18"/>
                 <w:szCs w:val="18"/>
               </w:rPr>
-              <w:t xml:space="preserve">Mediana desde la alerta hasta la recuperación del servicio.</w:t>
+              <w:t xml:space="preserve">Tiempo desde que se supera el 65 % de CPU hasta que los nuevos pods reciben tráfico.</w:t>
             </w:r>
           </w:p>
         </w:tc>
@@ -14648,7 +15559,7 @@
                 <w:sz w:val="18"/>
                 <w:szCs w:val="18"/>
               </w:rPr>
-              <w:t xml:space="preserve">300 min</w:t>
+              <w:t xml:space="preserve">2 días</w:t>
             </w:r>
           </w:p>
         </w:tc>
@@ -14679,7 +15590,7 @@
                 <w:sz w:val="18"/>
                 <w:szCs w:val="18"/>
               </w:rPr>
-              <w:t xml:space="preserve">≤ 240 min (−20 %)</w:t>
+              <w:t xml:space="preserve">&lt; 3 min</w:t>
             </w:r>
           </w:p>
         </w:tc>
@@ -14710,7 +15621,7 @@
                 <w:sz w:val="18"/>
                 <w:szCs w:val="18"/>
               </w:rPr>
-              <w:t xml:space="preserve">Grafana e incidencias</w:t>
+              <w:t xml:space="preserve">Prometheus</w:t>
             </w:r>
           </w:p>
         </w:tc>
@@ -14741,7 +15652,7 @@
                 <w:sz w:val="18"/>
                 <w:szCs w:val="18"/>
               </w:rPr>
-              <w:t xml:space="preserve">Por incidencia</w:t>
+              <w:t xml:space="preserve">Por prueba</w:t>
             </w:r>
           </w:p>
         </w:tc>
@@ -14778,7 +15689,7 @@
                 <w:sz w:val="18"/>
                 <w:szCs w:val="18"/>
               </w:rPr>
-              <w:t xml:space="preserve">Cobertura de pruebas (OE2)</w:t>
+              <w:t xml:space="preserve">Tiempo de despliegue (OE4)</w:t>
             </w:r>
           </w:p>
         </w:tc>
@@ -14810,7 +15721,7 @@
                 <w:sz w:val="18"/>
                 <w:szCs w:val="18"/>
               </w:rPr>
-              <w:t xml:space="preserve">Líneas cubiertas ÷ líneas totales de los módulos acordados.</w:t>
+              <w:t xml:space="preserve">Mediana desde el inicio del despliegue hasta superar las sondas de salud.</w:t>
             </w:r>
           </w:p>
         </w:tc>
@@ -14842,7 +15753,7 @@
                 <w:sz w:val="18"/>
                 <w:szCs w:val="18"/>
               </w:rPr>
-              <w:t xml:space="preserve">35 %</w:t>
+              <w:t xml:space="preserve">120 min</w:t>
             </w:r>
           </w:p>
         </w:tc>
@@ -14874,7 +15785,7 @@
                 <w:sz w:val="18"/>
                 <w:szCs w:val="18"/>
               </w:rPr>
-              <w:t xml:space="preserve">≥ 70 %</w:t>
+              <w:t xml:space="preserve">≤ 15 min</w:t>
             </w:r>
           </w:p>
         </w:tc>
@@ -14906,7 +15817,7 @@
                 <w:sz w:val="18"/>
                 <w:szCs w:val="18"/>
               </w:rPr>
-              <w:t xml:space="preserve">SonarQube</w:t>
+              <w:t xml:space="preserve">GitLab CI/CD</w:t>
             </w:r>
           </w:p>
         </w:tc>
@@ -14938,7 +15849,7 @@
                 <w:sz w:val="18"/>
                 <w:szCs w:val="18"/>
               </w:rPr>
-              <w:t xml:space="preserve">Por ejecución</w:t>
+              <w:t xml:space="preserve">Semanal</w:t>
             </w:r>
           </w:p>
         </w:tc>
@@ -14974,7 +15885,7 @@
                 <w:sz w:val="18"/>
                 <w:szCs w:val="18"/>
               </w:rPr>
-              <w:t xml:space="preserve">Vulnerabilidades críticas (OE4)</w:t>
+              <w:t xml:space="preserve">Tasa de fallos de cambios (OE4)</w:t>
             </w:r>
           </w:p>
         </w:tc>
@@ -15005,7 +15916,7 @@
                 <w:sz w:val="18"/>
                 <w:szCs w:val="18"/>
               </w:rPr>
-              <w:t xml:space="preserve">Vulnerabilidades críticas abiertas en dependencias e imágenes.</w:t>
+              <w:t xml:space="preserve">Despliegues que requieren reversión ÷ total × 100.</w:t>
             </w:r>
           </w:p>
         </w:tc>
@@ -15036,7 +15947,7 @@
                 <w:sz w:val="18"/>
                 <w:szCs w:val="18"/>
               </w:rPr>
-              <w:t xml:space="preserve">Sin medir</w:t>
+              <w:t xml:space="preserve">20 %</w:t>
             </w:r>
           </w:p>
         </w:tc>
@@ -15067,7 +15978,7 @@
                 <w:sz w:val="18"/>
                 <w:szCs w:val="18"/>
               </w:rPr>
-              <w:t xml:space="preserve">0</w:t>
+              <w:t xml:space="preserve">≤ 10 %</w:t>
             </w:r>
           </w:p>
         </w:tc>
@@ -15098,7 +16009,7 @@
                 <w:sz w:val="18"/>
                 <w:szCs w:val="18"/>
               </w:rPr>
-              <w:t xml:space="preserve">Trivy</w:t>
+              <w:t xml:space="preserve">GitLab</w:t>
             </w:r>
           </w:p>
         </w:tc>
@@ -15129,7 +16040,7 @@
                 <w:sz w:val="18"/>
                 <w:szCs w:val="18"/>
               </w:rPr>
-              <w:t xml:space="preserve">Por ejecución</w:t>
+              <w:t xml:space="preserve">Semanal</w:t>
             </w:r>
           </w:p>
         </w:tc>
@@ -15166,7 +16077,7 @@
                 <w:sz w:val="18"/>
                 <w:szCs w:val="18"/>
               </w:rPr>
-              <w:t xml:space="preserve">Competencias (OG)</w:t>
+              <w:t xml:space="preserve">Tiempo de recuperación (OE7)</w:t>
             </w:r>
           </w:p>
         </w:tc>
@@ -15198,7 +16109,7 @@
                 <w:sz w:val="18"/>
                 <w:szCs w:val="18"/>
               </w:rPr>
-              <w:t xml:space="preserve">Puntuación media de la prueba práctica final frente a la inicial.</w:t>
+              <w:t xml:space="preserve">Mediana desde el fallo inyectado hasta el servicio normal.</w:t>
             </w:r>
           </w:p>
         </w:tc>
@@ -15230,7 +16141,7 @@
                 <w:sz w:val="18"/>
                 <w:szCs w:val="18"/>
               </w:rPr>
-              <w:t xml:space="preserve">S1</w:t>
+              <w:t xml:space="preserve">95 min</w:t>
             </w:r>
           </w:p>
         </w:tc>
@@ -15262,7 +16173,7 @@
                 <w:sz w:val="18"/>
                 <w:szCs w:val="18"/>
               </w:rPr>
-              <w:t xml:space="preserve">+20 %</w:t>
+              <w:t xml:space="preserve">&lt; 1 min</w:t>
             </w:r>
           </w:p>
         </w:tc>
@@ -15294,7 +16205,7 @@
                 <w:sz w:val="18"/>
                 <w:szCs w:val="18"/>
               </w:rPr>
-              <w:t xml:space="preserve">Evaluación técnica</w:t>
+              <w:t xml:space="preserve">Grafana</w:t>
             </w:r>
           </w:p>
         </w:tc>
@@ -15326,7 +16237,7 @@
                 <w:sz w:val="18"/>
                 <w:szCs w:val="18"/>
               </w:rPr>
-              <w:t xml:space="preserve">S1 y S12</w:t>
+              <w:t xml:space="preserve">S11 y S12</w:t>
             </w:r>
           </w:p>
         </w:tc>
@@ -15362,7 +16273,7 @@
                 <w:sz w:val="18"/>
                 <w:szCs w:val="18"/>
               </w:rPr>
-              <w:t xml:space="preserve">Participación y mejora (OE6)</w:t>
+              <w:t xml:space="preserve">Vulnerabilidades críticas (OE6)</w:t>
             </w:r>
           </w:p>
         </w:tc>
@@ -15393,7 +16304,7 @@
                 <w:sz w:val="18"/>
                 <w:szCs w:val="18"/>
               </w:rPr>
-              <w:t xml:space="preserve">Asistencia real ÷ esperada; acciones completadas a tiempo ÷ comprometidas.</w:t>
+              <w:t xml:space="preserve">Vulnerabilidades críticas abiertas en imágenes.</w:t>
             </w:r>
           </w:p>
         </w:tc>
@@ -15424,7 +16335,7 @@
                 <w:sz w:val="18"/>
                 <w:szCs w:val="18"/>
               </w:rPr>
-              <w:t xml:space="preserve">–</w:t>
+              <w:t xml:space="preserve">Sin medir</w:t>
             </w:r>
           </w:p>
         </w:tc>
@@ -15455,7 +16366,7 @@
                 <w:sz w:val="18"/>
                 <w:szCs w:val="18"/>
               </w:rPr>
-              <w:t xml:space="preserve">≥ 85 %; ≥ 80 %</w:t>
+              <w:t xml:space="preserve">0</w:t>
             </w:r>
           </w:p>
         </w:tc>
@@ -15486,7 +16397,7 @@
                 <w:sz w:val="18"/>
                 <w:szCs w:val="18"/>
               </w:rPr>
-              <w:t xml:space="preserve">Listas y tablero</w:t>
+              <w:t xml:space="preserve">Trivy</w:t>
             </w:r>
           </w:p>
         </w:tc>
@@ -15517,7 +16428,204 @@
                 <w:sz w:val="18"/>
                 <w:szCs w:val="18"/>
               </w:rPr>
-              <w:t xml:space="preserve">Semanal</w:t>
+              <w:t xml:space="preserve">Por ejecución</w:t>
+            </w:r>
+          </w:p>
+        </w:tc>
+      </w:tr>
+      <w:tr>
+        <w:trPr>
+          <w:cantSplit/>
+        </w:trPr>
+        <w:tc>
+          <w:tcPr>
+            <w:tcW w:type="dxa" w:w="1950"/>
+            <w:tcBorders>
+              <w:top w:val="single" w:color="8EA9C1" w:sz="4"/>
+              <w:left w:val="single" w:color="8EA9C1" w:sz="4"/>
+              <w:bottom w:val="single" w:color="8EA9C1" w:sz="4"/>
+              <w:right w:val="single" w:color="8EA9C1" w:sz="4"/>
+            </w:tcBorders>
+            <w:shd w:fill="F3F7FB" w:color="auto" w:val="clear"/>
+            <w:tcMar>
+              <w:top w:type="dxa" w:w="50"/>
+              <w:left w:type="dxa" w:w="80"/>
+              <w:bottom w:type="dxa" w:w="50"/>
+              <w:right w:type="dxa" w:w="80"/>
+            </w:tcMar>
+            <w:vAlign w:val="top"/>
+          </w:tcPr>
+          <w:p>
+            <w:pPr>
+              <w:spacing w:after="0" w:before="0" w:line="240"/>
+              <w:jc w:val="left"/>
+            </w:pPr>
+            <w:r>
+              <w:rPr>
+                <w:sz w:val="18"/>
+                <w:szCs w:val="18"/>
+              </w:rPr>
+              <w:t xml:space="preserve">Competencias y participación (OE8)</w:t>
+            </w:r>
+          </w:p>
+        </w:tc>
+        <w:tc>
+          <w:tcPr>
+            <w:tcW w:type="dxa" w:w="2700"/>
+            <w:tcBorders>
+              <w:top w:val="single" w:color="8EA9C1" w:sz="4"/>
+              <w:left w:val="single" w:color="8EA9C1" w:sz="4"/>
+              <w:bottom w:val="single" w:color="8EA9C1" w:sz="4"/>
+              <w:right w:val="single" w:color="8EA9C1" w:sz="4"/>
+            </w:tcBorders>
+            <w:shd w:fill="F3F7FB" w:color="auto" w:val="clear"/>
+            <w:tcMar>
+              <w:top w:type="dxa" w:w="50"/>
+              <w:left w:type="dxa" w:w="80"/>
+              <w:bottom w:type="dxa" w:w="50"/>
+              <w:right w:type="dxa" w:w="80"/>
+            </w:tcMar>
+            <w:vAlign w:val="top"/>
+          </w:tcPr>
+          <w:p>
+            <w:pPr>
+              <w:spacing w:after="0" w:before="0" w:line="240"/>
+              <w:jc w:val="left"/>
+            </w:pPr>
+            <w:r>
+              <w:rPr>
+                <w:sz w:val="18"/>
+                <w:szCs w:val="18"/>
+              </w:rPr>
+              <w:t xml:space="preserve">Prueba práctica final frente a inicial; asistencia; acciones a tiempo.</w:t>
+            </w:r>
+          </w:p>
+        </w:tc>
+        <w:tc>
+          <w:tcPr>
+            <w:tcW w:type="dxa" w:w="850"/>
+            <w:tcBorders>
+              <w:top w:val="single" w:color="8EA9C1" w:sz="4"/>
+              <w:left w:val="single" w:color="8EA9C1" w:sz="4"/>
+              <w:bottom w:val="single" w:color="8EA9C1" w:sz="4"/>
+              <w:right w:val="single" w:color="8EA9C1" w:sz="4"/>
+            </w:tcBorders>
+            <w:shd w:fill="F3F7FB" w:color="auto" w:val="clear"/>
+            <w:tcMar>
+              <w:top w:type="dxa" w:w="50"/>
+              <w:left w:type="dxa" w:w="80"/>
+              <w:bottom w:type="dxa" w:w="50"/>
+              <w:right w:type="dxa" w:w="80"/>
+            </w:tcMar>
+            <w:vAlign w:val="top"/>
+          </w:tcPr>
+          <w:p>
+            <w:pPr>
+              <w:spacing w:after="0" w:before="0" w:line="240"/>
+              <w:jc w:val="left"/>
+            </w:pPr>
+            <w:r>
+              <w:rPr>
+                <w:sz w:val="18"/>
+                <w:szCs w:val="18"/>
+              </w:rPr>
+              <w:t xml:space="preserve">S1</w:t>
+            </w:r>
+          </w:p>
+        </w:tc>
+        <w:tc>
+          <w:tcPr>
+            <w:tcW w:type="dxa" w:w="1250"/>
+            <w:tcBorders>
+              <w:top w:val="single" w:color="8EA9C1" w:sz="4"/>
+              <w:left w:val="single" w:color="8EA9C1" w:sz="4"/>
+              <w:bottom w:val="single" w:color="8EA9C1" w:sz="4"/>
+              <w:right w:val="single" w:color="8EA9C1" w:sz="4"/>
+            </w:tcBorders>
+            <w:shd w:fill="F3F7FB" w:color="auto" w:val="clear"/>
+            <w:tcMar>
+              <w:top w:type="dxa" w:w="50"/>
+              <w:left w:type="dxa" w:w="80"/>
+              <w:bottom w:type="dxa" w:w="50"/>
+              <w:right w:type="dxa" w:w="80"/>
+            </w:tcMar>
+            <w:vAlign w:val="top"/>
+          </w:tcPr>
+          <w:p>
+            <w:pPr>
+              <w:spacing w:after="0" w:before="0" w:line="240"/>
+              <w:jc w:val="left"/>
+            </w:pPr>
+            <w:r>
+              <w:rPr>
+                <w:sz w:val="18"/>
+                <w:szCs w:val="18"/>
+              </w:rPr>
+              <w:t xml:space="preserve">+25 %; ≥ 85 %; ≥ 80 %</w:t>
+            </w:r>
+          </w:p>
+        </w:tc>
+        <w:tc>
+          <w:tcPr>
+            <w:tcW w:type="dxa" w:w="1350"/>
+            <w:tcBorders>
+              <w:top w:val="single" w:color="8EA9C1" w:sz="4"/>
+              <w:left w:val="single" w:color="8EA9C1" w:sz="4"/>
+              <w:bottom w:val="single" w:color="8EA9C1" w:sz="4"/>
+              <w:right w:val="single" w:color="8EA9C1" w:sz="4"/>
+            </w:tcBorders>
+            <w:shd w:fill="F3F7FB" w:color="auto" w:val="clear"/>
+            <w:tcMar>
+              <w:top w:type="dxa" w:w="50"/>
+              <w:left w:type="dxa" w:w="80"/>
+              <w:bottom w:type="dxa" w:w="50"/>
+              <w:right w:type="dxa" w:w="80"/>
+            </w:tcMar>
+            <w:vAlign w:val="top"/>
+          </w:tcPr>
+          <w:p>
+            <w:pPr>
+              <w:spacing w:after="0" w:before="0" w:line="240"/>
+              <w:jc w:val="left"/>
+            </w:pPr>
+            <w:r>
+              <w:rPr>
+                <w:sz w:val="18"/>
+                <w:szCs w:val="18"/>
+              </w:rPr>
+              <w:t xml:space="preserve">Evaluación y tablero</w:t>
+            </w:r>
+          </w:p>
+        </w:tc>
+        <w:tc>
+          <w:tcPr>
+            <w:tcW w:type="dxa" w:w="970"/>
+            <w:tcBorders>
+              <w:top w:val="single" w:color="8EA9C1" w:sz="4"/>
+              <w:left w:val="single" w:color="8EA9C1" w:sz="4"/>
+              <w:bottom w:val="single" w:color="8EA9C1" w:sz="4"/>
+              <w:right w:val="single" w:color="8EA9C1" w:sz="4"/>
+            </w:tcBorders>
+            <w:shd w:fill="F3F7FB" w:color="auto" w:val="clear"/>
+            <w:tcMar>
+              <w:top w:type="dxa" w:w="50"/>
+              <w:left w:type="dxa" w:w="80"/>
+              <w:bottom w:type="dxa" w:w="50"/>
+              <w:right w:type="dxa" w:w="80"/>
+            </w:tcMar>
+            <w:vAlign w:val="top"/>
+          </w:tcPr>
+          <w:p>
+            <w:pPr>
+              <w:spacing w:after="0" w:before="0" w:line="240"/>
+              <w:jc w:val="left"/>
+            </w:pPr>
+            <w:r>
+              <w:rPr>
+                <w:sz w:val="18"/>
+                <w:szCs w:val="18"/>
+              </w:rPr>
+              <w:t xml:space="preserve">S1, S12 y semanal</w:t>
             </w:r>
           </w:p>
         </w:tc>
@@ -15525,7 +16633,7 @@
     </w:tbl>
     <w:p>
       <w:pPr>
-        <w:spacing w:after="160" w:before="60"/>
+        <w:spacing w:after="100" w:before="40"/>
         <w:jc w:val="center"/>
       </w:pPr>
       <w:r>
@@ -15553,7 +16661,7 @@
         <w:jc w:val="both"/>
       </w:pPr>
       <w:r>
-        <w:t xml:space="preserve">Los datos se extraerán automáticamente de GitLab, SonarQube, Trivy y Grafana, y se mostrarán en un panel compartido. En la semana 1 se documentará, para cada indicador, su fórmula, su fuente, su responsable y sus reglas de exclusión (por ejemplo, las ejecuciones canceladas manualmente no cuentan como fallos). El análisis se hará en tres niveles:</w:t>
+        <w:t xml:space="preserve">Los datos se extraerán automáticamente de k6, Prometheus, GitLab y Trivy hacia un panel compartido de Grafana; en la semana 1 se documentará la fórmula, la fuente y el responsable de cada indicador. El análisis se hará en tres niveles:</w:t>
       </w:r>
     </w:p>
     <w:p>
@@ -15574,7 +16682,7 @@
         <w:t xml:space="preserve">Operativo (semanal):</w:t>
       </w:r>
       <w:r>
-        <w:t xml:space="preserve"> el equipo revisa fallos de la canalización, tiempos y obstáculos en la retrospectiva.</w:t>
+        <w:t xml:space="preserve"> el equipo revisa los resultados de las pruebas y los fallos de la canalización en la retrospectiva.</w:t>
       </w:r>
     </w:p>
     <w:p>
@@ -15595,7 +16703,7 @@
         <w:t xml:space="preserve">Táctico (quincenal):</w:t>
       </w:r>
       <w:r>
-        <w:t xml:space="preserve"> el coordinador analiza tendencias y, si un indicador empeora dos semanas seguidas, propone una acción correctiva.</w:t>
+        <w:t xml:space="preserve"> el coordinador compara cada prueba de carga con la anterior; si un indicador no mejora, se analiza la causa antes de avanzar al siguiente bloque.</w:t>
       </w:r>
     </w:p>
     <w:p>
@@ -15616,7 +16724,15 @@
         <w:t xml:space="preserve">Estratégico (semana 12):</w:t>
       </w:r>
       <w:r>
-        <w:t xml:space="preserve"> el patrocinador compara línea base y resultado final para decidir si se amplía el Dojo a otros equipos.</w:t>
+        <w:t xml:space="preserve"> el patrocinador decide la migración a producción si se cumplen las metas de usuarios, latencia, errores y recuperación.</w:t>
+      </w:r>
+    </w:p>
+    <w:p>
+      <w:pPr>
+        <w:pStyle w:val="Heading1"/>
+      </w:pPr>
+      <w:r>
+        <w:t xml:space="preserve">8. Ejercicio 4. Sistema de retroalimentación</w:t>
       </w:r>
     </w:p>
     <w:p>
@@ -15625,24 +16741,7 @@
         <w:jc w:val="both"/>
       </w:pPr>
       <w:r>
-        <w:t xml:space="preserve">La velocidad y la estabilidad se analizarán siempre juntas, para que un aumento de la frecuencia de despliegue no se logre a costa de más fallos. Las métricas evalúan el sistema de trabajo, nunca a las personas de forma individual.</w:t>
-      </w:r>
-    </w:p>
-    <w:p>
-      <w:pPr>
-        <w:pStyle w:val="Heading1"/>
-      </w:pPr>
-      <w:r>
-        <w:t xml:space="preserve">8. Ejercicio 4. Sistema de retroalimentación</w:t>
-      </w:r>
-    </w:p>
-    <w:p>
-      <w:pPr>
-        <w:spacing w:after="120"/>
-        <w:jc w:val="both"/>
-      </w:pPr>
-      <w:r>
-        <w:t xml:space="preserve">El sistema sigue un ciclo de cinco pasos que se repite al terminar cada sesión, de modo que las mejoras se aplican en la sesión siguiente y no solo al final del programa:</w:t>
+        <w:t xml:space="preserve">El sistema sigue un ciclo de cinco pasos que se repite al terminar cada sesión:</w:t>
       </w:r>
     </w:p>
     <w:tbl>
@@ -15955,7 +17054,7 @@
     </w:tbl>
     <w:p>
       <w:pPr>
-        <w:spacing w:after="160" w:before="60"/>
+        <w:spacing w:after="100" w:before="40"/>
         <w:jc w:val="center"/>
       </w:pPr>
       <w:r>
@@ -15966,7 +17065,7 @@
           <w:sz w:val="20"/>
           <w:szCs w:val="20"/>
         </w:rPr>
-        <w:t xml:space="preserve">Figura 2. Ciclo de retroalimentación aplicado al término de cada sesión (vuelve al paso 1 en la siguiente sesión).</w:t>
+        <w:t xml:space="preserve">Figura 3. Ciclo de retroalimentación aplicado al término de cada sesión.</w:t>
       </w:r>
     </w:p>
     <w:p>
@@ -15993,7 +17092,7 @@
         <w:t xml:space="preserve">encuesta anónima de 3 minutos</w:t>
       </w:r>
       <w:r>
-        <w:t xml:space="preserve"> en un formulario en línea, con una escala del 1 (muy en desacuerdo) al 5 (muy de acuerdo):</w:t>
+        <w:t xml:space="preserve"> con una escala del 1 (muy en desacuerdo) al 5 (muy de acuerdo):</w:t>
       </w:r>
     </w:p>
     <w:tbl>
@@ -16285,7 +17384,7 @@
                 <w:sz w:val="18"/>
                 <w:szCs w:val="18"/>
               </w:rPr>
-              <w:t xml:space="preserve">El ejercicio práctico fue útil para mi trabajo diario.</w:t>
+              <w:t xml:space="preserve">El ejercicio me ayudó a entender el problema de escalabilidad del portal.</w:t>
             </w:r>
           </w:p>
         </w:tc>
@@ -16583,7 +17682,7 @@
                 <w:sz w:val="18"/>
                 <w:szCs w:val="18"/>
               </w:rPr>
-              <w:t xml:space="preserve">Las herramientas y el entorno funcionaron correctamente.</w:t>
+              <w:t xml:space="preserve">El clúster y las herramientas funcionaron correctamente.</w:t>
             </w:r>
           </w:p>
         </w:tc>
@@ -16723,7 +17822,7 @@
     </w:tbl>
     <w:p>
       <w:pPr>
-        <w:spacing w:after="160" w:before="60"/>
+        <w:spacing w:after="100" w:before="40"/>
         <w:jc w:val="center"/>
       </w:pPr>
       <w:r>
@@ -16743,7 +17842,7 @@
         <w:jc w:val="both"/>
       </w:pPr>
       <w:r>
-        <w:t xml:space="preserve">Además, en la </w:t>
+        <w:t xml:space="preserve">Se complementa con la </w:t>
       </w:r>
       <w:r>
         <w:rPr>
@@ -16753,17 +17852,17 @@
         <w:t xml:space="preserve">retrospectiva</w:t>
       </w:r>
       <w:r>
-        <w:t xml:space="preserve"> se responden tres preguntas (¿qué funcionó?, ¿qué nos dificultó? y ¿qué cambiamos?); el </w:t>
+        <w:t xml:space="preserve"> (¿qué funcionó?, ¿qué nos dificultó? y ¿qué cambiamos?), el registro de obstáculos del </w:t>
       </w:r>
       <w:r>
         <w:rPr>
           <w:b/>
           <w:bCs/>
         </w:rPr>
-        <w:t xml:space="preserve">registro de obstáculos</w:t>
-      </w:r>
-      <w:r>
-        <w:t xml:space="preserve"> del tablero recoge problemas técnicos y dependencias; y la </w:t>
+        <w:t xml:space="preserve">tablero</w:t>
+      </w:r>
+      <w:r>
+        <w:t xml:space="preserve"> y la </w:t>
       </w:r>
       <w:r>
         <w:rPr>
@@ -16773,7 +17872,7 @@
         <w:t xml:space="preserve">revisión de entregables</w:t>
       </w:r>
       <w:r>
-        <w:t xml:space="preserve"> indica qué competencias necesitan refuerzo.</w:t>
+        <w:t xml:space="preserve">.</w:t>
       </w:r>
     </w:p>
     <w:p>
@@ -16781,7 +17880,7 @@
         <w:pStyle w:val="Heading2"/>
       </w:pPr>
       <w:r>
-        <w:t xml:space="preserve">8.2. Consolidación, análisis y reglas de ajuste</w:t>
+        <w:t xml:space="preserve">8.2. Análisis y reglas de ajuste</w:t>
       </w:r>
     </w:p>
     <w:p>
@@ -16790,7 +17889,7 @@
         <w:jc w:val="both"/>
       </w:pPr>
       <w:r>
-        <w:t xml:space="preserve">El coordinador consolida los resultados en las 24 horas siguientes, calcula la media de cada pregunta y agrupa los comentarios abiertos por categoría (contenido, herramientas, proceso, colaboración y seguridad). Los problemas se priorizan según su frecuencia, su impacto en los objetivos y el esfuerzo necesario. Se aplican estas reglas de ajuste:</w:t>
+        <w:t xml:space="preserve">El coordinador consolida los resultados en 24 horas, calcula la media de cada pregunta y agrupa los comentarios por categoría. Se aplican estas reglas:</w:t>
       </w:r>
     </w:p>
     <w:p>
@@ -16814,7 +17913,7 @@
         <w:t xml:space="preserve">menor de 3,5</w:t>
       </w:r>
       <w:r>
-        <w:t xml:space="preserve"> en P1 o P3: el mentor rediseña la explicación o el ejercicio y lo repasa al inicio de la siguiente sesión.</w:t>
+        <w:t xml:space="preserve"> en P1 o P3: el mentor rediseña el ejercicio y lo repasa al inicio de la siguiente sesión.</w:t>
       </w:r>
     </w:p>
     <w:p>
@@ -16838,7 +17937,7 @@
         <w:t xml:space="preserve">menor de 3,5</w:t>
       </w:r>
       <w:r>
-        <w:t xml:space="preserve"> en P4: se programa una práctica de refuerzo de una hora durante la semana.</w:t>
+        <w:t xml:space="preserve"> en P4: se programa una práctica de refuerzo de una hora en la semana.</w:t>
       </w:r>
     </w:p>
     <w:p>
@@ -16876,17 +17975,17 @@
         <w:jc w:val="both"/>
       </w:pPr>
       <w:r>
-        <w:t xml:space="preserve">Problema mencionado por </w:t>
+        <w:t xml:space="preserve">Si una prueba de carga </w:t>
       </w:r>
       <w:r>
         <w:rPr>
           <w:b/>
           <w:bCs/>
         </w:rPr>
-        <w:t xml:space="preserve">3 o más participantes</w:t>
-      </w:r>
-      <w:r>
-        <w:t xml:space="preserve">, o relacionado con la seguridad de los datos: se convierte en acción prioritaria.</w:t>
+        <w:t xml:space="preserve">no mejora</w:t>
+      </w:r>
+      <w:r>
+        <w:t xml:space="preserve"> respecto a la anterior: se dedica la primera hora de la siguiente sesión a analizar la causa en equipo.</w:t>
       </w:r>
     </w:p>
     <w:p>
@@ -16894,7 +17993,7 @@
         <w:pStyle w:val="Heading2"/>
       </w:pPr>
       <w:r>
-        <w:t xml:space="preserve">8.3. Aplicación y seguimiento de las mejoras</w:t>
+        <w:t xml:space="preserve">8.3. Aplicación, seguimiento y evaluación</w:t>
       </w:r>
     </w:p>
     <w:p>
@@ -16913,15 +18012,15 @@
         <w:t xml:space="preserve">un máximo de tres acciones</w:t>
       </w:r>
       <w:r>
-        <w:t xml:space="preserve">, registradas en el tablero con descripción del problema, acción, responsable, fecha límite, resultado esperado y evidencia. Al inicio de la sesión siguiente se revisa si se cumplieron y si funcionaron; si no, se analiza la causa y se propone una alternativa. El coordinador envía un resumen semanal a los participantes y un informe quincenal al patrocinador con métricas, obstáculos y decisiones pendientes.</w:t>
+        <w:t xml:space="preserve"> (problema, acción, responsable, fecha y evidencia), que se verifican al inicio de la sesión siguiente. El patrocinador recibe un informe quincenal. El sistema será eficaz si el 80 % responde cada encuesta, el 80 % de las acciones se completa a tiempo y la media de la encuesta aumenta a lo largo del programa.</w:t>
       </w:r>
     </w:p>
     <w:p>
       <w:pPr>
-        <w:pStyle w:val="Heading2"/>
+        <w:pStyle w:val="Heading1"/>
       </w:pPr>
       <w:r>
-        <w:t xml:space="preserve">8.4. Evaluación del propio sistema</w:t>
+        <w:t xml:space="preserve">9. Conclusiones</w:t>
       </w:r>
     </w:p>
     <w:p>
@@ -16930,15 +18029,17 @@
         <w:jc w:val="both"/>
       </w:pPr>
       <w:r>
-        <w:t xml:space="preserve">El sistema se considerará eficaz si al menos el 80 % de los participantes responde cada encuesta, el 100 % de las acciones tiene responsable y fecha, el 80 % se completa a tiempo, la media general de la encuesta aumenta entre la primera y la última sesión, y los problemas recurrentes disminuyen a lo largo del programa.</w:t>
-      </w:r>
-    </w:p>
-    <w:p>
-      <w:pPr>
-        <w:pStyle w:val="Heading1"/>
-      </w:pPr>
-      <w:r>
-        <w:t xml:space="preserve">9. Conclusiones</w:t>
+        <w:t xml:space="preserve">Organizar el Dojo alrededor de un reto real, la caída del portal por encima de los 5 000 usuarios, hace que cada sesión produzca un avance medible sobre un problema del negocio. La propuesta parte de una idea central: </w:t>
+      </w:r>
+      <w:r>
+        <w:rPr>
+          <w:b/>
+          <w:bCs/>
+        </w:rPr>
+        <w:t xml:space="preserve">Kubernetes por sí solo no resuelve el problema</w:t>
+      </w:r>
+      <w:r>
+        <w:t xml:space="preserve">. Si se escalara la aplicación sin optimizar MongoDB, el aumento de pods multiplicaría las conexiones y la base de datos caería antes. Por eso el cronograma avanza de forma progresiva: medir, optimizar, contenerizar, orquestar, escalar y comprobar la resiliencia, con objetivos SMART, un equipo multidisciplinario que incluye al DBA y un alcance delimitado a pre-producción.</w:t>
       </w:r>
     </w:p>
     <w:p>
@@ -16947,25 +18048,7 @@
         <w:jc w:val="both"/>
       </w:pPr>
       <w:r>
-        <w:t xml:space="preserve">La planificación de un DevOps Dojo permite abordar al mismo tiempo los problemas técnicos y culturales que limitan la entrega de software. En el caso de NovaSoft, el principal valor de la propuesta es que el aprendizaje se aplica directamente sobre el portal de clientes, por lo que cada sesión produce un entregable útil y medible, y no solo conocimiento teórico.</w:t>
-      </w:r>
-    </w:p>
-    <w:p>
-      <w:pPr>
-        <w:spacing w:after="120"/>
-        <w:jc w:val="both"/>
-      </w:pPr>
-      <w:r>
-        <w:t xml:space="preserve">Se definieron objetivos SMART alineados con la meta estratégica de la empresa, beneficios justificados por su contribución al negocio, un alcance delimitado a un piloto en un entorno de pruebas y un equipo multidisciplinario seleccionado con criterios explícitos. El cronograma de 12 semanas avanza de forma progresiva desde el control de versiones hasta la observabilidad y la gestión de incidencias, con objetivos de aprendizaje, recursos y tecnologías concretos para cada sesión.</w:t>
-      </w:r>
-    </w:p>
-    <w:p>
-      <w:pPr>
-        <w:spacing w:after="120"/>
-        <w:jc w:val="both"/>
-      </w:pPr>
-      <w:r>
-        <w:t xml:space="preserve">Las métricas DORA, junto con indicadores de aprendizaje, permitirán demostrar con datos si el Dojo cumple su propósito, y el sistema de retroalimentación, con reglas de ajuste explícitas, hará que el programa se corrija semana a semana. El éxito dependerá sobre todo del compromiso de la dirección para reservar tiempo a los participantes y de la continuidad posterior. Por ello, se recomienda comenzar con este piloto, documentar las prácticas que funcionen y utilizar a los participantes como agentes de cambio para extender el modelo gradualmente al resto de los equipos.</w:t>
+        <w:t xml:space="preserve">Las métricas permitirán demostrar con datos si se alcanzan los 10 000 usuarios, y la retroalimentación corregirá el programa cada semana. Se recomienda aprobar la migración a producción solo si se cumplen las metas, y realizarla de forma gradual.</w:t>
       </w:r>
     </w:p>
     <w:p>
@@ -16978,68 +18061,12 @@
     </w:p>
     <w:p>
       <w:pPr>
-        <w:spacing w:after="120"/>
+        <w:spacing w:after="100" w:line="240" w:lineRule="auto"/>
         <w:ind w:left="720" w:hanging="720"/>
         <w:jc w:val="left"/>
       </w:pPr>
       <w:r>
-        <w:t xml:space="preserve">Amazon Web Services. (s. f.). </w:t>
-      </w:r>
-      <w:r>
-        <w:rPr>
-          <w:i/>
-          <w:iCs/>
-        </w:rPr>
-        <w:t xml:space="preserve">What is DevOps?</w:t>
-      </w:r>
-      <w:r>
-        <w:t xml:space="preserve"> </w:t>
-      </w:r>
-      <w:hyperlink w:history="1" r:id="rIdamrphhho-apfgdz05p_qy">
-        <w:r>
-          <w:rPr>
-            <w:rStyle w:val="Hyperlink"/>
-          </w:rPr>
-          <w:t xml:space="preserve">https://aws.amazon.com/devops/what-is-devops/</w:t>
-        </w:r>
-      </w:hyperlink>
-    </w:p>
-    <w:p>
-      <w:pPr>
-        <w:spacing w:after="120"/>
-        <w:ind w:left="720" w:hanging="720"/>
-        <w:jc w:val="left"/>
-      </w:pPr>
-      <w:r>
-        <w:t xml:space="preserve">DORA. (s. f.-a). </w:t>
-      </w:r>
-      <w:r>
-        <w:rPr>
-          <w:i/>
-          <w:iCs/>
-        </w:rPr>
-        <w:t xml:space="preserve">Capabilities: Continuous delivery</w:t>
-      </w:r>
-      <w:r>
-        <w:t xml:space="preserve">. </w:t>
-      </w:r>
-      <w:hyperlink w:history="1" r:id="rId-llu89e7c0rhy9dyl3vs6">
-        <w:r>
-          <w:rPr>
-            <w:rStyle w:val="Hyperlink"/>
-          </w:rPr>
-          <w:t xml:space="preserve">https://dora.dev/capabilities/continuous-delivery/</w:t>
-        </w:r>
-      </w:hyperlink>
-    </w:p>
-    <w:p>
-      <w:pPr>
-        <w:spacing w:after="120"/>
-        <w:ind w:left="720" w:hanging="720"/>
-        <w:jc w:val="left"/>
-      </w:pPr>
-      <w:r>
-        <w:t xml:space="preserve">DORA. (s. f.-b). </w:t>
+        <w:t xml:space="preserve">DORA. (s. f.). </w:t>
       </w:r>
       <w:r>
         <w:rPr>
@@ -17051,7 +18078,7 @@
       <w:r>
         <w:t xml:space="preserve">. </w:t>
       </w:r>
-      <w:hyperlink w:history="1" r:id="rIdjbaovotcklx4zfcnicbwq">
+      <w:hyperlink w:history="1" r:id="rIdlj_rvvyadzosblauoqqk8">
         <w:r>
           <w:rPr>
             <w:rStyle w:val="Hyperlink"/>
@@ -17062,7 +18089,7 @@
     </w:p>
     <w:p>
       <w:pPr>
-        <w:spacing w:after="120"/>
+        <w:spacing w:after="100" w:line="240" w:lineRule="auto"/>
         <w:ind w:left="720" w:hanging="720"/>
         <w:jc w:val="left"/>
       </w:pPr>
@@ -17082,55 +18109,55 @@
     </w:p>
     <w:p>
       <w:pPr>
-        <w:spacing w:after="120"/>
+        <w:spacing w:after="100" w:line="240" w:lineRule="auto"/>
         <w:ind w:left="720" w:hanging="720"/>
         <w:jc w:val="left"/>
       </w:pPr>
       <w:r>
-        <w:t xml:space="preserve">Google Cloud. (s. f.). </w:t>
+        <w:t xml:space="preserve">Kim, G., Humble, J., Debois, P. y Willis, J. (2016). </w:t>
       </w:r>
       <w:r>
         <w:rPr>
           <w:i/>
           <w:iCs/>
         </w:rPr>
-        <w:t xml:space="preserve">DevOps capabilities</w:t>
-      </w:r>
-      <w:r>
-        <w:t xml:space="preserve">. Cloud Architecture Center. </w:t>
-      </w:r>
-      <w:hyperlink w:history="1" r:id="rIdfverzdapudnq_c7a3ygg9">
+        <w:t xml:space="preserve">The DevOps handbook: How to create world-class agility, reliability, and security in technology organizations</w:t>
+      </w:r>
+      <w:r>
+        <w:t xml:space="preserve">. IT Revolution Press.</w:t>
+      </w:r>
+    </w:p>
+    <w:p>
+      <w:pPr>
+        <w:spacing w:after="100" w:line="240" w:lineRule="auto"/>
+        <w:ind w:left="720" w:hanging="720"/>
+        <w:jc w:val="left"/>
+      </w:pPr>
+      <w:r>
+        <w:t xml:space="preserve">Kubernetes. (s. f.). </w:t>
+      </w:r>
+      <w:r>
+        <w:rPr>
+          <w:i/>
+          <w:iCs/>
+        </w:rPr>
+        <w:t xml:space="preserve">Horizontal Pod Autoscaling</w:t>
+      </w:r>
+      <w:r>
+        <w:t xml:space="preserve">. The Kubernetes Authors. </w:t>
+      </w:r>
+      <w:hyperlink w:history="1" r:id="rIdwnqjc1o7xt2ybgylho9ie">
         <w:r>
           <w:rPr>
             <w:rStyle w:val="Hyperlink"/>
           </w:rPr>
-          <w:t xml:space="preserve">https://docs.cloud.google.com/architecture/devops</w:t>
+          <w:t xml:space="preserve">https://kubernetes.io/docs/tasks/run-application/horizontal-pod-autoscale/</w:t>
         </w:r>
       </w:hyperlink>
     </w:p>
     <w:p>
       <w:pPr>
-        <w:spacing w:after="120"/>
-        <w:ind w:left="720" w:hanging="720"/>
-        <w:jc w:val="left"/>
-      </w:pPr>
-      <w:r>
-        <w:t xml:space="preserve">Kim, G., Humble, J., Debois, P. y Willis, J. (2016). </w:t>
-      </w:r>
-      <w:r>
-        <w:rPr>
-          <w:i/>
-          <w:iCs/>
-        </w:rPr>
-        <w:t xml:space="preserve">The DevOps handbook: How to create world-class agility, reliability, and security in technology organizations</w:t>
-      </w:r>
-      <w:r>
-        <w:t xml:space="preserve">. IT Revolution Press.</w:t>
-      </w:r>
-    </w:p>
-    <w:p>
-      <w:pPr>
-        <w:spacing w:after="120"/>
+        <w:spacing w:after="100" w:line="240" w:lineRule="auto"/>
         <w:ind w:left="720" w:hanging="720"/>
         <w:jc w:val="left"/>
       </w:pPr>
@@ -17147,7 +18174,7 @@
       <w:r>
         <w:t xml:space="preserve"> [Ruta de aprendizaje]. Microsoft Learn. </w:t>
       </w:r>
-      <w:hyperlink w:history="1" r:id="rIdytdqogna74wli86lqxsan">
+      <w:hyperlink w:history="1" r:id="rIddlwh-bbfjqh1w8qa7_jox">
         <w:r>
           <w:rPr>
             <w:rStyle w:val="Hyperlink"/>
@@ -17158,7 +18185,7 @@
     </w:p>
     <w:p>
       <w:pPr>
-        <w:spacing w:after="120"/>
+        <w:spacing w:after="100" w:line="240" w:lineRule="auto"/>
         <w:ind w:left="720" w:hanging="720"/>
         <w:jc w:val="left"/>
       </w:pPr>
@@ -17175,12 +18202,40 @@
       <w:r>
         <w:t xml:space="preserve">. Azure DevOps Blog. </w:t>
       </w:r>
-      <w:hyperlink w:history="1" r:id="rIdcm4n-i-hr7aoyngssgg60">
+      <w:hyperlink w:history="1" r:id="rIdbceb5hhnul2qh6vjg94c7">
         <w:r>
           <w:rPr>
             <w:rStyle w:val="Hyperlink"/>
           </w:rPr>
           <w:t xml:space="preserve">https://devblogs.microsoft.com/devops/intro-of-devops-dojo/</w:t>
+        </w:r>
+      </w:hyperlink>
+    </w:p>
+    <w:p>
+      <w:pPr>
+        <w:spacing w:after="100" w:line="240" w:lineRule="auto"/>
+        <w:ind w:left="720" w:hanging="720"/>
+        <w:jc w:val="left"/>
+      </w:pPr>
+      <w:r>
+        <w:t xml:space="preserve">MongoDB. (s. f.). </w:t>
+      </w:r>
+      <w:r>
+        <w:rPr>
+          <w:i/>
+          <w:iCs/>
+        </w:rPr>
+        <w:t xml:space="preserve">Replication</w:t>
+      </w:r>
+      <w:r>
+        <w:t xml:space="preserve">. MongoDB Manual. </w:t>
+      </w:r>
+      <w:hyperlink w:history="1" r:id="rIdvlwqqqdecuih4ylks-sso">
+        <w:r>
+          <w:rPr>
+            <w:rStyle w:val="Hyperlink"/>
+          </w:rPr>
+          <w:t xml:space="preserve">https://www.mongodb.com/docs/manual/replication/</w:t>
         </w:r>
       </w:hyperlink>
     </w:p>
@@ -17430,7 +18485,7 @@
     </w:rPrDefault>
     <w:pPrDefault>
       <w:pPr>
-        <w:spacing w:line="360"/>
+        <w:spacing w:line="360" w:lineRule="auto"/>
       </w:pPr>
     </w:pPrDefault>
   </w:docDefaults>

--- a/entrega/Planificacion_DevOps_Dojo_Miguel_Guzman.docx
+++ b/entrega/Planificacion_DevOps_Dojo_Miguel_Guzman.docx
@@ -3346,6 +3346,15 @@
     </w:p>
     <w:p>
       <w:pPr>
+        <w:spacing w:after="120"/>
+        <w:jc w:val="both"/>
+      </w:pPr>
+      <w:r>
+        <w:t xml:space="preserve">Además, el Dojo desarrolla habilidades técnicas específicas en cada equipo (Kubernetes, optimización de MongoDB, pruebas de carga y seguridad), detalladas en la tabla 5.</w:t>
+      </w:r>
+    </w:p>
+    <w:p>
+      <w:pPr>
         <w:pStyle w:val="Heading1"/>
       </w:pPr>
       <w:r>
@@ -3386,17 +3395,17 @@
         <w:t xml:space="preserve">replica set de MongoDB</w:t>
       </w:r>
       <w:r>
-        <w:t xml:space="preserve"> (solo optimización y monitoreo) y las cinco áreas que intervienen en su ciclo de vida: Desarrollo, Operaciones, Bases de datos, Calidad y Seguridad. Las prácticas se realizan en un </w:t>
+        <w:t xml:space="preserve"> (solo optimización y monitoreo) y las cinco áreas que intervienen en su ciclo de vida: Desarrollo, Operaciones, Bases de datos, Calidad y Seguridad. Las prácticas se realizan en </w:t>
       </w:r>
       <w:r>
         <w:rPr>
           <w:b/>
           <w:bCs/>
         </w:rPr>
-        <w:t xml:space="preserve">clúster Kubernetes de pre-producción</w:t>
-      </w:r>
-      <w:r>
-        <w:t xml:space="preserve"> y en una copia del replica set con datos anonimizados.</w:t>
+        <w:t xml:space="preserve">pre-producción</w:t>
+      </w:r>
+      <w:r>
+        <w:t xml:space="preserve"> con datos anonimizados.</w:t>
       </w:r>
     </w:p>
     <w:p>
@@ -4571,7 +4580,7 @@
         <w:t xml:space="preserve">sharding</w:t>
       </w:r>
       <w:r>
-        <w:t xml:space="preserve">), reescribir la aplicación e implantar varias regiones. Si tras la optimización el primario sigue por encima del 70 % de CPU, se recomendará evaluar su escalado en la segunda fase.</w:t>
+        <w:t xml:space="preserve">) y reescribir la aplicación.</w:t>
       </w:r>
     </w:p>
     <w:p>
@@ -18078,7 +18087,7 @@
       <w:r>
         <w:t xml:space="preserve">. </w:t>
       </w:r>
-      <w:hyperlink w:history="1" r:id="rIdlj_rvvyadzosblauoqqk8">
+      <w:hyperlink w:history="1" r:id="rIdbzme-jbvoej3g9rprivis">
         <w:r>
           <w:rPr>
             <w:rStyle w:val="Hyperlink"/>
@@ -18146,7 +18155,7 @@
       <w:r>
         <w:t xml:space="preserve">. The Kubernetes Authors. </w:t>
       </w:r>
-      <w:hyperlink w:history="1" r:id="rIdwnqjc1o7xt2ybgylho9ie">
+      <w:hyperlink w:history="1" r:id="rId_x_t3ajnmlmk-_ojeaeug">
         <w:r>
           <w:rPr>
             <w:rStyle w:val="Hyperlink"/>
@@ -18174,7 +18183,7 @@
       <w:r>
         <w:t xml:space="preserve"> [Ruta de aprendizaje]. Microsoft Learn. </w:t>
       </w:r>
-      <w:hyperlink w:history="1" r:id="rIddlwh-bbfjqh1w8qa7_jox">
+      <w:hyperlink w:history="1" r:id="rIdgnd3jeqsvn2rvxjkjgzwd">
         <w:r>
           <w:rPr>
             <w:rStyle w:val="Hyperlink"/>
@@ -18202,7 +18211,7 @@
       <w:r>
         <w:t xml:space="preserve">. Azure DevOps Blog. </w:t>
       </w:r>
-      <w:hyperlink w:history="1" r:id="rIdbceb5hhnul2qh6vjg94c7">
+      <w:hyperlink w:history="1" r:id="rIdvwo3bpqo3chsfoerhej5n">
         <w:r>
           <w:rPr>
             <w:rStyle w:val="Hyperlink"/>
@@ -18230,7 +18239,7 @@
       <w:r>
         <w:t xml:space="preserve">. MongoDB Manual. </w:t>
       </w:r>
-      <w:hyperlink w:history="1" r:id="rIdvlwqqqdecuih4ylks-sso">
+      <w:hyperlink w:history="1" r:id="rIdt0rc-0su_1quokqm_f84p">
         <w:r>
           <w:rPr>
             <w:rStyle w:val="Hyperlink"/>

--- a/entrega/Planificacion_DevOps_Dojo_Miguel_Guzman.docx
+++ b/entrega/Planificacion_DevOps_Dojo_Miguel_Guzman.docx
@@ -391,7 +391,7 @@
         <w:t xml:space="preserve">reto real de su propio producto</w:t>
       </w:r>
       <w:r>
-        <w:t xml:space="preserve">, guiados por mentores y sin poner en riesgo la producción (Microsoft, 2021, s. f.).</w:t>
+        <w:t xml:space="preserve">, guiados por mentores y sin poner en riesgo la producción (Microsoft, 2021).</w:t>
       </w:r>
     </w:p>
     <w:p>
@@ -400,7 +400,7 @@
         <w:jc w:val="both"/>
       </w:pPr>
       <w:r>
-        <w:t xml:space="preserve">Este documento planifica un Dojo de 12 semanas para una organización ficticia cuya aplicación se cae al superar los 5 000 usuarios concurrentes. No es un proyecto de migración tradicional: el equipo aprende a diagnosticar, optimizar y operar la aplicación en Kubernetes, de modo que la solución y las competencias permanezcan en la organización (DORA, s. f.; Forsgren et al., 2018).</w:t>
+        <w:t xml:space="preserve">Este documento planifica un Dojo de 12 semanas para una organización ficticia cuya aplicación se cae al superar los 5 000 usuarios concurrentes. No es un proyecto de migración tradicional: el equipo aprende a diagnosticar, optimizar y operar la aplicación en Kubernetes, de modo que la solución y las competencias permanezcan en la organización (DORA, 2024; Forsgren et al., 2018).</w:t>
       </w:r>
     </w:p>
     <w:p>
@@ -464,7 +464,7 @@
         <w:t xml:space="preserve">MongoDB en replica set</w:t>
       </w:r>
       <w:r>
-        <w:t xml:space="preserve"> de tres nodos (MongoDB, s. f.). En los picos de quincena y fin de mes el portal alcanza unos </w:t>
+        <w:t xml:space="preserve"> de tres nodos (MongoDB, Inc., s. f.). En los picos de quincena y fin de mes el portal alcanza unos </w:t>
       </w:r>
       <w:r>
         <w:rPr>
@@ -6257,7 +6257,7 @@
         <w:t xml:space="preserve">primero medir, después optimizar y por último escalar</w:t>
       </w:r>
       <w:r>
-        <w:t xml:space="preserve"> con el HPA (Kubernetes, s. f.), porque escalar una aplicación ineficiente solo multiplica las conexiones a MongoDB.</w:t>
+        <w:t xml:space="preserve"> con el HPA (The Kubernetes Authors, s. f.), porque escalar una aplicación ineficiente solo multiplica las conexiones a MongoDB.</w:t>
       </w:r>
     </w:p>
     <w:tbl>
@@ -18075,24 +18075,24 @@
         <w:jc w:val="left"/>
       </w:pPr>
       <w:r>
-        <w:t xml:space="preserve">DORA. (s. f.). </w:t>
+        <w:t xml:space="preserve">DORA. (2024). </w:t>
       </w:r>
       <w:r>
         <w:rPr>
           <w:i/>
           <w:iCs/>
         </w:rPr>
-        <w:t xml:space="preserve">How to transform your organization</w:t>
-      </w:r>
-      <w:r>
-        <w:t xml:space="preserve">. </w:t>
-      </w:r>
-      <w:hyperlink w:history="1" r:id="rIdbzme-jbvoej3g9rprivis">
+        <w:t xml:space="preserve">Accelerate State of DevOps Report 2024</w:t>
+      </w:r>
+      <w:r>
+        <w:t xml:space="preserve">. Google Cloud. </w:t>
+      </w:r>
+      <w:hyperlink w:history="1" r:id="rIdyfi_pkelrivxhyndkizyg">
         <w:r>
           <w:rPr>
             <w:rStyle w:val="Hyperlink"/>
           </w:rPr>
-          <w:t xml:space="preserve">https://dora.dev/guides/how-to-transform/</w:t>
+          <w:t xml:space="preserve">https://dora.dev/dora-report-2024</w:t>
         </w:r>
       </w:hyperlink>
     </w:p>
@@ -18110,7 +18110,7 @@
           <w:i/>
           <w:iCs/>
         </w:rPr>
-        <w:t xml:space="preserve">Accelerate: The science of lean software and DevOps. Building and scaling high performing technology organizations</w:t>
+        <w:t xml:space="preserve">Accelerate: The science of lean software and DevOps: Building and scaling high performing technology organizations</w:t>
       </w:r>
       <w:r>
         <w:t xml:space="preserve">. IT Revolution Press.</w:t>
@@ -18143,75 +18143,19 @@
         <w:jc w:val="left"/>
       </w:pPr>
       <w:r>
-        <w:t xml:space="preserve">Kubernetes. (s. f.). </w:t>
+        <w:t xml:space="preserve">Microsoft. (2021, 7 de mayo). Intro of DevOps Dojo. </w:t>
       </w:r>
       <w:r>
         <w:rPr>
           <w:i/>
           <w:iCs/>
         </w:rPr>
-        <w:t xml:space="preserve">Horizontal Pod Autoscaling</w:t>
-      </w:r>
-      <w:r>
-        <w:t xml:space="preserve">. The Kubernetes Authors. </w:t>
-      </w:r>
-      <w:hyperlink w:history="1" r:id="rId_x_t3ajnmlmk-_ojeaeug">
-        <w:r>
-          <w:rPr>
-            <w:rStyle w:val="Hyperlink"/>
-          </w:rPr>
-          <w:t xml:space="preserve">https://kubernetes.io/docs/tasks/run-application/horizontal-pod-autoscale/</w:t>
-        </w:r>
-      </w:hyperlink>
-    </w:p>
-    <w:p>
-      <w:pPr>
-        <w:spacing w:after="100" w:line="240" w:lineRule="auto"/>
-        <w:ind w:left="720" w:hanging="720"/>
-        <w:jc w:val="left"/>
-      </w:pPr>
-      <w:r>
-        <w:t xml:space="preserve">Microsoft. (s. f.). </w:t>
-      </w:r>
-      <w:r>
-        <w:rPr>
-          <w:i/>
-          <w:iCs/>
-        </w:rPr>
-        <w:t xml:space="preserve">Introduce DevOps Dojo: Create efficiencies that support your business</w:t>
-      </w:r>
-      <w:r>
-        <w:t xml:space="preserve"> [Ruta de aprendizaje]. Microsoft Learn. </w:t>
-      </w:r>
-      <w:hyperlink w:history="1" r:id="rIdgnd3jeqsvn2rvxjkjgzwd">
-        <w:r>
-          <w:rPr>
-            <w:rStyle w:val="Hyperlink"/>
-          </w:rPr>
-          <w:t xml:space="preserve">https://learn.microsoft.com/en-us/training/paths/devops-dojo-white-belt-foundation/</w:t>
-        </w:r>
-      </w:hyperlink>
-    </w:p>
-    <w:p>
-      <w:pPr>
-        <w:spacing w:after="100" w:line="240" w:lineRule="auto"/>
-        <w:ind w:left="720" w:hanging="720"/>
-        <w:jc w:val="left"/>
-      </w:pPr>
-      <w:r>
-        <w:t xml:space="preserve">Microsoft. (2021). </w:t>
-      </w:r>
-      <w:r>
-        <w:rPr>
-          <w:i/>
-          <w:iCs/>
-        </w:rPr>
-        <w:t xml:space="preserve">Intro of DevOps Dojo</w:t>
-      </w:r>
-      <w:r>
-        <w:t xml:space="preserve">. Azure DevOps Blog. </w:t>
-      </w:r>
-      <w:hyperlink w:history="1" r:id="rIdvwo3bpqo3chsfoerhej5n">
+        <w:t xml:space="preserve">Azure DevOps Blog</w:t>
+      </w:r>
+      <w:r>
+        <w:t xml:space="preserve">. </w:t>
+      </w:r>
+      <w:hyperlink w:history="1" r:id="rId5yee_iqocrkir0psh4czb">
         <w:r>
           <w:rPr>
             <w:rStyle w:val="Hyperlink"/>
@@ -18227,7 +18171,7 @@
         <w:jc w:val="left"/>
       </w:pPr>
       <w:r>
-        <w:t xml:space="preserve">MongoDB. (s. f.). </w:t>
+        <w:t xml:space="preserve">MongoDB, Inc. (s. f.). </w:t>
       </w:r>
       <w:r>
         <w:rPr>
@@ -18237,14 +18181,42 @@
         <w:t xml:space="preserve">Replication</w:t>
       </w:r>
       <w:r>
-        <w:t xml:space="preserve">. MongoDB Manual. </w:t>
-      </w:r>
-      <w:hyperlink w:history="1" r:id="rIdt0rc-0su_1quokqm_f84p">
+        <w:t xml:space="preserve">. MongoDB Manual. Recuperado el 28 de octubre de 2026, de </w:t>
+      </w:r>
+      <w:hyperlink w:history="1" r:id="rIdmnmuykpoqptbam0liv_gc">
         <w:r>
           <w:rPr>
             <w:rStyle w:val="Hyperlink"/>
           </w:rPr>
           <w:t xml:space="preserve">https://www.mongodb.com/docs/manual/replication/</w:t>
+        </w:r>
+      </w:hyperlink>
+    </w:p>
+    <w:p>
+      <w:pPr>
+        <w:spacing w:after="100" w:line="240" w:lineRule="auto"/>
+        <w:ind w:left="720" w:hanging="720"/>
+        <w:jc w:val="left"/>
+      </w:pPr>
+      <w:r>
+        <w:t xml:space="preserve">The Kubernetes Authors. (s. f.). </w:t>
+      </w:r>
+      <w:r>
+        <w:rPr>
+          <w:i/>
+          <w:iCs/>
+        </w:rPr>
+        <w:t xml:space="preserve">Horizontal Pod Autoscaling</w:t>
+      </w:r>
+      <w:r>
+        <w:t xml:space="preserve">. Kubernetes Documentation. Recuperado el 28 de octubre de 2026, de </w:t>
+      </w:r>
+      <w:hyperlink w:history="1" r:id="rIdaandxdzs9gbg-jjkgejsf">
+        <w:r>
+          <w:rPr>
+            <w:rStyle w:val="Hyperlink"/>
+          </w:rPr>
+          <w:t xml:space="preserve">https://kubernetes.io/docs/tasks/run-application/horizontal-pod-autoscale/</w:t>
         </w:r>
       </w:hyperlink>
     </w:p>

--- a/entrega/Planificacion_DevOps_Dojo_Miguel_Guzman.docx
+++ b/entrega/Planificacion_DevOps_Dojo_Miguel_Guzman.docx
@@ -351,7 +351,7 @@
       <w:pPr>
         <w:sectPr>
           <w:pgSz w:w="11906" w:h="16838" w:orient="portrait"/>
-          <w:pgMar w:top="1418" w:right="1418" w:bottom="1418" w:left="1418" w:header="708" w:footer="708" w:gutter="0"/>
+          <w:pgMar w:top="1134" w:right="1418" w:bottom="1134" w:left="1418" w:header="708" w:footer="708" w:gutter="0"/>
           <w:pgNumType/>
           <w:docGrid w:linePitch="360"/>
         </w:sectPr>
@@ -400,7 +400,7 @@
         <w:jc w:val="both"/>
       </w:pPr>
       <w:r>
-        <w:t xml:space="preserve">Este documento planifica un Dojo de 12 semanas para una organización ficticia cuya aplicación se cae al superar los 5 000 usuarios concurrentes. No es un proyecto de migración tradicional: el equipo aprende a diagnosticar, optimizar y operar la aplicación en Kubernetes, de modo que la solución y las competencias permanezcan en la organización (DORA, 2024; Forsgren et al., 2018).</w:t>
+        <w:t xml:space="preserve">Este documento planifica un Dojo de 12 semanas para una organización ficticia cuya aplicación se cae al superar los 5 000 usuarios concurrentes; el equipo aprende a diagnosticar, optimizar y operar la aplicación en Kubernetes, de modo que las competencias permanezcan en la organización (DORA, 2024; Forsgren et al., 2018).</w:t>
       </w:r>
     </w:p>
     <w:p>
@@ -485,6 +485,23 @@
       </w:r>
       <w:r>
         <w:t xml:space="preserve"> es soportar una campaña comercial que duplicará la demanda (10 000 usuarios concurrentes) con una disponibilidad del 99,9 %.</w:t>
+      </w:r>
+    </w:p>
+    <w:p>
+      <w:pPr>
+        <w:keepNext/>
+        <w:spacing w:after="60" w:before="120"/>
+        <w:jc w:val="center"/>
+      </w:pPr>
+      <w:r>
+        <w:rPr>
+          <w:i/>
+          <w:iCs/>
+          <w:color w:val="404040"/>
+          <w:sz w:val="20"/>
+          <w:szCs w:val="20"/>
+        </w:rPr>
+        <w:t xml:space="preserve">Tabla 1. Situación inicial de NovaSoft Soluciones (supuestos ficticios del caso).</w:t>
       </w:r>
     </w:p>
     <w:tbl>
@@ -609,7 +626,7 @@
                 <w:sz w:val="18"/>
                 <w:szCs w:val="18"/>
               </w:rPr>
-              <w:t xml:space="preserve">Causa probable observada</w:t>
+              <w:t xml:space="preserve">Hipótesis de causa (a verificar)</w:t>
             </w:r>
           </w:p>
         </w:tc>
@@ -1312,7 +1329,20 @@
     </w:tbl>
     <w:p>
       <w:pPr>
-        <w:spacing w:after="100" w:before="40"/>
+        <w:spacing w:after="0" w:before="0" w:line="200" w:lineRule="auto"/>
+      </w:pPr>
+      <w:r>
+        <w:rPr>
+          <w:sz w:val="10"/>
+          <w:szCs w:val="10"/>
+        </w:rPr>
+        <w:t xml:space="preserve"/>
+      </w:r>
+    </w:p>
+    <w:p>
+      <w:pPr>
+        <w:keepNext/>
+        <w:spacing w:after="60" w:before="120"/>
         <w:jc w:val="center"/>
       </w:pPr>
       <w:r>
@@ -1323,7 +1353,7 @@
           <w:sz w:val="20"/>
           <w:szCs w:val="20"/>
         </w:rPr>
-        <w:t xml:space="preserve">Tabla 1. Situación inicial de NovaSoft Soluciones (datos ficticios).</w:t>
+        <w:t xml:space="preserve">Figura 1. Arquitectura actual frente a la arquitectura objetivo que construirá el equipo durante el Dojo.</w:t>
       </w:r>
     </w:p>
     <w:p>
@@ -1375,7 +1405,100 @@
     </w:p>
     <w:p>
       <w:pPr>
-        <w:spacing w:after="100" w:before="40"/>
+        <w:spacing w:after="120"/>
+        <w:jc w:val="both"/>
+      </w:pPr>
+      <w:r>
+        <w:t xml:space="preserve">Todas las cifras del caso son </w:t>
+      </w:r>
+      <w:r>
+        <w:rPr>
+          <w:b/>
+          <w:bCs/>
+        </w:rPr>
+        <w:t xml:space="preserve">supuestos ficticios</w:t>
+      </w:r>
+      <w:r>
+        <w:t xml:space="preserve"> y las causas de la tabla 1 son hipótesis. En las semanas 1 a 3 se comprobará el origen de la saturación de MongoDB correlacionando, bajo carga, las conexiones y la memoria del primario (caché de WiredTiger), las consultas lentas del perfilador (más de 100 ms) y el consumo de CPU de PHP-FPM frente al de MongoDB.</w:t>
+      </w:r>
+    </w:p>
+    <w:p>
+      <w:pPr>
+        <w:pStyle w:val="Heading1"/>
+      </w:pPr>
+      <w:r>
+        <w:t xml:space="preserve">2. Ejercicio 1. Objetivos del DevOps Dojo</w:t>
+      </w:r>
+    </w:p>
+    <w:p>
+      <w:pPr>
+        <w:pStyle w:val="Heading2"/>
+      </w:pPr>
+      <w:r>
+        <w:t xml:space="preserve">2.1. Objetivo general</w:t>
+      </w:r>
+    </w:p>
+    <w:p>
+      <w:pPr>
+        <w:spacing w:after="120"/>
+        <w:jc w:val="both"/>
+      </w:pPr>
+      <w:r>
+        <w:t xml:space="preserve">Desarrollar, en 12 semanas, las competencias del equipo del portal para diagnosticar problemas de rendimiento, optimizar el acceso a MongoDB y operar la aplicación Laravel en Kubernetes con autoescalado, de forma que, al finalizar el programa, el entorno de pre-producción </w:t>
+      </w:r>
+      <w:r>
+        <w:rPr>
+          <w:b/>
+          <w:bCs/>
+        </w:rPr>
+        <w:t xml:space="preserve">soporte 10 000 usuarios concurrentes</w:t>
+      </w:r>
+      <w:r>
+        <w:t xml:space="preserve"> (el doble del punto de quiebre actual) con una </w:t>
+      </w:r>
+      <w:r>
+        <w:rPr>
+          <w:b/>
+          <w:bCs/>
+        </w:rPr>
+        <w:t xml:space="preserve">latencia p95 inferior a 800 ms</w:t>
+      </w:r>
+      <w:r>
+        <w:t xml:space="preserve">, </w:t>
+      </w:r>
+      <w:r>
+        <w:rPr>
+          <w:b/>
+          <w:bCs/>
+        </w:rPr>
+        <w:t xml:space="preserve">menos del 1 % de errores</w:t>
+      </w:r>
+      <w:r>
+        <w:t xml:space="preserve"> y </w:t>
+      </w:r>
+      <w:r>
+        <w:rPr>
+          <w:b/>
+          <w:bCs/>
+        </w:rPr>
+        <w:t xml:space="preserve">sin caídas del replica set</w:t>
+      </w:r>
+      <w:r>
+        <w:t xml:space="preserve">. Este objetivo responde directamente a la meta estratégica de la campaña de 2027.</w:t>
+      </w:r>
+    </w:p>
+    <w:p>
+      <w:pPr>
+        <w:pStyle w:val="Heading2"/>
+      </w:pPr>
+      <w:r>
+        <w:t xml:space="preserve">2.2. Objetivos específicos</w:t>
+      </w:r>
+    </w:p>
+    <w:p>
+      <w:pPr>
+        <w:keepNext/>
+        <w:spacing w:after="60" w:before="120"/>
         <w:jc w:val="center"/>
       </w:pPr>
       <w:r>
@@ -1386,80 +1509,7 @@
           <w:sz w:val="20"/>
           <w:szCs w:val="20"/>
         </w:rPr>
-        <w:t xml:space="preserve">Figura 1. Arquitectura actual frente a la arquitectura objetivo que construirá el equipo durante el Dojo.</w:t>
-      </w:r>
-    </w:p>
-    <w:p>
-      <w:pPr>
-        <w:pStyle w:val="Heading1"/>
-      </w:pPr>
-      <w:r>
-        <w:t xml:space="preserve">2. Ejercicio 1. Objetivos del DevOps Dojo</w:t>
-      </w:r>
-    </w:p>
-    <w:p>
-      <w:pPr>
-        <w:pStyle w:val="Heading2"/>
-      </w:pPr>
-      <w:r>
-        <w:t xml:space="preserve">2.1. Objetivo general</w:t>
-      </w:r>
-    </w:p>
-    <w:p>
-      <w:pPr>
-        <w:spacing w:after="120"/>
-        <w:jc w:val="both"/>
-      </w:pPr>
-      <w:r>
-        <w:t xml:space="preserve">Desarrollar, en 12 semanas, las competencias del equipo del portal para diagnosticar problemas de rendimiento, optimizar el acceso a MongoDB y operar la aplicación Laravel en Kubernetes con autoescalado, de forma que, al finalizar el programa, el entorno de pre-producción </w:t>
-      </w:r>
-      <w:r>
-        <w:rPr>
-          <w:b/>
-          <w:bCs/>
-        </w:rPr>
-        <w:t xml:space="preserve">soporte 10 000 usuarios concurrentes</w:t>
-      </w:r>
-      <w:r>
-        <w:t xml:space="preserve"> (el doble del punto de quiebre actual) con una </w:t>
-      </w:r>
-      <w:r>
-        <w:rPr>
-          <w:b/>
-          <w:bCs/>
-        </w:rPr>
-        <w:t xml:space="preserve">latencia p95 inferior a 800 ms</w:t>
-      </w:r>
-      <w:r>
-        <w:t xml:space="preserve">, </w:t>
-      </w:r>
-      <w:r>
-        <w:rPr>
-          <w:b/>
-          <w:bCs/>
-        </w:rPr>
-        <w:t xml:space="preserve">menos del 1 % de errores</w:t>
-      </w:r>
-      <w:r>
-        <w:t xml:space="preserve"> y </w:t>
-      </w:r>
-      <w:r>
-        <w:rPr>
-          <w:b/>
-          <w:bCs/>
-        </w:rPr>
-        <w:t xml:space="preserve">sin caídas del replica set</w:t>
-      </w:r>
-      <w:r>
-        <w:t xml:space="preserve">. Este objetivo responde directamente a la meta estratégica de la campaña de 2027.</w:t>
-      </w:r>
-    </w:p>
-    <w:p>
-      <w:pPr>
-        <w:pStyle w:val="Heading2"/>
-      </w:pPr>
-      <w:r>
-        <w:t xml:space="preserve">2.2. Objetivos específicos</w:t>
+        <w:t xml:space="preserve">Tabla 2. Objetivos específicos, indicadores y plazos.</w:t>
       </w:r>
     </w:p>
     <w:tbl>
@@ -2311,7 +2361,7 @@
                 <w:sz w:val="18"/>
                 <w:szCs w:val="18"/>
               </w:rPr>
-              <w:t xml:space="preserve">Ante la caída de un pod, un nodo o el primario de MongoDB, recuperación en &lt; 1 min con errores &lt; 1 %.</w:t>
+              <w:t xml:space="preserve">Ante la caída de un pod, un nodo o el primario de MongoDB, recuperación automática en &lt; 1 min con errores &lt; 1 %.</w:t>
             </w:r>
           </w:p>
         </w:tc>
@@ -2460,7 +2510,37 @@
     </w:tbl>
     <w:p>
       <w:pPr>
-        <w:spacing w:after="100" w:before="40"/>
+        <w:spacing w:after="0" w:before="0" w:line="200" w:lineRule="auto"/>
+      </w:pPr>
+      <w:r>
+        <w:rPr>
+          <w:sz w:val="10"/>
+          <w:szCs w:val="10"/>
+        </w:rPr>
+        <w:t xml:space="preserve"/>
+      </w:r>
+    </w:p>
+    <w:p>
+      <w:pPr>
+        <w:spacing w:after="120"/>
+        <w:jc w:val="both"/>
+      </w:pPr>
+      <w:r>
+        <w:t xml:space="preserve">Los objetivos son alcanzables porque se trabaja sobre una sola aplicación, en pre-producción y con MongoDB fuera del clúster.</w:t>
+      </w:r>
+    </w:p>
+    <w:p>
+      <w:pPr>
+        <w:pStyle w:val="Heading1"/>
+      </w:pPr>
+      <w:r>
+        <w:t xml:space="preserve">3. Ejercicio 1. Beneficios esperados</w:t>
+      </w:r>
+    </w:p>
+    <w:p>
+      <w:pPr>
+        <w:keepNext/>
+        <w:spacing w:after="60" w:before="120"/>
         <w:jc w:val="center"/>
       </w:pPr>
       <w:r>
@@ -2471,24 +2551,7 @@
           <w:sz w:val="20"/>
           <w:szCs w:val="20"/>
         </w:rPr>
-        <w:t xml:space="preserve">Tabla 2. Objetivos específicos, indicadores y plazos.</w:t>
-      </w:r>
-    </w:p>
-    <w:p>
-      <w:pPr>
-        <w:spacing w:after="120"/>
-        <w:jc w:val="both"/>
-      </w:pPr>
-      <w:r>
-        <w:t xml:space="preserve">Los objetivos son alcanzables porque se trabaja sobre una sola aplicación, en pre-producción y con MongoDB fuera del clúster. La línea base se confirmará en las semanas 1 y 2.</w:t>
-      </w:r>
-    </w:p>
-    <w:p>
-      <w:pPr>
-        <w:pStyle w:val="Heading1"/>
-      </w:pPr>
-      <w:r>
-        <w:t xml:space="preserve">3. Ejercicio 1. Beneficios esperados</w:t>
+        <w:t xml:space="preserve">Tabla 3. Beneficios esperados, justificación y evidencia.</w:t>
       </w:r>
     </w:p>
     <w:tbl>
@@ -2784,7 +2847,7 @@
                 <w:sz w:val="18"/>
                 <w:szCs w:val="18"/>
               </w:rPr>
-              <w:t xml:space="preserve">Al reducir la carga y las conexiones a MongoDB se elimina la causa de las caídas, Kubernetes reinicia los pods que fallan y las páginas responden rápido en el pico. Protege los ingresos y la reputación.</w:t>
+              <w:t xml:space="preserve">Al reducir la carga y las conexiones a MongoDB se elimina la causa de las caídas, Kubernetes reinicia los pods que fallan y las alertas permiten actuar en minutos. Protege los ingresos y la reputación.</w:t>
             </w:r>
           </w:p>
         </w:tc>
@@ -2816,7 +2879,7 @@
                 <w:sz w:val="18"/>
                 <w:szCs w:val="18"/>
               </w:rPr>
-              <w:t xml:space="preserve">Caídas al mes; errores 5xx; latencia p95.</w:t>
+              <w:t xml:space="preserve">Caídas al mes; errores 5xx; latencia p95; MTTR.</w:t>
             </w:r>
           </w:p>
         </w:tc>
@@ -3057,209 +3120,6 @@
                 <w:sz w:val="18"/>
                 <w:szCs w:val="18"/>
               </w:rPr>
-              <w:t xml:space="preserve">Recuperación más rápida</w:t>
-            </w:r>
-          </w:p>
-        </w:tc>
-        <w:tc>
-          <w:tcPr>
-            <w:tcW w:type="dxa" w:w="5070"/>
-            <w:tcBorders>
-              <w:top w:val="single" w:color="8EA9C1" w:sz="4"/>
-              <w:left w:val="single" w:color="8EA9C1" w:sz="4"/>
-              <w:bottom w:val="single" w:color="8EA9C1" w:sz="4"/>
-              <w:right w:val="single" w:color="8EA9C1" w:sz="4"/>
-            </w:tcBorders>
-            <w:tcMar>
-              <w:top w:type="dxa" w:w="50"/>
-              <w:left w:type="dxa" w:w="80"/>
-              <w:bottom w:type="dxa" w:w="50"/>
-              <w:right w:type="dxa" w:w="80"/>
-            </w:tcMar>
-            <w:vAlign w:val="top"/>
-          </w:tcPr>
-          <w:p>
-            <w:pPr>
-              <w:spacing w:after="0" w:before="0" w:line="240"/>
-              <w:jc w:val="left"/>
-            </w:pPr>
-            <w:r>
-              <w:rPr>
-                <w:sz w:val="18"/>
-                <w:szCs w:val="18"/>
-              </w:rPr>
-              <w:t xml:space="preserve">Alertas tempranas, procedimientos documentados y prácticas de caos preparan al equipo para resolver incidencias en minutos.</w:t>
-            </w:r>
-          </w:p>
-        </w:tc>
-        <w:tc>
-          <w:tcPr>
-            <w:tcW w:type="dxa" w:w="1950"/>
-            <w:tcBorders>
-              <w:top w:val="single" w:color="8EA9C1" w:sz="4"/>
-              <w:left w:val="single" w:color="8EA9C1" w:sz="4"/>
-              <w:bottom w:val="single" w:color="8EA9C1" w:sz="4"/>
-              <w:right w:val="single" w:color="8EA9C1" w:sz="4"/>
-            </w:tcBorders>
-            <w:tcMar>
-              <w:top w:type="dxa" w:w="50"/>
-              <w:left w:type="dxa" w:w="80"/>
-              <w:bottom w:type="dxa" w:w="50"/>
-              <w:right w:type="dxa" w:w="80"/>
-            </w:tcMar>
-            <w:vAlign w:val="top"/>
-          </w:tcPr>
-          <w:p>
-            <w:pPr>
-              <w:spacing w:after="0" w:before="0" w:line="240"/>
-              <w:jc w:val="left"/>
-            </w:pPr>
-            <w:r>
-              <w:rPr>
-                <w:sz w:val="18"/>
-                <w:szCs w:val="18"/>
-              </w:rPr>
-              <w:t xml:space="preserve">Tiempo de recuperación (MTTR).</w:t>
-            </w:r>
-          </w:p>
-        </w:tc>
-      </w:tr>
-      <w:tr>
-        <w:trPr>
-          <w:cantSplit/>
-        </w:trPr>
-        <w:tc>
-          <w:tcPr>
-            <w:tcW w:type="dxa" w:w="2050"/>
-            <w:tcBorders>
-              <w:top w:val="single" w:color="8EA9C1" w:sz="4"/>
-              <w:left w:val="single" w:color="8EA9C1" w:sz="4"/>
-              <w:bottom w:val="single" w:color="8EA9C1" w:sz="4"/>
-              <w:right w:val="single" w:color="8EA9C1" w:sz="4"/>
-            </w:tcBorders>
-            <w:shd w:fill="F3F7FB" w:color="auto" w:val="clear"/>
-            <w:tcMar>
-              <w:top w:type="dxa" w:w="50"/>
-              <w:left w:type="dxa" w:w="80"/>
-              <w:bottom w:type="dxa" w:w="50"/>
-              <w:right w:type="dxa" w:w="80"/>
-            </w:tcMar>
-            <w:vAlign w:val="top"/>
-          </w:tcPr>
-          <w:p>
-            <w:pPr>
-              <w:spacing w:after="0" w:before="0" w:line="240"/>
-              <w:jc w:val="left"/>
-            </w:pPr>
-            <w:r>
-              <w:rPr>
-                <w:b/>
-                <w:bCs/>
-                <w:sz w:val="18"/>
-                <w:szCs w:val="18"/>
-              </w:rPr>
-              <w:t xml:space="preserve">Competencias propias</w:t>
-            </w:r>
-          </w:p>
-        </w:tc>
-        <w:tc>
-          <w:tcPr>
-            <w:tcW w:type="dxa" w:w="5070"/>
-            <w:tcBorders>
-              <w:top w:val="single" w:color="8EA9C1" w:sz="4"/>
-              <w:left w:val="single" w:color="8EA9C1" w:sz="4"/>
-              <w:bottom w:val="single" w:color="8EA9C1" w:sz="4"/>
-              <w:right w:val="single" w:color="8EA9C1" w:sz="4"/>
-            </w:tcBorders>
-            <w:shd w:fill="F3F7FB" w:color="auto" w:val="clear"/>
-            <w:tcMar>
-              <w:top w:type="dxa" w:w="50"/>
-              <w:left w:type="dxa" w:w="80"/>
-              <w:bottom w:type="dxa" w:w="50"/>
-              <w:right w:type="dxa" w:w="80"/>
-            </w:tcMar>
-            <w:vAlign w:val="top"/>
-          </w:tcPr>
-          <w:p>
-            <w:pPr>
-              <w:spacing w:after="0" w:before="0" w:line="240"/>
-              <w:jc w:val="left"/>
-            </w:pPr>
-            <w:r>
-              <w:rPr>
-                <w:sz w:val="18"/>
-                <w:szCs w:val="18"/>
-              </w:rPr>
-              <w:t xml:space="preserve">El equipo aprende Kubernetes, rendimiento y MongoDB haciendo, lo que reduce la dependencia de consultores externos.</w:t>
-            </w:r>
-          </w:p>
-        </w:tc>
-        <w:tc>
-          <w:tcPr>
-            <w:tcW w:type="dxa" w:w="1950"/>
-            <w:tcBorders>
-              <w:top w:val="single" w:color="8EA9C1" w:sz="4"/>
-              <w:left w:val="single" w:color="8EA9C1" w:sz="4"/>
-              <w:bottom w:val="single" w:color="8EA9C1" w:sz="4"/>
-              <w:right w:val="single" w:color="8EA9C1" w:sz="4"/>
-            </w:tcBorders>
-            <w:shd w:fill="F3F7FB" w:color="auto" w:val="clear"/>
-            <w:tcMar>
-              <w:top w:type="dxa" w:w="50"/>
-              <w:left w:type="dxa" w:w="80"/>
-              <w:bottom w:type="dxa" w:w="50"/>
-              <w:right w:type="dxa" w:w="80"/>
-            </w:tcMar>
-            <w:vAlign w:val="top"/>
-          </w:tcPr>
-          <w:p>
-            <w:pPr>
-              <w:spacing w:after="0" w:before="0" w:line="240"/>
-              <w:jc w:val="left"/>
-            </w:pPr>
-            <w:r>
-              <w:rPr>
-                <w:sz w:val="18"/>
-                <w:szCs w:val="18"/>
-              </w:rPr>
-              <w:t xml:space="preserve">Evaluación técnica inicial y final.</w:t>
-            </w:r>
-          </w:p>
-        </w:tc>
-      </w:tr>
-      <w:tr>
-        <w:trPr>
-          <w:cantSplit/>
-        </w:trPr>
-        <w:tc>
-          <w:tcPr>
-            <w:tcW w:type="dxa" w:w="2050"/>
-            <w:tcBorders>
-              <w:top w:val="single" w:color="8EA9C1" w:sz="4"/>
-              <w:left w:val="single" w:color="8EA9C1" w:sz="4"/>
-              <w:bottom w:val="single" w:color="8EA9C1" w:sz="4"/>
-              <w:right w:val="single" w:color="8EA9C1" w:sz="4"/>
-            </w:tcBorders>
-            <w:tcMar>
-              <w:top w:type="dxa" w:w="50"/>
-              <w:left w:type="dxa" w:w="80"/>
-              <w:bottom w:type="dxa" w:w="50"/>
-              <w:right w:type="dxa" w:w="80"/>
-            </w:tcMar>
-            <w:vAlign w:val="top"/>
-          </w:tcPr>
-          <w:p>
-            <w:pPr>
-              <w:spacing w:after="0" w:before="0" w:line="240"/>
-              <w:jc w:val="left"/>
-            </w:pPr>
-            <w:r>
-              <w:rPr>
-                <w:b/>
-                <w:bCs/>
-                <w:sz w:val="18"/>
-                <w:szCs w:val="18"/>
-              </w:rPr>
               <w:t xml:space="preserve">Colaboración Dev-Ops-DBA</w:t>
             </w:r>
           </w:p>
@@ -3330,7 +3190,84 @@
     </w:tbl>
     <w:p>
       <w:pPr>
-        <w:spacing w:after="100" w:before="40"/>
+        <w:spacing w:after="0" w:before="0" w:line="200" w:lineRule="auto"/>
+      </w:pPr>
+      <w:r>
+        <w:rPr>
+          <w:sz w:val="10"/>
+          <w:szCs w:val="10"/>
+        </w:rPr>
+        <w:t xml:space="preserve"/>
+      </w:r>
+    </w:p>
+    <w:p>
+      <w:pPr>
+        <w:spacing w:after="120"/>
+        <w:jc w:val="both"/>
+      </w:pPr>
+      <w:r>
+        <w:t xml:space="preserve">Además, el Dojo desarrolla habilidades técnicas específicas en cada equipo (Kubernetes, optimización de MongoDB, pruebas de carga y seguridad), lo que reduce la dependencia de consultores externos; el detalle está en la tabla 5.</w:t>
+      </w:r>
+    </w:p>
+    <w:p>
+      <w:pPr>
+        <w:pStyle w:val="Heading1"/>
+      </w:pPr>
+      <w:r>
+        <w:t xml:space="preserve">4. Ejercicio 2. Alcance del DevOps Dojo</w:t>
+      </w:r>
+    </w:p>
+    <w:p>
+      <w:pPr>
+        <w:spacing w:after="120"/>
+        <w:jc w:val="both"/>
+      </w:pPr>
+      <w:r>
+        <w:t xml:space="preserve">El Dojo abarca el </w:t>
+      </w:r>
+      <w:r>
+        <w:rPr>
+          <w:b/>
+          <w:bCs/>
+        </w:rPr>
+        <w:t xml:space="preserve">portal Laravel</w:t>
+      </w:r>
+      <w:r>
+        <w:t xml:space="preserve">, su </w:t>
+      </w:r>
+      <w:r>
+        <w:rPr>
+          <w:b/>
+          <w:bCs/>
+        </w:rPr>
+        <w:t xml:space="preserve">replica set de MongoDB</w:t>
+      </w:r>
+      <w:r>
+        <w:t xml:space="preserve"> (solo optimización y monitoreo) y las cinco áreas que intervienen en su ciclo de vida: Desarrollo, Operaciones, Bases de datos, Calidad y Seguridad. Las prácticas se realizan en </w:t>
+      </w:r>
+      <w:r>
+        <w:rPr>
+          <w:b/>
+          <w:bCs/>
+        </w:rPr>
+        <w:t xml:space="preserve">pre-producción</w:t>
+      </w:r>
+      <w:r>
+        <w:t xml:space="preserve"> con datos anonimizados.</w:t>
+      </w:r>
+    </w:p>
+    <w:p>
+      <w:pPr>
+        <w:pStyle w:val="Heading2"/>
+      </w:pPr>
+      <w:r>
+        <w:t xml:space="preserve">4.1. Temas y competencias que se cubrirán</w:t>
+      </w:r>
+    </w:p>
+    <w:p>
+      <w:pPr>
+        <w:keepNext/>
+        <w:spacing w:after="60" w:before="120"/>
         <w:jc w:val="center"/>
       </w:pPr>
       <w:r>
@@ -3341,79 +3278,7 @@
           <w:sz w:val="20"/>
           <w:szCs w:val="20"/>
         </w:rPr>
-        <w:t xml:space="preserve">Tabla 3. Beneficios esperados, justificación y evidencia.</w:t>
-      </w:r>
-    </w:p>
-    <w:p>
-      <w:pPr>
-        <w:spacing w:after="120"/>
-        <w:jc w:val="both"/>
-      </w:pPr>
-      <w:r>
-        <w:t xml:space="preserve">Además, el Dojo desarrolla habilidades técnicas específicas en cada equipo (Kubernetes, optimización de MongoDB, pruebas de carga y seguridad), detalladas en la tabla 5.</w:t>
-      </w:r>
-    </w:p>
-    <w:p>
-      <w:pPr>
-        <w:pStyle w:val="Heading1"/>
-      </w:pPr>
-      <w:r>
-        <w:t xml:space="preserve">4. Ejercicio 2. Alcance del DevOps Dojo</w:t>
-      </w:r>
-    </w:p>
-    <w:p>
-      <w:pPr>
-        <w:pStyle w:val="Heading2"/>
-      </w:pPr>
-      <w:r>
-        <w:t xml:space="preserve">4.1. Áreas y sistema incluidos</w:t>
-      </w:r>
-    </w:p>
-    <w:p>
-      <w:pPr>
-        <w:spacing w:after="120"/>
-        <w:jc w:val="both"/>
-      </w:pPr>
-      <w:r>
-        <w:t xml:space="preserve">El Dojo abarca el </w:t>
-      </w:r>
-      <w:r>
-        <w:rPr>
-          <w:b/>
-          <w:bCs/>
-        </w:rPr>
-        <w:t xml:space="preserve">portal Laravel</w:t>
-      </w:r>
-      <w:r>
-        <w:t xml:space="preserve">, su </w:t>
-      </w:r>
-      <w:r>
-        <w:rPr>
-          <w:b/>
-          <w:bCs/>
-        </w:rPr>
-        <w:t xml:space="preserve">replica set de MongoDB</w:t>
-      </w:r>
-      <w:r>
-        <w:t xml:space="preserve"> (solo optimización y monitoreo) y las cinco áreas que intervienen en su ciclo de vida: Desarrollo, Operaciones, Bases de datos, Calidad y Seguridad. Las prácticas se realizan en </w:t>
-      </w:r>
-      <w:r>
-        <w:rPr>
-          <w:b/>
-          <w:bCs/>
-        </w:rPr>
-        <w:t xml:space="preserve">pre-producción</w:t>
-      </w:r>
-      <w:r>
-        <w:t xml:space="preserve"> con datos anonimizados.</w:t>
-      </w:r>
-    </w:p>
-    <w:p>
-      <w:pPr>
-        <w:pStyle w:val="Heading2"/>
-      </w:pPr>
-      <w:r>
-        <w:t xml:space="preserve">4.2. Temas y competencias que se cubrirán</w:t>
+        <w:t xml:space="preserve">Tabla 4. Plan de temas y competencias del Dojo.</w:t>
       </w:r>
     </w:p>
     <w:tbl>
@@ -4499,7 +4364,88 @@
     </w:tbl>
     <w:p>
       <w:pPr>
-        <w:spacing w:after="100" w:before="40"/>
+        <w:spacing w:after="0" w:before="0" w:line="200" w:lineRule="auto"/>
+      </w:pPr>
+      <w:r>
+        <w:rPr>
+          <w:sz w:val="10"/>
+          <w:szCs w:val="10"/>
+        </w:rPr>
+        <w:t xml:space="preserve"/>
+      </w:r>
+    </w:p>
+    <w:p>
+      <w:pPr>
+        <w:pStyle w:val="Heading2"/>
+      </w:pPr>
+      <w:r>
+        <w:t xml:space="preserve">4.2. Entregables y elementos fuera del alcance</w:t>
+      </w:r>
+    </w:p>
+    <w:p>
+      <w:pPr>
+        <w:spacing w:after="120"/>
+        <w:jc w:val="both"/>
+      </w:pPr>
+      <w:r>
+        <w:rPr>
+          <w:b/>
+          <w:bCs/>
+        </w:rPr>
+        <w:t xml:space="preserve">Entregables:</w:t>
+      </w:r>
+      <w:r>
+        <w:t xml:space="preserve"> línea base de carga; MongoDB optimizado; aplicación sin estado en contenedores; canalización CI/CD con Helm; despliegue con autoescalado; controles de seguridad; panel y alertas; procedimientos de incidencias; e informe final con un </w:t>
+      </w:r>
+      <w:r>
+        <w:rPr>
+          <w:b/>
+          <w:bCs/>
+        </w:rPr>
+        <w:t xml:space="preserve">plan de migración a producción</w:t>
+      </w:r>
+      <w:r>
+        <w:t xml:space="preserve">.</w:t>
+      </w:r>
+    </w:p>
+    <w:p>
+      <w:pPr>
+        <w:spacing w:after="120"/>
+        <w:jc w:val="both"/>
+      </w:pPr>
+      <w:r>
+        <w:rPr>
+          <w:b/>
+          <w:bCs/>
+        </w:rPr>
+        <w:t xml:space="preserve">Fuera del alcance:</w:t>
+      </w:r>
+      <w:r>
+        <w:t xml:space="preserve"> la migración a producción (segunda fase), ejecutar MongoDB dentro de Kubernetes, fragmentar la base de datos (</w:t>
+      </w:r>
+      <w:r>
+        <w:rPr>
+          <w:i/>
+          <w:iCs/>
+        </w:rPr>
+        <w:t xml:space="preserve">sharding</w:t>
+      </w:r>
+      <w:r>
+        <w:t xml:space="preserve">) y reescribir la aplicación.</w:t>
+      </w:r>
+    </w:p>
+    <w:p>
+      <w:pPr>
+        <w:pStyle w:val="Heading1"/>
+      </w:pPr>
+      <w:r>
+        <w:t xml:space="preserve">5. Ejercicio 2. Equipos de trabajo participantes</w:t>
+      </w:r>
+    </w:p>
+    <w:p>
+      <w:pPr>
+        <w:keepNext/>
+        <w:spacing w:after="60" w:before="120"/>
         <w:jc w:val="center"/>
       </w:pPr>
       <w:r>
@@ -4510,104 +4456,7 @@
           <w:sz w:val="20"/>
           <w:szCs w:val="20"/>
         </w:rPr>
-        <w:t xml:space="preserve">Tabla 4. Plan de temas y competencias del Dojo.</w:t>
-      </w:r>
-    </w:p>
-    <w:p>
-      <w:pPr>
-        <w:pStyle w:val="Heading2"/>
-      </w:pPr>
-      <w:r>
-        <w:t xml:space="preserve">4.3. Entregables y elementos fuera del alcance</w:t>
-      </w:r>
-    </w:p>
-    <w:p>
-      <w:pPr>
-        <w:spacing w:after="120"/>
-        <w:jc w:val="both"/>
-      </w:pPr>
-      <w:r>
-        <w:rPr>
-          <w:b/>
-          <w:bCs/>
-        </w:rPr>
-        <w:t xml:space="preserve">Entregables:</w:t>
-      </w:r>
-      <w:r>
-        <w:t xml:space="preserve"> diagnóstico y línea base de carga; índices y configuración optimizada de MongoDB; aplicación sin estado en contenedores; canalización CI/CD con </w:t>
-      </w:r>
-      <w:r>
-        <w:rPr>
-          <w:i/>
-          <w:iCs/>
-        </w:rPr>
-        <w:t xml:space="preserve">chart</w:t>
-      </w:r>
-      <w:r>
-        <w:t xml:space="preserve"> de Helm; despliegue en Kubernetes con autoescalado; controles de seguridad; panel y alertas; procedimientos de incidencias; e informe final con un </w:t>
-      </w:r>
-      <w:r>
-        <w:rPr>
-          <w:b/>
-          <w:bCs/>
-        </w:rPr>
-        <w:t xml:space="preserve">plan de migración a producción</w:t>
-      </w:r>
-      <w:r>
-        <w:t xml:space="preserve"> y criterios de decisión.</w:t>
-      </w:r>
-    </w:p>
-    <w:p>
-      <w:pPr>
-        <w:spacing w:after="120"/>
-        <w:jc w:val="both"/>
-      </w:pPr>
-      <w:r>
-        <w:rPr>
-          <w:b/>
-          <w:bCs/>
-        </w:rPr>
-        <w:t xml:space="preserve">Fuera del alcance:</w:t>
-      </w:r>
-      <w:r>
-        <w:t xml:space="preserve"> la migración a producción (se hará en una segunda fase con despliegue gradual), ejecutar MongoDB dentro de Kubernetes, fragmentar la base de datos (</w:t>
-      </w:r>
-      <w:r>
-        <w:rPr>
-          <w:i/>
-          <w:iCs/>
-        </w:rPr>
-        <w:t xml:space="preserve">sharding</w:t>
-      </w:r>
-      <w:r>
-        <w:t xml:space="preserve">) y reescribir la aplicación.</w:t>
-      </w:r>
-    </w:p>
-    <w:p>
-      <w:pPr>
-        <w:pStyle w:val="Heading1"/>
-      </w:pPr>
-      <w:r>
-        <w:t xml:space="preserve">5. Ejercicio 2. Equipos de trabajo participantes</w:t>
-      </w:r>
-    </w:p>
-    <w:p>
-      <w:pPr>
-        <w:spacing w:after="120"/>
-        <w:jc w:val="both"/>
-      </w:pPr>
-      <w:r>
-        <w:t xml:space="preserve">Participará un equipo multidisciplinario de </w:t>
-      </w:r>
-      <w:r>
-        <w:rPr>
-          <w:b/>
-          <w:bCs/>
-        </w:rPr>
-        <w:t xml:space="preserve">nueve personas</w:t>
-      </w:r>
-      <w:r>
-        <w:t xml:space="preserve"> y tres roles de apoyo:</w:t>
+        <w:t xml:space="preserve">Tabla 5. Equipo multidisciplinario: nueve participantes y tres roles de apoyo.</w:t>
       </w:r>
     </w:p>
     <w:tbl>
@@ -6144,7 +5993,164 @@
     </w:tbl>
     <w:p>
       <w:pPr>
-        <w:spacing w:after="100" w:before="40"/>
+        <w:spacing w:after="0" w:before="0" w:line="200" w:lineRule="auto"/>
+      </w:pPr>
+      <w:r>
+        <w:rPr>
+          <w:sz w:val="10"/>
+          <w:szCs w:val="10"/>
+        </w:rPr>
+        <w:t xml:space="preserve"/>
+      </w:r>
+    </w:p>
+    <w:p>
+      <w:pPr>
+        <w:spacing w:after="120"/>
+        <w:jc w:val="both"/>
+      </w:pPr>
+      <w:r>
+        <w:t xml:space="preserve">Se seleccionó a quienes tienen </w:t>
+      </w:r>
+      <w:r>
+        <w:rPr>
+          <w:b/>
+          <w:bCs/>
+        </w:rPr>
+        <w:t xml:space="preserve">relación directa</w:t>
+      </w:r>
+      <w:r>
+        <w:t xml:space="preserve"> con el portal o sus incidencias, combinando </w:t>
+      </w:r>
+      <w:r>
+        <w:rPr>
+          <w:b/>
+          <w:bCs/>
+        </w:rPr>
+        <w:t xml:space="preserve">perfiles júnior y sénior</w:t>
+      </w:r>
+      <w:r>
+        <w:t xml:space="preserve">, con </w:t>
+      </w:r>
+      <w:r>
+        <w:rPr>
+          <w:b/>
+          <w:bCs/>
+        </w:rPr>
+        <w:t xml:space="preserve">disponibilidad</w:t>
+      </w:r>
+      <w:r>
+        <w:t xml:space="preserve"> de 6 horas semanales acordada con cada jefe de área y </w:t>
+      </w:r>
+      <w:r>
+        <w:rPr>
+          <w:b/>
+          <w:bCs/>
+        </w:rPr>
+        <w:t xml:space="preserve">disposición para actuar como agentes de cambio</w:t>
+      </w:r>
+      <w:r>
+        <w:t xml:space="preserve"> en la segunda fase. Se trabajará en tríos mixtos, con un seguimiento de 15 minutos a mitad de semana y un tablero con responsable y fecha de cada tarea.</w:t>
+      </w:r>
+    </w:p>
+    <w:p>
+      <w:pPr>
+        <w:pStyle w:val="Heading1"/>
+      </w:pPr>
+      <w:r>
+        <w:t xml:space="preserve">6. Ejercicio 3. Cronograma, sesiones, recursos y tecnologías</w:t>
+      </w:r>
+    </w:p>
+    <w:p>
+      <w:pPr>
+        <w:pStyle w:val="Heading2"/>
+      </w:pPr>
+      <w:r>
+        <w:t xml:space="preserve">6.1. Cronograma de sesiones</w:t>
+      </w:r>
+    </w:p>
+    <w:p>
+      <w:pPr>
+        <w:spacing w:after="120"/>
+        <w:jc w:val="both"/>
+      </w:pPr>
+      <w:r>
+        <w:t xml:space="preserve">El Dojo se realizará del </w:t>
+      </w:r>
+      <w:r>
+        <w:rPr>
+          <w:b/>
+          <w:bCs/>
+        </w:rPr>
+        <w:t xml:space="preserve">12 de abril al 2 de julio de 2027</w:t>
+      </w:r>
+      <w:r>
+        <w:t xml:space="preserve">, con una sesión semanal los miércoles de 9:00 a 13:00 h (48 horas) y 2 horas semanales de práctica. Cada sesión incluye </w:t>
+      </w:r>
+      <w:r>
+        <w:rPr>
+          <w:b/>
+          <w:bCs/>
+        </w:rPr>
+        <w:t xml:space="preserve">teoría</w:t>
+      </w:r>
+      <w:r>
+        <w:t xml:space="preserve"> (30 min), </w:t>
+      </w:r>
+      <w:r>
+        <w:rPr>
+          <w:b/>
+          <w:bCs/>
+        </w:rPr>
+        <w:t xml:space="preserve">demostración</w:t>
+      </w:r>
+      <w:r>
+        <w:t xml:space="preserve"> (30 min), </w:t>
+      </w:r>
+      <w:r>
+        <w:rPr>
+          <w:b/>
+          <w:bCs/>
+        </w:rPr>
+        <w:t xml:space="preserve">ejercicio práctico</w:t>
+      </w:r>
+      <w:r>
+        <w:t xml:space="preserve"> en tríos (120 min), </w:t>
+      </w:r>
+      <w:r>
+        <w:rPr>
+          <w:b/>
+          <w:bCs/>
+        </w:rPr>
+        <w:t xml:space="preserve">revisión de entregables</w:t>
+      </w:r>
+      <w:r>
+        <w:t xml:space="preserve"> (30 min) y </w:t>
+      </w:r>
+      <w:r>
+        <w:rPr>
+          <w:b/>
+          <w:bCs/>
+        </w:rPr>
+        <w:t xml:space="preserve">retrospectiva con encuesta</w:t>
+      </w:r>
+      <w:r>
+        <w:t xml:space="preserve"> (30 min). La secuencia es deliberada: </w:t>
+      </w:r>
+      <w:r>
+        <w:rPr>
+          <w:b/>
+          <w:bCs/>
+        </w:rPr>
+        <w:t xml:space="preserve">primero medir, después optimizar y por último escalar</w:t>
+      </w:r>
+      <w:r>
+        <w:t xml:space="preserve"> con el HPA (The Kubernetes Authors, s. f.), porque escalar una aplicación ineficiente solo multiplica las conexiones a MongoDB.</w:t>
+      </w:r>
+    </w:p>
+    <w:p>
+      <w:pPr>
+        <w:keepNext/>
+        <w:spacing w:after="60" w:before="120"/>
         <w:jc w:val="center"/>
       </w:pPr>
       <w:r>
@@ -6155,109 +6161,7 @@
           <w:sz w:val="20"/>
           <w:szCs w:val="20"/>
         </w:rPr>
-        <w:t xml:space="preserve">Tabla 5. Equipos participantes, responsabilidades y justificación.</w:t>
-      </w:r>
-    </w:p>
-    <w:p>
-      <w:pPr>
-        <w:pStyle w:val="Heading2"/>
-      </w:pPr>
-      <w:r>
-        <w:t xml:space="preserve">5.1. Criterios de selección y coordinación</w:t>
-      </w:r>
-    </w:p>
-    <w:p>
-      <w:pPr>
-        <w:spacing w:after="120"/>
-        <w:jc w:val="both"/>
-      </w:pPr>
-      <w:r>
-        <w:t xml:space="preserve">Se seleccionó a quienes tienen </w:t>
-      </w:r>
-      <w:r>
-        <w:rPr>
-          <w:b/>
-          <w:bCs/>
-        </w:rPr>
-        <w:t xml:space="preserve">relación directa</w:t>
-      </w:r>
-      <w:r>
-        <w:t xml:space="preserve"> con el portal o sus incidencias, combinando </w:t>
-      </w:r>
-      <w:r>
-        <w:rPr>
-          <w:b/>
-          <w:bCs/>
-        </w:rPr>
-        <w:t xml:space="preserve">perfiles júnior y sénior</w:t>
-      </w:r>
-      <w:r>
-        <w:t xml:space="preserve">, con </w:t>
-      </w:r>
-      <w:r>
-        <w:rPr>
-          <w:b/>
-          <w:bCs/>
-        </w:rPr>
-        <w:t xml:space="preserve">disponibilidad</w:t>
-      </w:r>
-      <w:r>
-        <w:t xml:space="preserve"> de 6 horas semanales acordada con cada jefe de área y </w:t>
-      </w:r>
-      <w:r>
-        <w:rPr>
-          <w:b/>
-          <w:bCs/>
-        </w:rPr>
-        <w:t xml:space="preserve">disposición para actuar como agentes de cambio</w:t>
-      </w:r>
-      <w:r>
-        <w:t xml:space="preserve"> en la segunda fase. El equipo trabajará en tríos mixtos (desarrollo, operaciones y DBA o calidad), con una reunión de seguimiento de 15 minutos a mitad de semana y un tablero con responsable, fecha y criterio de aceptación de cada tarea. Los obstáculos que requieran recursos se escalarán al patrocinador.</w:t>
-      </w:r>
-    </w:p>
-    <w:p>
-      <w:pPr>
-        <w:pStyle w:val="Heading1"/>
-      </w:pPr>
-      <w:r>
-        <w:t xml:space="preserve">6. Ejercicio 3. Cronograma, sesiones, recursos y tecnologías</w:t>
-      </w:r>
-    </w:p>
-    <w:p>
-      <w:pPr>
-        <w:pStyle w:val="Heading2"/>
-      </w:pPr>
-      <w:r>
-        <w:t xml:space="preserve">6.1. Cronograma de sesiones</w:t>
-      </w:r>
-    </w:p>
-    <w:p>
-      <w:pPr>
-        <w:spacing w:after="120"/>
-        <w:jc w:val="both"/>
-      </w:pPr>
-      <w:r>
-        <w:t xml:space="preserve">El Dojo se realizará del </w:t>
-      </w:r>
-      <w:r>
-        <w:rPr>
-          <w:b/>
-          <w:bCs/>
-        </w:rPr>
-        <w:t xml:space="preserve">12 de abril al 2 de julio de 2027</w:t>
-      </w:r>
-      <w:r>
-        <w:t xml:space="preserve">, con una sesión semanal los miércoles de 9:00 a 13:00 h (48 horas) y 2 horas semanales de práctica. La secuencia es deliberada: </w:t>
-      </w:r>
-      <w:r>
-        <w:rPr>
-          <w:b/>
-          <w:bCs/>
-        </w:rPr>
-        <w:t xml:space="preserve">primero medir, después optimizar y por último escalar</w:t>
-      </w:r>
-      <w:r>
-        <w:t xml:space="preserve"> con el HPA (The Kubernetes Authors, s. f.), porque escalar una aplicación ineficiente solo multiplica las conexiones a MongoDB.</w:t>
+        <w:t xml:space="preserve">Tabla 6. Cronograma de sesiones del DevOps Dojo.</w:t>
       </w:r>
     </w:p>
     <w:tbl>
@@ -8568,7 +8472,20 @@
     </w:tbl>
     <w:p>
       <w:pPr>
-        <w:spacing w:after="100" w:before="40"/>
+        <w:spacing w:after="0" w:before="0" w:line="200" w:lineRule="auto"/>
+      </w:pPr>
+      <w:r>
+        <w:rPr>
+          <w:sz w:val="10"/>
+          <w:szCs w:val="10"/>
+        </w:rPr>
+        <w:t xml:space="preserve"/>
+      </w:r>
+    </w:p>
+    <w:p>
+      <w:pPr>
+        <w:keepNext/>
+        <w:spacing w:after="60" w:before="120"/>
         <w:jc w:val="center"/>
       </w:pPr>
       <w:r>
@@ -8579,7 +8496,7 @@
           <w:sz w:val="20"/>
           <w:szCs w:val="20"/>
         </w:rPr>
-        <w:t xml:space="preserve">Tabla 6. Cronograma de sesiones del DevOps Dojo.</w:t>
+        <w:t xml:space="preserve">Figura 2. Diagrama de Gantt (oscuro: bloques temáticos; claro: actividades transversales).</w:t>
       </w:r>
     </w:p>
     <w:tbl>
@@ -9740,7 +9657,7 @@
                 <w:sz w:val="18"/>
                 <w:szCs w:val="18"/>
               </w:rPr>
-              <w:t xml:space="preserve">Contenedores e integración continua</w:t>
+              <w:t xml:space="preserve">Contenedores, CI y Kubernetes</w:t>
             </w:r>
           </w:p>
         </w:tc>
@@ -9874,6 +9791,7 @@
               <w:bottom w:val="single" w:color="8EA9C1" w:sz="4"/>
               <w:right w:val="single" w:color="8EA9C1" w:sz="4"/>
             </w:tcBorders>
+            <w:shd w:fill="1F4E79" w:color="auto" w:val="clear"/>
             <w:tcMar>
               <w:top w:type="dxa" w:w="50"/>
               <w:left w:type="dxa" w:w="80"/>
@@ -9898,6 +9816,7 @@
               <w:bottom w:val="single" w:color="8EA9C1" w:sz="4"/>
               <w:right w:val="single" w:color="8EA9C1" w:sz="4"/>
             </w:tcBorders>
+            <w:shd w:fill="1F4E79" w:color="auto" w:val="clear"/>
             <w:tcMar>
               <w:top w:type="dxa" w:w="50"/>
               <w:left w:type="dxa" w:w="80"/>
@@ -10062,7 +9981,7 @@
                 <w:sz w:val="18"/>
                 <w:szCs w:val="18"/>
               </w:rPr>
-              <w:t xml:space="preserve">Kubernetes</w:t>
+              <w:t xml:space="preserve">Helm, entrega continua y autoescalado</w:t>
             </w:r>
           </w:p>
         </w:tc>
@@ -10195,6 +10114,54 @@
               <w:bottom w:val="single" w:color="8EA9C1" w:sz="4"/>
               <w:right w:val="single" w:color="8EA9C1" w:sz="4"/>
             </w:tcBorders>
+            <w:tcMar>
+              <w:top w:type="dxa" w:w="50"/>
+              <w:left w:type="dxa" w:w="80"/>
+              <w:bottom w:type="dxa" w:w="50"/>
+              <w:right w:type="dxa" w:w="80"/>
+            </w:tcMar>
+            <w:vAlign w:val="top"/>
+          </w:tcPr>
+          <w:p>
+            <w:pPr>
+              <w:spacing w:after="0" w:before="0" w:line="240"/>
+              <w:jc w:val="left"/>
+            </w:pPr>
+          </w:p>
+        </w:tc>
+        <w:tc>
+          <w:tcPr>
+            <w:tcW w:type="dxa" w:w="510"/>
+            <w:tcBorders>
+              <w:top w:val="single" w:color="8EA9C1" w:sz="4"/>
+              <w:left w:val="single" w:color="8EA9C1" w:sz="4"/>
+              <w:bottom w:val="single" w:color="8EA9C1" w:sz="4"/>
+              <w:right w:val="single" w:color="8EA9C1" w:sz="4"/>
+            </w:tcBorders>
+            <w:tcMar>
+              <w:top w:type="dxa" w:w="50"/>
+              <w:left w:type="dxa" w:w="80"/>
+              <w:bottom w:type="dxa" w:w="50"/>
+              <w:right w:type="dxa" w:w="80"/>
+            </w:tcMar>
+            <w:vAlign w:val="top"/>
+          </w:tcPr>
+          <w:p>
+            <w:pPr>
+              <w:spacing w:after="0" w:before="0" w:line="240"/>
+              <w:jc w:val="left"/>
+            </w:pPr>
+          </w:p>
+        </w:tc>
+        <w:tc>
+          <w:tcPr>
+            <w:tcW w:type="dxa" w:w="510"/>
+            <w:tcBorders>
+              <w:top w:val="single" w:color="8EA9C1" w:sz="4"/>
+              <w:left w:val="single" w:color="8EA9C1" w:sz="4"/>
+              <w:bottom w:val="single" w:color="8EA9C1" w:sz="4"/>
+              <w:right w:val="single" w:color="8EA9C1" w:sz="4"/>
+            </w:tcBorders>
             <w:shd w:fill="1F4E79" w:color="auto" w:val="clear"/>
             <w:tcMar>
               <w:top w:type="dxa" w:w="50"/>
@@ -10221,54 +10188,6 @@
               <w:right w:val="single" w:color="8EA9C1" w:sz="4"/>
             </w:tcBorders>
             <w:shd w:fill="1F4E79" w:color="auto" w:val="clear"/>
-            <w:tcMar>
-              <w:top w:type="dxa" w:w="50"/>
-              <w:left w:type="dxa" w:w="80"/>
-              <w:bottom w:type="dxa" w:w="50"/>
-              <w:right w:type="dxa" w:w="80"/>
-            </w:tcMar>
-            <w:vAlign w:val="top"/>
-          </w:tcPr>
-          <w:p>
-            <w:pPr>
-              <w:spacing w:after="0" w:before="0" w:line="240"/>
-              <w:jc w:val="left"/>
-            </w:pPr>
-          </w:p>
-        </w:tc>
-        <w:tc>
-          <w:tcPr>
-            <w:tcW w:type="dxa" w:w="510"/>
-            <w:tcBorders>
-              <w:top w:val="single" w:color="8EA9C1" w:sz="4"/>
-              <w:left w:val="single" w:color="8EA9C1" w:sz="4"/>
-              <w:bottom w:val="single" w:color="8EA9C1" w:sz="4"/>
-              <w:right w:val="single" w:color="8EA9C1" w:sz="4"/>
-            </w:tcBorders>
-            <w:tcMar>
-              <w:top w:type="dxa" w:w="50"/>
-              <w:left w:type="dxa" w:w="80"/>
-              <w:bottom w:type="dxa" w:w="50"/>
-              <w:right w:type="dxa" w:w="80"/>
-            </w:tcMar>
-            <w:vAlign w:val="top"/>
-          </w:tcPr>
-          <w:p>
-            <w:pPr>
-              <w:spacing w:after="0" w:before="0" w:line="240"/>
-              <w:jc w:val="left"/>
-            </w:pPr>
-          </w:p>
-        </w:tc>
-        <w:tc>
-          <w:tcPr>
-            <w:tcW w:type="dxa" w:w="510"/>
-            <w:tcBorders>
-              <w:top w:val="single" w:color="8EA9C1" w:sz="4"/>
-              <w:left w:val="single" w:color="8EA9C1" w:sz="4"/>
-              <w:bottom w:val="single" w:color="8EA9C1" w:sz="4"/>
-              <w:right w:val="single" w:color="8EA9C1" w:sz="4"/>
-            </w:tcBorders>
             <w:tcMar>
               <w:top w:type="dxa" w:w="50"/>
               <w:left w:type="dxa" w:w="80"/>
@@ -10385,7 +10304,7 @@
                 <w:sz w:val="18"/>
                 <w:szCs w:val="18"/>
               </w:rPr>
-              <w:t xml:space="preserve">Helm y entrega continua</w:t>
+              <w:t xml:space="preserve">DevSecOps y resiliencia</w:t>
             </w:r>
           </w:p>
         </w:tc>
@@ -10566,6 +10485,54 @@
               <w:bottom w:val="single" w:color="8EA9C1" w:sz="4"/>
               <w:right w:val="single" w:color="8EA9C1" w:sz="4"/>
             </w:tcBorders>
+            <w:tcMar>
+              <w:top w:type="dxa" w:w="50"/>
+              <w:left w:type="dxa" w:w="80"/>
+              <w:bottom w:type="dxa" w:w="50"/>
+              <w:right w:type="dxa" w:w="80"/>
+            </w:tcMar>
+            <w:vAlign w:val="top"/>
+          </w:tcPr>
+          <w:p>
+            <w:pPr>
+              <w:spacing w:after="0" w:before="0" w:line="240"/>
+              <w:jc w:val="left"/>
+            </w:pPr>
+          </w:p>
+        </w:tc>
+        <w:tc>
+          <w:tcPr>
+            <w:tcW w:type="dxa" w:w="510"/>
+            <w:tcBorders>
+              <w:top w:val="single" w:color="8EA9C1" w:sz="4"/>
+              <w:left w:val="single" w:color="8EA9C1" w:sz="4"/>
+              <w:bottom w:val="single" w:color="8EA9C1" w:sz="4"/>
+              <w:right w:val="single" w:color="8EA9C1" w:sz="4"/>
+            </w:tcBorders>
+            <w:tcMar>
+              <w:top w:type="dxa" w:w="50"/>
+              <w:left w:type="dxa" w:w="80"/>
+              <w:bottom w:type="dxa" w:w="50"/>
+              <w:right w:type="dxa" w:w="80"/>
+            </w:tcMar>
+            <w:vAlign w:val="top"/>
+          </w:tcPr>
+          <w:p>
+            <w:pPr>
+              <w:spacing w:after="0" w:before="0" w:line="240"/>
+              <w:jc w:val="left"/>
+            </w:pPr>
+          </w:p>
+        </w:tc>
+        <w:tc>
+          <w:tcPr>
+            <w:tcW w:type="dxa" w:w="510"/>
+            <w:tcBorders>
+              <w:top w:val="single" w:color="8EA9C1" w:sz="4"/>
+              <w:left w:val="single" w:color="8EA9C1" w:sz="4"/>
+              <w:bottom w:val="single" w:color="8EA9C1" w:sz="4"/>
+              <w:right w:val="single" w:color="8EA9C1" w:sz="4"/>
+            </w:tcBorders>
             <w:shd w:fill="1F4E79" w:color="auto" w:val="clear"/>
             <w:tcMar>
               <w:top w:type="dxa" w:w="50"/>
@@ -10591,54 +10558,7 @@
               <w:bottom w:val="single" w:color="8EA9C1" w:sz="4"/>
               <w:right w:val="single" w:color="8EA9C1" w:sz="4"/>
             </w:tcBorders>
-            <w:tcMar>
-              <w:top w:type="dxa" w:w="50"/>
-              <w:left w:type="dxa" w:w="80"/>
-              <w:bottom w:type="dxa" w:w="50"/>
-              <w:right w:type="dxa" w:w="80"/>
-            </w:tcMar>
-            <w:vAlign w:val="top"/>
-          </w:tcPr>
-          <w:p>
-            <w:pPr>
-              <w:spacing w:after="0" w:before="0" w:line="240"/>
-              <w:jc w:val="left"/>
-            </w:pPr>
-          </w:p>
-        </w:tc>
-        <w:tc>
-          <w:tcPr>
-            <w:tcW w:type="dxa" w:w="510"/>
-            <w:tcBorders>
-              <w:top w:val="single" w:color="8EA9C1" w:sz="4"/>
-              <w:left w:val="single" w:color="8EA9C1" w:sz="4"/>
-              <w:bottom w:val="single" w:color="8EA9C1" w:sz="4"/>
-              <w:right w:val="single" w:color="8EA9C1" w:sz="4"/>
-            </w:tcBorders>
-            <w:tcMar>
-              <w:top w:type="dxa" w:w="50"/>
-              <w:left w:type="dxa" w:w="80"/>
-              <w:bottom w:type="dxa" w:w="50"/>
-              <w:right w:type="dxa" w:w="80"/>
-            </w:tcMar>
-            <w:vAlign w:val="top"/>
-          </w:tcPr>
-          <w:p>
-            <w:pPr>
-              <w:spacing w:after="0" w:before="0" w:line="240"/>
-              <w:jc w:val="left"/>
-            </w:pPr>
-          </w:p>
-        </w:tc>
-        <w:tc>
-          <w:tcPr>
-            <w:tcW w:type="dxa" w:w="510"/>
-            <w:tcBorders>
-              <w:top w:val="single" w:color="8EA9C1" w:sz="4"/>
-              <w:left w:val="single" w:color="8EA9C1" w:sz="4"/>
-              <w:bottom w:val="single" w:color="8EA9C1" w:sz="4"/>
-              <w:right w:val="single" w:color="8EA9C1" w:sz="4"/>
-            </w:tcBorders>
+            <w:shd w:fill="1F4E79" w:color="auto" w:val="clear"/>
             <w:tcMar>
               <w:top w:type="dxa" w:w="50"/>
               <w:left w:type="dxa" w:w="80"/>
@@ -10707,7 +10627,7 @@
                 <w:sz w:val="18"/>
                 <w:szCs w:val="18"/>
               </w:rPr>
-              <w:t xml:space="preserve">Autoescalado</w:t>
+              <w:t xml:space="preserve">Evaluación final</w:t>
             </w:r>
           </w:p>
         </w:tc>
@@ -10912,79 +10832,79 @@
               <w:bottom w:val="single" w:color="8EA9C1" w:sz="4"/>
               <w:right w:val="single" w:color="8EA9C1" w:sz="4"/>
             </w:tcBorders>
+            <w:tcMar>
+              <w:top w:type="dxa" w:w="50"/>
+              <w:left w:type="dxa" w:w="80"/>
+              <w:bottom w:type="dxa" w:w="50"/>
+              <w:right w:type="dxa" w:w="80"/>
+            </w:tcMar>
+            <w:vAlign w:val="top"/>
+          </w:tcPr>
+          <w:p>
+            <w:pPr>
+              <w:spacing w:after="0" w:before="0" w:line="240"/>
+              <w:jc w:val="left"/>
+            </w:pPr>
+          </w:p>
+        </w:tc>
+        <w:tc>
+          <w:tcPr>
+            <w:tcW w:type="dxa" w:w="510"/>
+            <w:tcBorders>
+              <w:top w:val="single" w:color="8EA9C1" w:sz="4"/>
+              <w:left w:val="single" w:color="8EA9C1" w:sz="4"/>
+              <w:bottom w:val="single" w:color="8EA9C1" w:sz="4"/>
+              <w:right w:val="single" w:color="8EA9C1" w:sz="4"/>
+            </w:tcBorders>
+            <w:tcMar>
+              <w:top w:type="dxa" w:w="50"/>
+              <w:left w:type="dxa" w:w="80"/>
+              <w:bottom w:type="dxa" w:w="50"/>
+              <w:right w:type="dxa" w:w="80"/>
+            </w:tcMar>
+            <w:vAlign w:val="top"/>
+          </w:tcPr>
+          <w:p>
+            <w:pPr>
+              <w:spacing w:after="0" w:before="0" w:line="240"/>
+              <w:jc w:val="left"/>
+            </w:pPr>
+          </w:p>
+        </w:tc>
+        <w:tc>
+          <w:tcPr>
+            <w:tcW w:type="dxa" w:w="510"/>
+            <w:tcBorders>
+              <w:top w:val="single" w:color="8EA9C1" w:sz="4"/>
+              <w:left w:val="single" w:color="8EA9C1" w:sz="4"/>
+              <w:bottom w:val="single" w:color="8EA9C1" w:sz="4"/>
+              <w:right w:val="single" w:color="8EA9C1" w:sz="4"/>
+            </w:tcBorders>
+            <w:tcMar>
+              <w:top w:type="dxa" w:w="50"/>
+              <w:left w:type="dxa" w:w="80"/>
+              <w:bottom w:type="dxa" w:w="50"/>
+              <w:right w:type="dxa" w:w="80"/>
+            </w:tcMar>
+            <w:vAlign w:val="top"/>
+          </w:tcPr>
+          <w:p>
+            <w:pPr>
+              <w:spacing w:after="0" w:before="0" w:line="240"/>
+              <w:jc w:val="left"/>
+            </w:pPr>
+          </w:p>
+        </w:tc>
+        <w:tc>
+          <w:tcPr>
+            <w:tcW w:type="dxa" w:w="510"/>
+            <w:tcBorders>
+              <w:top w:val="single" w:color="8EA9C1" w:sz="4"/>
+              <w:left w:val="single" w:color="8EA9C1" w:sz="4"/>
+              <w:bottom w:val="single" w:color="8EA9C1" w:sz="4"/>
+              <w:right w:val="single" w:color="8EA9C1" w:sz="4"/>
+            </w:tcBorders>
             <w:shd w:fill="1F4E79" w:color="auto" w:val="clear"/>
-            <w:tcMar>
-              <w:top w:type="dxa" w:w="50"/>
-              <w:left w:type="dxa" w:w="80"/>
-              <w:bottom w:type="dxa" w:w="50"/>
-              <w:right w:type="dxa" w:w="80"/>
-            </w:tcMar>
-            <w:vAlign w:val="top"/>
-          </w:tcPr>
-          <w:p>
-            <w:pPr>
-              <w:spacing w:after="0" w:before="0" w:line="240"/>
-              <w:jc w:val="left"/>
-            </w:pPr>
-          </w:p>
-        </w:tc>
-        <w:tc>
-          <w:tcPr>
-            <w:tcW w:type="dxa" w:w="510"/>
-            <w:tcBorders>
-              <w:top w:val="single" w:color="8EA9C1" w:sz="4"/>
-              <w:left w:val="single" w:color="8EA9C1" w:sz="4"/>
-              <w:bottom w:val="single" w:color="8EA9C1" w:sz="4"/>
-              <w:right w:val="single" w:color="8EA9C1" w:sz="4"/>
-            </w:tcBorders>
-            <w:tcMar>
-              <w:top w:type="dxa" w:w="50"/>
-              <w:left w:type="dxa" w:w="80"/>
-              <w:bottom w:type="dxa" w:w="50"/>
-              <w:right w:type="dxa" w:w="80"/>
-            </w:tcMar>
-            <w:vAlign w:val="top"/>
-          </w:tcPr>
-          <w:p>
-            <w:pPr>
-              <w:spacing w:after="0" w:before="0" w:line="240"/>
-              <w:jc w:val="left"/>
-            </w:pPr>
-          </w:p>
-        </w:tc>
-        <w:tc>
-          <w:tcPr>
-            <w:tcW w:type="dxa" w:w="510"/>
-            <w:tcBorders>
-              <w:top w:val="single" w:color="8EA9C1" w:sz="4"/>
-              <w:left w:val="single" w:color="8EA9C1" w:sz="4"/>
-              <w:bottom w:val="single" w:color="8EA9C1" w:sz="4"/>
-              <w:right w:val="single" w:color="8EA9C1" w:sz="4"/>
-            </w:tcBorders>
-            <w:tcMar>
-              <w:top w:type="dxa" w:w="50"/>
-              <w:left w:type="dxa" w:w="80"/>
-              <w:bottom w:type="dxa" w:w="50"/>
-              <w:right w:type="dxa" w:w="80"/>
-            </w:tcMar>
-            <w:vAlign w:val="top"/>
-          </w:tcPr>
-          <w:p>
-            <w:pPr>
-              <w:spacing w:after="0" w:before="0" w:line="240"/>
-              <w:jc w:val="left"/>
-            </w:pPr>
-          </w:p>
-        </w:tc>
-        <w:tc>
-          <w:tcPr>
-            <w:tcW w:type="dxa" w:w="510"/>
-            <w:tcBorders>
-              <w:top w:val="single" w:color="8EA9C1" w:sz="4"/>
-              <w:left w:val="single" w:color="8EA9C1" w:sz="4"/>
-              <w:bottom w:val="single" w:color="8EA9C1" w:sz="4"/>
-              <w:right w:val="single" w:color="8EA9C1" w:sz="4"/>
-            </w:tcBorders>
             <w:tcMar>
               <w:top w:type="dxa" w:w="50"/>
               <w:left w:type="dxa" w:w="80"/>
@@ -11029,7 +10949,7 @@
                 <w:sz w:val="18"/>
                 <w:szCs w:val="18"/>
               </w:rPr>
-              <w:t xml:space="preserve">DevSecOps</w:t>
+              <w:t xml:space="preserve">Pruebas de carga (medición)</w:t>
             </w:r>
           </w:p>
         </w:tc>
@@ -11066,6 +10986,7 @@
               <w:bottom w:val="single" w:color="8EA9C1" w:sz="4"/>
               <w:right w:val="single" w:color="8EA9C1" w:sz="4"/>
             </w:tcBorders>
+            <w:shd w:fill="7FA7CF" w:color="auto" w:val="clear"/>
             <w:tcMar>
               <w:top w:type="dxa" w:w="50"/>
               <w:left w:type="dxa" w:w="80"/>
@@ -11114,6 +11035,7 @@
               <w:bottom w:val="single" w:color="8EA9C1" w:sz="4"/>
               <w:right w:val="single" w:color="8EA9C1" w:sz="4"/>
             </w:tcBorders>
+            <w:shd w:fill="7FA7CF" w:color="auto" w:val="clear"/>
             <w:tcMar>
               <w:top w:type="dxa" w:w="50"/>
               <w:left w:type="dxa" w:w="80"/>
@@ -11234,6 +11156,7 @@
               <w:bottom w:val="single" w:color="8EA9C1" w:sz="4"/>
               <w:right w:val="single" w:color="8EA9C1" w:sz="4"/>
             </w:tcBorders>
+            <w:shd w:fill="7FA7CF" w:color="auto" w:val="clear"/>
             <w:tcMar>
               <w:top w:type="dxa" w:w="50"/>
               <w:left w:type="dxa" w:w="80"/>
@@ -11258,7 +11181,6 @@
               <w:bottom w:val="single" w:color="8EA9C1" w:sz="4"/>
               <w:right w:val="single" w:color="8EA9C1" w:sz="4"/>
             </w:tcBorders>
-            <w:shd w:fill="1F4E79" w:color="auto" w:val="clear"/>
             <w:tcMar>
               <w:top w:type="dxa" w:w="50"/>
               <w:left w:type="dxa" w:w="80"/>
@@ -11307,6 +11229,7 @@
               <w:bottom w:val="single" w:color="8EA9C1" w:sz="4"/>
               <w:right w:val="single" w:color="8EA9C1" w:sz="4"/>
             </w:tcBorders>
+            <w:shd w:fill="7FA7CF" w:color="auto" w:val="clear"/>
             <w:tcMar>
               <w:top w:type="dxa" w:w="50"/>
               <w:left w:type="dxa" w:w="80"/>
@@ -11351,7 +11274,7 @@
                 <w:sz w:val="18"/>
                 <w:szCs w:val="18"/>
               </w:rPr>
-              <w:t xml:space="preserve">Resiliencia e incidencias</w:t>
+              <w:t xml:space="preserve">Retrospectivas y encuestas</w:t>
             </w:r>
           </w:p>
         </w:tc>
@@ -11364,6 +11287,7 @@
               <w:bottom w:val="single" w:color="8EA9C1" w:sz="4"/>
               <w:right w:val="single" w:color="8EA9C1" w:sz="4"/>
             </w:tcBorders>
+            <w:shd w:fill="7FA7CF" w:color="auto" w:val="clear"/>
             <w:tcMar>
               <w:top w:type="dxa" w:w="50"/>
               <w:left w:type="dxa" w:w="80"/>
@@ -11388,6 +11312,7 @@
               <w:bottom w:val="single" w:color="8EA9C1" w:sz="4"/>
               <w:right w:val="single" w:color="8EA9C1" w:sz="4"/>
             </w:tcBorders>
+            <w:shd w:fill="7FA7CF" w:color="auto" w:val="clear"/>
             <w:tcMar>
               <w:top w:type="dxa" w:w="50"/>
               <w:left w:type="dxa" w:w="80"/>
@@ -11412,6 +11337,7 @@
               <w:bottom w:val="single" w:color="8EA9C1" w:sz="4"/>
               <w:right w:val="single" w:color="8EA9C1" w:sz="4"/>
             </w:tcBorders>
+            <w:shd w:fill="7FA7CF" w:color="auto" w:val="clear"/>
             <w:tcMar>
               <w:top w:type="dxa" w:w="50"/>
               <w:left w:type="dxa" w:w="80"/>
@@ -11436,6 +11362,7 @@
               <w:bottom w:val="single" w:color="8EA9C1" w:sz="4"/>
               <w:right w:val="single" w:color="8EA9C1" w:sz="4"/>
             </w:tcBorders>
+            <w:shd w:fill="7FA7CF" w:color="auto" w:val="clear"/>
             <w:tcMar>
               <w:top w:type="dxa" w:w="50"/>
               <w:left w:type="dxa" w:w="80"/>
@@ -11460,6 +11387,7 @@
               <w:bottom w:val="single" w:color="8EA9C1" w:sz="4"/>
               <w:right w:val="single" w:color="8EA9C1" w:sz="4"/>
             </w:tcBorders>
+            <w:shd w:fill="7FA7CF" w:color="auto" w:val="clear"/>
             <w:tcMar>
               <w:top w:type="dxa" w:w="50"/>
               <w:left w:type="dxa" w:w="80"/>
@@ -11484,6 +11412,7 @@
               <w:bottom w:val="single" w:color="8EA9C1" w:sz="4"/>
               <w:right w:val="single" w:color="8EA9C1" w:sz="4"/>
             </w:tcBorders>
+            <w:shd w:fill="7FA7CF" w:color="auto" w:val="clear"/>
             <w:tcMar>
               <w:top w:type="dxa" w:w="50"/>
               <w:left w:type="dxa" w:w="80"/>
@@ -11508,6 +11437,7 @@
               <w:bottom w:val="single" w:color="8EA9C1" w:sz="4"/>
               <w:right w:val="single" w:color="8EA9C1" w:sz="4"/>
             </w:tcBorders>
+            <w:shd w:fill="7FA7CF" w:color="auto" w:val="clear"/>
             <w:tcMar>
               <w:top w:type="dxa" w:w="50"/>
               <w:left w:type="dxa" w:w="80"/>
@@ -11532,6 +11462,7 @@
               <w:bottom w:val="single" w:color="8EA9C1" w:sz="4"/>
               <w:right w:val="single" w:color="8EA9C1" w:sz="4"/>
             </w:tcBorders>
+            <w:shd w:fill="7FA7CF" w:color="auto" w:val="clear"/>
             <w:tcMar>
               <w:top w:type="dxa" w:w="50"/>
               <w:left w:type="dxa" w:w="80"/>
@@ -11556,6 +11487,7 @@
               <w:bottom w:val="single" w:color="8EA9C1" w:sz="4"/>
               <w:right w:val="single" w:color="8EA9C1" w:sz="4"/>
             </w:tcBorders>
+            <w:shd w:fill="7FA7CF" w:color="auto" w:val="clear"/>
             <w:tcMar>
               <w:top w:type="dxa" w:w="50"/>
               <w:left w:type="dxa" w:w="80"/>
@@ -11580,6 +11512,7 @@
               <w:bottom w:val="single" w:color="8EA9C1" w:sz="4"/>
               <w:right w:val="single" w:color="8EA9C1" w:sz="4"/>
             </w:tcBorders>
+            <w:shd w:fill="7FA7CF" w:color="auto" w:val="clear"/>
             <w:tcMar>
               <w:top w:type="dxa" w:w="50"/>
               <w:left w:type="dxa" w:w="80"/>
@@ -11604,1313 +11537,7 @@
               <w:bottom w:val="single" w:color="8EA9C1" w:sz="4"/>
               <w:right w:val="single" w:color="8EA9C1" w:sz="4"/>
             </w:tcBorders>
-            <w:shd w:fill="1F4E79" w:color="auto" w:val="clear"/>
-            <w:tcMar>
-              <w:top w:type="dxa" w:w="50"/>
-              <w:left w:type="dxa" w:w="80"/>
-              <w:bottom w:type="dxa" w:w="50"/>
-              <w:right w:type="dxa" w:w="80"/>
-            </w:tcMar>
-            <w:vAlign w:val="top"/>
-          </w:tcPr>
-          <w:p>
-            <w:pPr>
-              <w:spacing w:after="0" w:before="0" w:line="240"/>
-              <w:jc w:val="left"/>
-            </w:pPr>
-          </w:p>
-        </w:tc>
-        <w:tc>
-          <w:tcPr>
-            <w:tcW w:type="dxa" w:w="510"/>
-            <w:tcBorders>
-              <w:top w:val="single" w:color="8EA9C1" w:sz="4"/>
-              <w:left w:val="single" w:color="8EA9C1" w:sz="4"/>
-              <w:bottom w:val="single" w:color="8EA9C1" w:sz="4"/>
-              <w:right w:val="single" w:color="8EA9C1" w:sz="4"/>
-            </w:tcBorders>
-            <w:tcMar>
-              <w:top w:type="dxa" w:w="50"/>
-              <w:left w:type="dxa" w:w="80"/>
-              <w:bottom w:type="dxa" w:w="50"/>
-              <w:right w:type="dxa" w:w="80"/>
-            </w:tcMar>
-            <w:vAlign w:val="top"/>
-          </w:tcPr>
-          <w:p>
-            <w:pPr>
-              <w:spacing w:after="0" w:before="0" w:line="240"/>
-              <w:jc w:val="left"/>
-            </w:pPr>
-          </w:p>
-        </w:tc>
-      </w:tr>
-      <w:tr>
-        <w:tc>
-          <w:tcPr>
-            <w:tcW w:type="dxa" w:w="2950"/>
-            <w:tcBorders>
-              <w:top w:val="single" w:color="8EA9C1" w:sz="4"/>
-              <w:left w:val="single" w:color="8EA9C1" w:sz="4"/>
-              <w:bottom w:val="single" w:color="8EA9C1" w:sz="4"/>
-              <w:right w:val="single" w:color="8EA9C1" w:sz="4"/>
-            </w:tcBorders>
-            <w:tcMar>
-              <w:top w:type="dxa" w:w="50"/>
-              <w:left w:type="dxa" w:w="80"/>
-              <w:bottom w:type="dxa" w:w="50"/>
-              <w:right w:type="dxa" w:w="80"/>
-            </w:tcMar>
-            <w:vAlign w:val="top"/>
-          </w:tcPr>
-          <w:p>
-            <w:pPr>
-              <w:spacing w:after="0" w:before="0" w:line="240"/>
-              <w:jc w:val="left"/>
-            </w:pPr>
-            <w:r>
-              <w:rPr>
-                <w:sz w:val="18"/>
-                <w:szCs w:val="18"/>
-              </w:rPr>
-              <w:t xml:space="preserve">Evaluación final</w:t>
-            </w:r>
-          </w:p>
-        </w:tc>
-        <w:tc>
-          <w:tcPr>
-            <w:tcW w:type="dxa" w:w="510"/>
-            <w:tcBorders>
-              <w:top w:val="single" w:color="8EA9C1" w:sz="4"/>
-              <w:left w:val="single" w:color="8EA9C1" w:sz="4"/>
-              <w:bottom w:val="single" w:color="8EA9C1" w:sz="4"/>
-              <w:right w:val="single" w:color="8EA9C1" w:sz="4"/>
-            </w:tcBorders>
-            <w:tcMar>
-              <w:top w:type="dxa" w:w="50"/>
-              <w:left w:type="dxa" w:w="80"/>
-              <w:bottom w:type="dxa" w:w="50"/>
-              <w:right w:type="dxa" w:w="80"/>
-            </w:tcMar>
-            <w:vAlign w:val="top"/>
-          </w:tcPr>
-          <w:p>
-            <w:pPr>
-              <w:spacing w:after="0" w:before="0" w:line="240"/>
-              <w:jc w:val="left"/>
-            </w:pPr>
-          </w:p>
-        </w:tc>
-        <w:tc>
-          <w:tcPr>
-            <w:tcW w:type="dxa" w:w="510"/>
-            <w:tcBorders>
-              <w:top w:val="single" w:color="8EA9C1" w:sz="4"/>
-              <w:left w:val="single" w:color="8EA9C1" w:sz="4"/>
-              <w:bottom w:val="single" w:color="8EA9C1" w:sz="4"/>
-              <w:right w:val="single" w:color="8EA9C1" w:sz="4"/>
-            </w:tcBorders>
-            <w:tcMar>
-              <w:top w:type="dxa" w:w="50"/>
-              <w:left w:type="dxa" w:w="80"/>
-              <w:bottom w:type="dxa" w:w="50"/>
-              <w:right w:type="dxa" w:w="80"/>
-            </w:tcMar>
-            <w:vAlign w:val="top"/>
-          </w:tcPr>
-          <w:p>
-            <w:pPr>
-              <w:spacing w:after="0" w:before="0" w:line="240"/>
-              <w:jc w:val="left"/>
-            </w:pPr>
-          </w:p>
-        </w:tc>
-        <w:tc>
-          <w:tcPr>
-            <w:tcW w:type="dxa" w:w="510"/>
-            <w:tcBorders>
-              <w:top w:val="single" w:color="8EA9C1" w:sz="4"/>
-              <w:left w:val="single" w:color="8EA9C1" w:sz="4"/>
-              <w:bottom w:val="single" w:color="8EA9C1" w:sz="4"/>
-              <w:right w:val="single" w:color="8EA9C1" w:sz="4"/>
-            </w:tcBorders>
-            <w:tcMar>
-              <w:top w:type="dxa" w:w="50"/>
-              <w:left w:type="dxa" w:w="80"/>
-              <w:bottom w:type="dxa" w:w="50"/>
-              <w:right w:type="dxa" w:w="80"/>
-            </w:tcMar>
-            <w:vAlign w:val="top"/>
-          </w:tcPr>
-          <w:p>
-            <w:pPr>
-              <w:spacing w:after="0" w:before="0" w:line="240"/>
-              <w:jc w:val="left"/>
-            </w:pPr>
-          </w:p>
-        </w:tc>
-        <w:tc>
-          <w:tcPr>
-            <w:tcW w:type="dxa" w:w="510"/>
-            <w:tcBorders>
-              <w:top w:val="single" w:color="8EA9C1" w:sz="4"/>
-              <w:left w:val="single" w:color="8EA9C1" w:sz="4"/>
-              <w:bottom w:val="single" w:color="8EA9C1" w:sz="4"/>
-              <w:right w:val="single" w:color="8EA9C1" w:sz="4"/>
-            </w:tcBorders>
-            <w:tcMar>
-              <w:top w:type="dxa" w:w="50"/>
-              <w:left w:type="dxa" w:w="80"/>
-              <w:bottom w:type="dxa" w:w="50"/>
-              <w:right w:type="dxa" w:w="80"/>
-            </w:tcMar>
-            <w:vAlign w:val="top"/>
-          </w:tcPr>
-          <w:p>
-            <w:pPr>
-              <w:spacing w:after="0" w:before="0" w:line="240"/>
-              <w:jc w:val="left"/>
-            </w:pPr>
-          </w:p>
-        </w:tc>
-        <w:tc>
-          <w:tcPr>
-            <w:tcW w:type="dxa" w:w="510"/>
-            <w:tcBorders>
-              <w:top w:val="single" w:color="8EA9C1" w:sz="4"/>
-              <w:left w:val="single" w:color="8EA9C1" w:sz="4"/>
-              <w:bottom w:val="single" w:color="8EA9C1" w:sz="4"/>
-              <w:right w:val="single" w:color="8EA9C1" w:sz="4"/>
-            </w:tcBorders>
-            <w:tcMar>
-              <w:top w:type="dxa" w:w="50"/>
-              <w:left w:type="dxa" w:w="80"/>
-              <w:bottom w:type="dxa" w:w="50"/>
-              <w:right w:type="dxa" w:w="80"/>
-            </w:tcMar>
-            <w:vAlign w:val="top"/>
-          </w:tcPr>
-          <w:p>
-            <w:pPr>
-              <w:spacing w:after="0" w:before="0" w:line="240"/>
-              <w:jc w:val="left"/>
-            </w:pPr>
-          </w:p>
-        </w:tc>
-        <w:tc>
-          <w:tcPr>
-            <w:tcW w:type="dxa" w:w="510"/>
-            <w:tcBorders>
-              <w:top w:val="single" w:color="8EA9C1" w:sz="4"/>
-              <w:left w:val="single" w:color="8EA9C1" w:sz="4"/>
-              <w:bottom w:val="single" w:color="8EA9C1" w:sz="4"/>
-              <w:right w:val="single" w:color="8EA9C1" w:sz="4"/>
-            </w:tcBorders>
-            <w:tcMar>
-              <w:top w:type="dxa" w:w="50"/>
-              <w:left w:type="dxa" w:w="80"/>
-              <w:bottom w:type="dxa" w:w="50"/>
-              <w:right w:type="dxa" w:w="80"/>
-            </w:tcMar>
-            <w:vAlign w:val="top"/>
-          </w:tcPr>
-          <w:p>
-            <w:pPr>
-              <w:spacing w:after="0" w:before="0" w:line="240"/>
-              <w:jc w:val="left"/>
-            </w:pPr>
-          </w:p>
-        </w:tc>
-        <w:tc>
-          <w:tcPr>
-            <w:tcW w:type="dxa" w:w="510"/>
-            <w:tcBorders>
-              <w:top w:val="single" w:color="8EA9C1" w:sz="4"/>
-              <w:left w:val="single" w:color="8EA9C1" w:sz="4"/>
-              <w:bottom w:val="single" w:color="8EA9C1" w:sz="4"/>
-              <w:right w:val="single" w:color="8EA9C1" w:sz="4"/>
-            </w:tcBorders>
-            <w:tcMar>
-              <w:top w:type="dxa" w:w="50"/>
-              <w:left w:type="dxa" w:w="80"/>
-              <w:bottom w:type="dxa" w:w="50"/>
-              <w:right w:type="dxa" w:w="80"/>
-            </w:tcMar>
-            <w:vAlign w:val="top"/>
-          </w:tcPr>
-          <w:p>
-            <w:pPr>
-              <w:spacing w:after="0" w:before="0" w:line="240"/>
-              <w:jc w:val="left"/>
-            </w:pPr>
-          </w:p>
-        </w:tc>
-        <w:tc>
-          <w:tcPr>
-            <w:tcW w:type="dxa" w:w="510"/>
-            <w:tcBorders>
-              <w:top w:val="single" w:color="8EA9C1" w:sz="4"/>
-              <w:left w:val="single" w:color="8EA9C1" w:sz="4"/>
-              <w:bottom w:val="single" w:color="8EA9C1" w:sz="4"/>
-              <w:right w:val="single" w:color="8EA9C1" w:sz="4"/>
-            </w:tcBorders>
-            <w:tcMar>
-              <w:top w:type="dxa" w:w="50"/>
-              <w:left w:type="dxa" w:w="80"/>
-              <w:bottom w:type="dxa" w:w="50"/>
-              <w:right w:type="dxa" w:w="80"/>
-            </w:tcMar>
-            <w:vAlign w:val="top"/>
-          </w:tcPr>
-          <w:p>
-            <w:pPr>
-              <w:spacing w:after="0" w:before="0" w:line="240"/>
-              <w:jc w:val="left"/>
-            </w:pPr>
-          </w:p>
-        </w:tc>
-        <w:tc>
-          <w:tcPr>
-            <w:tcW w:type="dxa" w:w="510"/>
-            <w:tcBorders>
-              <w:top w:val="single" w:color="8EA9C1" w:sz="4"/>
-              <w:left w:val="single" w:color="8EA9C1" w:sz="4"/>
-              <w:bottom w:val="single" w:color="8EA9C1" w:sz="4"/>
-              <w:right w:val="single" w:color="8EA9C1" w:sz="4"/>
-            </w:tcBorders>
-            <w:tcMar>
-              <w:top w:type="dxa" w:w="50"/>
-              <w:left w:type="dxa" w:w="80"/>
-              <w:bottom w:type="dxa" w:w="50"/>
-              <w:right w:type="dxa" w:w="80"/>
-            </w:tcMar>
-            <w:vAlign w:val="top"/>
-          </w:tcPr>
-          <w:p>
-            <w:pPr>
-              <w:spacing w:after="0" w:before="0" w:line="240"/>
-              <w:jc w:val="left"/>
-            </w:pPr>
-          </w:p>
-        </w:tc>
-        <w:tc>
-          <w:tcPr>
-            <w:tcW w:type="dxa" w:w="510"/>
-            <w:tcBorders>
-              <w:top w:val="single" w:color="8EA9C1" w:sz="4"/>
-              <w:left w:val="single" w:color="8EA9C1" w:sz="4"/>
-              <w:bottom w:val="single" w:color="8EA9C1" w:sz="4"/>
-              <w:right w:val="single" w:color="8EA9C1" w:sz="4"/>
-            </w:tcBorders>
-            <w:tcMar>
-              <w:top w:type="dxa" w:w="50"/>
-              <w:left w:type="dxa" w:w="80"/>
-              <w:bottom w:type="dxa" w:w="50"/>
-              <w:right w:type="dxa" w:w="80"/>
-            </w:tcMar>
-            <w:vAlign w:val="top"/>
-          </w:tcPr>
-          <w:p>
-            <w:pPr>
-              <w:spacing w:after="0" w:before="0" w:line="240"/>
-              <w:jc w:val="left"/>
-            </w:pPr>
-          </w:p>
-        </w:tc>
-        <w:tc>
-          <w:tcPr>
-            <w:tcW w:type="dxa" w:w="510"/>
-            <w:tcBorders>
-              <w:top w:val="single" w:color="8EA9C1" w:sz="4"/>
-              <w:left w:val="single" w:color="8EA9C1" w:sz="4"/>
-              <w:bottom w:val="single" w:color="8EA9C1" w:sz="4"/>
-              <w:right w:val="single" w:color="8EA9C1" w:sz="4"/>
-            </w:tcBorders>
-            <w:tcMar>
-              <w:top w:type="dxa" w:w="50"/>
-              <w:left w:type="dxa" w:w="80"/>
-              <w:bottom w:type="dxa" w:w="50"/>
-              <w:right w:type="dxa" w:w="80"/>
-            </w:tcMar>
-            <w:vAlign w:val="top"/>
-          </w:tcPr>
-          <w:p>
-            <w:pPr>
-              <w:spacing w:after="0" w:before="0" w:line="240"/>
-              <w:jc w:val="left"/>
-            </w:pPr>
-          </w:p>
-        </w:tc>
-        <w:tc>
-          <w:tcPr>
-            <w:tcW w:type="dxa" w:w="510"/>
-            <w:tcBorders>
-              <w:top w:val="single" w:color="8EA9C1" w:sz="4"/>
-              <w:left w:val="single" w:color="8EA9C1" w:sz="4"/>
-              <w:bottom w:val="single" w:color="8EA9C1" w:sz="4"/>
-              <w:right w:val="single" w:color="8EA9C1" w:sz="4"/>
-            </w:tcBorders>
-            <w:shd w:fill="1F4E79" w:color="auto" w:val="clear"/>
-            <w:tcMar>
-              <w:top w:type="dxa" w:w="50"/>
-              <w:left w:type="dxa" w:w="80"/>
-              <w:bottom w:type="dxa" w:w="50"/>
-              <w:right w:type="dxa" w:w="80"/>
-            </w:tcMar>
-            <w:vAlign w:val="top"/>
-          </w:tcPr>
-          <w:p>
-            <w:pPr>
-              <w:spacing w:after="0" w:before="0" w:line="240"/>
-              <w:jc w:val="left"/>
-            </w:pPr>
-          </w:p>
-        </w:tc>
-      </w:tr>
-      <w:tr>
-        <w:tc>
-          <w:tcPr>
-            <w:tcW w:type="dxa" w:w="2950"/>
-            <w:tcBorders>
-              <w:top w:val="single" w:color="8EA9C1" w:sz="4"/>
-              <w:left w:val="single" w:color="8EA9C1" w:sz="4"/>
-              <w:bottom w:val="single" w:color="8EA9C1" w:sz="4"/>
-              <w:right w:val="single" w:color="8EA9C1" w:sz="4"/>
-            </w:tcBorders>
-            <w:tcMar>
-              <w:top w:type="dxa" w:w="50"/>
-              <w:left w:type="dxa" w:w="80"/>
-              <w:bottom w:type="dxa" w:w="50"/>
-              <w:right w:type="dxa" w:w="80"/>
-            </w:tcMar>
-            <w:vAlign w:val="top"/>
-          </w:tcPr>
-          <w:p>
-            <w:pPr>
-              <w:spacing w:after="0" w:before="0" w:line="240"/>
-              <w:jc w:val="left"/>
-            </w:pPr>
-            <w:r>
-              <w:rPr>
-                <w:sz w:val="18"/>
-                <w:szCs w:val="18"/>
-              </w:rPr>
-              <w:t xml:space="preserve">Pruebas de carga (medición)</w:t>
-            </w:r>
-          </w:p>
-        </w:tc>
-        <w:tc>
-          <w:tcPr>
-            <w:tcW w:type="dxa" w:w="510"/>
-            <w:tcBorders>
-              <w:top w:val="single" w:color="8EA9C1" w:sz="4"/>
-              <w:left w:val="single" w:color="8EA9C1" w:sz="4"/>
-              <w:bottom w:val="single" w:color="8EA9C1" w:sz="4"/>
-              <w:right w:val="single" w:color="8EA9C1" w:sz="4"/>
-            </w:tcBorders>
-            <w:tcMar>
-              <w:top w:type="dxa" w:w="50"/>
-              <w:left w:type="dxa" w:w="80"/>
-              <w:bottom w:type="dxa" w:w="50"/>
-              <w:right w:type="dxa" w:w="80"/>
-            </w:tcMar>
-            <w:vAlign w:val="top"/>
-          </w:tcPr>
-          <w:p>
-            <w:pPr>
-              <w:spacing w:after="0" w:before="0" w:line="240"/>
-              <w:jc w:val="left"/>
-            </w:pPr>
-          </w:p>
-        </w:tc>
-        <w:tc>
-          <w:tcPr>
-            <w:tcW w:type="dxa" w:w="510"/>
-            <w:tcBorders>
-              <w:top w:val="single" w:color="8EA9C1" w:sz="4"/>
-              <w:left w:val="single" w:color="8EA9C1" w:sz="4"/>
-              <w:bottom w:val="single" w:color="8EA9C1" w:sz="4"/>
-              <w:right w:val="single" w:color="8EA9C1" w:sz="4"/>
-            </w:tcBorders>
             <w:shd w:fill="7FA7CF" w:color="auto" w:val="clear"/>
-            <w:tcMar>
-              <w:top w:type="dxa" w:w="50"/>
-              <w:left w:type="dxa" w:w="80"/>
-              <w:bottom w:type="dxa" w:w="50"/>
-              <w:right w:type="dxa" w:w="80"/>
-            </w:tcMar>
-            <w:vAlign w:val="top"/>
-          </w:tcPr>
-          <w:p>
-            <w:pPr>
-              <w:spacing w:after="0" w:before="0" w:line="240"/>
-              <w:jc w:val="left"/>
-            </w:pPr>
-          </w:p>
-        </w:tc>
-        <w:tc>
-          <w:tcPr>
-            <w:tcW w:type="dxa" w:w="510"/>
-            <w:tcBorders>
-              <w:top w:val="single" w:color="8EA9C1" w:sz="4"/>
-              <w:left w:val="single" w:color="8EA9C1" w:sz="4"/>
-              <w:bottom w:val="single" w:color="8EA9C1" w:sz="4"/>
-              <w:right w:val="single" w:color="8EA9C1" w:sz="4"/>
-            </w:tcBorders>
-            <w:tcMar>
-              <w:top w:type="dxa" w:w="50"/>
-              <w:left w:type="dxa" w:w="80"/>
-              <w:bottom w:type="dxa" w:w="50"/>
-              <w:right w:type="dxa" w:w="80"/>
-            </w:tcMar>
-            <w:vAlign w:val="top"/>
-          </w:tcPr>
-          <w:p>
-            <w:pPr>
-              <w:spacing w:after="0" w:before="0" w:line="240"/>
-              <w:jc w:val="left"/>
-            </w:pPr>
-          </w:p>
-        </w:tc>
-        <w:tc>
-          <w:tcPr>
-            <w:tcW w:type="dxa" w:w="510"/>
-            <w:tcBorders>
-              <w:top w:val="single" w:color="8EA9C1" w:sz="4"/>
-              <w:left w:val="single" w:color="8EA9C1" w:sz="4"/>
-              <w:bottom w:val="single" w:color="8EA9C1" w:sz="4"/>
-              <w:right w:val="single" w:color="8EA9C1" w:sz="4"/>
-            </w:tcBorders>
-            <w:shd w:fill="7FA7CF" w:color="auto" w:val="clear"/>
-            <w:tcMar>
-              <w:top w:type="dxa" w:w="50"/>
-              <w:left w:type="dxa" w:w="80"/>
-              <w:bottom w:type="dxa" w:w="50"/>
-              <w:right w:type="dxa" w:w="80"/>
-            </w:tcMar>
-            <w:vAlign w:val="top"/>
-          </w:tcPr>
-          <w:p>
-            <w:pPr>
-              <w:spacing w:after="0" w:before="0" w:line="240"/>
-              <w:jc w:val="left"/>
-            </w:pPr>
-          </w:p>
-        </w:tc>
-        <w:tc>
-          <w:tcPr>
-            <w:tcW w:type="dxa" w:w="510"/>
-            <w:tcBorders>
-              <w:top w:val="single" w:color="8EA9C1" w:sz="4"/>
-              <w:left w:val="single" w:color="8EA9C1" w:sz="4"/>
-              <w:bottom w:val="single" w:color="8EA9C1" w:sz="4"/>
-              <w:right w:val="single" w:color="8EA9C1" w:sz="4"/>
-            </w:tcBorders>
-            <w:tcMar>
-              <w:top w:type="dxa" w:w="50"/>
-              <w:left w:type="dxa" w:w="80"/>
-              <w:bottom w:type="dxa" w:w="50"/>
-              <w:right w:type="dxa" w:w="80"/>
-            </w:tcMar>
-            <w:vAlign w:val="top"/>
-          </w:tcPr>
-          <w:p>
-            <w:pPr>
-              <w:spacing w:after="0" w:before="0" w:line="240"/>
-              <w:jc w:val="left"/>
-            </w:pPr>
-          </w:p>
-        </w:tc>
-        <w:tc>
-          <w:tcPr>
-            <w:tcW w:type="dxa" w:w="510"/>
-            <w:tcBorders>
-              <w:top w:val="single" w:color="8EA9C1" w:sz="4"/>
-              <w:left w:val="single" w:color="8EA9C1" w:sz="4"/>
-              <w:bottom w:val="single" w:color="8EA9C1" w:sz="4"/>
-              <w:right w:val="single" w:color="8EA9C1" w:sz="4"/>
-            </w:tcBorders>
-            <w:tcMar>
-              <w:top w:type="dxa" w:w="50"/>
-              <w:left w:type="dxa" w:w="80"/>
-              <w:bottom w:type="dxa" w:w="50"/>
-              <w:right w:type="dxa" w:w="80"/>
-            </w:tcMar>
-            <w:vAlign w:val="top"/>
-          </w:tcPr>
-          <w:p>
-            <w:pPr>
-              <w:spacing w:after="0" w:before="0" w:line="240"/>
-              <w:jc w:val="left"/>
-            </w:pPr>
-          </w:p>
-        </w:tc>
-        <w:tc>
-          <w:tcPr>
-            <w:tcW w:type="dxa" w:w="510"/>
-            <w:tcBorders>
-              <w:top w:val="single" w:color="8EA9C1" w:sz="4"/>
-              <w:left w:val="single" w:color="8EA9C1" w:sz="4"/>
-              <w:bottom w:val="single" w:color="8EA9C1" w:sz="4"/>
-              <w:right w:val="single" w:color="8EA9C1" w:sz="4"/>
-            </w:tcBorders>
-            <w:tcMar>
-              <w:top w:type="dxa" w:w="50"/>
-              <w:left w:type="dxa" w:w="80"/>
-              <w:bottom w:type="dxa" w:w="50"/>
-              <w:right w:type="dxa" w:w="80"/>
-            </w:tcMar>
-            <w:vAlign w:val="top"/>
-          </w:tcPr>
-          <w:p>
-            <w:pPr>
-              <w:spacing w:after="0" w:before="0" w:line="240"/>
-              <w:jc w:val="left"/>
-            </w:pPr>
-          </w:p>
-        </w:tc>
-        <w:tc>
-          <w:tcPr>
-            <w:tcW w:type="dxa" w:w="510"/>
-            <w:tcBorders>
-              <w:top w:val="single" w:color="8EA9C1" w:sz="4"/>
-              <w:left w:val="single" w:color="8EA9C1" w:sz="4"/>
-              <w:bottom w:val="single" w:color="8EA9C1" w:sz="4"/>
-              <w:right w:val="single" w:color="8EA9C1" w:sz="4"/>
-            </w:tcBorders>
-            <w:tcMar>
-              <w:top w:type="dxa" w:w="50"/>
-              <w:left w:type="dxa" w:w="80"/>
-              <w:bottom w:type="dxa" w:w="50"/>
-              <w:right w:type="dxa" w:w="80"/>
-            </w:tcMar>
-            <w:vAlign w:val="top"/>
-          </w:tcPr>
-          <w:p>
-            <w:pPr>
-              <w:spacing w:after="0" w:before="0" w:line="240"/>
-              <w:jc w:val="left"/>
-            </w:pPr>
-          </w:p>
-        </w:tc>
-        <w:tc>
-          <w:tcPr>
-            <w:tcW w:type="dxa" w:w="510"/>
-            <w:tcBorders>
-              <w:top w:val="single" w:color="8EA9C1" w:sz="4"/>
-              <w:left w:val="single" w:color="8EA9C1" w:sz="4"/>
-              <w:bottom w:val="single" w:color="8EA9C1" w:sz="4"/>
-              <w:right w:val="single" w:color="8EA9C1" w:sz="4"/>
-            </w:tcBorders>
-            <w:shd w:fill="7FA7CF" w:color="auto" w:val="clear"/>
-            <w:tcMar>
-              <w:top w:type="dxa" w:w="50"/>
-              <w:left w:type="dxa" w:w="80"/>
-              <w:bottom w:type="dxa" w:w="50"/>
-              <w:right w:type="dxa" w:w="80"/>
-            </w:tcMar>
-            <w:vAlign w:val="top"/>
-          </w:tcPr>
-          <w:p>
-            <w:pPr>
-              <w:spacing w:after="0" w:before="0" w:line="240"/>
-              <w:jc w:val="left"/>
-            </w:pPr>
-          </w:p>
-        </w:tc>
-        <w:tc>
-          <w:tcPr>
-            <w:tcW w:type="dxa" w:w="510"/>
-            <w:tcBorders>
-              <w:top w:val="single" w:color="8EA9C1" w:sz="4"/>
-              <w:left w:val="single" w:color="8EA9C1" w:sz="4"/>
-              <w:bottom w:val="single" w:color="8EA9C1" w:sz="4"/>
-              <w:right w:val="single" w:color="8EA9C1" w:sz="4"/>
-            </w:tcBorders>
-            <w:tcMar>
-              <w:top w:type="dxa" w:w="50"/>
-              <w:left w:type="dxa" w:w="80"/>
-              <w:bottom w:type="dxa" w:w="50"/>
-              <w:right w:type="dxa" w:w="80"/>
-            </w:tcMar>
-            <w:vAlign w:val="top"/>
-          </w:tcPr>
-          <w:p>
-            <w:pPr>
-              <w:spacing w:after="0" w:before="0" w:line="240"/>
-              <w:jc w:val="left"/>
-            </w:pPr>
-          </w:p>
-        </w:tc>
-        <w:tc>
-          <w:tcPr>
-            <w:tcW w:type="dxa" w:w="510"/>
-            <w:tcBorders>
-              <w:top w:val="single" w:color="8EA9C1" w:sz="4"/>
-              <w:left w:val="single" w:color="8EA9C1" w:sz="4"/>
-              <w:bottom w:val="single" w:color="8EA9C1" w:sz="4"/>
-              <w:right w:val="single" w:color="8EA9C1" w:sz="4"/>
-            </w:tcBorders>
-            <w:tcMar>
-              <w:top w:type="dxa" w:w="50"/>
-              <w:left w:type="dxa" w:w="80"/>
-              <w:bottom w:type="dxa" w:w="50"/>
-              <w:right w:type="dxa" w:w="80"/>
-            </w:tcMar>
-            <w:vAlign w:val="top"/>
-          </w:tcPr>
-          <w:p>
-            <w:pPr>
-              <w:spacing w:after="0" w:before="0" w:line="240"/>
-              <w:jc w:val="left"/>
-            </w:pPr>
-          </w:p>
-        </w:tc>
-        <w:tc>
-          <w:tcPr>
-            <w:tcW w:type="dxa" w:w="510"/>
-            <w:tcBorders>
-              <w:top w:val="single" w:color="8EA9C1" w:sz="4"/>
-              <w:left w:val="single" w:color="8EA9C1" w:sz="4"/>
-              <w:bottom w:val="single" w:color="8EA9C1" w:sz="4"/>
-              <w:right w:val="single" w:color="8EA9C1" w:sz="4"/>
-            </w:tcBorders>
-            <w:shd w:fill="7FA7CF" w:color="auto" w:val="clear"/>
-            <w:tcMar>
-              <w:top w:type="dxa" w:w="50"/>
-              <w:left w:type="dxa" w:w="80"/>
-              <w:bottom w:type="dxa" w:w="50"/>
-              <w:right w:type="dxa" w:w="80"/>
-            </w:tcMar>
-            <w:vAlign w:val="top"/>
-          </w:tcPr>
-          <w:p>
-            <w:pPr>
-              <w:spacing w:after="0" w:before="0" w:line="240"/>
-              <w:jc w:val="left"/>
-            </w:pPr>
-          </w:p>
-        </w:tc>
-      </w:tr>
-      <w:tr>
-        <w:tc>
-          <w:tcPr>
-            <w:tcW w:type="dxa" w:w="2950"/>
-            <w:tcBorders>
-              <w:top w:val="single" w:color="8EA9C1" w:sz="4"/>
-              <w:left w:val="single" w:color="8EA9C1" w:sz="4"/>
-              <w:bottom w:val="single" w:color="8EA9C1" w:sz="4"/>
-              <w:right w:val="single" w:color="8EA9C1" w:sz="4"/>
-            </w:tcBorders>
-            <w:tcMar>
-              <w:top w:type="dxa" w:w="50"/>
-              <w:left w:type="dxa" w:w="80"/>
-              <w:bottom w:type="dxa" w:w="50"/>
-              <w:right w:type="dxa" w:w="80"/>
-            </w:tcMar>
-            <w:vAlign w:val="top"/>
-          </w:tcPr>
-          <w:p>
-            <w:pPr>
-              <w:spacing w:after="0" w:before="0" w:line="240"/>
-              <w:jc w:val="left"/>
-            </w:pPr>
-            <w:r>
-              <w:rPr>
-                <w:sz w:val="18"/>
-                <w:szCs w:val="18"/>
-              </w:rPr>
-              <w:t xml:space="preserve">Retrospectivas y encuestas</w:t>
-            </w:r>
-          </w:p>
-        </w:tc>
-        <w:tc>
-          <w:tcPr>
-            <w:tcW w:type="dxa" w:w="510"/>
-            <w:tcBorders>
-              <w:top w:val="single" w:color="8EA9C1" w:sz="4"/>
-              <w:left w:val="single" w:color="8EA9C1" w:sz="4"/>
-              <w:bottom w:val="single" w:color="8EA9C1" w:sz="4"/>
-              <w:right w:val="single" w:color="8EA9C1" w:sz="4"/>
-            </w:tcBorders>
-            <w:shd w:fill="7FA7CF" w:color="auto" w:val="clear"/>
-            <w:tcMar>
-              <w:top w:type="dxa" w:w="50"/>
-              <w:left w:type="dxa" w:w="80"/>
-              <w:bottom w:type="dxa" w:w="50"/>
-              <w:right w:type="dxa" w:w="80"/>
-            </w:tcMar>
-            <w:vAlign w:val="top"/>
-          </w:tcPr>
-          <w:p>
-            <w:pPr>
-              <w:spacing w:after="0" w:before="0" w:line="240"/>
-              <w:jc w:val="left"/>
-            </w:pPr>
-          </w:p>
-        </w:tc>
-        <w:tc>
-          <w:tcPr>
-            <w:tcW w:type="dxa" w:w="510"/>
-            <w:tcBorders>
-              <w:top w:val="single" w:color="8EA9C1" w:sz="4"/>
-              <w:left w:val="single" w:color="8EA9C1" w:sz="4"/>
-              <w:bottom w:val="single" w:color="8EA9C1" w:sz="4"/>
-              <w:right w:val="single" w:color="8EA9C1" w:sz="4"/>
-            </w:tcBorders>
-            <w:shd w:fill="7FA7CF" w:color="auto" w:val="clear"/>
-            <w:tcMar>
-              <w:top w:type="dxa" w:w="50"/>
-              <w:left w:type="dxa" w:w="80"/>
-              <w:bottom w:type="dxa" w:w="50"/>
-              <w:right w:type="dxa" w:w="80"/>
-            </w:tcMar>
-            <w:vAlign w:val="top"/>
-          </w:tcPr>
-          <w:p>
-            <w:pPr>
-              <w:spacing w:after="0" w:before="0" w:line="240"/>
-              <w:jc w:val="left"/>
-            </w:pPr>
-          </w:p>
-        </w:tc>
-        <w:tc>
-          <w:tcPr>
-            <w:tcW w:type="dxa" w:w="510"/>
-            <w:tcBorders>
-              <w:top w:val="single" w:color="8EA9C1" w:sz="4"/>
-              <w:left w:val="single" w:color="8EA9C1" w:sz="4"/>
-              <w:bottom w:val="single" w:color="8EA9C1" w:sz="4"/>
-              <w:right w:val="single" w:color="8EA9C1" w:sz="4"/>
-            </w:tcBorders>
-            <w:shd w:fill="7FA7CF" w:color="auto" w:val="clear"/>
-            <w:tcMar>
-              <w:top w:type="dxa" w:w="50"/>
-              <w:left w:type="dxa" w:w="80"/>
-              <w:bottom w:type="dxa" w:w="50"/>
-              <w:right w:type="dxa" w:w="80"/>
-            </w:tcMar>
-            <w:vAlign w:val="top"/>
-          </w:tcPr>
-          <w:p>
-            <w:pPr>
-              <w:spacing w:after="0" w:before="0" w:line="240"/>
-              <w:jc w:val="left"/>
-            </w:pPr>
-          </w:p>
-        </w:tc>
-        <w:tc>
-          <w:tcPr>
-            <w:tcW w:type="dxa" w:w="510"/>
-            <w:tcBorders>
-              <w:top w:val="single" w:color="8EA9C1" w:sz="4"/>
-              <w:left w:val="single" w:color="8EA9C1" w:sz="4"/>
-              <w:bottom w:val="single" w:color="8EA9C1" w:sz="4"/>
-              <w:right w:val="single" w:color="8EA9C1" w:sz="4"/>
-            </w:tcBorders>
-            <w:shd w:fill="7FA7CF" w:color="auto" w:val="clear"/>
-            <w:tcMar>
-              <w:top w:type="dxa" w:w="50"/>
-              <w:left w:type="dxa" w:w="80"/>
-              <w:bottom w:type="dxa" w:w="50"/>
-              <w:right w:type="dxa" w:w="80"/>
-            </w:tcMar>
-            <w:vAlign w:val="top"/>
-          </w:tcPr>
-          <w:p>
-            <w:pPr>
-              <w:spacing w:after="0" w:before="0" w:line="240"/>
-              <w:jc w:val="left"/>
-            </w:pPr>
-          </w:p>
-        </w:tc>
-        <w:tc>
-          <w:tcPr>
-            <w:tcW w:type="dxa" w:w="510"/>
-            <w:tcBorders>
-              <w:top w:val="single" w:color="8EA9C1" w:sz="4"/>
-              <w:left w:val="single" w:color="8EA9C1" w:sz="4"/>
-              <w:bottom w:val="single" w:color="8EA9C1" w:sz="4"/>
-              <w:right w:val="single" w:color="8EA9C1" w:sz="4"/>
-            </w:tcBorders>
-            <w:shd w:fill="7FA7CF" w:color="auto" w:val="clear"/>
-            <w:tcMar>
-              <w:top w:type="dxa" w:w="50"/>
-              <w:left w:type="dxa" w:w="80"/>
-              <w:bottom w:type="dxa" w:w="50"/>
-              <w:right w:type="dxa" w:w="80"/>
-            </w:tcMar>
-            <w:vAlign w:val="top"/>
-          </w:tcPr>
-          <w:p>
-            <w:pPr>
-              <w:spacing w:after="0" w:before="0" w:line="240"/>
-              <w:jc w:val="left"/>
-            </w:pPr>
-          </w:p>
-        </w:tc>
-        <w:tc>
-          <w:tcPr>
-            <w:tcW w:type="dxa" w:w="510"/>
-            <w:tcBorders>
-              <w:top w:val="single" w:color="8EA9C1" w:sz="4"/>
-              <w:left w:val="single" w:color="8EA9C1" w:sz="4"/>
-              <w:bottom w:val="single" w:color="8EA9C1" w:sz="4"/>
-              <w:right w:val="single" w:color="8EA9C1" w:sz="4"/>
-            </w:tcBorders>
-            <w:shd w:fill="7FA7CF" w:color="auto" w:val="clear"/>
-            <w:tcMar>
-              <w:top w:type="dxa" w:w="50"/>
-              <w:left w:type="dxa" w:w="80"/>
-              <w:bottom w:type="dxa" w:w="50"/>
-              <w:right w:type="dxa" w:w="80"/>
-            </w:tcMar>
-            <w:vAlign w:val="top"/>
-          </w:tcPr>
-          <w:p>
-            <w:pPr>
-              <w:spacing w:after="0" w:before="0" w:line="240"/>
-              <w:jc w:val="left"/>
-            </w:pPr>
-          </w:p>
-        </w:tc>
-        <w:tc>
-          <w:tcPr>
-            <w:tcW w:type="dxa" w:w="510"/>
-            <w:tcBorders>
-              <w:top w:val="single" w:color="8EA9C1" w:sz="4"/>
-              <w:left w:val="single" w:color="8EA9C1" w:sz="4"/>
-              <w:bottom w:val="single" w:color="8EA9C1" w:sz="4"/>
-              <w:right w:val="single" w:color="8EA9C1" w:sz="4"/>
-            </w:tcBorders>
-            <w:shd w:fill="7FA7CF" w:color="auto" w:val="clear"/>
-            <w:tcMar>
-              <w:top w:type="dxa" w:w="50"/>
-              <w:left w:type="dxa" w:w="80"/>
-              <w:bottom w:type="dxa" w:w="50"/>
-              <w:right w:type="dxa" w:w="80"/>
-            </w:tcMar>
-            <w:vAlign w:val="top"/>
-          </w:tcPr>
-          <w:p>
-            <w:pPr>
-              <w:spacing w:after="0" w:before="0" w:line="240"/>
-              <w:jc w:val="left"/>
-            </w:pPr>
-          </w:p>
-        </w:tc>
-        <w:tc>
-          <w:tcPr>
-            <w:tcW w:type="dxa" w:w="510"/>
-            <w:tcBorders>
-              <w:top w:val="single" w:color="8EA9C1" w:sz="4"/>
-              <w:left w:val="single" w:color="8EA9C1" w:sz="4"/>
-              <w:bottom w:val="single" w:color="8EA9C1" w:sz="4"/>
-              <w:right w:val="single" w:color="8EA9C1" w:sz="4"/>
-            </w:tcBorders>
-            <w:shd w:fill="7FA7CF" w:color="auto" w:val="clear"/>
-            <w:tcMar>
-              <w:top w:type="dxa" w:w="50"/>
-              <w:left w:type="dxa" w:w="80"/>
-              <w:bottom w:type="dxa" w:w="50"/>
-              <w:right w:type="dxa" w:w="80"/>
-            </w:tcMar>
-            <w:vAlign w:val="top"/>
-          </w:tcPr>
-          <w:p>
-            <w:pPr>
-              <w:spacing w:after="0" w:before="0" w:line="240"/>
-              <w:jc w:val="left"/>
-            </w:pPr>
-          </w:p>
-        </w:tc>
-        <w:tc>
-          <w:tcPr>
-            <w:tcW w:type="dxa" w:w="510"/>
-            <w:tcBorders>
-              <w:top w:val="single" w:color="8EA9C1" w:sz="4"/>
-              <w:left w:val="single" w:color="8EA9C1" w:sz="4"/>
-              <w:bottom w:val="single" w:color="8EA9C1" w:sz="4"/>
-              <w:right w:val="single" w:color="8EA9C1" w:sz="4"/>
-            </w:tcBorders>
-            <w:shd w:fill="7FA7CF" w:color="auto" w:val="clear"/>
-            <w:tcMar>
-              <w:top w:type="dxa" w:w="50"/>
-              <w:left w:type="dxa" w:w="80"/>
-              <w:bottom w:type="dxa" w:w="50"/>
-              <w:right w:type="dxa" w:w="80"/>
-            </w:tcMar>
-            <w:vAlign w:val="top"/>
-          </w:tcPr>
-          <w:p>
-            <w:pPr>
-              <w:spacing w:after="0" w:before="0" w:line="240"/>
-              <w:jc w:val="left"/>
-            </w:pPr>
-          </w:p>
-        </w:tc>
-        <w:tc>
-          <w:tcPr>
-            <w:tcW w:type="dxa" w:w="510"/>
-            <w:tcBorders>
-              <w:top w:val="single" w:color="8EA9C1" w:sz="4"/>
-              <w:left w:val="single" w:color="8EA9C1" w:sz="4"/>
-              <w:bottom w:val="single" w:color="8EA9C1" w:sz="4"/>
-              <w:right w:val="single" w:color="8EA9C1" w:sz="4"/>
-            </w:tcBorders>
-            <w:shd w:fill="7FA7CF" w:color="auto" w:val="clear"/>
-            <w:tcMar>
-              <w:top w:type="dxa" w:w="50"/>
-              <w:left w:type="dxa" w:w="80"/>
-              <w:bottom w:type="dxa" w:w="50"/>
-              <w:right w:type="dxa" w:w="80"/>
-            </w:tcMar>
-            <w:vAlign w:val="top"/>
-          </w:tcPr>
-          <w:p>
-            <w:pPr>
-              <w:spacing w:after="0" w:before="0" w:line="240"/>
-              <w:jc w:val="left"/>
-            </w:pPr>
-          </w:p>
-        </w:tc>
-        <w:tc>
-          <w:tcPr>
-            <w:tcW w:type="dxa" w:w="510"/>
-            <w:tcBorders>
-              <w:top w:val="single" w:color="8EA9C1" w:sz="4"/>
-              <w:left w:val="single" w:color="8EA9C1" w:sz="4"/>
-              <w:bottom w:val="single" w:color="8EA9C1" w:sz="4"/>
-              <w:right w:val="single" w:color="8EA9C1" w:sz="4"/>
-            </w:tcBorders>
-            <w:shd w:fill="7FA7CF" w:color="auto" w:val="clear"/>
-            <w:tcMar>
-              <w:top w:type="dxa" w:w="50"/>
-              <w:left w:type="dxa" w:w="80"/>
-              <w:bottom w:type="dxa" w:w="50"/>
-              <w:right w:type="dxa" w:w="80"/>
-            </w:tcMar>
-            <w:vAlign w:val="top"/>
-          </w:tcPr>
-          <w:p>
-            <w:pPr>
-              <w:spacing w:after="0" w:before="0" w:line="240"/>
-              <w:jc w:val="left"/>
-            </w:pPr>
-          </w:p>
-        </w:tc>
-        <w:tc>
-          <w:tcPr>
-            <w:tcW w:type="dxa" w:w="510"/>
-            <w:tcBorders>
-              <w:top w:val="single" w:color="8EA9C1" w:sz="4"/>
-              <w:left w:val="single" w:color="8EA9C1" w:sz="4"/>
-              <w:bottom w:val="single" w:color="8EA9C1" w:sz="4"/>
-              <w:right w:val="single" w:color="8EA9C1" w:sz="4"/>
-            </w:tcBorders>
-            <w:shd w:fill="7FA7CF" w:color="auto" w:val="clear"/>
-            <w:tcMar>
-              <w:top w:type="dxa" w:w="50"/>
-              <w:left w:type="dxa" w:w="80"/>
-              <w:bottom w:type="dxa" w:w="50"/>
-              <w:right w:type="dxa" w:w="80"/>
-            </w:tcMar>
-            <w:vAlign w:val="top"/>
-          </w:tcPr>
-          <w:p>
-            <w:pPr>
-              <w:spacing w:after="0" w:before="0" w:line="240"/>
-              <w:jc w:val="left"/>
-            </w:pPr>
-          </w:p>
-        </w:tc>
-      </w:tr>
-      <w:tr>
-        <w:tc>
-          <w:tcPr>
-            <w:tcW w:type="dxa" w:w="2950"/>
-            <w:tcBorders>
-              <w:top w:val="single" w:color="8EA9C1" w:sz="4"/>
-              <w:left w:val="single" w:color="8EA9C1" w:sz="4"/>
-              <w:bottom w:val="single" w:color="8EA9C1" w:sz="4"/>
-              <w:right w:val="single" w:color="8EA9C1" w:sz="4"/>
-            </w:tcBorders>
-            <w:tcMar>
-              <w:top w:type="dxa" w:w="50"/>
-              <w:left w:type="dxa" w:w="80"/>
-              <w:bottom w:type="dxa" w:w="50"/>
-              <w:right w:type="dxa" w:w="80"/>
-            </w:tcMar>
-            <w:vAlign w:val="top"/>
-          </w:tcPr>
-          <w:p>
-            <w:pPr>
-              <w:spacing w:after="0" w:before="0" w:line="240"/>
-              <w:jc w:val="left"/>
-            </w:pPr>
-            <w:r>
-              <w:rPr>
-                <w:sz w:val="18"/>
-                <w:szCs w:val="18"/>
-              </w:rPr>
-              <w:t xml:space="preserve">Informe al patrocinador</w:t>
-            </w:r>
-          </w:p>
-        </w:tc>
-        <w:tc>
-          <w:tcPr>
-            <w:tcW w:type="dxa" w:w="510"/>
-            <w:tcBorders>
-              <w:top w:val="single" w:color="8EA9C1" w:sz="4"/>
-              <w:left w:val="single" w:color="8EA9C1" w:sz="4"/>
-              <w:bottom w:val="single" w:color="8EA9C1" w:sz="4"/>
-              <w:right w:val="single" w:color="8EA9C1" w:sz="4"/>
-            </w:tcBorders>
-            <w:tcMar>
-              <w:top w:type="dxa" w:w="50"/>
-              <w:left w:type="dxa" w:w="80"/>
-              <w:bottom w:type="dxa" w:w="50"/>
-              <w:right w:type="dxa" w:w="80"/>
-            </w:tcMar>
-            <w:vAlign w:val="top"/>
-          </w:tcPr>
-          <w:p>
-            <w:pPr>
-              <w:spacing w:after="0" w:before="0" w:line="240"/>
-              <w:jc w:val="left"/>
-            </w:pPr>
-          </w:p>
-        </w:tc>
-        <w:tc>
-          <w:tcPr>
-            <w:tcW w:type="dxa" w:w="510"/>
-            <w:tcBorders>
-              <w:top w:val="single" w:color="8EA9C1" w:sz="4"/>
-              <w:left w:val="single" w:color="8EA9C1" w:sz="4"/>
-              <w:bottom w:val="single" w:color="8EA9C1" w:sz="4"/>
-              <w:right w:val="single" w:color="8EA9C1" w:sz="4"/>
-            </w:tcBorders>
-            <w:shd w:fill="7FA7CF" w:color="auto" w:val="clear"/>
-            <w:tcMar>
-              <w:top w:type="dxa" w:w="50"/>
-              <w:left w:type="dxa" w:w="80"/>
-              <w:bottom w:type="dxa" w:w="50"/>
-              <w:right w:type="dxa" w:w="80"/>
-            </w:tcMar>
-            <w:vAlign w:val="top"/>
-          </w:tcPr>
-          <w:p>
-            <w:pPr>
-              <w:spacing w:after="0" w:before="0" w:line="240"/>
-              <w:jc w:val="left"/>
-            </w:pPr>
-          </w:p>
-        </w:tc>
-        <w:tc>
-          <w:tcPr>
-            <w:tcW w:type="dxa" w:w="510"/>
-            <w:tcBorders>
-              <w:top w:val="single" w:color="8EA9C1" w:sz="4"/>
-              <w:left w:val="single" w:color="8EA9C1" w:sz="4"/>
-              <w:bottom w:val="single" w:color="8EA9C1" w:sz="4"/>
-              <w:right w:val="single" w:color="8EA9C1" w:sz="4"/>
-            </w:tcBorders>
-            <w:tcMar>
-              <w:top w:type="dxa" w:w="50"/>
-              <w:left w:type="dxa" w:w="80"/>
-              <w:bottom w:type="dxa" w:w="50"/>
-              <w:right w:type="dxa" w:w="80"/>
-            </w:tcMar>
-            <w:vAlign w:val="top"/>
-          </w:tcPr>
-          <w:p>
-            <w:pPr>
-              <w:spacing w:after="0" w:before="0" w:line="240"/>
-              <w:jc w:val="left"/>
-            </w:pPr>
-          </w:p>
-        </w:tc>
-        <w:tc>
-          <w:tcPr>
-            <w:tcW w:type="dxa" w:w="510"/>
-            <w:tcBorders>
-              <w:top w:val="single" w:color="8EA9C1" w:sz="4"/>
-              <w:left w:val="single" w:color="8EA9C1" w:sz="4"/>
-              <w:bottom w:val="single" w:color="8EA9C1" w:sz="4"/>
-              <w:right w:val="single" w:color="8EA9C1" w:sz="4"/>
-            </w:tcBorders>
-            <w:shd w:fill="7FA7CF" w:color="auto" w:val="clear"/>
-            <w:tcMar>
-              <w:top w:type="dxa" w:w="50"/>
-              <w:left w:type="dxa" w:w="80"/>
-              <w:bottom w:type="dxa" w:w="50"/>
-              <w:right w:type="dxa" w:w="80"/>
-            </w:tcMar>
-            <w:vAlign w:val="top"/>
-          </w:tcPr>
-          <w:p>
-            <w:pPr>
-              <w:spacing w:after="0" w:before="0" w:line="240"/>
-              <w:jc w:val="left"/>
-            </w:pPr>
-          </w:p>
-        </w:tc>
-        <w:tc>
-          <w:tcPr>
-            <w:tcW w:type="dxa" w:w="510"/>
-            <w:tcBorders>
-              <w:top w:val="single" w:color="8EA9C1" w:sz="4"/>
-              <w:left w:val="single" w:color="8EA9C1" w:sz="4"/>
-              <w:bottom w:val="single" w:color="8EA9C1" w:sz="4"/>
-              <w:right w:val="single" w:color="8EA9C1" w:sz="4"/>
-            </w:tcBorders>
-            <w:tcMar>
-              <w:top w:type="dxa" w:w="50"/>
-              <w:left w:type="dxa" w:w="80"/>
-              <w:bottom w:type="dxa" w:w="50"/>
-              <w:right w:type="dxa" w:w="80"/>
-            </w:tcMar>
-            <w:vAlign w:val="top"/>
-          </w:tcPr>
-          <w:p>
-            <w:pPr>
-              <w:spacing w:after="0" w:before="0" w:line="240"/>
-              <w:jc w:val="left"/>
-            </w:pPr>
-          </w:p>
-        </w:tc>
-        <w:tc>
-          <w:tcPr>
-            <w:tcW w:type="dxa" w:w="510"/>
-            <w:tcBorders>
-              <w:top w:val="single" w:color="8EA9C1" w:sz="4"/>
-              <w:left w:val="single" w:color="8EA9C1" w:sz="4"/>
-              <w:bottom w:val="single" w:color="8EA9C1" w:sz="4"/>
-              <w:right w:val="single" w:color="8EA9C1" w:sz="4"/>
-            </w:tcBorders>
-            <w:shd w:fill="7FA7CF" w:color="auto" w:val="clear"/>
-            <w:tcMar>
-              <w:top w:type="dxa" w:w="50"/>
-              <w:left w:type="dxa" w:w="80"/>
-              <w:bottom w:type="dxa" w:w="50"/>
-              <w:right w:type="dxa" w:w="80"/>
-            </w:tcMar>
-            <w:vAlign w:val="top"/>
-          </w:tcPr>
-          <w:p>
-            <w:pPr>
-              <w:spacing w:after="0" w:before="0" w:line="240"/>
-              <w:jc w:val="left"/>
-            </w:pPr>
-          </w:p>
-        </w:tc>
-        <w:tc>
-          <w:tcPr>
-            <w:tcW w:type="dxa" w:w="510"/>
-            <w:tcBorders>
-              <w:top w:val="single" w:color="8EA9C1" w:sz="4"/>
-              <w:left w:val="single" w:color="8EA9C1" w:sz="4"/>
-              <w:bottom w:val="single" w:color="8EA9C1" w:sz="4"/>
-              <w:right w:val="single" w:color="8EA9C1" w:sz="4"/>
-            </w:tcBorders>
-            <w:tcMar>
-              <w:top w:type="dxa" w:w="50"/>
-              <w:left w:type="dxa" w:w="80"/>
-              <w:bottom w:type="dxa" w:w="50"/>
-              <w:right w:type="dxa" w:w="80"/>
-            </w:tcMar>
-            <w:vAlign w:val="top"/>
-          </w:tcPr>
-          <w:p>
-            <w:pPr>
-              <w:spacing w:after="0" w:before="0" w:line="240"/>
-              <w:jc w:val="left"/>
-            </w:pPr>
-          </w:p>
-        </w:tc>
-        <w:tc>
-          <w:tcPr>
-            <w:tcW w:type="dxa" w:w="510"/>
-            <w:tcBorders>
-              <w:top w:val="single" w:color="8EA9C1" w:sz="4"/>
-              <w:left w:val="single" w:color="8EA9C1" w:sz="4"/>
-              <w:bottom w:val="single" w:color="8EA9C1" w:sz="4"/>
-              <w:right w:val="single" w:color="8EA9C1" w:sz="4"/>
-            </w:tcBorders>
-            <w:shd w:fill="7FA7CF" w:color="auto" w:val="clear"/>
-            <w:tcMar>
-              <w:top w:type="dxa" w:w="50"/>
-              <w:left w:type="dxa" w:w="80"/>
-              <w:bottom w:type="dxa" w:w="50"/>
-              <w:right w:type="dxa" w:w="80"/>
-            </w:tcMar>
-            <w:vAlign w:val="top"/>
-          </w:tcPr>
-          <w:p>
-            <w:pPr>
-              <w:spacing w:after="0" w:before="0" w:line="240"/>
-              <w:jc w:val="left"/>
-            </w:pPr>
-          </w:p>
-        </w:tc>
-        <w:tc>
-          <w:tcPr>
-            <w:tcW w:type="dxa" w:w="510"/>
-            <w:tcBorders>
-              <w:top w:val="single" w:color="8EA9C1" w:sz="4"/>
-              <w:left w:val="single" w:color="8EA9C1" w:sz="4"/>
-              <w:bottom w:val="single" w:color="8EA9C1" w:sz="4"/>
-              <w:right w:val="single" w:color="8EA9C1" w:sz="4"/>
-            </w:tcBorders>
-            <w:tcMar>
-              <w:top w:type="dxa" w:w="50"/>
-              <w:left w:type="dxa" w:w="80"/>
-              <w:bottom w:type="dxa" w:w="50"/>
-              <w:right w:type="dxa" w:w="80"/>
-            </w:tcMar>
-            <w:vAlign w:val="top"/>
-          </w:tcPr>
-          <w:p>
-            <w:pPr>
-              <w:spacing w:after="0" w:before="0" w:line="240"/>
-              <w:jc w:val="left"/>
-            </w:pPr>
-          </w:p>
-        </w:tc>
-        <w:tc>
-          <w:tcPr>
-            <w:tcW w:type="dxa" w:w="510"/>
-            <w:tcBorders>
-              <w:top w:val="single" w:color="8EA9C1" w:sz="4"/>
-              <w:left w:val="single" w:color="8EA9C1" w:sz="4"/>
-              <w:bottom w:val="single" w:color="8EA9C1" w:sz="4"/>
-              <w:right w:val="single" w:color="8EA9C1" w:sz="4"/>
-            </w:tcBorders>
-            <w:shd w:fill="7FA7CF" w:color="auto" w:val="clear"/>
-            <w:tcMar>
-              <w:top w:type="dxa" w:w="50"/>
-              <w:left w:type="dxa" w:w="80"/>
-              <w:bottom w:type="dxa" w:w="50"/>
-              <w:right w:type="dxa" w:w="80"/>
-            </w:tcMar>
-            <w:vAlign w:val="top"/>
-          </w:tcPr>
-          <w:p>
-            <w:pPr>
-              <w:spacing w:after="0" w:before="0" w:line="240"/>
-              <w:jc w:val="left"/>
-            </w:pPr>
-          </w:p>
-        </w:tc>
-        <w:tc>
-          <w:tcPr>
-            <w:tcW w:type="dxa" w:w="510"/>
-            <w:tcBorders>
-              <w:top w:val="single" w:color="8EA9C1" w:sz="4"/>
-              <w:left w:val="single" w:color="8EA9C1" w:sz="4"/>
-              <w:bottom w:val="single" w:color="8EA9C1" w:sz="4"/>
-              <w:right w:val="single" w:color="8EA9C1" w:sz="4"/>
-            </w:tcBorders>
             <w:tcMar>
               <w:top w:type="dxa" w:w="50"/>
               <w:left w:type="dxa" w:w="80"/>
@@ -12955,7 +11582,28 @@
     </w:tbl>
     <w:p>
       <w:pPr>
-        <w:spacing w:after="100" w:before="40"/>
+        <w:spacing w:after="0" w:before="0" w:line="200" w:lineRule="auto"/>
+      </w:pPr>
+      <w:r>
+        <w:rPr>
+          <w:sz w:val="10"/>
+          <w:szCs w:val="10"/>
+        </w:rPr>
+        <w:t xml:space="preserve"/>
+      </w:r>
+    </w:p>
+    <w:p>
+      <w:pPr>
+        <w:pStyle w:val="Heading2"/>
+      </w:pPr>
+      <w:r>
+        <w:t xml:space="preserve">6.2. Recursos y tecnologías</w:t>
+      </w:r>
+    </w:p>
+    <w:p>
+      <w:pPr>
+        <w:keepNext/>
+        <w:spacing w:after="60" w:before="120"/>
         <w:jc w:val="center"/>
       </w:pPr>
       <w:r>
@@ -12966,82 +11614,7 @@
           <w:sz w:val="20"/>
           <w:szCs w:val="20"/>
         </w:rPr>
-        <w:t xml:space="preserve">Figura 2. Diagrama de Gantt del DevOps Dojo.</w:t>
-      </w:r>
-    </w:p>
-    <w:p>
-      <w:pPr>
-        <w:pStyle w:val="Heading2"/>
-      </w:pPr>
-      <w:r>
-        <w:t xml:space="preserve">6.2. Estructura de cada sesión</w:t>
-      </w:r>
-    </w:p>
-    <w:p>
-      <w:pPr>
-        <w:spacing w:after="120"/>
-        <w:jc w:val="both"/>
-      </w:pPr>
-      <w:r>
-        <w:t xml:space="preserve">Cada sesión sigue la secuencia: </w:t>
-      </w:r>
-      <w:r>
-        <w:rPr>
-          <w:b/>
-          <w:bCs/>
-        </w:rPr>
-        <w:t xml:space="preserve">teoría</w:t>
-      </w:r>
-      <w:r>
-        <w:t xml:space="preserve"> (30 min), </w:t>
-      </w:r>
-      <w:r>
-        <w:rPr>
-          <w:b/>
-          <w:bCs/>
-        </w:rPr>
-        <w:t xml:space="preserve">demostración</w:t>
-      </w:r>
-      <w:r>
-        <w:t xml:space="preserve"> (30 min), </w:t>
-      </w:r>
-      <w:r>
-        <w:rPr>
-          <w:b/>
-          <w:bCs/>
-        </w:rPr>
-        <w:t xml:space="preserve">ejercicio práctico</w:t>
-      </w:r>
-      <w:r>
-        <w:t xml:space="preserve"> en tríos (120 min), </w:t>
-      </w:r>
-      <w:r>
-        <w:rPr>
-          <w:b/>
-          <w:bCs/>
-        </w:rPr>
-        <w:t xml:space="preserve">revisión de entregables</w:t>
-      </w:r>
-      <w:r>
-        <w:t xml:space="preserve"> (30 min) y </w:t>
-      </w:r>
-      <w:r>
-        <w:rPr>
-          <w:b/>
-          <w:bCs/>
-        </w:rPr>
-        <w:t xml:space="preserve">retrospectiva con encuesta</w:t>
-      </w:r>
-      <w:r>
-        <w:t xml:space="preserve"> (30 min).</w:t>
-      </w:r>
-    </w:p>
-    <w:p>
-      <w:pPr>
-        <w:pStyle w:val="Heading2"/>
-      </w:pPr>
-      <w:r>
-        <w:t xml:space="preserve">6.3. Recursos y tecnologías</w:t>
+        <w:t xml:space="preserve">Tabla 7. Recursos del Dojo.</w:t>
       </w:r>
     </w:p>
     <w:tbl>
@@ -13270,7 +11843,23 @@
                 <w:sz w:val="18"/>
                 <w:szCs w:val="18"/>
               </w:rPr>
-              <w:t xml:space="preserve">Clúster Kubernetes de pre-producción (3 nodos de control y 6 de trabajo de 8 vCPU y 16 GB), copia del replica set de MongoDB con datos anonimizados, servidor Redis y 2 máquinas generadoras de carga.</w:t>
+              <w:t xml:space="preserve">Clúster de pre-producción con 3 nodos de control (4 vCPU y 8 GB), que mantienen el quórum si falla uno, y 6 de trabajo (8 vCPU y 16 GB). Con 1 vCPU reservada por pod, el máximo del HPA (30 pods) más Redis, </w:t>
+            </w:r>
+            <w:r>
+              <w:rPr>
+                <w:i/>
+                <w:iCs/>
+                <w:sz w:val="18"/>
+                <w:szCs w:val="18"/>
+              </w:rPr>
+              <w:t xml:space="preserve">workers</w:t>
+            </w:r>
+            <w:r>
+              <w:rPr>
+                <w:sz w:val="18"/>
+                <w:szCs w:val="18"/>
+              </w:rPr>
+              <w:t xml:space="preserve"> y monitoreo requiere unos 34 vCPU, y los nodos ofrecen unos 44 asignables (37 con un nodo drenado), así que siempre hay capacidad para los pods nuevos. Además: copia del replica set con datos anonimizados, Redis y 2 máquinas generadoras de carga.</w:t>
             </w:r>
           </w:p>
         </w:tc>
@@ -13347,7 +11936,20 @@
     </w:tbl>
     <w:p>
       <w:pPr>
-        <w:spacing w:after="100" w:before="40"/>
+        <w:spacing w:after="0" w:before="0" w:line="200" w:lineRule="auto"/>
+      </w:pPr>
+      <w:r>
+        <w:rPr>
+          <w:sz w:val="10"/>
+          <w:szCs w:val="10"/>
+        </w:rPr>
+        <w:t xml:space="preserve"/>
+      </w:r>
+    </w:p>
+    <w:p>
+      <w:pPr>
+        <w:keepNext/>
+        <w:spacing w:after="60" w:before="120"/>
         <w:jc w:val="center"/>
       </w:pPr>
       <w:r>
@@ -13358,7 +11960,7 @@
           <w:sz w:val="20"/>
           <w:szCs w:val="20"/>
         </w:rPr>
-        <w:t xml:space="preserve">Tabla 7. Recursos del Dojo.</w:t>
+        <w:t xml:space="preserve">Tabla 8. Tecnologías del Dojo.</w:t>
       </w:r>
     </w:p>
     <w:tbl>
@@ -13521,7 +12123,7 @@
                 <w:sz w:val="18"/>
                 <w:szCs w:val="18"/>
               </w:rPr>
-              <w:t xml:space="preserve">Código y CI/CD</w:t>
+              <w:t xml:space="preserve">Código, calidad y CI/CD</w:t>
             </w:r>
           </w:p>
         </w:tc>
@@ -13552,7 +12154,7 @@
                 <w:sz w:val="18"/>
                 <w:szCs w:val="18"/>
               </w:rPr>
-              <w:t xml:space="preserve">GitLab y GitLab CI/CD</w:t>
+              <w:t xml:space="preserve">GitLab CI/CD, PHPUnit, Larastan y Docker</w:t>
             </w:r>
           </w:p>
         </w:tc>
@@ -13583,7 +12185,7 @@
                 <w:sz w:val="18"/>
                 <w:szCs w:val="18"/>
               </w:rPr>
-              <w:t xml:space="preserve">Repositorio, revisiones, canalizaciones y registro de imágenes.</w:t>
+              <w:t xml:space="preserve">Canalizaciones, pruebas, análisis estático e imagen PHP-FPM y Nginx.</w:t>
             </w:r>
           </w:p>
         </w:tc>
@@ -13622,7 +12224,7 @@
                 <w:sz w:val="18"/>
                 <w:szCs w:val="18"/>
               </w:rPr>
-              <w:t xml:space="preserve">Calidad</w:t>
+              <w:t xml:space="preserve">Orquestación y escalado</w:t>
             </w:r>
           </w:p>
         </w:tc>
@@ -13654,7 +12256,7 @@
                 <w:sz w:val="18"/>
                 <w:szCs w:val="18"/>
               </w:rPr>
-              <w:t xml:space="preserve">PHPUnit y Larastan</w:t>
+              <w:t xml:space="preserve">Kubernetes (RKE2; kind en local), Helm, Gateway API, HPA y metrics-server</w:t>
             </w:r>
           </w:p>
         </w:tc>
@@ -13686,7 +12288,7 @@
                 <w:sz w:val="18"/>
                 <w:szCs w:val="18"/>
               </w:rPr>
-              <w:t xml:space="preserve">Pruebas automatizadas y análisis estático de Laravel.</w:t>
+              <w:t xml:space="preserve">Despliegue, entrada de tráfico y ajuste automático de pods según la CPU.</w:t>
             </w:r>
           </w:p>
         </w:tc>
@@ -13724,7 +12326,7 @@
                 <w:sz w:val="18"/>
                 <w:szCs w:val="18"/>
               </w:rPr>
-              <w:t xml:space="preserve">Contenedores</w:t>
+              <w:t xml:space="preserve">Datos</w:t>
             </w:r>
           </w:p>
         </w:tc>
@@ -13755,7 +12357,7 @@
                 <w:sz w:val="18"/>
                 <w:szCs w:val="18"/>
               </w:rPr>
-              <w:t xml:space="preserve">Docker (kind para prácticas locales)</w:t>
+              <w:t xml:space="preserve">MongoDB 7 (replica set) y Redis</w:t>
             </w:r>
           </w:p>
         </w:tc>
@@ -13786,7 +12388,7 @@
                 <w:sz w:val="18"/>
                 <w:szCs w:val="18"/>
               </w:rPr>
-              <w:t xml:space="preserve">Imagen PHP-FPM y Nginx reproducible.</w:t>
+              <w:t xml:space="preserve">Base de datos optimizada; sesiones, caché y colas.</w:t>
             </w:r>
           </w:p>
         </w:tc>
@@ -13825,7 +12427,7 @@
                 <w:sz w:val="18"/>
                 <w:szCs w:val="18"/>
               </w:rPr>
-              <w:t xml:space="preserve">Orquestación</w:t>
+              <w:t xml:space="preserve">Pruebas de carga</w:t>
             </w:r>
           </w:p>
         </w:tc>
@@ -13857,7 +12459,7 @@
                 <w:sz w:val="18"/>
                 <w:szCs w:val="18"/>
               </w:rPr>
-              <w:t xml:space="preserve">Kubernetes (RKE2), Helm y Gateway API</w:t>
+              <w:t xml:space="preserve">k6</w:t>
             </w:r>
           </w:p>
         </w:tc>
@@ -13889,7 +12491,7 @@
                 <w:sz w:val="18"/>
                 <w:szCs w:val="18"/>
               </w:rPr>
-              <w:t xml:space="preserve">Despliegue, entrada de tráfico y versionado de la configuración.</w:t>
+              <w:t xml:space="preserve">Simulación de 5 000 a 10 000 usuarios concurrentes.</w:t>
             </w:r>
           </w:p>
         </w:tc>
@@ -13927,7 +12529,7 @@
                 <w:sz w:val="18"/>
                 <w:szCs w:val="18"/>
               </w:rPr>
-              <w:t xml:space="preserve">Escalado</w:t>
+              <w:t xml:space="preserve">Observabilidad</w:t>
             </w:r>
           </w:p>
         </w:tc>
@@ -13958,7 +12560,7 @@
                 <w:sz w:val="18"/>
                 <w:szCs w:val="18"/>
               </w:rPr>
-              <w:t xml:space="preserve">HPA y metrics-server</w:t>
+              <w:t xml:space="preserve">Prometheus, Grafana, Loki y MongoDB Exporter</w:t>
             </w:r>
           </w:p>
         </w:tc>
@@ -13989,7 +12591,7 @@
                 <w:sz w:val="18"/>
                 <w:szCs w:val="18"/>
               </w:rPr>
-              <w:t xml:space="preserve">Ajuste automático del número de pods según la CPU.</w:t>
+              <w:t xml:space="preserve">Métricas, registros, paneles y alertas.</w:t>
             </w:r>
           </w:p>
         </w:tc>
@@ -14028,7 +12630,7 @@
                 <w:sz w:val="18"/>
                 <w:szCs w:val="18"/>
               </w:rPr>
-              <w:t xml:space="preserve">Datos</w:t>
+              <w:t xml:space="preserve">Seguridad</w:t>
             </w:r>
           </w:p>
         </w:tc>
@@ -14060,7 +12662,7 @@
                 <w:sz w:val="18"/>
                 <w:szCs w:val="18"/>
               </w:rPr>
-              <w:t xml:space="preserve">MongoDB 7 (replica set) y Redis</w:t>
+              <w:t xml:space="preserve">Trivy, Sealed Secrets y NetworkPolicies</w:t>
             </w:r>
           </w:p>
         </w:tc>
@@ -14074,309 +12676,6 @@
               <w:right w:val="single" w:color="8EA9C1" w:sz="4"/>
             </w:tcBorders>
             <w:shd w:fill="F3F7FB" w:color="auto" w:val="clear"/>
-            <w:tcMar>
-              <w:top w:type="dxa" w:w="50"/>
-              <w:left w:type="dxa" w:w="80"/>
-              <w:bottom w:type="dxa" w:w="50"/>
-              <w:right w:type="dxa" w:w="80"/>
-            </w:tcMar>
-            <w:vAlign w:val="top"/>
-          </w:tcPr>
-          <w:p>
-            <w:pPr>
-              <w:spacing w:after="0" w:before="0" w:line="240"/>
-              <w:jc w:val="left"/>
-            </w:pPr>
-            <w:r>
-              <w:rPr>
-                <w:sz w:val="18"/>
-                <w:szCs w:val="18"/>
-              </w:rPr>
-              <w:t xml:space="preserve">Base de datos optimizada; sesiones, caché y colas.</w:t>
-            </w:r>
-          </w:p>
-        </w:tc>
-      </w:tr>
-      <w:tr>
-        <w:trPr>
-          <w:cantSplit/>
-        </w:trPr>
-        <w:tc>
-          <w:tcPr>
-            <w:tcW w:type="dxa" w:w="2000"/>
-            <w:tcBorders>
-              <w:top w:val="single" w:color="8EA9C1" w:sz="4"/>
-              <w:left w:val="single" w:color="8EA9C1" w:sz="4"/>
-              <w:bottom w:val="single" w:color="8EA9C1" w:sz="4"/>
-              <w:right w:val="single" w:color="8EA9C1" w:sz="4"/>
-            </w:tcBorders>
-            <w:tcMar>
-              <w:top w:type="dxa" w:w="50"/>
-              <w:left w:type="dxa" w:w="80"/>
-              <w:bottom w:type="dxa" w:w="50"/>
-              <w:right w:type="dxa" w:w="80"/>
-            </w:tcMar>
-            <w:vAlign w:val="top"/>
-          </w:tcPr>
-          <w:p>
-            <w:pPr>
-              <w:spacing w:after="0" w:before="0" w:line="240"/>
-              <w:jc w:val="left"/>
-            </w:pPr>
-            <w:r>
-              <w:rPr>
-                <w:b/>
-                <w:bCs/>
-                <w:sz w:val="18"/>
-                <w:szCs w:val="18"/>
-              </w:rPr>
-              <w:t xml:space="preserve">Pruebas de carga</w:t>
-            </w:r>
-          </w:p>
-        </w:tc>
-        <w:tc>
-          <w:tcPr>
-            <w:tcW w:type="dxa" w:w="3270"/>
-            <w:tcBorders>
-              <w:top w:val="single" w:color="8EA9C1" w:sz="4"/>
-              <w:left w:val="single" w:color="8EA9C1" w:sz="4"/>
-              <w:bottom w:val="single" w:color="8EA9C1" w:sz="4"/>
-              <w:right w:val="single" w:color="8EA9C1" w:sz="4"/>
-            </w:tcBorders>
-            <w:tcMar>
-              <w:top w:type="dxa" w:w="50"/>
-              <w:left w:type="dxa" w:w="80"/>
-              <w:bottom w:type="dxa" w:w="50"/>
-              <w:right w:type="dxa" w:w="80"/>
-            </w:tcMar>
-            <w:vAlign w:val="top"/>
-          </w:tcPr>
-          <w:p>
-            <w:pPr>
-              <w:spacing w:after="0" w:before="0" w:line="240"/>
-              <w:jc w:val="left"/>
-            </w:pPr>
-            <w:r>
-              <w:rPr>
-                <w:sz w:val="18"/>
-                <w:szCs w:val="18"/>
-              </w:rPr>
-              <w:t xml:space="preserve">k6</w:t>
-            </w:r>
-          </w:p>
-        </w:tc>
-        <w:tc>
-          <w:tcPr>
-            <w:tcW w:type="dxa" w:w="3800"/>
-            <w:tcBorders>
-              <w:top w:val="single" w:color="8EA9C1" w:sz="4"/>
-              <w:left w:val="single" w:color="8EA9C1" w:sz="4"/>
-              <w:bottom w:val="single" w:color="8EA9C1" w:sz="4"/>
-              <w:right w:val="single" w:color="8EA9C1" w:sz="4"/>
-            </w:tcBorders>
-            <w:tcMar>
-              <w:top w:type="dxa" w:w="50"/>
-              <w:left w:type="dxa" w:w="80"/>
-              <w:bottom w:type="dxa" w:w="50"/>
-              <w:right w:type="dxa" w:w="80"/>
-            </w:tcMar>
-            <w:vAlign w:val="top"/>
-          </w:tcPr>
-          <w:p>
-            <w:pPr>
-              <w:spacing w:after="0" w:before="0" w:line="240"/>
-              <w:jc w:val="left"/>
-            </w:pPr>
-            <w:r>
-              <w:rPr>
-                <w:sz w:val="18"/>
-                <w:szCs w:val="18"/>
-              </w:rPr>
-              <w:t xml:space="preserve">Simulación de 5 000 a 10 000 usuarios concurrentes.</w:t>
-            </w:r>
-          </w:p>
-        </w:tc>
-      </w:tr>
-      <w:tr>
-        <w:trPr>
-          <w:cantSplit/>
-        </w:trPr>
-        <w:tc>
-          <w:tcPr>
-            <w:tcW w:type="dxa" w:w="2000"/>
-            <w:tcBorders>
-              <w:top w:val="single" w:color="8EA9C1" w:sz="4"/>
-              <w:left w:val="single" w:color="8EA9C1" w:sz="4"/>
-              <w:bottom w:val="single" w:color="8EA9C1" w:sz="4"/>
-              <w:right w:val="single" w:color="8EA9C1" w:sz="4"/>
-            </w:tcBorders>
-            <w:shd w:fill="F3F7FB" w:color="auto" w:val="clear"/>
-            <w:tcMar>
-              <w:top w:type="dxa" w:w="50"/>
-              <w:left w:type="dxa" w:w="80"/>
-              <w:bottom w:type="dxa" w:w="50"/>
-              <w:right w:type="dxa" w:w="80"/>
-            </w:tcMar>
-            <w:vAlign w:val="top"/>
-          </w:tcPr>
-          <w:p>
-            <w:pPr>
-              <w:spacing w:after="0" w:before="0" w:line="240"/>
-              <w:jc w:val="left"/>
-            </w:pPr>
-            <w:r>
-              <w:rPr>
-                <w:b/>
-                <w:bCs/>
-                <w:sz w:val="18"/>
-                <w:szCs w:val="18"/>
-              </w:rPr>
-              <w:t xml:space="preserve">Observabilidad</w:t>
-            </w:r>
-          </w:p>
-        </w:tc>
-        <w:tc>
-          <w:tcPr>
-            <w:tcW w:type="dxa" w:w="3270"/>
-            <w:tcBorders>
-              <w:top w:val="single" w:color="8EA9C1" w:sz="4"/>
-              <w:left w:val="single" w:color="8EA9C1" w:sz="4"/>
-              <w:bottom w:val="single" w:color="8EA9C1" w:sz="4"/>
-              <w:right w:val="single" w:color="8EA9C1" w:sz="4"/>
-            </w:tcBorders>
-            <w:shd w:fill="F3F7FB" w:color="auto" w:val="clear"/>
-            <w:tcMar>
-              <w:top w:type="dxa" w:w="50"/>
-              <w:left w:type="dxa" w:w="80"/>
-              <w:bottom w:type="dxa" w:w="50"/>
-              <w:right w:type="dxa" w:w="80"/>
-            </w:tcMar>
-            <w:vAlign w:val="top"/>
-          </w:tcPr>
-          <w:p>
-            <w:pPr>
-              <w:spacing w:after="0" w:before="0" w:line="240"/>
-              <w:jc w:val="left"/>
-            </w:pPr>
-            <w:r>
-              <w:rPr>
-                <w:sz w:val="18"/>
-                <w:szCs w:val="18"/>
-              </w:rPr>
-              <w:t xml:space="preserve">Prometheus, Grafana, Loki y MongoDB Exporter</w:t>
-            </w:r>
-          </w:p>
-        </w:tc>
-        <w:tc>
-          <w:tcPr>
-            <w:tcW w:type="dxa" w:w="3800"/>
-            <w:tcBorders>
-              <w:top w:val="single" w:color="8EA9C1" w:sz="4"/>
-              <w:left w:val="single" w:color="8EA9C1" w:sz="4"/>
-              <w:bottom w:val="single" w:color="8EA9C1" w:sz="4"/>
-              <w:right w:val="single" w:color="8EA9C1" w:sz="4"/>
-            </w:tcBorders>
-            <w:shd w:fill="F3F7FB" w:color="auto" w:val="clear"/>
-            <w:tcMar>
-              <w:top w:type="dxa" w:w="50"/>
-              <w:left w:type="dxa" w:w="80"/>
-              <w:bottom w:type="dxa" w:w="50"/>
-              <w:right w:type="dxa" w:w="80"/>
-            </w:tcMar>
-            <w:vAlign w:val="top"/>
-          </w:tcPr>
-          <w:p>
-            <w:pPr>
-              <w:spacing w:after="0" w:before="0" w:line="240"/>
-              <w:jc w:val="left"/>
-            </w:pPr>
-            <w:r>
-              <w:rPr>
-                <w:sz w:val="18"/>
-                <w:szCs w:val="18"/>
-              </w:rPr>
-              <w:t xml:space="preserve">Métricas, registros, paneles y alertas.</w:t>
-            </w:r>
-          </w:p>
-        </w:tc>
-      </w:tr>
-      <w:tr>
-        <w:trPr>
-          <w:cantSplit/>
-        </w:trPr>
-        <w:tc>
-          <w:tcPr>
-            <w:tcW w:type="dxa" w:w="2000"/>
-            <w:tcBorders>
-              <w:top w:val="single" w:color="8EA9C1" w:sz="4"/>
-              <w:left w:val="single" w:color="8EA9C1" w:sz="4"/>
-              <w:bottom w:val="single" w:color="8EA9C1" w:sz="4"/>
-              <w:right w:val="single" w:color="8EA9C1" w:sz="4"/>
-            </w:tcBorders>
-            <w:tcMar>
-              <w:top w:type="dxa" w:w="50"/>
-              <w:left w:type="dxa" w:w="80"/>
-              <w:bottom w:type="dxa" w:w="50"/>
-              <w:right w:type="dxa" w:w="80"/>
-            </w:tcMar>
-            <w:vAlign w:val="top"/>
-          </w:tcPr>
-          <w:p>
-            <w:pPr>
-              <w:spacing w:after="0" w:before="0" w:line="240"/>
-              <w:jc w:val="left"/>
-            </w:pPr>
-            <w:r>
-              <w:rPr>
-                <w:b/>
-                <w:bCs/>
-                <w:sz w:val="18"/>
-                <w:szCs w:val="18"/>
-              </w:rPr>
-              <w:t xml:space="preserve">Seguridad</w:t>
-            </w:r>
-          </w:p>
-        </w:tc>
-        <w:tc>
-          <w:tcPr>
-            <w:tcW w:type="dxa" w:w="3270"/>
-            <w:tcBorders>
-              <w:top w:val="single" w:color="8EA9C1" w:sz="4"/>
-              <w:left w:val="single" w:color="8EA9C1" w:sz="4"/>
-              <w:bottom w:val="single" w:color="8EA9C1" w:sz="4"/>
-              <w:right w:val="single" w:color="8EA9C1" w:sz="4"/>
-            </w:tcBorders>
-            <w:tcMar>
-              <w:top w:type="dxa" w:w="50"/>
-              <w:left w:type="dxa" w:w="80"/>
-              <w:bottom w:type="dxa" w:w="50"/>
-              <w:right w:type="dxa" w:w="80"/>
-            </w:tcMar>
-            <w:vAlign w:val="top"/>
-          </w:tcPr>
-          <w:p>
-            <w:pPr>
-              <w:spacing w:after="0" w:before="0" w:line="240"/>
-              <w:jc w:val="left"/>
-            </w:pPr>
-            <w:r>
-              <w:rPr>
-                <w:sz w:val="18"/>
-                <w:szCs w:val="18"/>
-              </w:rPr>
-              <w:t xml:space="preserve">Trivy, Sealed Secrets y NetworkPolicies</w:t>
-            </w:r>
-          </w:p>
-        </w:tc>
-        <w:tc>
-          <w:tcPr>
-            <w:tcW w:type="dxa" w:w="3800"/>
-            <w:tcBorders>
-              <w:top w:val="single" w:color="8EA9C1" w:sz="4"/>
-              <w:left w:val="single" w:color="8EA9C1" w:sz="4"/>
-              <w:bottom w:val="single" w:color="8EA9C1" w:sz="4"/>
-              <w:right w:val="single" w:color="8EA9C1" w:sz="4"/>
-            </w:tcBorders>
             <w:tcMar>
               <w:top w:type="dxa" w:w="50"/>
               <w:left w:type="dxa" w:w="80"/>
@@ -14403,7 +12702,77 @@
     </w:tbl>
     <w:p>
       <w:pPr>
-        <w:spacing w:after="100" w:before="40"/>
+        <w:spacing w:after="0" w:before="0" w:line="200" w:lineRule="auto"/>
+      </w:pPr>
+      <w:r>
+        <w:rPr>
+          <w:sz w:val="10"/>
+          <w:szCs w:val="10"/>
+        </w:rPr>
+        <w:t xml:space="preserve"/>
+      </w:r>
+    </w:p>
+    <w:p>
+      <w:pPr>
+        <w:pStyle w:val="Heading1"/>
+      </w:pPr>
+      <w:r>
+        <w:t xml:space="preserve">7. Ejercicio 4. Métricas de desempeño</w:t>
+      </w:r>
+    </w:p>
+    <w:p>
+      <w:pPr>
+        <w:spacing w:after="120"/>
+        <w:jc w:val="both"/>
+      </w:pPr>
+      <w:r>
+        <w:t xml:space="preserve">Las métricas combinan indicadores de </w:t>
+      </w:r>
+      <w:r>
+        <w:rPr>
+          <w:b/>
+          <w:bCs/>
+        </w:rPr>
+        <w:t xml:space="preserve">capacidad y confiabilidad</w:t>
+      </w:r>
+      <w:r>
+        <w:t xml:space="preserve"> del portal, las </w:t>
+      </w:r>
+      <w:r>
+        <w:rPr>
+          <w:b/>
+          <w:bCs/>
+        </w:rPr>
+        <w:t xml:space="preserve">métricas DORA</w:t>
+      </w:r>
+      <w:r>
+        <w:t xml:space="preserve"> de entrega de software (Forsgren et al., 2018) y los indicadores de </w:t>
+      </w:r>
+      <w:r>
+        <w:rPr>
+          <w:b/>
+          <w:bCs/>
+        </w:rPr>
+        <w:t xml:space="preserve">aprendizaje</w:t>
+      </w:r>
+      <w:r>
+        <w:t xml:space="preserve">. Para que los resultados sean comparables, todas las pruebas usan el mismo </w:t>
+      </w:r>
+      <w:r>
+        <w:rPr>
+          <w:b/>
+          <w:bCs/>
+        </w:rPr>
+        <w:t xml:space="preserve">escenario k6</w:t>
+      </w:r>
+      <w:r>
+        <w:t xml:space="preserve">: 70 % de consultas de estado de cuenta, 20 % de navegación y 10 % de operaciones de escritura (inicio de sesión y pagos), subiendo 1 000 usuarios cada 5 minutos hasta una meseta de 15 minutos. Se acepta si en la meseta la latencia p95 es inferior a 800 ms, los errores no llegan al 1 % y no cambia el primario de MongoDB.</w:t>
+      </w:r>
+    </w:p>
+    <w:p>
+      <w:pPr>
+        <w:keepNext/>
+        <w:spacing w:after="60" w:before="120"/>
         <w:jc w:val="center"/>
       </w:pPr>
       <w:r>
@@ -14414,54 +12783,7 @@
           <w:sz w:val="20"/>
           <w:szCs w:val="20"/>
         </w:rPr>
-        <w:t xml:space="preserve">Tabla 8. Tecnologías del Dojo.</w:t>
-      </w:r>
-    </w:p>
-    <w:p>
-      <w:pPr>
-        <w:pStyle w:val="Heading1"/>
-      </w:pPr>
-      <w:r>
-        <w:t xml:space="preserve">7. Ejercicio 4. Métricas de desempeño</w:t>
-      </w:r>
-    </w:p>
-    <w:p>
-      <w:pPr>
-        <w:spacing w:after="120"/>
-        <w:jc w:val="both"/>
-      </w:pPr>
-      <w:r>
-        <w:t xml:space="preserve">Las métricas combinan indicadores de </w:t>
-      </w:r>
-      <w:r>
-        <w:rPr>
-          <w:b/>
-          <w:bCs/>
-        </w:rPr>
-        <w:t xml:space="preserve">capacidad y confiabilidad</w:t>
-      </w:r>
-      <w:r>
-        <w:t xml:space="preserve"> del portal, las </w:t>
-      </w:r>
-      <w:r>
-        <w:rPr>
-          <w:b/>
-          <w:bCs/>
-        </w:rPr>
-        <w:t xml:space="preserve">métricas DORA</w:t>
-      </w:r>
-      <w:r>
-        <w:t xml:space="preserve"> de entrega de software (Forsgren et al., 2018) y los indicadores de </w:t>
-      </w:r>
-      <w:r>
-        <w:rPr>
-          <w:b/>
-          <w:bCs/>
-        </w:rPr>
-        <w:t xml:space="preserve">aprendizaje</w:t>
-      </w:r>
-      <w:r>
-        <w:t xml:space="preserve">. Todas las pruebas de carga se ejecutan con el mismo escenario k6 para que los resultados sean comparables:</w:t>
+        <w:t xml:space="preserve">Tabla 9. Métricas de desempeño del DevOps Dojo.</w:t>
       </w:r>
     </w:p>
     <w:tbl>
@@ -14922,7 +13244,7 @@
                 <w:sz w:val="18"/>
                 <w:szCs w:val="18"/>
               </w:rPr>
-              <w:t xml:space="preserve">Latencia p95 en el pico (OG)</w:t>
+              <w:t xml:space="preserve">Latencia p95 (OG)</w:t>
             </w:r>
           </w:p>
         </w:tc>
@@ -14954,7 +13276,7 @@
                 <w:sz w:val="18"/>
                 <w:szCs w:val="18"/>
               </w:rPr>
-              <w:t xml:space="preserve">Percentil 95 del tiempo de respuesta con 5 000 usuarios.</w:t>
+              <w:t xml:space="preserve">Percentil 95 del tiempo de respuesta durante la meseta de la prueba.</w:t>
             </w:r>
           </w:p>
         </w:tc>
@@ -14986,7 +13308,7 @@
                 <w:sz w:val="18"/>
                 <w:szCs w:val="18"/>
               </w:rPr>
-              <w:t xml:space="preserve">1 900 ms</w:t>
+              <w:t xml:space="preserve">1 900 ms con 5 000</w:t>
             </w:r>
           </w:p>
         </w:tc>
@@ -15018,7 +13340,7 @@
                 <w:sz w:val="18"/>
                 <w:szCs w:val="18"/>
               </w:rPr>
-              <w:t xml:space="preserve">&lt; 500 ms</w:t>
+              <w:t xml:space="preserve">&lt; 800 ms con 10 000</w:t>
             </w:r>
           </w:p>
         </w:tc>
@@ -16086,7 +14408,7 @@
                 <w:sz w:val="18"/>
                 <w:szCs w:val="18"/>
               </w:rPr>
-              <w:t xml:space="preserve">Tiempo de recuperación (OE7)</w:t>
+              <w:t xml:space="preserve">Tiempo de recuperación automática (OE7)</w:t>
             </w:r>
           </w:p>
         </w:tc>
@@ -16118,7 +14440,7 @@
                 <w:sz w:val="18"/>
                 <w:szCs w:val="18"/>
               </w:rPr>
-              <w:t xml:space="preserve">Mediana desde el fallo inyectado hasta el servicio normal.</w:t>
+              <w:t xml:space="preserve">Mediana desde el fallo inyectado hasta el servicio normal, sin intervención manual.</w:t>
             </w:r>
           </w:p>
         </w:tc>
@@ -16150,7 +14472,7 @@
                 <w:sz w:val="18"/>
                 <w:szCs w:val="18"/>
               </w:rPr>
-              <w:t xml:space="preserve">95 min</w:t>
+              <w:t xml:space="preserve">95 min (manual)</w:t>
             </w:r>
           </w:p>
         </w:tc>
@@ -16506,7 +14828,7 @@
                 <w:sz w:val="18"/>
                 <w:szCs w:val="18"/>
               </w:rPr>
-              <w:t xml:space="preserve">Prueba práctica final frente a inicial; asistencia; acciones a tiempo.</w:t>
+              <w:t xml:space="preserve">Puntuación de la prueba práctica (sección 7.1); asistencia; acciones a tiempo.</w:t>
             </w:r>
           </w:p>
         </w:tc>
@@ -16642,18 +14964,14 @@
     </w:tbl>
     <w:p>
       <w:pPr>
-        <w:spacing w:after="100" w:before="40"/>
-        <w:jc w:val="center"/>
+        <w:spacing w:after="0" w:before="0" w:line="200" w:lineRule="auto"/>
       </w:pPr>
       <w:r>
         <w:rPr>
-          <w:i/>
-          <w:iCs/>
-          <w:color w:val="404040"/>
-          <w:sz w:val="20"/>
-          <w:szCs w:val="20"/>
+          <w:sz w:val="10"/>
+          <w:szCs w:val="10"/>
         </w:rPr>
-        <w:t xml:space="preserve">Tabla 9. Métricas de desempeño del DevOps Dojo.</w:t>
+        <w:t xml:space="preserve"/>
       </w:r>
     </w:p>
     <w:p>
@@ -16670,78 +14988,37 @@
         <w:jc w:val="both"/>
       </w:pPr>
       <w:r>
-        <w:t xml:space="preserve">Los datos se extraerán automáticamente de k6, Prometheus, GitLab y Trivy hacia un panel compartido de Grafana; en la semana 1 se documentará la fórmula, la fuente y el responsable de cada indicador. El análisis se hará en tres niveles:</w:t>
-      </w:r>
-    </w:p>
-    <w:p>
-      <w:pPr>
-        <w:pStyle w:val="ListParagraph"/>
-        <w:numPr>
-          <w:ilvl w:val="0"/>
-          <w:numId w:val="2"/>
-        </w:numPr>
-        <w:spacing w:after="40"/>
-        <w:jc w:val="both"/>
-      </w:pPr>
+        <w:t xml:space="preserve">Los datos se extraerán automáticamente de k6, Prometheus, GitLab y Trivy hacia un panel de Grafana, y en la semana 1 se documentará la fórmula y el responsable de cada indicador. El análisis será </w:t>
+      </w:r>
       <w:r>
         <w:rPr>
           <w:b/>
           <w:bCs/>
         </w:rPr>
-        <w:t xml:space="preserve">Operativo (semanal):</w:t>
-      </w:r>
-      <w:r>
-        <w:t xml:space="preserve"> el equipo revisa los resultados de las pruebas y los fallos de la canalización en la retrospectiva.</w:t>
-      </w:r>
-    </w:p>
-    <w:p>
-      <w:pPr>
-        <w:pStyle w:val="ListParagraph"/>
-        <w:numPr>
-          <w:ilvl w:val="0"/>
-          <w:numId w:val="2"/>
-        </w:numPr>
-        <w:spacing w:after="40"/>
-        <w:jc w:val="both"/>
-      </w:pPr>
+        <w:t xml:space="preserve">semanal</w:t>
+      </w:r>
+      <w:r>
+        <w:t xml:space="preserve"> (el equipo revisa pruebas y fallos en la retrospectiva), </w:t>
+      </w:r>
       <w:r>
         <w:rPr>
           <w:b/>
           <w:bCs/>
         </w:rPr>
-        <w:t xml:space="preserve">Táctico (quincenal):</w:t>
-      </w:r>
-      <w:r>
-        <w:t xml:space="preserve"> el coordinador compara cada prueba de carga con la anterior; si un indicador no mejora, se analiza la causa antes de avanzar al siguiente bloque.</w:t>
-      </w:r>
-    </w:p>
-    <w:p>
-      <w:pPr>
-        <w:pStyle w:val="ListParagraph"/>
-        <w:numPr>
-          <w:ilvl w:val="0"/>
-          <w:numId w:val="2"/>
-        </w:numPr>
-        <w:spacing w:after="40"/>
-        <w:jc w:val="both"/>
-      </w:pPr>
+        <w:t xml:space="preserve">quincenal</w:t>
+      </w:r>
+      <w:r>
+        <w:t xml:space="preserve"> (el coordinador compara cada prueba con la anterior y, si un indicador no mejora, se analiza la causa antes de avanzar) y </w:t>
+      </w:r>
       <w:r>
         <w:rPr>
           <w:b/>
           <w:bCs/>
         </w:rPr>
-        <w:t xml:space="preserve">Estratégico (semana 12):</w:t>
-      </w:r>
-      <w:r>
-        <w:t xml:space="preserve"> el patrocinador decide la migración a producción si se cumplen las metas de usuarios, latencia, errores y recuperación.</w:t>
-      </w:r>
-    </w:p>
-    <w:p>
-      <w:pPr>
-        <w:pStyle w:val="Heading1"/>
-      </w:pPr>
-      <w:r>
-        <w:t xml:space="preserve">8. Ejercicio 4. Sistema de retroalimentación</w:t>
+        <w:t xml:space="preserve">final</w:t>
+      </w:r>
+      <w:r>
+        <w:t xml:space="preserve"> (el patrocinador decide la migración si se cumplen las metas).</w:t>
       </w:r>
     </w:p>
     <w:p>
@@ -16750,320 +15027,59 @@
         <w:jc w:val="both"/>
       </w:pPr>
       <w:r>
-        <w:t xml:space="preserve">El sistema sigue un ciclo de cinco pasos que se repite al terminar cada sesión:</w:t>
+        <w:t xml:space="preserve">La meta de recuperación inferior a un minuto se refiere a fallos que el sistema resuelve solo: las sondas retiran el pod fallido y las demás réplicas atienden el tráfico, y una elección de primario en MongoDB suele tardar unos 12 segundos (MongoDB, Inc., s. f.). Los fallos que requieren intervención humana se registran aparte.</w:t>
       </w:r>
     </w:p>
-    <w:tbl>
-      <w:tblPr>
-        <w:tblW w:type="dxa" w:w="9070"/>
-        <w:tblBorders>
-          <w:top w:val="single" w:color="auto" w:sz="4"/>
-          <w:left w:val="single" w:color="auto" w:sz="4"/>
-          <w:bottom w:val="single" w:color="auto" w:sz="4"/>
-          <w:right w:val="single" w:color="auto" w:sz="4"/>
-          <w:insideH w:val="single" w:color="auto" w:sz="4"/>
-          <w:insideV w:val="single" w:color="auto" w:sz="4"/>
-        </w:tblBorders>
-      </w:tblPr>
-      <w:tblGrid>
-        <w:gridCol w:w="1490"/>
-        <w:gridCol w:w="405"/>
-        <w:gridCol w:w="1490"/>
-        <w:gridCol w:w="405"/>
-        <w:gridCol w:w="1490"/>
-        <w:gridCol w:w="405"/>
-        <w:gridCol w:w="1490"/>
-        <w:gridCol w:w="405"/>
-        <w:gridCol w:w="1490"/>
-      </w:tblGrid>
-      <w:tr>
-        <w:tc>
-          <w:tcPr>
-            <w:tcW w:type="dxa" w:w="1490"/>
-            <w:tcBorders>
-              <w:top w:val="single" w:color="8EA9C1" w:sz="4"/>
-              <w:left w:val="single" w:color="8EA9C1" w:sz="4"/>
-              <w:bottom w:val="single" w:color="8EA9C1" w:sz="4"/>
-              <w:right w:val="single" w:color="8EA9C1" w:sz="4"/>
-            </w:tcBorders>
-            <w:shd w:fill="DCE6F1" w:color="auto" w:val="clear"/>
-            <w:tcMar>
-              <w:top w:type="dxa" w:w="50"/>
-              <w:left w:type="dxa" w:w="80"/>
-              <w:bottom w:type="dxa" w:w="50"/>
-              <w:right w:type="dxa" w:w="80"/>
-            </w:tcMar>
-            <w:vAlign w:val="center"/>
-          </w:tcPr>
-          <w:p>
-            <w:pPr>
-              <w:spacing w:after="0" w:before="0" w:line="240"/>
-              <w:jc w:val="center"/>
-            </w:pPr>
-            <w:r>
-              <w:rPr>
-                <w:b/>
-                <w:bCs/>
-                <w:sz w:val="18"/>
-                <w:szCs w:val="18"/>
-              </w:rPr>
-              <w:t xml:space="preserve">1. Recolectar</w:t>
-            </w:r>
-          </w:p>
-        </w:tc>
-        <w:tc>
-          <w:tcPr>
-            <w:tcW w:type="dxa" w:w="405"/>
-            <w:tcBorders>
-              <w:top w:val="none"/>
-              <w:left w:val="single" w:color="8EA9C1" w:sz="4"/>
-              <w:bottom w:val="none"/>
-              <w:right w:val="single" w:color="8EA9C1" w:sz="4"/>
-            </w:tcBorders>
-            <w:vAlign w:val="center"/>
-          </w:tcPr>
-          <w:p>
-            <w:pPr>
-              <w:spacing w:after="0" w:before="0" w:line="240"/>
-              <w:jc w:val="center"/>
-            </w:pPr>
-            <w:r>
-              <w:rPr>
-                <w:b/>
-                <w:bCs/>
-                <w:color w:val="1F4E79"/>
-                <w:sz w:val="28"/>
-                <w:szCs w:val="28"/>
-              </w:rPr>
-              <w:t xml:space="preserve">→</w:t>
-            </w:r>
-          </w:p>
-        </w:tc>
-        <w:tc>
-          <w:tcPr>
-            <w:tcW w:type="dxa" w:w="1490"/>
-            <w:tcBorders>
-              <w:top w:val="single" w:color="8EA9C1" w:sz="4"/>
-              <w:left w:val="single" w:color="8EA9C1" w:sz="4"/>
-              <w:bottom w:val="single" w:color="8EA9C1" w:sz="4"/>
-              <w:right w:val="single" w:color="8EA9C1" w:sz="4"/>
-            </w:tcBorders>
-            <w:shd w:fill="DCE6F1" w:color="auto" w:val="clear"/>
-            <w:tcMar>
-              <w:top w:type="dxa" w:w="50"/>
-              <w:left w:type="dxa" w:w="80"/>
-              <w:bottom w:type="dxa" w:w="50"/>
-              <w:right w:type="dxa" w:w="80"/>
-            </w:tcMar>
-            <w:vAlign w:val="center"/>
-          </w:tcPr>
-          <w:p>
-            <w:pPr>
-              <w:spacing w:after="0" w:before="0" w:line="240"/>
-              <w:jc w:val="center"/>
-            </w:pPr>
-            <w:r>
-              <w:rPr>
-                <w:b/>
-                <w:bCs/>
-                <w:sz w:val="18"/>
-                <w:szCs w:val="18"/>
-              </w:rPr>
-              <w:t xml:space="preserve">2. Consolidar</w:t>
-            </w:r>
-          </w:p>
-        </w:tc>
-        <w:tc>
-          <w:tcPr>
-            <w:tcW w:type="dxa" w:w="405"/>
-            <w:tcBorders>
-              <w:top w:val="none"/>
-              <w:left w:val="single" w:color="8EA9C1" w:sz="4"/>
-              <w:bottom w:val="none"/>
-              <w:right w:val="single" w:color="8EA9C1" w:sz="4"/>
-            </w:tcBorders>
-            <w:vAlign w:val="center"/>
-          </w:tcPr>
-          <w:p>
-            <w:pPr>
-              <w:spacing w:after="0" w:before="0" w:line="240"/>
-              <w:jc w:val="center"/>
-            </w:pPr>
-            <w:r>
-              <w:rPr>
-                <w:b/>
-                <w:bCs/>
-                <w:color w:val="1F4E79"/>
-                <w:sz w:val="28"/>
-                <w:szCs w:val="28"/>
-              </w:rPr>
-              <w:t xml:space="preserve">→</w:t>
-            </w:r>
-          </w:p>
-        </w:tc>
-        <w:tc>
-          <w:tcPr>
-            <w:tcW w:type="dxa" w:w="1490"/>
-            <w:tcBorders>
-              <w:top w:val="single" w:color="8EA9C1" w:sz="4"/>
-              <w:left w:val="single" w:color="8EA9C1" w:sz="4"/>
-              <w:bottom w:val="single" w:color="8EA9C1" w:sz="4"/>
-              <w:right w:val="single" w:color="8EA9C1" w:sz="4"/>
-            </w:tcBorders>
-            <w:shd w:fill="DCE6F1" w:color="auto" w:val="clear"/>
-            <w:tcMar>
-              <w:top w:type="dxa" w:w="50"/>
-              <w:left w:type="dxa" w:w="80"/>
-              <w:bottom w:type="dxa" w:w="50"/>
-              <w:right w:type="dxa" w:w="80"/>
-            </w:tcMar>
-            <w:vAlign w:val="center"/>
-          </w:tcPr>
-          <w:p>
-            <w:pPr>
-              <w:spacing w:after="0" w:before="0" w:line="240"/>
-              <w:jc w:val="center"/>
-            </w:pPr>
-            <w:r>
-              <w:rPr>
-                <w:b/>
-                <w:bCs/>
-                <w:sz w:val="18"/>
-                <w:szCs w:val="18"/>
-              </w:rPr>
-              <w:t xml:space="preserve">3. Analizar y priorizar</w:t>
-            </w:r>
-          </w:p>
-        </w:tc>
-        <w:tc>
-          <w:tcPr>
-            <w:tcW w:type="dxa" w:w="405"/>
-            <w:tcBorders>
-              <w:top w:val="none"/>
-              <w:left w:val="single" w:color="8EA9C1" w:sz="4"/>
-              <w:bottom w:val="none"/>
-              <w:right w:val="single" w:color="8EA9C1" w:sz="4"/>
-            </w:tcBorders>
-            <w:vAlign w:val="center"/>
-          </w:tcPr>
-          <w:p>
-            <w:pPr>
-              <w:spacing w:after="0" w:before="0" w:line="240"/>
-              <w:jc w:val="center"/>
-            </w:pPr>
-            <w:r>
-              <w:rPr>
-                <w:b/>
-                <w:bCs/>
-                <w:color w:val="1F4E79"/>
-                <w:sz w:val="28"/>
-                <w:szCs w:val="28"/>
-              </w:rPr>
-              <w:t xml:space="preserve">→</w:t>
-            </w:r>
-          </w:p>
-        </w:tc>
-        <w:tc>
-          <w:tcPr>
-            <w:tcW w:type="dxa" w:w="1490"/>
-            <w:tcBorders>
-              <w:top w:val="single" w:color="8EA9C1" w:sz="4"/>
-              <w:left w:val="single" w:color="8EA9C1" w:sz="4"/>
-              <w:bottom w:val="single" w:color="8EA9C1" w:sz="4"/>
-              <w:right w:val="single" w:color="8EA9C1" w:sz="4"/>
-            </w:tcBorders>
-            <w:shd w:fill="DCE6F1" w:color="auto" w:val="clear"/>
-            <w:tcMar>
-              <w:top w:type="dxa" w:w="50"/>
-              <w:left w:type="dxa" w:w="80"/>
-              <w:bottom w:type="dxa" w:w="50"/>
-              <w:right w:type="dxa" w:w="80"/>
-            </w:tcMar>
-            <w:vAlign w:val="center"/>
-          </w:tcPr>
-          <w:p>
-            <w:pPr>
-              <w:spacing w:after="0" w:before="0" w:line="240"/>
-              <w:jc w:val="center"/>
-            </w:pPr>
-            <w:r>
-              <w:rPr>
-                <w:b/>
-                <w:bCs/>
-                <w:sz w:val="18"/>
-                <w:szCs w:val="18"/>
-              </w:rPr>
-              <w:t xml:space="preserve">4. Aplicar</w:t>
-            </w:r>
-          </w:p>
-        </w:tc>
-        <w:tc>
-          <w:tcPr>
-            <w:tcW w:type="dxa" w:w="405"/>
-            <w:tcBorders>
-              <w:top w:val="none"/>
-              <w:left w:val="single" w:color="8EA9C1" w:sz="4"/>
-              <w:bottom w:val="none"/>
-              <w:right w:val="single" w:color="8EA9C1" w:sz="4"/>
-            </w:tcBorders>
-            <w:vAlign w:val="center"/>
-          </w:tcPr>
-          <w:p>
-            <w:pPr>
-              <w:spacing w:after="0" w:before="0" w:line="240"/>
-              <w:jc w:val="center"/>
-            </w:pPr>
-            <w:r>
-              <w:rPr>
-                <w:b/>
-                <w:bCs/>
-                <w:color w:val="1F4E79"/>
-                <w:sz w:val="28"/>
-                <w:szCs w:val="28"/>
-              </w:rPr>
-              <w:t xml:space="preserve">→</w:t>
-            </w:r>
-          </w:p>
-        </w:tc>
-        <w:tc>
-          <w:tcPr>
-            <w:tcW w:type="dxa" w:w="1490"/>
-            <w:tcBorders>
-              <w:top w:val="single" w:color="8EA9C1" w:sz="4"/>
-              <w:left w:val="single" w:color="8EA9C1" w:sz="4"/>
-              <w:bottom w:val="single" w:color="8EA9C1" w:sz="4"/>
-              <w:right w:val="single" w:color="8EA9C1" w:sz="4"/>
-            </w:tcBorders>
-            <w:shd w:fill="DCE6F1" w:color="auto" w:val="clear"/>
-            <w:tcMar>
-              <w:top w:type="dxa" w:w="50"/>
-              <w:left w:type="dxa" w:w="80"/>
-              <w:bottom w:type="dxa" w:w="50"/>
-              <w:right w:type="dxa" w:w="80"/>
-            </w:tcMar>
-            <w:vAlign w:val="center"/>
-          </w:tcPr>
-          <w:p>
-            <w:pPr>
-              <w:spacing w:after="0" w:before="0" w:line="240"/>
-              <w:jc w:val="center"/>
-            </w:pPr>
-            <w:r>
-              <w:rPr>
-                <w:b/>
-                <w:bCs/>
-                <w:sz w:val="18"/>
-                <w:szCs w:val="18"/>
-              </w:rPr>
-              <w:t xml:space="preserve">5. Verificar</w:t>
-            </w:r>
-          </w:p>
-        </w:tc>
-      </w:tr>
-    </w:tbl>
     <w:p>
       <w:pPr>
-        <w:spacing w:after="100" w:before="40"/>
+        <w:spacing w:after="120"/>
+        <w:jc w:val="both"/>
+      </w:pPr>
+      <w:r>
+        <w:t xml:space="preserve">Las competencias se miden con una </w:t>
+      </w:r>
+      <w:r>
+        <w:rPr>
+          <w:b/>
+          <w:bCs/>
+        </w:rPr>
+        <w:t xml:space="preserve">prueba práctica de 2 horas</w:t>
+      </w:r>
+      <w:r>
+        <w:t xml:space="preserve"> en las semanas 1 y 12, con cinco tareas equivalentes: diagnosticar un cuello de botella, optimizar una consulta con </w:t>
+      </w:r>
+      <w:r>
+        <w:rPr>
+          <w:i/>
+          <w:iCs/>
+        </w:rPr>
+        <w:t xml:space="preserve">explain()</w:t>
+      </w:r>
+      <w:r>
+        <w:t xml:space="preserve">, desplegar y revertir con Helm, configurar el HPA y resolver una incidencia. Cada tarea se califica de 0 a 4 (0: no la resuelve; 1: con ayuda constante; 2: con ayuda puntual; 3: sin ayuda; 4: sin ayuda y justificando sus decisiones). El mentor y el coordinador califican juntos; la meta es que la media del grupo suba al menos un 25 %.</w:t>
+      </w:r>
+    </w:p>
+    <w:p>
+      <w:pPr>
+        <w:pStyle w:val="Heading1"/>
+      </w:pPr>
+      <w:r>
+        <w:t xml:space="preserve">8. Ejercicio 4. Sistema de retroalimentación</w:t>
+      </w:r>
+    </w:p>
+    <w:p>
+      <w:pPr>
+        <w:spacing w:after="120"/>
+        <w:jc w:val="both"/>
+      </w:pPr>
+      <w:r>
+        <w:t xml:space="preserve">El sistema sigue un ciclo de cinco pasos que se repite al terminar cada sesión:</w:t>
+      </w:r>
+    </w:p>
+    <w:p>
+      <w:pPr>
+        <w:keepNext/>
+        <w:spacing w:after="60" w:before="120"/>
         <w:jc w:val="center"/>
       </w:pPr>
       <w:r>
@@ -17079,6 +15095,53 @@
     </w:p>
     <w:p>
       <w:pPr>
+        <w:keepNext/>
+        <w:spacing w:after="0" w:before="60" w:line="240" w:lineRule="auto"/>
+        <w:jc w:val="center"/>
+      </w:pPr>
+      <w:r>
+        <w:drawing>
+          <wp:inline distT="0" distB="0" distL="0" distR="0">
+            <wp:extent cx="5143500" cy="857250"/>
+            <wp:effectExtent t="0" r="0" b="0" l="0"/>
+            <wp:docPr id="1" name="" descr="" title=""/>
+            <wp:cNvGraphicFramePr>
+              <a:graphicFrameLocks xmlns:a="http://schemas.openxmlformats.org/drawingml/2006/main" noChangeAspect="1"/>
+            </wp:cNvGraphicFramePr>
+            <a:graphic xmlns:a="http://schemas.openxmlformats.org/drawingml/2006/main">
+              <a:graphicData uri="http://schemas.openxmlformats.org/drawingml/2006/picture">
+                <pic:pic xmlns:pic="http://schemas.openxmlformats.org/drawingml/2006/picture">
+                  <pic:nvPicPr>
+                    <pic:cNvPr id="0" name="" descr=""/>
+                    <pic:cNvPicPr>
+                      <a:picLocks noChangeAspect="1" noChangeArrowheads="1"/>
+                    </pic:cNvPicPr>
+                  </pic:nvPicPr>
+                  <pic:blipFill>
+                    <a:blip r:embed="rId9" cstate="none"/>
+                    <a:srcRect/>
+                    <a:stretch>
+                      <a:fillRect/>
+                    </a:stretch>
+                  </pic:blipFill>
+                  <pic:spPr bwMode="auto">
+                    <a:xfrm>
+                      <a:off x="0" y="0"/>
+                      <a:ext cx="5143500" cy="857250"/>
+                    </a:xfrm>
+                    <a:prstGeom prst="rect">
+                      <a:avLst/>
+                    </a:prstGeom>
+                  </pic:spPr>
+                </pic:pic>
+              </a:graphicData>
+            </a:graphic>
+          </wp:inline>
+        </w:drawing>
+      </w:r>
+    </w:p>
+    <w:p>
+      <w:pPr>
         <w:pStyle w:val="Heading2"/>
       </w:pPr>
       <w:r>
@@ -17091,7 +15154,17 @@
         <w:jc w:val="both"/>
       </w:pPr>
       <w:r>
-        <w:t xml:space="preserve">Al cierre de cada sesión, los participantes responden una </w:t>
+        <w:t xml:space="preserve">Al cierre de cada sesión se hace una </w:t>
+      </w:r>
+      <w:r>
+        <w:rPr>
+          <w:b/>
+          <w:bCs/>
+        </w:rPr>
+        <w:t xml:space="preserve">retrospectiva</w:t>
+      </w:r>
+      <w:r>
+        <w:t xml:space="preserve"> (¿qué funcionó?, ¿qué nos dificultó? y ¿qué cambiamos?) y cada participante responde una </w:t>
       </w:r>
       <w:r>
         <w:rPr>
@@ -17101,7 +15174,24 @@
         <w:t xml:space="preserve">encuesta anónima de 3 minutos</w:t>
       </w:r>
       <w:r>
-        <w:t xml:space="preserve"> con una escala del 1 (muy en desacuerdo) al 5 (muy de acuerdo):</w:t>
+        <w:t xml:space="preserve">, con escala del 1 (muy en desacuerdo) al 5 (muy de acuerdo):</w:t>
+      </w:r>
+    </w:p>
+    <w:p>
+      <w:pPr>
+        <w:keepNext/>
+        <w:spacing w:after="60" w:before="120"/>
+        <w:jc w:val="center"/>
+      </w:pPr>
+      <w:r>
+        <w:rPr>
+          <w:i/>
+          <w:iCs/>
+          <w:color w:val="404040"/>
+          <w:sz w:val="20"/>
+          <w:szCs w:val="20"/>
+        </w:rPr>
+        <w:t xml:space="preserve">Tabla 10. Encuesta de cierre de sesión.</w:t>
       </w:r>
     </w:p>
     <w:tbl>
@@ -17831,18 +15921,22 @@
     </w:tbl>
     <w:p>
       <w:pPr>
-        <w:spacing w:after="100" w:before="40"/>
-        <w:jc w:val="center"/>
+        <w:spacing w:after="0" w:before="0" w:line="200" w:lineRule="auto"/>
       </w:pPr>
       <w:r>
         <w:rPr>
-          <w:i/>
-          <w:iCs/>
-          <w:color w:val="404040"/>
-          <w:sz w:val="20"/>
-          <w:szCs w:val="20"/>
+          <w:sz w:val="10"/>
+          <w:szCs w:val="10"/>
         </w:rPr>
-        <w:t xml:space="preserve">Tabla 10. Encuesta de cierre de sesión.</w:t>
+        <w:t xml:space="preserve"/>
+      </w:r>
+    </w:p>
+    <w:p>
+      <w:pPr>
+        <w:pStyle w:val="Heading2"/>
+      </w:pPr>
+      <w:r>
+        <w:t xml:space="preserve">8.2. Análisis y reglas de ajuste</w:t>
       </w:r>
     </w:p>
     <w:p>
@@ -17851,54 +15945,7 @@
         <w:jc w:val="both"/>
       </w:pPr>
       <w:r>
-        <w:t xml:space="preserve">Se complementa con la </w:t>
-      </w:r>
-      <w:r>
-        <w:rPr>
-          <w:b/>
-          <w:bCs/>
-        </w:rPr>
-        <w:t xml:space="preserve">retrospectiva</w:t>
-      </w:r>
-      <w:r>
-        <w:t xml:space="preserve"> (¿qué funcionó?, ¿qué nos dificultó? y ¿qué cambiamos?), el registro de obstáculos del </w:t>
-      </w:r>
-      <w:r>
-        <w:rPr>
-          <w:b/>
-          <w:bCs/>
-        </w:rPr>
-        <w:t xml:space="preserve">tablero</w:t>
-      </w:r>
-      <w:r>
-        <w:t xml:space="preserve"> y la </w:t>
-      </w:r>
-      <w:r>
-        <w:rPr>
-          <w:b/>
-          <w:bCs/>
-        </w:rPr>
-        <w:t xml:space="preserve">revisión de entregables</w:t>
-      </w:r>
-      <w:r>
-        <w:t xml:space="preserve">.</w:t>
-      </w:r>
-    </w:p>
-    <w:p>
-      <w:pPr>
-        <w:pStyle w:val="Heading2"/>
-      </w:pPr>
-      <w:r>
-        <w:t xml:space="preserve">8.2. Análisis y reglas de ajuste</w:t>
-      </w:r>
-    </w:p>
-    <w:p>
-      <w:pPr>
-        <w:spacing w:after="120"/>
-        <w:jc w:val="both"/>
-      </w:pPr>
-      <w:r>
-        <w:t xml:space="preserve">El coordinador consolida los resultados en 24 horas, calcula la media de cada pregunta y agrupa los comentarios por categoría. Se aplican estas reglas:</w:t>
+        <w:t xml:space="preserve">El coordinador consolida los resultados en 24 horas y aplica estas reglas:</w:t>
       </w:r>
     </w:p>
     <w:p>
@@ -18021,7 +16068,7 @@
         <w:t xml:space="preserve">un máximo de tres acciones</w:t>
       </w:r>
       <w:r>
-        <w:t xml:space="preserve"> (problema, acción, responsable, fecha y evidencia), que se verifican al inicio de la sesión siguiente. El patrocinador recibe un informe quincenal. El sistema será eficaz si el 80 % responde cada encuesta, el 80 % de las acciones se completa a tiempo y la media de la encuesta aumenta a lo largo del programa.</w:t>
+        <w:t xml:space="preserve"> (problema, acción, responsable, fecha y evidencia), que se verifican al inicio de la sesión siguiente. El sistema será eficaz si el 80 % responde cada encuesta, el 80 % de las acciones se cumple a tiempo y la media de la encuesta sube a lo largo del programa.</w:t>
       </w:r>
     </w:p>
     <w:p>
@@ -18038,7 +16085,7 @@
         <w:jc w:val="both"/>
       </w:pPr>
       <w:r>
-        <w:t xml:space="preserve">Organizar el Dojo alrededor de un reto real, la caída del portal por encima de los 5 000 usuarios, hace que cada sesión produzca un avance medible sobre un problema del negocio. La propuesta parte de una idea central: </w:t>
+        <w:t xml:space="preserve">Organizar el Dojo alrededor de un reto real hace que cada sesión produzca un avance medible sobre un problema del negocio. La idea central es que </w:t>
       </w:r>
       <w:r>
         <w:rPr>
@@ -18048,7 +16095,7 @@
         <w:t xml:space="preserve">Kubernetes por sí solo no resuelve el problema</w:t>
       </w:r>
       <w:r>
-        <w:t xml:space="preserve">. Si se escalara la aplicación sin optimizar MongoDB, el aumento de pods multiplicaría las conexiones y la base de datos caería antes. Por eso el cronograma avanza de forma progresiva: medir, optimizar, contenerizar, orquestar, escalar y comprobar la resiliencia, con objetivos SMART, un equipo multidisciplinario que incluye al DBA y un alcance delimitado a pre-producción.</w:t>
+        <w:t xml:space="preserve">: sin optimizar MongoDB, más pods solo significarían más conexiones y caídas más rápidas. Por eso el cronograma avanza de medir a optimizar, orquestar, escalar y comprobar la resiliencia.</w:t>
       </w:r>
     </w:p>
     <w:p>
@@ -18057,7 +16104,7 @@
         <w:jc w:val="both"/>
       </w:pPr>
       <w:r>
-        <w:t xml:space="preserve">Las métricas permitirán demostrar con datos si se alcanzan los 10 000 usuarios, y la retroalimentación corregirá el programa cada semana. Se recomienda aprobar la migración a producción solo si se cumplen las metas, y realizarla de forma gradual.</w:t>
+        <w:t xml:space="preserve">Las métricas permitirán demostrar si se alcanzan los 10 000 usuarios y la retroalimentación corregirá el programa cada semana; la migración a producción solo debería aprobarse si se cumplen las metas.</w:t>
       </w:r>
     </w:p>
     <w:p>
@@ -18070,7 +16117,7 @@
     </w:p>
     <w:p>
       <w:pPr>
-        <w:spacing w:after="100" w:line="240" w:lineRule="auto"/>
+        <w:spacing w:after="60" w:line="240" w:lineRule="auto"/>
         <w:ind w:left="720" w:hanging="720"/>
         <w:jc w:val="left"/>
       </w:pPr>
@@ -18087,7 +16134,7 @@
       <w:r>
         <w:t xml:space="preserve">. Google Cloud. </w:t>
       </w:r>
-      <w:hyperlink w:history="1" r:id="rIdyfi_pkelrivxhyndkizyg">
+      <w:hyperlink w:history="1" r:id="rIdws0la80kycv3xew168whx">
         <w:r>
           <w:rPr>
             <w:rStyle w:val="Hyperlink"/>
@@ -18098,7 +16145,7 @@
     </w:p>
     <w:p>
       <w:pPr>
-        <w:spacing w:after="100" w:line="240" w:lineRule="auto"/>
+        <w:spacing w:after="60" w:line="240" w:lineRule="auto"/>
         <w:ind w:left="720" w:hanging="720"/>
         <w:jc w:val="left"/>
       </w:pPr>
@@ -18118,7 +16165,7 @@
     </w:p>
     <w:p>
       <w:pPr>
-        <w:spacing w:after="100" w:line="240" w:lineRule="auto"/>
+        <w:spacing w:after="60" w:line="240" w:lineRule="auto"/>
         <w:ind w:left="720" w:hanging="720"/>
         <w:jc w:val="left"/>
       </w:pPr>
@@ -18138,7 +16185,7 @@
     </w:p>
     <w:p>
       <w:pPr>
-        <w:spacing w:after="100" w:line="240" w:lineRule="auto"/>
+        <w:spacing w:after="60" w:line="240" w:lineRule="auto"/>
         <w:ind w:left="720" w:hanging="720"/>
         <w:jc w:val="left"/>
       </w:pPr>
@@ -18155,7 +16202,7 @@
       <w:r>
         <w:t xml:space="preserve">. </w:t>
       </w:r>
-      <w:hyperlink w:history="1" r:id="rId5yee_iqocrkir0psh4czb">
+      <w:hyperlink w:history="1" r:id="rId8zsoftas3hz2w_lgcddoz">
         <w:r>
           <w:rPr>
             <w:rStyle w:val="Hyperlink"/>
@@ -18166,7 +16213,7 @@
     </w:p>
     <w:p>
       <w:pPr>
-        <w:spacing w:after="100" w:line="240" w:lineRule="auto"/>
+        <w:spacing w:after="60" w:line="240" w:lineRule="auto"/>
         <w:ind w:left="720" w:hanging="720"/>
         <w:jc w:val="left"/>
       </w:pPr>
@@ -18183,7 +16230,7 @@
       <w:r>
         <w:t xml:space="preserve">. MongoDB Manual. Recuperado el 28 de octubre de 2026, de </w:t>
       </w:r>
-      <w:hyperlink w:history="1" r:id="rIdmnmuykpoqptbam0liv_gc">
+      <w:hyperlink w:history="1" r:id="rIdt7qz5akp4zvpfsx34xlfw">
         <w:r>
           <w:rPr>
             <w:rStyle w:val="Hyperlink"/>
@@ -18194,7 +16241,7 @@
     </w:p>
     <w:p>
       <w:pPr>
-        <w:spacing w:after="100" w:line="240" w:lineRule="auto"/>
+        <w:spacing w:after="60" w:line="240" w:lineRule="auto"/>
         <w:ind w:left="720" w:hanging="720"/>
         <w:jc w:val="left"/>
       </w:pPr>
@@ -18211,7 +16258,7 @@
       <w:r>
         <w:t xml:space="preserve">. Kubernetes Documentation. Recuperado el 28 de octubre de 2026, de </w:t>
       </w:r>
-      <w:hyperlink w:history="1" r:id="rIdaandxdzs9gbg-jjkgejsf">
+      <w:hyperlink w:history="1" r:id="rIdvcujtbhaxt3d2mnao4s3g">
         <w:r>
           <w:rPr>
             <w:rStyle w:val="Hyperlink"/>
@@ -18223,7 +16270,7 @@
     <w:sectPr>
       <w:footerReference w:type="default" r:id="rId7"/>
       <w:pgSz w:w="11906" w:h="16838" w:orient="portrait"/>
-      <w:pgMar w:top="1418" w:right="1418" w:bottom="1418" w:left="1418" w:header="708" w:footer="708" w:gutter="0"/>
+      <w:pgMar w:top="1134" w:right="1418" w:bottom="1134" w:left="1418" w:header="708" w:footer="708" w:gutter="0"/>
       <w:pgNumType w:start="1"/>
       <w:docGrid w:linePitch="360"/>
     </w:sectPr>
